--- a/Deep_Learning_Systems_Analysis_Report.docx
+++ b/Deep_Learning_Systems_Analysis_Report.docx
@@ -1,13 +1,15 @@
 
 <file path=word/document.xml><?xml version="1.0" encoding="utf-8"?>
-<w:document xmlns:wpc="http://schemas.microsoft.com/office/word/2010/wordprocessingCanvas" xmlns:cx="http://schemas.microsoft.com/office/drawing/2014/chartex" xmlns:cx1="http://schemas.microsoft.com/office/drawing/2015/9/8/chartex" xmlns:cx2="http://schemas.microsoft.com/office/drawing/2015/10/21/chartex" xmlns:cx3="http://schemas.microsoft.com/office/drawing/2016/5/9/chartex" xmlns:cx4="http://schemas.microsoft.com/office/drawing/2016/5/10/chartex" xmlns:cx5="http://schemas.microsoft.com/office/drawing/2016/5/11/chartex" xmlns:cx6="http://schemas.microsoft.com/office/drawing/2016/5/12/chartex" xmlns:cx7="http://schemas.microsoft.com/office/drawing/2016/5/13/chartex" xmlns:cx8="http://schemas.microsoft.com/office/drawing/2016/5/14/chartex" xmlns:mc="http://schemas.openxmlformats.org/markup-compatibility/2006" xmlns:aink="http://schemas.microsoft.com/office/drawing/2016/ink" xmlns:am3d="http://schemas.microsoft.com/office/drawing/2017/model3d" xmlns:o="urn:schemas-microsoft-com:office:office" xmlns:oel="http://schemas.microsoft.com/office/2019/extlst" xmlns:r="http://schemas.openxmlformats.org/officeDocument/2006/relationships" xmlns:m="http://schemas.openxmlformats.org/officeDocument/2006/math" xmlns:v="urn:schemas-microsoft-com:vml" xmlns:wp14="http://schemas.microsoft.com/office/word/2010/wordprocessingDrawing" xmlns:wp="http://schemas.openxmlformats.org/drawingml/2006/wordprocessingDrawing" xmlns:w10="urn:schemas-microsoft-com:office:word" xmlns:w="http://schemas.openxmlformats.org/wordprocessingml/2006/main" xmlns:w14="http://schemas.microsoft.com/office/word/2010/wordml" xmlns:w15="http://schemas.microsoft.com/office/word/2012/wordml" xmlns:w16cex="http://schemas.microsoft.com/office/word/2018/wordml/cex" xmlns:w16cid="http://schemas.microsoft.com/office/word/2016/wordml/cid" xmlns:w16="http://schemas.microsoft.com/office/word/2018/wordml" xmlns:w16du="http://schemas.microsoft.com/office/word/2023/wordml/word16du" xmlns:w16sdtdh="http://schemas.microsoft.com/office/word/2020/wordml/sdtdatahash" xmlns:w16sdtfl="http://schemas.microsoft.com/office/word/2024/wordml/sdtformatlock" xmlns:w16se="http://schemas.microsoft.com/office/word/2015/wordml/symex" xmlns:wpg="http://schemas.microsoft.com/office/word/2010/wordprocessingGroup" xmlns:wpi="http://schemas.microsoft.com/office/word/2010/wordprocessingInk" xmlns:wne="http://schemas.microsoft.com/office/word/2006/wordml" xmlns:wps="http://schemas.microsoft.com/office/word/2010/wordprocessingShape" mc:Ignorable="w14 w15 w16se w16cid w16 w16cex w16sdtdh w16sdtfl w16du wp14">
+<w:document xmlns:o="urn:schemas-microsoft-com:office:office" xmlns:r="http://schemas.openxmlformats.org/officeDocument/2006/relationships" xmlns:v="urn:schemas-microsoft-com:vml" xmlns:w="http://schemas.openxmlformats.org/wordprocessingml/2006/main" xmlns:w10="urn:schemas-microsoft-com:office:word" xmlns:wp="http://schemas.openxmlformats.org/drawingml/2006/wordprocessingDrawing" xmlns:wps="http://schemas.microsoft.com/office/word/2010/wordprocessingShape" xmlns:wpg="http://schemas.microsoft.com/office/word/2010/wordprocessingGroup" xmlns:mc="http://schemas.openxmlformats.org/markup-compatibility/2006" xmlns:wp14="http://schemas.microsoft.com/office/word/2010/wordprocessingDrawing" xmlns:w14="http://schemas.microsoft.com/office/word/2010/wordml" xmlns:w15="http://schemas.microsoft.com/office/word/2012/wordml" mc:Ignorable="w14 wp14 w15">
   <w:body>
     <w:p>
       <w:pPr>
+        <w:pStyle w:val="Normal"/>
         <w:tabs>
-          <w:tab w:val="left" w:pos="1440"/>
+          <w:tab w:val="clear" w:pos="720"/>
+          <w:tab w:val="left" w:pos="1440" w:leader="none"/>
         </w:tabs>
-        <w:spacing w:before="3600" w:line="480" w:lineRule="auto"/>
+        <w:spacing w:lineRule="auto" w:line="480" w:before="3600" w:after="0"/>
         <w:jc w:val="center"/>
         <w:rPr>
           <w:b/>
@@ -17,82 +19,101 @@
         <w:rPr>
           <w:b/>
         </w:rPr>
-        <w:t>Your Full Title Goes Here</w:t>
-      </w:r>
-    </w:p>
-    <w:p>
-      <w:pPr>
-        <w:spacing w:line="480" w:lineRule="auto"/>
+        <w:t>Light Weight Semantic Segmentation for Mars Navigation</w:t>
+      </w:r>
+    </w:p>
+    <w:p>
+      <w:pPr>
+        <w:pStyle w:val="Normal"/>
+        <w:spacing w:lineRule="auto" w:line="480"/>
         <w:jc w:val="center"/>
-      </w:pPr>
-    </w:p>
-    <w:p>
-      <w:pPr>
-        <w:spacing w:line="480" w:lineRule="auto"/>
+        <w:rPr/>
+      </w:pPr>
+      <w:r>
+        <w:rPr/>
+      </w:r>
+    </w:p>
+    <w:p>
+      <w:pPr>
+        <w:pStyle w:val="Normal"/>
+        <w:spacing w:lineRule="auto" w:line="480"/>
         <w:jc w:val="center"/>
-      </w:pPr>
-      <w:r>
-        <w:t>Your Name Here</w:t>
-      </w:r>
-    </w:p>
-    <w:p>
-      <w:pPr>
-        <w:spacing w:line="480" w:lineRule="auto"/>
+        <w:rPr/>
+      </w:pPr>
+      <w:r>
+        <w:rPr/>
+        <w:t>Gene Foxwell</w:t>
+      </w:r>
+    </w:p>
+    <w:p>
+      <w:pPr>
+        <w:pStyle w:val="Normal"/>
+        <w:spacing w:lineRule="auto" w:line="480"/>
         <w:jc w:val="center"/>
-      </w:pPr>
-      <w:r>
-        <w:t>Antioch University Santa Barbara</w:t>
-      </w:r>
-    </w:p>
-    <w:p>
-      <w:pPr>
-        <w:spacing w:line="480" w:lineRule="auto"/>
+        <w:rPr/>
+      </w:pPr>
+      <w:r>
+        <w:rPr/>
+        <w:t>Woolf University / Udacity School of Artificial Intelligence</w:t>
+      </w:r>
+    </w:p>
+    <w:p>
+      <w:pPr>
+        <w:pStyle w:val="Normal"/>
+        <w:spacing w:lineRule="auto" w:line="480"/>
         <w:jc w:val="center"/>
-      </w:pPr>
-      <w:r>
-        <w:t xml:space="preserve">Course Name &amp; Number </w:t>
-      </w:r>
-    </w:p>
-    <w:p>
-      <w:pPr>
-        <w:spacing w:line="480" w:lineRule="auto"/>
+        <w:rPr/>
+      </w:pPr>
+      <w:r>
+        <w:rPr/>
+        <w:t>Deep Learning Systems</w:t>
+      </w:r>
+    </w:p>
+    <w:p>
+      <w:pPr>
+        <w:pStyle w:val="Normal"/>
+        <w:spacing w:lineRule="auto" w:line="480"/>
         <w:jc w:val="center"/>
-      </w:pPr>
-      <w:r>
-        <w:t xml:space="preserve">Instructor </w:t>
-      </w:r>
-    </w:p>
-    <w:p>
-      <w:pPr>
-        <w:spacing w:line="480" w:lineRule="auto"/>
+        <w:rPr/>
+      </w:pPr>
+      <w:r>
+        <w:rPr/>
+      </w:r>
+    </w:p>
+    <w:p>
+      <w:pPr>
+        <w:pStyle w:val="Normal"/>
+        <w:spacing w:lineRule="auto" w:line="480"/>
         <w:jc w:val="center"/>
-      </w:pPr>
-      <w:r>
-        <w:t>Due Date</w:t>
-      </w:r>
-    </w:p>
-    <w:p>
-      <w:pPr>
-        <w:spacing w:line="480" w:lineRule="auto"/>
+        <w:rPr/>
+      </w:pPr>
+      <w:r>
+        <w:rPr/>
+      </w:r>
+      <w:r>
+        <w:br w:type="page"/>
+      </w:r>
+    </w:p>
+    <w:p>
+      <w:pPr>
+        <w:pStyle w:val="Normal"/>
+        <w:spacing w:lineRule="auto" w:line="480" w:before="0" w:after="0"/>
         <w:jc w:val="center"/>
         <w:rPr>
           <w:b/>
         </w:rPr>
       </w:pPr>
       <w:r>
-        <w:br w:type="page"/>
-      </w:r>
-      <w:r>
         <w:rPr>
           <w:b/>
         </w:rPr>
-        <w:lastRenderedPageBreak/>
         <w:t xml:space="preserve"> </w:t>
       </w:r>
     </w:p>
     <w:p>
       <w:pPr>
-        <w:spacing w:line="480" w:lineRule="auto"/>
+        <w:pStyle w:val="Normal"/>
+        <w:spacing w:lineRule="auto" w:line="480"/>
         <w:jc w:val="center"/>
         <w:rPr>
           <w:b/>
@@ -107,22 +128,35 @@
     </w:p>
     <w:p>
       <w:pPr>
-        <w:spacing w:line="480" w:lineRule="auto"/>
-        <w:ind w:firstLine="720"/>
-      </w:pPr>
-      <w:r>
-        <w:t>The main body of your paper goes here, starting on page 3. (Or starting on page 2, if you’re not required to include an abstract.)</w:t>
-      </w:r>
-    </w:p>
-    <w:p>
-      <w:pPr>
-        <w:spacing w:line="480" w:lineRule="auto"/>
-        <w:ind w:firstLine="720"/>
-      </w:pPr>
-    </w:p>
-    <w:p>
-      <w:pPr>
-        <w:spacing w:line="480" w:lineRule="auto"/>
+        <w:pStyle w:val="Normal"/>
+        <w:spacing w:lineRule="auto" w:line="480"/>
+        <w:ind w:firstLine="720"/>
+        <w:rPr/>
+      </w:pPr>
+      <w:r>
+        <w:rPr/>
+        <w:t>Th</w:t>
+      </w:r>
+      <w:r>
+        <w:rPr/>
+        <w:t>is paper looks at different approaches for creating a semantic segmentation model that a Mars Rover, such as Curiosity could use for navigational purposes. We start by building a standard Unet model as a baseline. Then we look at different methods of reducing the model size and the effects of feature engineering on the results. Finally we compare the results, discuss ethical concerns and biases, before closing off with a note about possible future work.</w:t>
+      </w:r>
+    </w:p>
+    <w:p>
+      <w:pPr>
+        <w:pStyle w:val="Normal"/>
+        <w:spacing w:lineRule="auto" w:line="480"/>
+        <w:ind w:firstLine="720"/>
+        <w:rPr/>
+      </w:pPr>
+      <w:r>
+        <w:rPr/>
+      </w:r>
+    </w:p>
+    <w:p>
+      <w:pPr>
+        <w:pStyle w:val="Normal"/>
+        <w:spacing w:lineRule="auto" w:line="480"/>
         <w:jc w:val="center"/>
         <w:rPr>
           <w:b/>
@@ -137,22 +171,230 @@
     </w:p>
     <w:p>
       <w:pPr>
-        <w:spacing w:line="480" w:lineRule="auto"/>
-        <w:ind w:firstLine="720"/>
-      </w:pPr>
-      <w:r>
-        <w:t>The main body of your paper goes here, starting on page 3. (Or starting on page 2, if you’re not required to include an abstract.)</w:t>
-      </w:r>
-    </w:p>
-    <w:p>
-      <w:pPr>
-        <w:spacing w:line="480" w:lineRule="auto"/>
-        <w:ind w:firstLine="720"/>
-      </w:pPr>
-    </w:p>
-    <w:p>
-      <w:pPr>
-        <w:spacing w:line="480" w:lineRule="auto"/>
+        <w:pStyle w:val="Normal"/>
+        <w:spacing w:lineRule="auto" w:line="480"/>
+        <w:ind w:firstLine="720"/>
+        <w:rPr/>
+      </w:pPr>
+      <w:r>
+        <w:rPr/>
+        <w:t xml:space="preserve">Our task will be to build an efficient semantic segmentation model that determines which pixels in the image are safe for the rover to transverse, and which ones are unsafe. Our approach to building a more efficient model will be to attempt to reduce its size. Data collected (power reference) suggests that smaller models drain less power than larger models. They also required less storage, and fewer FLOPS to run. These are important considerations for use in an autonomous environment on another planet. </w:t>
+      </w:r>
+    </w:p>
+    <w:p>
+      <w:pPr>
+        <w:pStyle w:val="Normal"/>
+        <w:spacing w:lineRule="auto" w:line="480"/>
+        <w:ind w:firstLine="720"/>
+        <w:rPr/>
+      </w:pPr>
+      <w:r>
+        <w:rPr/>
+        <w:t>To solve this problem, we will use the AI4Mars dataset ( https://www.kaggle.com/datasets/darshannnnnn/ai4mars-raw ). We focus on the subset of the data concerning the Curiosity Rovers navigational mast. Isolating this data provides us with &lt;N&gt; images and labels.</w:t>
+      </w:r>
+    </w:p>
+    <w:p>
+      <w:pPr>
+        <w:pStyle w:val="Normal"/>
+        <w:spacing w:lineRule="auto" w:line="480"/>
+        <w:ind w:firstLine="720"/>
+        <w:rPr/>
+      </w:pPr>
+      <w:r>
+        <w:rPr/>
+        <w:t>Labels for the AI4Mars dataset were created via crowd sourcing. Users were shown a tutorial on how to identify various features of the Martian landscape and then asked to label the images. Further information can be found in ().</w:t>
+      </w:r>
+    </w:p>
+    <w:p>
+      <w:pPr>
+        <w:pStyle w:val="Normal"/>
+        <w:spacing w:lineRule="auto" w:line="480"/>
+        <w:ind w:firstLine="720"/>
+        <w:rPr/>
+      </w:pPr>
+      <w:r>
+        <w:rPr/>
+        <w:t>AI4Mars labels were in four categories:</w:t>
+      </w:r>
+    </w:p>
+    <w:p>
+      <w:pPr>
+        <w:pStyle w:val="Normal"/>
+        <w:spacing w:lineRule="auto" w:line="480"/>
+        <w:ind w:firstLine="720"/>
+        <w:rPr/>
+      </w:pPr>
+      <w:r>
+        <w:rPr/>
+        <w:t>0: soil</w:t>
+      </w:r>
+    </w:p>
+    <w:p>
+      <w:pPr>
+        <w:pStyle w:val="Normal"/>
+        <w:spacing w:lineRule="auto" w:line="480"/>
+        <w:ind w:firstLine="720"/>
+        <w:rPr/>
+      </w:pPr>
+      <w:r>
+        <w:rPr/>
+        <w:t>1: bedrock</w:t>
+      </w:r>
+    </w:p>
+    <w:p>
+      <w:pPr>
+        <w:pStyle w:val="Normal"/>
+        <w:spacing w:lineRule="auto" w:line="480"/>
+        <w:ind w:firstLine="720"/>
+        <w:rPr/>
+      </w:pPr>
+      <w:r>
+        <w:rPr/>
+        <w:t>2: sand</w:t>
+      </w:r>
+    </w:p>
+    <w:p>
+      <w:pPr>
+        <w:pStyle w:val="Normal"/>
+        <w:spacing w:lineRule="auto" w:line="480"/>
+        <w:ind w:firstLine="720"/>
+        <w:rPr/>
+      </w:pPr>
+      <w:r>
+        <w:rPr/>
+        <w:t>3: bigrock</w:t>
+      </w:r>
+    </w:p>
+    <w:p>
+      <w:pPr>
+        <w:pStyle w:val="Normal"/>
+        <w:spacing w:lineRule="auto" w:line="480"/>
+        <w:ind w:firstLine="720"/>
+        <w:rPr/>
+      </w:pPr>
+      <w:r>
+        <w:rPr/>
+        <w:t>255: null</w:t>
+      </w:r>
+    </w:p>
+    <w:p>
+      <w:pPr>
+        <w:pStyle w:val="Normal"/>
+        <w:spacing w:lineRule="auto" w:line="480"/>
+        <w:ind w:firstLine="720"/>
+        <w:rPr/>
+      </w:pPr>
+      <w:r>
+        <w:rPr/>
+        <w:t>To convert this into a binary classification problem, we remapped the labels onto:</w:t>
+      </w:r>
+    </w:p>
+    <w:p>
+      <w:pPr>
+        <w:pStyle w:val="Normal"/>
+        <w:spacing w:lineRule="auto" w:line="480"/>
+        <w:ind w:firstLine="720"/>
+        <w:rPr/>
+      </w:pPr>
+      <w:r>
+        <w:rPr/>
+        <w:t>0,1 → Transversable ( 1 )</w:t>
+      </w:r>
+    </w:p>
+    <w:p>
+      <w:pPr>
+        <w:pStyle w:val="Normal"/>
+        <w:spacing w:lineRule="auto" w:line="480"/>
+        <w:ind w:firstLine="720"/>
+        <w:rPr/>
+      </w:pPr>
+      <w:r>
+        <w:rPr/>
+        <w:t>2,3,255 → Non-Transversible ( 0 ).</w:t>
+      </w:r>
+    </w:p>
+    <w:p>
+      <w:pPr>
+        <w:pStyle w:val="Normal"/>
+        <w:spacing w:lineRule="auto" w:line="480"/>
+        <w:ind w:firstLine="720"/>
+        <w:rPr/>
+      </w:pPr>
+      <w:r>
+        <w:rPr/>
+      </w:r>
+    </w:p>
+    <w:p>
+      <w:pPr>
+        <w:pStyle w:val="Normal"/>
+        <w:spacing w:lineRule="auto" w:line="480"/>
+        <w:ind w:firstLine="720"/>
+        <w:rPr/>
+      </w:pPr>
+      <w:r>
+        <w:rPr/>
+        <w:drawing>
+          <wp:anchor behindDoc="0" distT="0" distB="0" distL="0" distR="0" simplePos="0" locked="0" layoutInCell="0" allowOverlap="1" relativeHeight="2">
+            <wp:simplePos x="0" y="0"/>
+            <wp:positionH relativeFrom="column">
+              <wp:align>center</wp:align>
+            </wp:positionH>
+            <wp:positionV relativeFrom="paragraph">
+              <wp:posOffset>635</wp:posOffset>
+            </wp:positionV>
+            <wp:extent cx="5943600" cy="2773680"/>
+            <wp:effectExtent l="0" t="0" r="0" b="0"/>
+            <wp:wrapSquare wrapText="largest"/>
+            <wp:docPr id="1" name="Image1" descr=""/>
+            <wp:cNvGraphicFramePr>
+              <a:graphicFrameLocks xmlns:a="http://schemas.openxmlformats.org/drawingml/2006/main" noChangeAspect="1"/>
+            </wp:cNvGraphicFramePr>
+            <a:graphic xmlns:a="http://schemas.openxmlformats.org/drawingml/2006/main">
+              <a:graphicData uri="http://schemas.openxmlformats.org/drawingml/2006/picture">
+                <pic:pic xmlns:pic="http://schemas.openxmlformats.org/drawingml/2006/picture">
+                  <pic:nvPicPr>
+                    <pic:cNvPr id="1" name="Image1" descr=""/>
+                    <pic:cNvPicPr>
+                      <a:picLocks noChangeAspect="1" noChangeArrowheads="1"/>
+                    </pic:cNvPicPr>
+                  </pic:nvPicPr>
+                  <pic:blipFill>
+                    <a:blip r:embed="rId2"/>
+                    <a:stretch>
+                      <a:fillRect/>
+                    </a:stretch>
+                  </pic:blipFill>
+                  <pic:spPr bwMode="auto">
+                    <a:xfrm>
+                      <a:off x="0" y="0"/>
+                      <a:ext cx="5943600" cy="2773680"/>
+                    </a:xfrm>
+                    <a:prstGeom prst="rect">
+                      <a:avLst/>
+                    </a:prstGeom>
+                  </pic:spPr>
+                </pic:pic>
+              </a:graphicData>
+            </a:graphic>
+          </wp:anchor>
+        </w:drawing>
+      </w:r>
+    </w:p>
+    <w:p>
+      <w:pPr>
+        <w:pStyle w:val="Normal"/>
+        <w:spacing w:lineRule="auto" w:line="480"/>
+        <w:ind w:firstLine="720"/>
+        <w:rPr/>
+      </w:pPr>
+      <w:r>
+        <w:rPr/>
+      </w:r>
+    </w:p>
+    <w:p>
+      <w:pPr>
+        <w:pStyle w:val="Normal"/>
+        <w:spacing w:lineRule="auto" w:line="480"/>
         <w:jc w:val="center"/>
         <w:rPr>
           <w:b/>
@@ -167,22 +409,187 @@
     </w:p>
     <w:p>
       <w:pPr>
-        <w:spacing w:line="480" w:lineRule="auto"/>
-        <w:ind w:firstLine="720"/>
-      </w:pPr>
-      <w:r>
-        <w:t>The main body of your paper goes here, starting on page 3. (Or starting on page 2, if you’re not required to include an abstract.)</w:t>
-      </w:r>
-    </w:p>
-    <w:p>
-      <w:pPr>
-        <w:spacing w:line="480" w:lineRule="auto"/>
-        <w:ind w:firstLine="720"/>
-      </w:pPr>
-    </w:p>
-    <w:p>
-      <w:pPr>
-        <w:spacing w:line="480" w:lineRule="auto"/>
+        <w:pStyle w:val="Normal"/>
+        <w:spacing w:lineRule="auto" w:line="480"/>
+        <w:ind w:firstLine="720"/>
+        <w:rPr/>
+      </w:pPr>
+      <w:r>
+        <w:rPr/>
+        <w:t>The primary model we are starting with is the UNet ( UNET PAPER ). UNet consists of two main components – an Encoder and a Decoder – linked by convolution layer. Each layer of the decoder has a skip connection to a corresponding layer on the decoder. See &lt;diagram&gt; for an overview of the UNet architecture. This model has &lt;N&gt; parameters.</w:t>
+      </w:r>
+    </w:p>
+    <w:p>
+      <w:pPr>
+        <w:pStyle w:val="Normal"/>
+        <w:spacing w:lineRule="auto" w:line="480"/>
+        <w:ind w:firstLine="720"/>
+        <w:rPr/>
+      </w:pPr>
+      <w:r>
+        <w:rPr/>
+        <w:t>&lt;UNET IMAGE&gt;</w:t>
+      </w:r>
+    </w:p>
+    <w:p>
+      <w:pPr>
+        <w:pStyle w:val="Normal"/>
+        <w:spacing w:lineRule="auto" w:line="480"/>
+        <w:ind w:firstLine="720"/>
+        <w:rPr/>
+      </w:pPr>
+      <w:r>
+        <w:rPr/>
+        <w:t>Our experimental goal was to see if we could find a more efficient segmentation model based on the UNet architecture. We approached this problem from two sides:</w:t>
+      </w:r>
+    </w:p>
+    <w:p>
+      <w:pPr>
+        <w:pStyle w:val="Normal"/>
+        <w:spacing w:lineRule="auto" w:line="480"/>
+        <w:ind w:firstLine="720"/>
+        <w:rPr/>
+      </w:pPr>
+      <w:r>
+        <w:rPr/>
+        <w:t>Reducing the number parameters.</w:t>
+      </w:r>
+    </w:p>
+    <w:p>
+      <w:pPr>
+        <w:pStyle w:val="Normal"/>
+        <w:spacing w:lineRule="auto" w:line="480"/>
+        <w:ind w:firstLine="720"/>
+        <w:rPr/>
+      </w:pPr>
+      <w:r>
+        <w:rPr/>
+        <w:t>Applying Feature Engineering using OpenCV.</w:t>
+      </w:r>
+    </w:p>
+    <w:p>
+      <w:pPr>
+        <w:pStyle w:val="Normal"/>
+        <w:spacing w:lineRule="auto" w:line="480"/>
+        <w:ind w:firstLine="720"/>
+        <w:rPr/>
+      </w:pPr>
+      <w:r>
+        <w:rPr/>
+      </w:r>
+    </w:p>
+    <w:p>
+      <w:pPr>
+        <w:pStyle w:val="Normal"/>
+        <w:spacing w:lineRule="auto" w:line="480"/>
+        <w:ind w:hanging="0"/>
+        <w:rPr/>
+      </w:pPr>
+      <w:r>
+        <w:rPr/>
+        <w:tab/>
+        <w:t>The hypothesis was that we could compensate for the reduced number of parameters in the smaller models by augmenting the input data via feature engineering. Our feature engineering involved the following steps:</w:t>
+      </w:r>
+    </w:p>
+    <w:p>
+      <w:pPr>
+        <w:pStyle w:val="Normal"/>
+        <w:spacing w:lineRule="auto" w:line="480"/>
+        <w:ind w:hanging="0"/>
+        <w:rPr/>
+      </w:pPr>
+      <w:r>
+        <w:rPr/>
+        <w:tab/>
+        <w:t>Apply Gaussian Blur to reduce image noise.</w:t>
+      </w:r>
+    </w:p>
+    <w:p>
+      <w:pPr>
+        <w:pStyle w:val="Normal"/>
+        <w:spacing w:lineRule="auto" w:line="480"/>
+        <w:ind w:hanging="0"/>
+        <w:rPr/>
+      </w:pPr>
+      <w:r>
+        <w:rPr/>
+        <w:tab/>
+        <w:t>Apply Canny Edge Detection to find edges.</w:t>
+      </w:r>
+    </w:p>
+    <w:p>
+      <w:pPr>
+        <w:pStyle w:val="Normal"/>
+        <w:spacing w:lineRule="auto" w:line="480"/>
+        <w:ind w:hanging="0"/>
+        <w:rPr/>
+      </w:pPr>
+      <w:r>
+        <w:rPr/>
+        <w:tab/>
+        <w:t>Apply Morphological Dilation to enhance the edges.</w:t>
+      </w:r>
+    </w:p>
+    <w:p>
+      <w:pPr>
+        <w:pStyle w:val="Normal"/>
+        <w:spacing w:lineRule="auto" w:line="480"/>
+        <w:ind w:firstLine="720"/>
+        <w:rPr/>
+      </w:pPr>
+      <w:r>
+        <w:rPr/>
+        <w:drawing>
+          <wp:anchor behindDoc="0" distT="0" distB="0" distL="0" distR="0" simplePos="0" locked="0" layoutInCell="0" allowOverlap="1" relativeHeight="3">
+            <wp:simplePos x="0" y="0"/>
+            <wp:positionH relativeFrom="column">
+              <wp:align>center</wp:align>
+            </wp:positionH>
+            <wp:positionV relativeFrom="paragraph">
+              <wp:posOffset>635</wp:posOffset>
+            </wp:positionV>
+            <wp:extent cx="5943600" cy="2377440"/>
+            <wp:effectExtent l="0" t="0" r="0" b="0"/>
+            <wp:wrapSquare wrapText="largest"/>
+            <wp:docPr id="2" name="Image2" descr=""/>
+            <wp:cNvGraphicFramePr>
+              <a:graphicFrameLocks xmlns:a="http://schemas.openxmlformats.org/drawingml/2006/main" noChangeAspect="1"/>
+            </wp:cNvGraphicFramePr>
+            <a:graphic xmlns:a="http://schemas.openxmlformats.org/drawingml/2006/main">
+              <a:graphicData uri="http://schemas.openxmlformats.org/drawingml/2006/picture">
+                <pic:pic xmlns:pic="http://schemas.openxmlformats.org/drawingml/2006/picture">
+                  <pic:nvPicPr>
+                    <pic:cNvPr id="2" name="Image2" descr=""/>
+                    <pic:cNvPicPr>
+                      <a:picLocks noChangeAspect="1" noChangeArrowheads="1"/>
+                    </pic:cNvPicPr>
+                  </pic:nvPicPr>
+                  <pic:blipFill>
+                    <a:blip r:embed="rId3"/>
+                    <a:stretch>
+                      <a:fillRect/>
+                    </a:stretch>
+                  </pic:blipFill>
+                  <pic:spPr bwMode="auto">
+                    <a:xfrm>
+                      <a:off x="0" y="0"/>
+                      <a:ext cx="5943600" cy="2377440"/>
+                    </a:xfrm>
+                    <a:prstGeom prst="rect">
+                      <a:avLst/>
+                    </a:prstGeom>
+                  </pic:spPr>
+                </pic:pic>
+              </a:graphicData>
+            </a:graphic>
+          </wp:anchor>
+        </w:drawing>
+      </w:r>
+    </w:p>
+    <w:p>
+      <w:pPr>
+        <w:pStyle w:val="Normal"/>
+        <w:spacing w:lineRule="auto" w:line="480"/>
         <w:jc w:val="center"/>
         <w:rPr>
           <w:b/>
@@ -197,22 +604,694 @@
     </w:p>
     <w:p>
       <w:pPr>
-        <w:spacing w:line="480" w:lineRule="auto"/>
-        <w:ind w:firstLine="720"/>
-      </w:pPr>
-      <w:r>
-        <w:t>The main body of your paper goes here, starting on page 3. (Or starting on page 2, if you’re not required to include an abstract.)</w:t>
-      </w:r>
-    </w:p>
-    <w:p>
-      <w:pPr>
-        <w:spacing w:line="480" w:lineRule="auto"/>
-        <w:ind w:firstLine="720"/>
-      </w:pPr>
-    </w:p>
-    <w:p>
-      <w:pPr>
-        <w:spacing w:line="480" w:lineRule="auto"/>
+        <w:pStyle w:val="Normal"/>
+        <w:spacing w:lineRule="auto" w:line="480"/>
+        <w:ind w:firstLine="720"/>
+        <w:rPr/>
+      </w:pPr>
+      <w:r>
+        <w:rPr/>
+        <w:t xml:space="preserve">We started by training a standard UNet to serve as our baseline. For our baseline network, the only transformations we made were to ensure the image was in greyscale and reduce its size to 512x512. When transforming the masks we used a Nearest-Neighbor scaling method to avoid corrupting the labels. </w:t>
+      </w:r>
+    </w:p>
+    <w:p>
+      <w:pPr>
+        <w:pStyle w:val="Normal"/>
+        <w:spacing w:lineRule="auto" w:line="480"/>
+        <w:ind w:firstLine="720"/>
+        <w:rPr/>
+      </w:pPr>
+      <w:r>
+        <w:rPr/>
+        <w:t xml:space="preserve">We split the data into three sets: 70% of the dataset was used for training, 15% for validation, and 15% for evaluating the results.  </w:t>
+      </w:r>
+    </w:p>
+    <w:tbl>
+      <w:tblPr>
+        <w:tblW w:w="5000" w:type="pct"/>
+        <w:jc w:val="left"/>
+        <w:tblInd w:w="0" w:type="dxa"/>
+        <w:tblLayout w:type="fixed"/>
+        <w:tblCellMar>
+          <w:top w:w="0" w:type="dxa"/>
+          <w:left w:w="0" w:type="dxa"/>
+          <w:bottom w:w="0" w:type="dxa"/>
+          <w:right w:w="0" w:type="dxa"/>
+        </w:tblCellMar>
+      </w:tblPr>
+      <w:tblGrid>
+        <w:gridCol w:w="4680"/>
+        <w:gridCol w:w="4680"/>
+      </w:tblGrid>
+      <w:tr>
+        <w:trPr/>
+        <w:tc>
+          <w:tcPr>
+            <w:tcW w:w="4680" w:type="dxa"/>
+            <w:tcBorders>
+              <w:top w:val="single" w:sz="6" w:space="0" w:color="000000"/>
+              <w:bottom w:val="single" w:sz="6" w:space="0" w:color="000000"/>
+            </w:tcBorders>
+          </w:tcPr>
+          <w:p>
+            <w:pPr>
+              <w:pStyle w:val="TableContents"/>
+              <w:jc w:val="left"/>
+              <w:rPr>
+                <w:rFonts w:ascii="Liberation Serif" w:hAnsi="Liberation Serif"/>
+                <w:b w:val="false"/>
+                <w:bCs w:val="false"/>
+                <w:i w:val="false"/>
+                <w:i w:val="false"/>
+                <w:iCs w:val="false"/>
+                <w:strike w:val="false"/>
+                <w:dstrike w:val="false"/>
+                <w:outline w:val="false"/>
+                <w:shadow w:val="false"/>
+                <w:color w:val="000000"/>
+                <w:sz w:val="24"/>
+                <w:szCs w:val="24"/>
+                <w:u w:val="none"/>
+              </w:rPr>
+            </w:pPr>
+            <w:r>
+              <w:rPr>
+                <w:rFonts w:ascii="Liberation Serif" w:hAnsi="Liberation Serif"/>
+                <w:b w:val="false"/>
+                <w:bCs w:val="false"/>
+                <w:i w:val="false"/>
+                <w:iCs w:val="false"/>
+                <w:strike w:val="false"/>
+                <w:dstrike w:val="false"/>
+                <w:outline w:val="false"/>
+                <w:shadow w:val="false"/>
+                <w:color w:val="000000"/>
+                <w:sz w:val="24"/>
+                <w:szCs w:val="24"/>
+                <w:u w:val="none"/>
+              </w:rPr>
+              <w:t>Dataset</w:t>
+            </w:r>
+          </w:p>
+        </w:tc>
+        <w:tc>
+          <w:tcPr>
+            <w:tcW w:w="4680" w:type="dxa"/>
+            <w:tcBorders>
+              <w:top w:val="single" w:sz="6" w:space="0" w:color="000000"/>
+              <w:bottom w:val="single" w:sz="6" w:space="0" w:color="000000"/>
+            </w:tcBorders>
+          </w:tcPr>
+          <w:p>
+            <w:pPr>
+              <w:pStyle w:val="TableContents"/>
+              <w:jc w:val="left"/>
+              <w:rPr>
+                <w:rFonts w:ascii="Liberation Serif" w:hAnsi="Liberation Serif"/>
+                <w:b w:val="false"/>
+                <w:bCs w:val="false"/>
+                <w:i w:val="false"/>
+                <w:i w:val="false"/>
+                <w:iCs w:val="false"/>
+                <w:strike w:val="false"/>
+                <w:dstrike w:val="false"/>
+                <w:outline w:val="false"/>
+                <w:shadow w:val="false"/>
+                <w:color w:val="000000"/>
+                <w:sz w:val="24"/>
+                <w:szCs w:val="24"/>
+                <w:u w:val="none"/>
+              </w:rPr>
+            </w:pPr>
+            <w:r>
+              <w:rPr>
+                <w:rFonts w:ascii="Liberation Serif" w:hAnsi="Liberation Serif"/>
+                <w:b w:val="false"/>
+                <w:bCs w:val="false"/>
+                <w:i w:val="false"/>
+                <w:iCs w:val="false"/>
+                <w:strike w:val="false"/>
+                <w:dstrike w:val="false"/>
+                <w:outline w:val="false"/>
+                <w:shadow w:val="false"/>
+                <w:color w:val="000000"/>
+                <w:sz w:val="24"/>
+                <w:szCs w:val="24"/>
+                <w:u w:val="none"/>
+              </w:rPr>
+              <w:t>Size</w:t>
+            </w:r>
+          </w:p>
+        </w:tc>
+      </w:tr>
+      <w:tr>
+        <w:trPr/>
+        <w:tc>
+          <w:tcPr>
+            <w:tcW w:w="4680" w:type="dxa"/>
+            <w:tcBorders/>
+          </w:tcPr>
+          <w:p>
+            <w:pPr>
+              <w:pStyle w:val="TableContents"/>
+              <w:jc w:val="left"/>
+              <w:rPr>
+                <w:rFonts w:ascii="Liberation Serif" w:hAnsi="Liberation Serif"/>
+                <w:b w:val="false"/>
+                <w:bCs w:val="false"/>
+                <w:i w:val="false"/>
+                <w:i w:val="false"/>
+                <w:iCs w:val="false"/>
+                <w:strike w:val="false"/>
+                <w:dstrike w:val="false"/>
+                <w:outline w:val="false"/>
+                <w:shadow w:val="false"/>
+                <w:color w:val="000000"/>
+                <w:sz w:val="24"/>
+                <w:szCs w:val="24"/>
+                <w:u w:val="none"/>
+              </w:rPr>
+            </w:pPr>
+            <w:r>
+              <w:rPr>
+                <w:rFonts w:ascii="Liberation Serif" w:hAnsi="Liberation Serif"/>
+                <w:b w:val="false"/>
+                <w:bCs w:val="false"/>
+                <w:i w:val="false"/>
+                <w:iCs w:val="false"/>
+                <w:strike w:val="false"/>
+                <w:dstrike w:val="false"/>
+                <w:outline w:val="false"/>
+                <w:shadow w:val="false"/>
+                <w:color w:val="000000"/>
+                <w:sz w:val="24"/>
+                <w:szCs w:val="24"/>
+                <w:u w:val="none"/>
+              </w:rPr>
+              <w:t>Train</w:t>
+            </w:r>
+          </w:p>
+        </w:tc>
+        <w:tc>
+          <w:tcPr>
+            <w:tcW w:w="4680" w:type="dxa"/>
+            <w:tcBorders/>
+          </w:tcPr>
+          <w:p>
+            <w:pPr>
+              <w:pStyle w:val="TableContents"/>
+              <w:jc w:val="left"/>
+              <w:rPr>
+                <w:rFonts w:ascii="Liberation Serif" w:hAnsi="Liberation Serif"/>
+                <w:b w:val="false"/>
+                <w:bCs w:val="false"/>
+                <w:i w:val="false"/>
+                <w:i w:val="false"/>
+                <w:iCs w:val="false"/>
+                <w:strike w:val="false"/>
+                <w:dstrike w:val="false"/>
+                <w:outline w:val="false"/>
+                <w:shadow w:val="false"/>
+                <w:color w:val="000000"/>
+                <w:sz w:val="24"/>
+                <w:szCs w:val="24"/>
+                <w:u w:val="none"/>
+              </w:rPr>
+            </w:pPr>
+            <w:r>
+              <w:rPr>
+                <w:rFonts w:ascii="Liberation Serif" w:hAnsi="Liberation Serif"/>
+                <w:b w:val="false"/>
+                <w:bCs w:val="false"/>
+                <w:i w:val="false"/>
+                <w:iCs w:val="false"/>
+                <w:strike w:val="false"/>
+                <w:dstrike w:val="false"/>
+                <w:outline w:val="false"/>
+                <w:shadow w:val="false"/>
+                <w:color w:val="000000"/>
+                <w:sz w:val="24"/>
+                <w:szCs w:val="24"/>
+                <w:u w:val="none"/>
+              </w:rPr>
+            </w:r>
+          </w:p>
+        </w:tc>
+      </w:tr>
+      <w:tr>
+        <w:trPr/>
+        <w:tc>
+          <w:tcPr>
+            <w:tcW w:w="4680" w:type="dxa"/>
+            <w:tcBorders/>
+          </w:tcPr>
+          <w:p>
+            <w:pPr>
+              <w:pStyle w:val="TableContents"/>
+              <w:jc w:val="left"/>
+              <w:rPr>
+                <w:rFonts w:ascii="Liberation Serif" w:hAnsi="Liberation Serif"/>
+                <w:b w:val="false"/>
+                <w:bCs w:val="false"/>
+                <w:i w:val="false"/>
+                <w:i w:val="false"/>
+                <w:iCs w:val="false"/>
+                <w:strike w:val="false"/>
+                <w:dstrike w:val="false"/>
+                <w:outline w:val="false"/>
+                <w:shadow w:val="false"/>
+                <w:color w:val="000000"/>
+                <w:sz w:val="24"/>
+                <w:szCs w:val="24"/>
+                <w:u w:val="none"/>
+              </w:rPr>
+            </w:pPr>
+            <w:r>
+              <w:rPr>
+                <w:rFonts w:ascii="Liberation Serif" w:hAnsi="Liberation Serif"/>
+                <w:b w:val="false"/>
+                <w:bCs w:val="false"/>
+                <w:i w:val="false"/>
+                <w:iCs w:val="false"/>
+                <w:strike w:val="false"/>
+                <w:dstrike w:val="false"/>
+                <w:outline w:val="false"/>
+                <w:shadow w:val="false"/>
+                <w:color w:val="000000"/>
+                <w:sz w:val="24"/>
+                <w:szCs w:val="24"/>
+                <w:u w:val="none"/>
+              </w:rPr>
+              <w:t>Validation</w:t>
+            </w:r>
+          </w:p>
+        </w:tc>
+        <w:tc>
+          <w:tcPr>
+            <w:tcW w:w="4680" w:type="dxa"/>
+            <w:tcBorders/>
+          </w:tcPr>
+          <w:p>
+            <w:pPr>
+              <w:pStyle w:val="TableContents"/>
+              <w:jc w:val="left"/>
+              <w:rPr>
+                <w:rFonts w:ascii="Liberation Serif" w:hAnsi="Liberation Serif"/>
+                <w:b w:val="false"/>
+                <w:bCs w:val="false"/>
+                <w:i w:val="false"/>
+                <w:i w:val="false"/>
+                <w:iCs w:val="false"/>
+                <w:strike w:val="false"/>
+                <w:dstrike w:val="false"/>
+                <w:outline w:val="false"/>
+                <w:shadow w:val="false"/>
+                <w:color w:val="000000"/>
+                <w:sz w:val="24"/>
+                <w:szCs w:val="24"/>
+                <w:u w:val="none"/>
+              </w:rPr>
+            </w:pPr>
+            <w:r>
+              <w:rPr>
+                <w:rFonts w:ascii="Liberation Serif" w:hAnsi="Liberation Serif"/>
+                <w:b w:val="false"/>
+                <w:bCs w:val="false"/>
+                <w:i w:val="false"/>
+                <w:iCs w:val="false"/>
+                <w:strike w:val="false"/>
+                <w:dstrike w:val="false"/>
+                <w:outline w:val="false"/>
+                <w:shadow w:val="false"/>
+                <w:color w:val="000000"/>
+                <w:sz w:val="24"/>
+                <w:szCs w:val="24"/>
+                <w:u w:val="none"/>
+              </w:rPr>
+            </w:r>
+          </w:p>
+        </w:tc>
+      </w:tr>
+      <w:tr>
+        <w:trPr/>
+        <w:tc>
+          <w:tcPr>
+            <w:tcW w:w="4680" w:type="dxa"/>
+            <w:tcBorders>
+              <w:bottom w:val="single" w:sz="6" w:space="0" w:color="000000"/>
+            </w:tcBorders>
+          </w:tcPr>
+          <w:p>
+            <w:pPr>
+              <w:pStyle w:val="TableContents"/>
+              <w:jc w:val="left"/>
+              <w:rPr>
+                <w:rFonts w:ascii="Liberation Serif" w:hAnsi="Liberation Serif"/>
+                <w:b w:val="false"/>
+                <w:bCs w:val="false"/>
+                <w:i w:val="false"/>
+                <w:i w:val="false"/>
+                <w:iCs w:val="false"/>
+                <w:strike w:val="false"/>
+                <w:dstrike w:val="false"/>
+                <w:outline w:val="false"/>
+                <w:shadow w:val="false"/>
+                <w:color w:val="000000"/>
+                <w:sz w:val="24"/>
+                <w:szCs w:val="24"/>
+                <w:u w:val="none"/>
+              </w:rPr>
+            </w:pPr>
+            <w:r>
+              <w:rPr>
+                <w:rFonts w:ascii="Liberation Serif" w:hAnsi="Liberation Serif"/>
+                <w:b w:val="false"/>
+                <w:bCs w:val="false"/>
+                <w:i w:val="false"/>
+                <w:iCs w:val="false"/>
+                <w:strike w:val="false"/>
+                <w:dstrike w:val="false"/>
+                <w:outline w:val="false"/>
+                <w:shadow w:val="false"/>
+                <w:color w:val="000000"/>
+                <w:sz w:val="24"/>
+                <w:szCs w:val="24"/>
+                <w:u w:val="none"/>
+              </w:rPr>
+              <w:t>Test</w:t>
+            </w:r>
+          </w:p>
+        </w:tc>
+        <w:tc>
+          <w:tcPr>
+            <w:tcW w:w="4680" w:type="dxa"/>
+            <w:tcBorders>
+              <w:bottom w:val="single" w:sz="6" w:space="0" w:color="000000"/>
+            </w:tcBorders>
+          </w:tcPr>
+          <w:p>
+            <w:pPr>
+              <w:pStyle w:val="TableContents"/>
+              <w:jc w:val="left"/>
+              <w:rPr>
+                <w:rFonts w:ascii="Liberation Serif" w:hAnsi="Liberation Serif"/>
+                <w:b w:val="false"/>
+                <w:bCs w:val="false"/>
+                <w:i w:val="false"/>
+                <w:i w:val="false"/>
+                <w:iCs w:val="false"/>
+                <w:strike w:val="false"/>
+                <w:dstrike w:val="false"/>
+                <w:outline w:val="false"/>
+                <w:shadow w:val="false"/>
+                <w:color w:val="000000"/>
+                <w:sz w:val="24"/>
+                <w:szCs w:val="24"/>
+                <w:u w:val="none"/>
+              </w:rPr>
+            </w:pPr>
+            <w:r>
+              <w:rPr>
+                <w:rFonts w:ascii="Liberation Serif" w:hAnsi="Liberation Serif"/>
+                <w:b w:val="false"/>
+                <w:bCs w:val="false"/>
+                <w:i w:val="false"/>
+                <w:iCs w:val="false"/>
+                <w:strike w:val="false"/>
+                <w:dstrike w:val="false"/>
+                <w:outline w:val="false"/>
+                <w:shadow w:val="false"/>
+                <w:color w:val="000000"/>
+                <w:sz w:val="24"/>
+                <w:szCs w:val="24"/>
+                <w:u w:val="none"/>
+              </w:rPr>
+            </w:r>
+          </w:p>
+        </w:tc>
+      </w:tr>
+    </w:tbl>
+    <w:p>
+      <w:pPr>
+        <w:pStyle w:val="Normal"/>
+        <w:spacing w:lineRule="auto" w:line="480"/>
+        <w:ind w:firstLine="720"/>
+        <w:rPr/>
+      </w:pPr>
+      <w:r>
+        <w:rPr/>
+      </w:r>
+    </w:p>
+    <w:p>
+      <w:pPr>
+        <w:pStyle w:val="Normal"/>
+        <w:spacing w:lineRule="auto" w:line="480"/>
+        <w:ind w:firstLine="720"/>
+        <w:rPr/>
+      </w:pPr>
+      <w:r>
+        <w:rPr/>
+        <w:t>Training was done using the Adam Optimizer, a Learning Rate of 3e-4, batch size of 8, and five epoch using a NVIDIA GeForce 5070 Graphics Card. The same hyper parameters and optimizer was used for all models.</w:t>
+      </w:r>
+    </w:p>
+    <w:p>
+      <w:pPr>
+        <w:pStyle w:val="Normal"/>
+        <w:spacing w:lineRule="auto" w:line="480"/>
+        <w:ind w:hanging="0"/>
+        <w:rPr/>
+      </w:pPr>
+      <w:r>
+        <w:rPr/>
+        <w:tab/>
+        <w:t xml:space="preserve">Each training session used the same loss function – Dice Loss (reference). </w:t>
+      </w:r>
+    </w:p>
+    <w:p>
+      <w:pPr>
+        <w:pStyle w:val="Normal"/>
+        <w:spacing w:lineRule="auto" w:line="480"/>
+        <w:ind w:hanging="0"/>
+        <w:rPr/>
+      </w:pPr>
+      <w:r>
+        <w:rPr/>
+        <w:tab/>
+        <w:t>&lt;DICE LOSS EQUATION&gt;</w:t>
+      </w:r>
+    </w:p>
+    <w:p>
+      <w:pPr>
+        <w:pStyle w:val="Normal"/>
+        <w:spacing w:lineRule="auto" w:line="480"/>
+        <w:ind w:hanging="0"/>
+        <w:rPr/>
+      </w:pPr>
+      <w:r>
+        <w:rPr/>
+        <w:tab/>
+        <w:t>(FURTHER DICE SCORE DISCUSSION)</w:t>
+      </w:r>
+    </w:p>
+    <w:p>
+      <w:pPr>
+        <w:pStyle w:val="Normal"/>
+        <w:spacing w:lineRule="auto" w:line="480"/>
+        <w:ind w:hanging="0"/>
+        <w:rPr/>
+      </w:pPr>
+      <w:r>
+        <w:rPr/>
+        <w:tab/>
+        <w:t>We further evaluated the results using the mean Intersection Over Union Metric (mIoU) (reference)</w:t>
+      </w:r>
+    </w:p>
+    <w:p>
+      <w:pPr>
+        <w:pStyle w:val="Normal"/>
+        <w:spacing w:lineRule="auto" w:line="480"/>
+        <w:ind w:hanging="0"/>
+        <w:rPr/>
+      </w:pPr>
+      <w:r>
+        <w:rPr/>
+        <w:tab/>
+        <w:t>&lt;mIoU EQUATION&gt;</w:t>
+        <w:tab/>
+      </w:r>
+    </w:p>
+    <w:p>
+      <w:pPr>
+        <w:pStyle w:val="Normal"/>
+        <w:spacing w:lineRule="auto" w:line="480"/>
+        <w:ind w:hanging="0"/>
+        <w:rPr/>
+      </w:pPr>
+      <w:r>
+        <w:rPr/>
+        <w:tab/>
+        <w:t>(FURTHER mIoU DISCUSSION)</w:t>
+      </w:r>
+    </w:p>
+    <w:p>
+      <w:pPr>
+        <w:pStyle w:val="Normal"/>
+        <w:spacing w:lineRule="auto" w:line="480"/>
+        <w:ind w:hanging="0"/>
+        <w:rPr/>
+      </w:pPr>
+      <w:r>
+        <w:rPr/>
+        <w:tab/>
+        <w:t>Finally plotted five sample images side-by-side with their original training masks and the predictions of the model.</w:t>
+      </w:r>
+    </w:p>
+    <w:p>
+      <w:pPr>
+        <w:pStyle w:val="Normal"/>
+        <w:spacing w:lineRule="auto" w:line="480"/>
+        <w:ind w:hanging="0"/>
+        <w:rPr/>
+      </w:pPr>
+      <w:r>
+        <w:rPr/>
+        <w:tab/>
+      </w:r>
+    </w:p>
+    <w:p>
+      <w:pPr>
+        <w:pStyle w:val="Normal"/>
+        <w:spacing w:lineRule="auto" w:line="480"/>
+        <w:ind w:hanging="0"/>
+        <w:rPr/>
+      </w:pPr>
+      <w:r>
+        <w:rPr/>
+        <w:tab/>
+        <w:t>Once we established a baseline, we investigated two variations of the original UNet.</w:t>
+      </w:r>
+    </w:p>
+    <w:p>
+      <w:pPr>
+        <w:pStyle w:val="Normal"/>
+        <w:spacing w:lineRule="auto" w:line="480"/>
+        <w:ind w:firstLine="720"/>
+        <w:rPr/>
+      </w:pPr>
+      <w:r>
+        <w:rPr/>
+      </w:r>
+    </w:p>
+    <w:p>
+      <w:pPr>
+        <w:pStyle w:val="Normal"/>
+        <w:spacing w:lineRule="auto" w:line="480"/>
+        <w:ind w:firstLine="720"/>
+        <w:rPr/>
+      </w:pPr>
+      <w:r>
+        <w:rPr/>
+        <w:t xml:space="preserve">Mini-UNet: Reduced the number of filters on each layer of the encoder / decoder of the UNet by half. This model had N parameters. </w:t>
+      </w:r>
+    </w:p>
+    <w:p>
+      <w:pPr>
+        <w:pStyle w:val="Normal"/>
+        <w:spacing w:lineRule="auto" w:line="480"/>
+        <w:ind w:firstLine="720"/>
+        <w:rPr/>
+      </w:pPr>
+      <w:r>
+        <w:rPr/>
+        <w:t>Compressed Mini-UNet: Reduced the number of filters on each layer of the encoder / decoder of the Mini-UNet by half. This model has N parameters.</w:t>
+      </w:r>
+    </w:p>
+    <w:p>
+      <w:pPr>
+        <w:pStyle w:val="Normal"/>
+        <w:spacing w:lineRule="auto" w:line="480"/>
+        <w:ind w:firstLine="720"/>
+        <w:rPr/>
+      </w:pPr>
+      <w:r>
+        <w:rPr/>
+      </w:r>
+    </w:p>
+    <w:p>
+      <w:pPr>
+        <w:pStyle w:val="Normal"/>
+        <w:spacing w:lineRule="auto" w:line="480"/>
+        <w:ind w:firstLine="720"/>
+        <w:rPr/>
+      </w:pPr>
+      <w:r>
+        <w:rPr/>
+        <w:t>For each of the UNet variations, we looked at training them with data using:</w:t>
+      </w:r>
+    </w:p>
+    <w:p>
+      <w:pPr>
+        <w:pStyle w:val="Normal"/>
+        <w:spacing w:lineRule="auto" w:line="480"/>
+        <w:ind w:firstLine="720"/>
+        <w:rPr/>
+      </w:pPr>
+      <w:r>
+        <w:rPr/>
+        <w:t>The same data as was used in the original UNet</w:t>
+      </w:r>
+    </w:p>
+    <w:p>
+      <w:pPr>
+        <w:pStyle w:val="Normal"/>
+        <w:spacing w:lineRule="auto" w:line="480"/>
+        <w:ind w:firstLine="720"/>
+        <w:rPr/>
+      </w:pPr>
+      <w:r>
+        <w:rPr/>
+        <w:t>Two channels – one channel for the original data, another with the same data transformed by OpenCV</w:t>
+      </w:r>
+    </w:p>
+    <w:p>
+      <w:pPr>
+        <w:pStyle w:val="Normal"/>
+        <w:spacing w:lineRule="auto" w:line="480"/>
+        <w:ind w:firstLine="720"/>
+        <w:rPr/>
+      </w:pPr>
+      <w:r>
+        <w:rPr/>
+        <w:t>Only the results of the images after transforming via OpenCV.</w:t>
+      </w:r>
+    </w:p>
+    <w:p>
+      <w:pPr>
+        <w:pStyle w:val="Normal"/>
+        <w:spacing w:lineRule="auto" w:line="480"/>
+        <w:ind w:firstLine="720"/>
+        <w:rPr/>
+      </w:pPr>
+      <w:r>
+        <w:rPr/>
+        <w:t>Superimposing the OpenCV transformation on the original images.</w:t>
+      </w:r>
+    </w:p>
+    <w:p>
+      <w:pPr>
+        <w:pStyle w:val="Normal"/>
+        <w:spacing w:lineRule="auto" w:line="480"/>
+        <w:ind w:firstLine="720"/>
+        <w:rPr/>
+      </w:pPr>
+      <w:r>
+        <w:rPr/>
+      </w:r>
+    </w:p>
+    <w:p>
+      <w:pPr>
+        <w:pStyle w:val="Normal"/>
+        <w:spacing w:lineRule="auto" w:line="480"/>
         <w:jc w:val="center"/>
         <w:rPr>
           <w:b/>
@@ -227,22 +1306,2994 @@
     </w:p>
     <w:p>
       <w:pPr>
-        <w:spacing w:line="480" w:lineRule="auto"/>
-        <w:ind w:firstLine="720"/>
-      </w:pPr>
-      <w:r>
-        <w:t>The main body of your paper goes here, starting on page 3. (Or starting on page 2, if you’re not required to include an abstract.)</w:t>
-      </w:r>
-    </w:p>
-    <w:p>
-      <w:pPr>
-        <w:spacing w:line="480" w:lineRule="auto"/>
-        <w:ind w:firstLine="720"/>
-      </w:pPr>
-    </w:p>
-    <w:p>
-      <w:pPr>
-        <w:spacing w:line="480" w:lineRule="auto"/>
+        <w:pStyle w:val="Normal"/>
+        <w:spacing w:lineRule="auto" w:line="480"/>
+        <w:ind w:firstLine="720"/>
+        <w:rPr/>
+      </w:pPr>
+      <w:r>
+        <w:rPr>
+          <w:b/>
+          <w:bCs/>
+        </w:rPr>
+        <w:t>Standard UNet</w:t>
+      </w:r>
+    </w:p>
+    <w:tbl>
+      <w:tblPr>
+        <w:tblW w:w="5000" w:type="pct"/>
+        <w:jc w:val="left"/>
+        <w:tblInd w:w="0" w:type="dxa"/>
+        <w:tblLayout w:type="fixed"/>
+        <w:tblCellMar>
+          <w:top w:w="0" w:type="dxa"/>
+          <w:left w:w="0" w:type="dxa"/>
+          <w:bottom w:w="0" w:type="dxa"/>
+          <w:right w:w="0" w:type="dxa"/>
+        </w:tblCellMar>
+      </w:tblPr>
+      <w:tblGrid>
+        <w:gridCol w:w="2340"/>
+        <w:gridCol w:w="2340"/>
+        <w:gridCol w:w="2340"/>
+        <w:gridCol w:w="2340"/>
+      </w:tblGrid>
+      <w:tr>
+        <w:trPr/>
+        <w:tc>
+          <w:tcPr>
+            <w:tcW w:w="2340" w:type="dxa"/>
+            <w:tcBorders>
+              <w:top w:val="single" w:sz="6" w:space="0" w:color="000000"/>
+              <w:bottom w:val="single" w:sz="6" w:space="0" w:color="000000"/>
+            </w:tcBorders>
+          </w:tcPr>
+          <w:p>
+            <w:pPr>
+              <w:pStyle w:val="TableContents"/>
+              <w:jc w:val="left"/>
+              <w:rPr>
+                <w:rFonts w:ascii="Liberation Serif" w:hAnsi="Liberation Serif"/>
+                <w:b/>
+                <w:bCs/>
+                <w:i w:val="false"/>
+                <w:i w:val="false"/>
+                <w:iCs w:val="false"/>
+                <w:strike w:val="false"/>
+                <w:dstrike w:val="false"/>
+                <w:outline w:val="false"/>
+                <w:shadow w:val="false"/>
+                <w:color w:val="000000"/>
+                <w:sz w:val="24"/>
+                <w:szCs w:val="24"/>
+                <w:u w:val="none"/>
+              </w:rPr>
+            </w:pPr>
+            <w:r>
+              <w:rPr>
+                <w:rFonts w:ascii="Liberation Serif" w:hAnsi="Liberation Serif"/>
+                <w:b/>
+                <w:bCs/>
+                <w:i w:val="false"/>
+                <w:iCs w:val="false"/>
+                <w:strike w:val="false"/>
+                <w:dstrike w:val="false"/>
+                <w:outline w:val="false"/>
+                <w:shadow w:val="false"/>
+                <w:color w:val="000000"/>
+                <w:sz w:val="24"/>
+                <w:szCs w:val="24"/>
+                <w:u w:val="none"/>
+              </w:rPr>
+              <w:t>Data</w:t>
+            </w:r>
+          </w:p>
+        </w:tc>
+        <w:tc>
+          <w:tcPr>
+            <w:tcW w:w="2340" w:type="dxa"/>
+            <w:tcBorders>
+              <w:top w:val="single" w:sz="6" w:space="0" w:color="000000"/>
+              <w:bottom w:val="single" w:sz="6" w:space="0" w:color="000000"/>
+            </w:tcBorders>
+          </w:tcPr>
+          <w:p>
+            <w:pPr>
+              <w:pStyle w:val="TableContents"/>
+              <w:jc w:val="left"/>
+              <w:rPr>
+                <w:rFonts w:ascii="Liberation Serif" w:hAnsi="Liberation Serif"/>
+                <w:b/>
+                <w:bCs/>
+                <w:i w:val="false"/>
+                <w:i w:val="false"/>
+                <w:iCs w:val="false"/>
+                <w:strike w:val="false"/>
+                <w:dstrike w:val="false"/>
+                <w:outline w:val="false"/>
+                <w:shadow w:val="false"/>
+                <w:color w:val="000000"/>
+                <w:sz w:val="24"/>
+                <w:szCs w:val="24"/>
+                <w:u w:val="none"/>
+              </w:rPr>
+            </w:pPr>
+            <w:r>
+              <w:rPr>
+                <w:rFonts w:ascii="Liberation Serif" w:hAnsi="Liberation Serif"/>
+                <w:b/>
+                <w:bCs/>
+                <w:i w:val="false"/>
+                <w:iCs w:val="false"/>
+                <w:strike w:val="false"/>
+                <w:dstrike w:val="false"/>
+                <w:outline w:val="false"/>
+                <w:shadow w:val="false"/>
+                <w:color w:val="000000"/>
+                <w:sz w:val="24"/>
+                <w:szCs w:val="24"/>
+                <w:u w:val="none"/>
+              </w:rPr>
+              <w:t>Training Time</w:t>
+            </w:r>
+          </w:p>
+        </w:tc>
+        <w:tc>
+          <w:tcPr>
+            <w:tcW w:w="2340" w:type="dxa"/>
+            <w:tcBorders>
+              <w:top w:val="single" w:sz="6" w:space="0" w:color="000000"/>
+              <w:bottom w:val="single" w:sz="6" w:space="0" w:color="000000"/>
+            </w:tcBorders>
+          </w:tcPr>
+          <w:p>
+            <w:pPr>
+              <w:pStyle w:val="TableContents"/>
+              <w:jc w:val="left"/>
+              <w:rPr>
+                <w:rFonts w:ascii="Liberation Serif" w:hAnsi="Liberation Serif"/>
+                <w:b/>
+                <w:bCs/>
+                <w:i w:val="false"/>
+                <w:i w:val="false"/>
+                <w:iCs w:val="false"/>
+                <w:strike w:val="false"/>
+                <w:dstrike w:val="false"/>
+                <w:outline w:val="false"/>
+                <w:shadow w:val="false"/>
+                <w:color w:val="000000"/>
+                <w:sz w:val="24"/>
+                <w:szCs w:val="24"/>
+                <w:u w:val="none"/>
+              </w:rPr>
+            </w:pPr>
+            <w:r>
+              <w:rPr>
+                <w:rFonts w:ascii="Liberation Serif" w:hAnsi="Liberation Serif"/>
+                <w:b/>
+                <w:bCs/>
+                <w:i w:val="false"/>
+                <w:iCs w:val="false"/>
+                <w:strike w:val="false"/>
+                <w:dstrike w:val="false"/>
+                <w:outline w:val="false"/>
+                <w:shadow w:val="false"/>
+                <w:color w:val="000000"/>
+                <w:sz w:val="24"/>
+                <w:szCs w:val="24"/>
+                <w:u w:val="none"/>
+              </w:rPr>
+              <w:t>mIoU</w:t>
+            </w:r>
+          </w:p>
+        </w:tc>
+        <w:tc>
+          <w:tcPr>
+            <w:tcW w:w="2340" w:type="dxa"/>
+            <w:tcBorders>
+              <w:top w:val="single" w:sz="6" w:space="0" w:color="000000"/>
+              <w:bottom w:val="single" w:sz="6" w:space="0" w:color="000000"/>
+            </w:tcBorders>
+          </w:tcPr>
+          <w:p>
+            <w:pPr>
+              <w:pStyle w:val="TableContents"/>
+              <w:jc w:val="left"/>
+              <w:rPr>
+                <w:rFonts w:ascii="Liberation Serif" w:hAnsi="Liberation Serif"/>
+                <w:b/>
+                <w:bCs/>
+                <w:i w:val="false"/>
+                <w:i w:val="false"/>
+                <w:iCs w:val="false"/>
+                <w:strike w:val="false"/>
+                <w:dstrike w:val="false"/>
+                <w:outline w:val="false"/>
+                <w:shadow w:val="false"/>
+                <w:color w:val="000000"/>
+                <w:sz w:val="24"/>
+                <w:szCs w:val="24"/>
+                <w:u w:val="none"/>
+              </w:rPr>
+            </w:pPr>
+            <w:r>
+              <w:rPr>
+                <w:rFonts w:ascii="Liberation Serif" w:hAnsi="Liberation Serif"/>
+                <w:b/>
+                <w:bCs/>
+                <w:i w:val="false"/>
+                <w:iCs w:val="false"/>
+                <w:strike w:val="false"/>
+                <w:dstrike w:val="false"/>
+                <w:outline w:val="false"/>
+                <w:shadow w:val="false"/>
+                <w:color w:val="000000"/>
+                <w:sz w:val="24"/>
+                <w:szCs w:val="24"/>
+                <w:u w:val="none"/>
+              </w:rPr>
+              <w:t>Dice Score</w:t>
+            </w:r>
+          </w:p>
+        </w:tc>
+      </w:tr>
+      <w:tr>
+        <w:trPr/>
+        <w:tc>
+          <w:tcPr>
+            <w:tcW w:w="2340" w:type="dxa"/>
+            <w:tcBorders>
+              <w:bottom w:val="single" w:sz="6" w:space="0" w:color="000000"/>
+            </w:tcBorders>
+          </w:tcPr>
+          <w:p>
+            <w:pPr>
+              <w:pStyle w:val="TableContents"/>
+              <w:jc w:val="left"/>
+              <w:rPr>
+                <w:rFonts w:ascii="Liberation Serif" w:hAnsi="Liberation Serif"/>
+                <w:b w:val="false"/>
+                <w:bCs w:val="false"/>
+                <w:i w:val="false"/>
+                <w:i w:val="false"/>
+                <w:iCs w:val="false"/>
+                <w:strike w:val="false"/>
+                <w:dstrike w:val="false"/>
+                <w:outline w:val="false"/>
+                <w:shadow w:val="false"/>
+                <w:color w:val="000000"/>
+                <w:sz w:val="24"/>
+                <w:szCs w:val="24"/>
+                <w:u w:val="none"/>
+              </w:rPr>
+            </w:pPr>
+            <w:r>
+              <w:rPr>
+                <w:rFonts w:ascii="Liberation Serif" w:hAnsi="Liberation Serif"/>
+                <w:b w:val="false"/>
+                <w:bCs w:val="false"/>
+                <w:i w:val="false"/>
+                <w:iCs w:val="false"/>
+                <w:strike w:val="false"/>
+                <w:dstrike w:val="false"/>
+                <w:outline w:val="false"/>
+                <w:shadow w:val="false"/>
+                <w:color w:val="000000"/>
+                <w:sz w:val="24"/>
+                <w:szCs w:val="24"/>
+                <w:u w:val="none"/>
+              </w:rPr>
+              <w:t>Original data</w:t>
+            </w:r>
+          </w:p>
+        </w:tc>
+        <w:tc>
+          <w:tcPr>
+            <w:tcW w:w="2340" w:type="dxa"/>
+            <w:tcBorders>
+              <w:bottom w:val="single" w:sz="6" w:space="0" w:color="000000"/>
+            </w:tcBorders>
+          </w:tcPr>
+          <w:p>
+            <w:pPr>
+              <w:pStyle w:val="TableContents"/>
+              <w:jc w:val="left"/>
+              <w:rPr>
+                <w:rFonts w:ascii="Liberation Serif" w:hAnsi="Liberation Serif"/>
+                <w:b w:val="false"/>
+                <w:bCs w:val="false"/>
+                <w:i w:val="false"/>
+                <w:i w:val="false"/>
+                <w:iCs w:val="false"/>
+                <w:strike w:val="false"/>
+                <w:dstrike w:val="false"/>
+                <w:outline w:val="false"/>
+                <w:shadow w:val="false"/>
+                <w:color w:val="000000"/>
+                <w:sz w:val="24"/>
+                <w:szCs w:val="24"/>
+                <w:u w:val="none"/>
+              </w:rPr>
+            </w:pPr>
+            <w:r>
+              <w:rPr>
+                <w:rFonts w:ascii="Liberation Serif" w:hAnsi="Liberation Serif"/>
+                <w:b w:val="false"/>
+                <w:bCs w:val="false"/>
+                <w:i w:val="false"/>
+                <w:iCs w:val="false"/>
+                <w:strike w:val="false"/>
+                <w:dstrike w:val="false"/>
+                <w:outline w:val="false"/>
+                <w:shadow w:val="false"/>
+                <w:color w:val="000000"/>
+                <w:sz w:val="24"/>
+                <w:szCs w:val="24"/>
+                <w:u w:val="none"/>
+              </w:rPr>
+              <w:t>528m 34s</w:t>
+            </w:r>
+          </w:p>
+        </w:tc>
+        <w:tc>
+          <w:tcPr>
+            <w:tcW w:w="2340" w:type="dxa"/>
+            <w:tcBorders>
+              <w:bottom w:val="single" w:sz="6" w:space="0" w:color="000000"/>
+            </w:tcBorders>
+          </w:tcPr>
+          <w:p>
+            <w:pPr>
+              <w:pStyle w:val="TableContents"/>
+              <w:jc w:val="left"/>
+              <w:rPr>
+                <w:rFonts w:ascii="Liberation Serif" w:hAnsi="Liberation Serif"/>
+                <w:b w:val="false"/>
+                <w:bCs w:val="false"/>
+                <w:i w:val="false"/>
+                <w:i w:val="false"/>
+                <w:iCs w:val="false"/>
+                <w:strike w:val="false"/>
+                <w:dstrike w:val="false"/>
+                <w:outline w:val="false"/>
+                <w:shadow w:val="false"/>
+                <w:color w:val="000000"/>
+                <w:sz w:val="24"/>
+                <w:szCs w:val="24"/>
+                <w:u w:val="none"/>
+              </w:rPr>
+            </w:pPr>
+            <w:r>
+              <w:rPr>
+                <w:rFonts w:ascii="Liberation Serif" w:hAnsi="Liberation Serif"/>
+                <w:b w:val="false"/>
+                <w:bCs w:val="false"/>
+                <w:i w:val="false"/>
+                <w:iCs w:val="false"/>
+                <w:strike w:val="false"/>
+                <w:dstrike w:val="false"/>
+                <w:outline w:val="false"/>
+                <w:shadow w:val="false"/>
+                <w:color w:val="000000"/>
+                <w:sz w:val="24"/>
+                <w:szCs w:val="24"/>
+                <w:u w:val="none"/>
+              </w:rPr>
+              <w:t>0.76</w:t>
+            </w:r>
+          </w:p>
+        </w:tc>
+        <w:tc>
+          <w:tcPr>
+            <w:tcW w:w="2340" w:type="dxa"/>
+            <w:tcBorders>
+              <w:bottom w:val="single" w:sz="6" w:space="0" w:color="000000"/>
+            </w:tcBorders>
+          </w:tcPr>
+          <w:p>
+            <w:pPr>
+              <w:pStyle w:val="TableContents"/>
+              <w:jc w:val="left"/>
+              <w:rPr>
+                <w:rFonts w:ascii="Liberation Serif" w:hAnsi="Liberation Serif"/>
+                <w:b w:val="false"/>
+                <w:bCs w:val="false"/>
+                <w:i w:val="false"/>
+                <w:i w:val="false"/>
+                <w:iCs w:val="false"/>
+                <w:strike w:val="false"/>
+                <w:dstrike w:val="false"/>
+                <w:outline w:val="false"/>
+                <w:shadow w:val="false"/>
+                <w:color w:val="000000"/>
+                <w:sz w:val="24"/>
+                <w:szCs w:val="24"/>
+                <w:u w:val="none"/>
+              </w:rPr>
+            </w:pPr>
+            <w:r>
+              <w:rPr>
+                <w:rFonts w:ascii="Liberation Serif" w:hAnsi="Liberation Serif"/>
+                <w:b w:val="false"/>
+                <w:bCs w:val="false"/>
+                <w:i w:val="false"/>
+                <w:iCs w:val="false"/>
+                <w:strike w:val="false"/>
+                <w:dstrike w:val="false"/>
+                <w:outline w:val="false"/>
+                <w:shadow w:val="false"/>
+                <w:color w:val="000000"/>
+                <w:sz w:val="24"/>
+                <w:szCs w:val="24"/>
+                <w:u w:val="none"/>
+              </w:rPr>
+              <w:t>0.86</w:t>
+            </w:r>
+          </w:p>
+        </w:tc>
+      </w:tr>
+    </w:tbl>
+    <w:p>
+      <w:pPr>
+        <w:pStyle w:val="Normal"/>
+        <w:spacing w:lineRule="auto" w:line="480"/>
+        <w:ind w:firstLine="720"/>
+        <w:rPr/>
+      </w:pPr>
+      <w:r>
+        <w:rPr/>
+      </w:r>
+    </w:p>
+    <w:p>
+      <w:pPr>
+        <w:pStyle w:val="Normal"/>
+        <w:spacing w:lineRule="auto" w:line="480"/>
+        <w:ind w:firstLine="720"/>
+        <w:rPr/>
+      </w:pPr>
+      <w:r>
+        <w:rPr/>
+        <w:t>&lt;EXAMPLE IMAGE&gt;</w:t>
+      </w:r>
+    </w:p>
+    <w:p>
+      <w:pPr>
+        <w:pStyle w:val="Normal"/>
+        <w:spacing w:lineRule="auto" w:line="480"/>
+        <w:ind w:firstLine="720"/>
+        <w:rPr>
+          <w:b/>
+          <w:bCs/>
+        </w:rPr>
+      </w:pPr>
+      <w:r>
+        <w:rPr>
+          <w:b/>
+          <w:bCs/>
+        </w:rPr>
+        <w:t>Mini-UNet</w:t>
+      </w:r>
+    </w:p>
+    <w:tbl>
+      <w:tblPr>
+        <w:tblW w:w="5000" w:type="pct"/>
+        <w:jc w:val="left"/>
+        <w:tblInd w:w="0" w:type="dxa"/>
+        <w:tblLayout w:type="fixed"/>
+        <w:tblCellMar>
+          <w:top w:w="0" w:type="dxa"/>
+          <w:left w:w="0" w:type="dxa"/>
+          <w:bottom w:w="0" w:type="dxa"/>
+          <w:right w:w="0" w:type="dxa"/>
+        </w:tblCellMar>
+      </w:tblPr>
+      <w:tblGrid>
+        <w:gridCol w:w="1871"/>
+        <w:gridCol w:w="1873"/>
+        <w:gridCol w:w="1871"/>
+        <w:gridCol w:w="1872"/>
+        <w:gridCol w:w="1873"/>
+      </w:tblGrid>
+      <w:tr>
+        <w:trPr/>
+        <w:tc>
+          <w:tcPr>
+            <w:tcW w:w="1871" w:type="dxa"/>
+            <w:tcBorders>
+              <w:top w:val="single" w:sz="6" w:space="0" w:color="000000"/>
+              <w:bottom w:val="single" w:sz="6" w:space="0" w:color="000000"/>
+            </w:tcBorders>
+          </w:tcPr>
+          <w:p>
+            <w:pPr>
+              <w:pStyle w:val="TableContents"/>
+              <w:jc w:val="left"/>
+              <w:rPr>
+                <w:rFonts w:ascii="Liberation Serif" w:hAnsi="Liberation Serif"/>
+                <w:b w:val="false"/>
+                <w:bCs w:val="false"/>
+                <w:i w:val="false"/>
+                <w:i w:val="false"/>
+                <w:iCs w:val="false"/>
+                <w:strike w:val="false"/>
+                <w:dstrike w:val="false"/>
+                <w:outline w:val="false"/>
+                <w:shadow w:val="false"/>
+                <w:color w:val="000000"/>
+                <w:sz w:val="24"/>
+                <w:szCs w:val="24"/>
+                <w:u w:val="none"/>
+              </w:rPr>
+            </w:pPr>
+            <w:r>
+              <w:rPr>
+                <w:rFonts w:ascii="Liberation Serif" w:hAnsi="Liberation Serif"/>
+                <w:b w:val="false"/>
+                <w:bCs w:val="false"/>
+                <w:i w:val="false"/>
+                <w:iCs w:val="false"/>
+                <w:strike w:val="false"/>
+                <w:dstrike w:val="false"/>
+                <w:outline w:val="false"/>
+                <w:shadow w:val="false"/>
+                <w:color w:val="000000"/>
+                <w:sz w:val="24"/>
+                <w:szCs w:val="24"/>
+                <w:u w:val="none"/>
+              </w:rPr>
+              <w:t>Data</w:t>
+            </w:r>
+          </w:p>
+        </w:tc>
+        <w:tc>
+          <w:tcPr>
+            <w:tcW w:w="1873" w:type="dxa"/>
+            <w:tcBorders>
+              <w:top w:val="single" w:sz="6" w:space="0" w:color="000000"/>
+              <w:bottom w:val="single" w:sz="6" w:space="0" w:color="000000"/>
+            </w:tcBorders>
+          </w:tcPr>
+          <w:p>
+            <w:pPr>
+              <w:pStyle w:val="TableContents"/>
+              <w:jc w:val="left"/>
+              <w:rPr>
+                <w:rFonts w:ascii="Liberation Serif" w:hAnsi="Liberation Serif"/>
+                <w:b w:val="false"/>
+                <w:bCs w:val="false"/>
+                <w:i w:val="false"/>
+                <w:i w:val="false"/>
+                <w:iCs w:val="false"/>
+                <w:strike w:val="false"/>
+                <w:dstrike w:val="false"/>
+                <w:outline w:val="false"/>
+                <w:shadow w:val="false"/>
+                <w:color w:val="000000"/>
+                <w:sz w:val="24"/>
+                <w:szCs w:val="24"/>
+                <w:u w:val="none"/>
+              </w:rPr>
+            </w:pPr>
+            <w:r>
+              <w:rPr>
+                <w:rFonts w:ascii="Liberation Serif" w:hAnsi="Liberation Serif"/>
+                <w:b w:val="false"/>
+                <w:bCs w:val="false"/>
+                <w:i w:val="false"/>
+                <w:iCs w:val="false"/>
+                <w:strike w:val="false"/>
+                <w:dstrike w:val="false"/>
+                <w:outline w:val="false"/>
+                <w:shadow w:val="false"/>
+                <w:color w:val="000000"/>
+                <w:sz w:val="24"/>
+                <w:szCs w:val="24"/>
+                <w:u w:val="none"/>
+              </w:rPr>
+              <w:t>Training Time</w:t>
+            </w:r>
+          </w:p>
+        </w:tc>
+        <w:tc>
+          <w:tcPr>
+            <w:tcW w:w="1871" w:type="dxa"/>
+            <w:tcBorders>
+              <w:top w:val="single" w:sz="6" w:space="0" w:color="000000"/>
+              <w:bottom w:val="single" w:sz="6" w:space="0" w:color="000000"/>
+            </w:tcBorders>
+          </w:tcPr>
+          <w:p>
+            <w:pPr>
+              <w:pStyle w:val="TableContents"/>
+              <w:jc w:val="left"/>
+              <w:rPr>
+                <w:rFonts w:ascii="Liberation Serif" w:hAnsi="Liberation Serif"/>
+                <w:b w:val="false"/>
+                <w:bCs w:val="false"/>
+                <w:i w:val="false"/>
+                <w:i w:val="false"/>
+                <w:iCs w:val="false"/>
+                <w:strike w:val="false"/>
+                <w:dstrike w:val="false"/>
+                <w:outline w:val="false"/>
+                <w:shadow w:val="false"/>
+                <w:color w:val="000000"/>
+                <w:sz w:val="24"/>
+                <w:szCs w:val="24"/>
+                <w:u w:val="none"/>
+              </w:rPr>
+            </w:pPr>
+            <w:r>
+              <w:rPr>
+                <w:rFonts w:ascii="Liberation Serif" w:hAnsi="Liberation Serif"/>
+                <w:b w:val="false"/>
+                <w:bCs w:val="false"/>
+                <w:i w:val="false"/>
+                <w:iCs w:val="false"/>
+                <w:strike w:val="false"/>
+                <w:dstrike w:val="false"/>
+                <w:outline w:val="false"/>
+                <w:shadow w:val="false"/>
+                <w:color w:val="000000"/>
+                <w:sz w:val="24"/>
+                <w:szCs w:val="24"/>
+                <w:u w:val="none"/>
+              </w:rPr>
+              <w:t>Testing Time</w:t>
+            </w:r>
+          </w:p>
+        </w:tc>
+        <w:tc>
+          <w:tcPr>
+            <w:tcW w:w="1872" w:type="dxa"/>
+            <w:tcBorders>
+              <w:top w:val="single" w:sz="6" w:space="0" w:color="000000"/>
+              <w:bottom w:val="single" w:sz="6" w:space="0" w:color="000000"/>
+            </w:tcBorders>
+          </w:tcPr>
+          <w:p>
+            <w:pPr>
+              <w:pStyle w:val="TableContents"/>
+              <w:jc w:val="left"/>
+              <w:rPr>
+                <w:rFonts w:ascii="Liberation Serif" w:hAnsi="Liberation Serif"/>
+                <w:b w:val="false"/>
+                <w:bCs w:val="false"/>
+                <w:i w:val="false"/>
+                <w:i w:val="false"/>
+                <w:iCs w:val="false"/>
+                <w:strike w:val="false"/>
+                <w:dstrike w:val="false"/>
+                <w:outline w:val="false"/>
+                <w:shadow w:val="false"/>
+                <w:color w:val="000000"/>
+                <w:sz w:val="24"/>
+                <w:szCs w:val="24"/>
+                <w:u w:val="none"/>
+              </w:rPr>
+            </w:pPr>
+            <w:r>
+              <w:rPr>
+                <w:rFonts w:ascii="Liberation Serif" w:hAnsi="Liberation Serif"/>
+                <w:b w:val="false"/>
+                <w:bCs w:val="false"/>
+                <w:i w:val="false"/>
+                <w:iCs w:val="false"/>
+                <w:strike w:val="false"/>
+                <w:dstrike w:val="false"/>
+                <w:outline w:val="false"/>
+                <w:shadow w:val="false"/>
+                <w:color w:val="000000"/>
+                <w:sz w:val="24"/>
+                <w:szCs w:val="24"/>
+                <w:u w:val="none"/>
+              </w:rPr>
+              <w:t>mIoU</w:t>
+            </w:r>
+          </w:p>
+        </w:tc>
+        <w:tc>
+          <w:tcPr>
+            <w:tcW w:w="1873" w:type="dxa"/>
+            <w:tcBorders>
+              <w:top w:val="single" w:sz="6" w:space="0" w:color="000000"/>
+              <w:bottom w:val="single" w:sz="6" w:space="0" w:color="000000"/>
+            </w:tcBorders>
+          </w:tcPr>
+          <w:p>
+            <w:pPr>
+              <w:pStyle w:val="TableContents"/>
+              <w:jc w:val="left"/>
+              <w:rPr>
+                <w:rFonts w:ascii="Liberation Serif" w:hAnsi="Liberation Serif"/>
+                <w:b w:val="false"/>
+                <w:bCs w:val="false"/>
+                <w:i w:val="false"/>
+                <w:i w:val="false"/>
+                <w:iCs w:val="false"/>
+                <w:strike w:val="false"/>
+                <w:dstrike w:val="false"/>
+                <w:outline w:val="false"/>
+                <w:shadow w:val="false"/>
+                <w:color w:val="000000"/>
+                <w:sz w:val="24"/>
+                <w:szCs w:val="24"/>
+                <w:u w:val="none"/>
+              </w:rPr>
+            </w:pPr>
+            <w:r>
+              <w:rPr>
+                <w:rFonts w:ascii="Liberation Serif" w:hAnsi="Liberation Serif"/>
+                <w:b w:val="false"/>
+                <w:bCs w:val="false"/>
+                <w:i w:val="false"/>
+                <w:iCs w:val="false"/>
+                <w:strike w:val="false"/>
+                <w:dstrike w:val="false"/>
+                <w:outline w:val="false"/>
+                <w:shadow w:val="false"/>
+                <w:color w:val="000000"/>
+                <w:sz w:val="24"/>
+                <w:szCs w:val="24"/>
+                <w:u w:val="none"/>
+              </w:rPr>
+              <w:t>Dice Score</w:t>
+            </w:r>
+          </w:p>
+        </w:tc>
+      </w:tr>
+      <w:tr>
+        <w:trPr/>
+        <w:tc>
+          <w:tcPr>
+            <w:tcW w:w="1871" w:type="dxa"/>
+            <w:tcBorders/>
+          </w:tcPr>
+          <w:p>
+            <w:pPr>
+              <w:pStyle w:val="TableContents"/>
+              <w:jc w:val="left"/>
+              <w:rPr>
+                <w:rFonts w:ascii="Liberation Serif" w:hAnsi="Liberation Serif"/>
+                <w:b w:val="false"/>
+                <w:bCs w:val="false"/>
+                <w:i w:val="false"/>
+                <w:i w:val="false"/>
+                <w:iCs w:val="false"/>
+                <w:strike w:val="false"/>
+                <w:dstrike w:val="false"/>
+                <w:outline w:val="false"/>
+                <w:shadow w:val="false"/>
+                <w:color w:val="000000"/>
+                <w:sz w:val="24"/>
+                <w:szCs w:val="24"/>
+                <w:u w:val="none"/>
+              </w:rPr>
+            </w:pPr>
+            <w:r>
+              <w:rPr>
+                <w:rFonts w:ascii="Liberation Serif" w:hAnsi="Liberation Serif"/>
+                <w:b w:val="false"/>
+                <w:bCs w:val="false"/>
+                <w:i w:val="false"/>
+                <w:iCs w:val="false"/>
+                <w:strike w:val="false"/>
+                <w:dstrike w:val="false"/>
+                <w:outline w:val="false"/>
+                <w:shadow w:val="false"/>
+                <w:color w:val="000000"/>
+                <w:sz w:val="24"/>
+                <w:szCs w:val="24"/>
+                <w:u w:val="none"/>
+              </w:rPr>
+              <w:t>Original Data</w:t>
+            </w:r>
+          </w:p>
+        </w:tc>
+        <w:tc>
+          <w:tcPr>
+            <w:tcW w:w="1873" w:type="dxa"/>
+            <w:tcBorders/>
+          </w:tcPr>
+          <w:p>
+            <w:pPr>
+              <w:pStyle w:val="TableContents"/>
+              <w:jc w:val="left"/>
+              <w:rPr>
+                <w:rFonts w:ascii="Liberation Serif" w:hAnsi="Liberation Serif"/>
+                <w:b w:val="false"/>
+                <w:bCs w:val="false"/>
+                <w:i w:val="false"/>
+                <w:i w:val="false"/>
+                <w:iCs w:val="false"/>
+                <w:strike w:val="false"/>
+                <w:dstrike w:val="false"/>
+                <w:outline w:val="false"/>
+                <w:shadow w:val="false"/>
+                <w:color w:val="000000"/>
+                <w:sz w:val="24"/>
+                <w:szCs w:val="24"/>
+                <w:u w:val="none"/>
+              </w:rPr>
+            </w:pPr>
+            <w:r>
+              <w:rPr>
+                <w:rFonts w:ascii="Liberation Serif" w:hAnsi="Liberation Serif"/>
+                <w:b w:val="false"/>
+                <w:bCs w:val="false"/>
+                <w:i w:val="false"/>
+                <w:iCs w:val="false"/>
+                <w:strike w:val="false"/>
+                <w:dstrike w:val="false"/>
+                <w:outline w:val="false"/>
+                <w:shadow w:val="false"/>
+                <w:color w:val="000000"/>
+                <w:sz w:val="24"/>
+                <w:szCs w:val="24"/>
+                <w:u w:val="none"/>
+              </w:rPr>
+              <w:t>31m 15.9s</w:t>
+            </w:r>
+          </w:p>
+        </w:tc>
+        <w:tc>
+          <w:tcPr>
+            <w:tcW w:w="1871" w:type="dxa"/>
+            <w:tcBorders/>
+          </w:tcPr>
+          <w:p>
+            <w:pPr>
+              <w:pStyle w:val="TableContents"/>
+              <w:jc w:val="left"/>
+              <w:rPr>
+                <w:rFonts w:ascii="Liberation Serif" w:hAnsi="Liberation Serif"/>
+                <w:b w:val="false"/>
+                <w:bCs w:val="false"/>
+                <w:i w:val="false"/>
+                <w:i w:val="false"/>
+                <w:iCs w:val="false"/>
+                <w:strike w:val="false"/>
+                <w:dstrike w:val="false"/>
+                <w:outline w:val="false"/>
+                <w:shadow w:val="false"/>
+                <w:color w:val="000000"/>
+                <w:sz w:val="24"/>
+                <w:szCs w:val="24"/>
+                <w:u w:val="none"/>
+              </w:rPr>
+            </w:pPr>
+            <w:r>
+              <w:rPr>
+                <w:rFonts w:ascii="Liberation Serif" w:hAnsi="Liberation Serif"/>
+                <w:b w:val="false"/>
+                <w:bCs w:val="false"/>
+                <w:i w:val="false"/>
+                <w:iCs w:val="false"/>
+                <w:strike w:val="false"/>
+                <w:dstrike w:val="false"/>
+                <w:outline w:val="false"/>
+                <w:shadow w:val="false"/>
+                <w:color w:val="000000"/>
+                <w:sz w:val="24"/>
+                <w:szCs w:val="24"/>
+                <w:u w:val="none"/>
+              </w:rPr>
+            </w:r>
+          </w:p>
+        </w:tc>
+        <w:tc>
+          <w:tcPr>
+            <w:tcW w:w="1872" w:type="dxa"/>
+            <w:tcBorders/>
+          </w:tcPr>
+          <w:p>
+            <w:pPr>
+              <w:pStyle w:val="TableContents"/>
+              <w:jc w:val="left"/>
+              <w:rPr>
+                <w:rFonts w:ascii="Liberation Serif" w:hAnsi="Liberation Serif"/>
+                <w:b w:val="false"/>
+                <w:bCs w:val="false"/>
+                <w:i w:val="false"/>
+                <w:i w:val="false"/>
+                <w:iCs w:val="false"/>
+                <w:strike w:val="false"/>
+                <w:dstrike w:val="false"/>
+                <w:outline w:val="false"/>
+                <w:shadow w:val="false"/>
+                <w:color w:val="000000"/>
+                <w:sz w:val="24"/>
+                <w:szCs w:val="24"/>
+                <w:u w:val="none"/>
+              </w:rPr>
+            </w:pPr>
+            <w:r>
+              <w:rPr>
+                <w:rFonts w:ascii="Liberation Serif" w:hAnsi="Liberation Serif"/>
+                <w:b w:val="false"/>
+                <w:bCs w:val="false"/>
+                <w:i w:val="false"/>
+                <w:iCs w:val="false"/>
+                <w:strike w:val="false"/>
+                <w:dstrike w:val="false"/>
+                <w:outline w:val="false"/>
+                <w:shadow w:val="false"/>
+                <w:color w:val="000000"/>
+                <w:sz w:val="24"/>
+                <w:szCs w:val="24"/>
+                <w:u w:val="none"/>
+              </w:rPr>
+              <w:t>0.76</w:t>
+            </w:r>
+          </w:p>
+        </w:tc>
+        <w:tc>
+          <w:tcPr>
+            <w:tcW w:w="1873" w:type="dxa"/>
+            <w:tcBorders/>
+          </w:tcPr>
+          <w:p>
+            <w:pPr>
+              <w:pStyle w:val="TableContents"/>
+              <w:jc w:val="left"/>
+              <w:rPr>
+                <w:rFonts w:ascii="Liberation Serif" w:hAnsi="Liberation Serif"/>
+                <w:b w:val="false"/>
+                <w:bCs w:val="false"/>
+                <w:i w:val="false"/>
+                <w:i w:val="false"/>
+                <w:iCs w:val="false"/>
+                <w:strike w:val="false"/>
+                <w:dstrike w:val="false"/>
+                <w:outline w:val="false"/>
+                <w:shadow w:val="false"/>
+                <w:color w:val="000000"/>
+                <w:sz w:val="24"/>
+                <w:szCs w:val="24"/>
+                <w:u w:val="none"/>
+              </w:rPr>
+            </w:pPr>
+            <w:r>
+              <w:rPr>
+                <w:rFonts w:ascii="Liberation Serif" w:hAnsi="Liberation Serif"/>
+                <w:b w:val="false"/>
+                <w:bCs w:val="false"/>
+                <w:i w:val="false"/>
+                <w:iCs w:val="false"/>
+                <w:strike w:val="false"/>
+                <w:dstrike w:val="false"/>
+                <w:outline w:val="false"/>
+                <w:shadow w:val="false"/>
+                <w:color w:val="000000"/>
+                <w:sz w:val="24"/>
+                <w:szCs w:val="24"/>
+                <w:u w:val="none"/>
+              </w:rPr>
+              <w:t>0.86</w:t>
+            </w:r>
+          </w:p>
+        </w:tc>
+      </w:tr>
+      <w:tr>
+        <w:trPr/>
+        <w:tc>
+          <w:tcPr>
+            <w:tcW w:w="1871" w:type="dxa"/>
+            <w:tcBorders/>
+          </w:tcPr>
+          <w:p>
+            <w:pPr>
+              <w:pStyle w:val="TableContents"/>
+              <w:jc w:val="left"/>
+              <w:rPr>
+                <w:rFonts w:ascii="Liberation Serif" w:hAnsi="Liberation Serif"/>
+                <w:b w:val="false"/>
+                <w:bCs w:val="false"/>
+                <w:i w:val="false"/>
+                <w:i w:val="false"/>
+                <w:iCs w:val="false"/>
+                <w:strike w:val="false"/>
+                <w:dstrike w:val="false"/>
+                <w:outline w:val="false"/>
+                <w:shadow w:val="false"/>
+                <w:color w:val="000000"/>
+                <w:sz w:val="24"/>
+                <w:szCs w:val="24"/>
+                <w:u w:val="none"/>
+              </w:rPr>
+            </w:pPr>
+            <w:r>
+              <w:rPr>
+                <w:rFonts w:ascii="Liberation Serif" w:hAnsi="Liberation Serif"/>
+                <w:b w:val="false"/>
+                <w:bCs w:val="false"/>
+                <w:i w:val="false"/>
+                <w:iCs w:val="false"/>
+                <w:strike w:val="false"/>
+                <w:dstrike w:val="false"/>
+                <w:outline w:val="false"/>
+                <w:shadow w:val="false"/>
+                <w:color w:val="000000"/>
+                <w:sz w:val="24"/>
+                <w:szCs w:val="24"/>
+                <w:u w:val="none"/>
+              </w:rPr>
+              <w:t>Dual Channel</w:t>
+            </w:r>
+          </w:p>
+        </w:tc>
+        <w:tc>
+          <w:tcPr>
+            <w:tcW w:w="1873" w:type="dxa"/>
+            <w:tcBorders/>
+          </w:tcPr>
+          <w:p>
+            <w:pPr>
+              <w:pStyle w:val="TableContents"/>
+              <w:jc w:val="left"/>
+              <w:rPr>
+                <w:rFonts w:ascii="Liberation Serif" w:hAnsi="Liberation Serif"/>
+                <w:b w:val="false"/>
+                <w:bCs w:val="false"/>
+                <w:i w:val="false"/>
+                <w:i w:val="false"/>
+                <w:iCs w:val="false"/>
+                <w:strike w:val="false"/>
+                <w:dstrike w:val="false"/>
+                <w:outline w:val="false"/>
+                <w:shadow w:val="false"/>
+                <w:color w:val="000000"/>
+                <w:sz w:val="24"/>
+                <w:szCs w:val="24"/>
+                <w:u w:val="none"/>
+              </w:rPr>
+            </w:pPr>
+            <w:r>
+              <w:rPr>
+                <w:rFonts w:ascii="Liberation Serif" w:hAnsi="Liberation Serif"/>
+                <w:b w:val="false"/>
+                <w:bCs w:val="false"/>
+                <w:i w:val="false"/>
+                <w:iCs w:val="false"/>
+                <w:strike w:val="false"/>
+                <w:dstrike w:val="false"/>
+                <w:outline w:val="false"/>
+                <w:shadow w:val="false"/>
+                <w:color w:val="000000"/>
+                <w:sz w:val="24"/>
+                <w:szCs w:val="24"/>
+                <w:u w:val="none"/>
+              </w:rPr>
+              <w:t>34m 24.4s</w:t>
+            </w:r>
+          </w:p>
+        </w:tc>
+        <w:tc>
+          <w:tcPr>
+            <w:tcW w:w="1871" w:type="dxa"/>
+            <w:tcBorders/>
+          </w:tcPr>
+          <w:p>
+            <w:pPr>
+              <w:pStyle w:val="TableContents"/>
+              <w:jc w:val="left"/>
+              <w:rPr>
+                <w:rFonts w:ascii="Liberation Serif" w:hAnsi="Liberation Serif"/>
+                <w:b w:val="false"/>
+                <w:bCs w:val="false"/>
+                <w:i w:val="false"/>
+                <w:i w:val="false"/>
+                <w:iCs w:val="false"/>
+                <w:strike w:val="false"/>
+                <w:dstrike w:val="false"/>
+                <w:outline w:val="false"/>
+                <w:shadow w:val="false"/>
+                <w:color w:val="000000"/>
+                <w:sz w:val="24"/>
+                <w:szCs w:val="24"/>
+                <w:u w:val="none"/>
+              </w:rPr>
+            </w:pPr>
+            <w:r>
+              <w:rPr>
+                <w:rFonts w:ascii="Liberation Serif" w:hAnsi="Liberation Serif"/>
+                <w:b w:val="false"/>
+                <w:bCs w:val="false"/>
+                <w:i w:val="false"/>
+                <w:iCs w:val="false"/>
+                <w:strike w:val="false"/>
+                <w:dstrike w:val="false"/>
+                <w:outline w:val="false"/>
+                <w:shadow w:val="false"/>
+                <w:color w:val="000000"/>
+                <w:sz w:val="24"/>
+                <w:szCs w:val="24"/>
+                <w:u w:val="none"/>
+              </w:rPr>
+            </w:r>
+          </w:p>
+        </w:tc>
+        <w:tc>
+          <w:tcPr>
+            <w:tcW w:w="1872" w:type="dxa"/>
+            <w:tcBorders/>
+          </w:tcPr>
+          <w:p>
+            <w:pPr>
+              <w:pStyle w:val="TableContents"/>
+              <w:jc w:val="left"/>
+              <w:rPr>
+                <w:rFonts w:ascii="Liberation Serif" w:hAnsi="Liberation Serif"/>
+                <w:b w:val="false"/>
+                <w:bCs w:val="false"/>
+                <w:i w:val="false"/>
+                <w:i w:val="false"/>
+                <w:iCs w:val="false"/>
+                <w:strike w:val="false"/>
+                <w:dstrike w:val="false"/>
+                <w:outline w:val="false"/>
+                <w:shadow w:val="false"/>
+                <w:color w:val="000000"/>
+                <w:sz w:val="24"/>
+                <w:szCs w:val="24"/>
+                <w:u w:val="none"/>
+              </w:rPr>
+            </w:pPr>
+            <w:r>
+              <w:rPr>
+                <w:rFonts w:ascii="Liberation Serif" w:hAnsi="Liberation Serif"/>
+                <w:b w:val="false"/>
+                <w:bCs w:val="false"/>
+                <w:i w:val="false"/>
+                <w:iCs w:val="false"/>
+                <w:strike w:val="false"/>
+                <w:dstrike w:val="false"/>
+                <w:outline w:val="false"/>
+                <w:shadow w:val="false"/>
+                <w:color w:val="000000"/>
+                <w:sz w:val="24"/>
+                <w:szCs w:val="24"/>
+                <w:u w:val="none"/>
+              </w:rPr>
+              <w:t>0.75</w:t>
+            </w:r>
+          </w:p>
+        </w:tc>
+        <w:tc>
+          <w:tcPr>
+            <w:tcW w:w="1873" w:type="dxa"/>
+            <w:tcBorders/>
+          </w:tcPr>
+          <w:p>
+            <w:pPr>
+              <w:pStyle w:val="TableContents"/>
+              <w:jc w:val="left"/>
+              <w:rPr>
+                <w:rFonts w:ascii="Liberation Serif" w:hAnsi="Liberation Serif"/>
+                <w:b w:val="false"/>
+                <w:bCs w:val="false"/>
+                <w:i w:val="false"/>
+                <w:i w:val="false"/>
+                <w:iCs w:val="false"/>
+                <w:strike w:val="false"/>
+                <w:dstrike w:val="false"/>
+                <w:outline w:val="false"/>
+                <w:shadow w:val="false"/>
+                <w:color w:val="000000"/>
+                <w:sz w:val="24"/>
+                <w:szCs w:val="24"/>
+                <w:u w:val="none"/>
+              </w:rPr>
+            </w:pPr>
+            <w:r>
+              <w:rPr>
+                <w:rFonts w:ascii="Liberation Serif" w:hAnsi="Liberation Serif"/>
+                <w:b w:val="false"/>
+                <w:bCs w:val="false"/>
+                <w:i w:val="false"/>
+                <w:iCs w:val="false"/>
+                <w:strike w:val="false"/>
+                <w:dstrike w:val="false"/>
+                <w:outline w:val="false"/>
+                <w:shadow w:val="false"/>
+                <w:color w:val="000000"/>
+                <w:sz w:val="24"/>
+                <w:szCs w:val="24"/>
+                <w:u w:val="none"/>
+              </w:rPr>
+              <w:t>0.85</w:t>
+            </w:r>
+          </w:p>
+        </w:tc>
+      </w:tr>
+      <w:tr>
+        <w:trPr>
+          <w:trHeight w:val="334" w:hRule="atLeast"/>
+        </w:trPr>
+        <w:tc>
+          <w:tcPr>
+            <w:tcW w:w="1871" w:type="dxa"/>
+            <w:tcBorders/>
+          </w:tcPr>
+          <w:p>
+            <w:pPr>
+              <w:pStyle w:val="TableContents"/>
+              <w:jc w:val="left"/>
+              <w:rPr>
+                <w:rFonts w:ascii="Liberation Serif" w:hAnsi="Liberation Serif"/>
+                <w:b w:val="false"/>
+                <w:bCs w:val="false"/>
+                <w:i w:val="false"/>
+                <w:i w:val="false"/>
+                <w:iCs w:val="false"/>
+                <w:strike w:val="false"/>
+                <w:dstrike w:val="false"/>
+                <w:outline w:val="false"/>
+                <w:shadow w:val="false"/>
+                <w:color w:val="000000"/>
+                <w:sz w:val="24"/>
+                <w:szCs w:val="24"/>
+                <w:u w:val="none"/>
+              </w:rPr>
+            </w:pPr>
+            <w:r>
+              <w:rPr>
+                <w:rFonts w:ascii="Liberation Serif" w:hAnsi="Liberation Serif"/>
+                <w:b w:val="false"/>
+                <w:bCs w:val="false"/>
+                <w:i w:val="false"/>
+                <w:iCs w:val="false"/>
+                <w:strike w:val="false"/>
+                <w:dstrike w:val="false"/>
+                <w:outline w:val="false"/>
+                <w:shadow w:val="false"/>
+                <w:color w:val="000000"/>
+                <w:sz w:val="24"/>
+                <w:szCs w:val="24"/>
+                <w:u w:val="none"/>
+              </w:rPr>
+              <w:t>OpenCV Only</w:t>
+            </w:r>
+          </w:p>
+        </w:tc>
+        <w:tc>
+          <w:tcPr>
+            <w:tcW w:w="1873" w:type="dxa"/>
+            <w:tcBorders/>
+          </w:tcPr>
+          <w:p>
+            <w:pPr>
+              <w:pStyle w:val="TableContents"/>
+              <w:jc w:val="left"/>
+              <w:rPr>
+                <w:rFonts w:ascii="Liberation Serif" w:hAnsi="Liberation Serif"/>
+                <w:b w:val="false"/>
+                <w:bCs w:val="false"/>
+                <w:i w:val="false"/>
+                <w:i w:val="false"/>
+                <w:iCs w:val="false"/>
+                <w:strike w:val="false"/>
+                <w:dstrike w:val="false"/>
+                <w:outline w:val="false"/>
+                <w:shadow w:val="false"/>
+                <w:color w:val="000000"/>
+                <w:sz w:val="24"/>
+                <w:szCs w:val="24"/>
+                <w:u w:val="none"/>
+              </w:rPr>
+            </w:pPr>
+            <w:r>
+              <w:rPr>
+                <w:rFonts w:ascii="Liberation Serif" w:hAnsi="Liberation Serif"/>
+                <w:b w:val="false"/>
+                <w:bCs w:val="false"/>
+                <w:i w:val="false"/>
+                <w:iCs w:val="false"/>
+                <w:strike w:val="false"/>
+                <w:dstrike w:val="false"/>
+                <w:outline w:val="false"/>
+                <w:shadow w:val="false"/>
+                <w:color w:val="000000"/>
+                <w:sz w:val="24"/>
+                <w:szCs w:val="24"/>
+                <w:u w:val="none"/>
+              </w:rPr>
+              <w:t>32m 8.6s</w:t>
+            </w:r>
+          </w:p>
+        </w:tc>
+        <w:tc>
+          <w:tcPr>
+            <w:tcW w:w="1871" w:type="dxa"/>
+            <w:tcBorders/>
+          </w:tcPr>
+          <w:p>
+            <w:pPr>
+              <w:pStyle w:val="TableContents"/>
+              <w:jc w:val="left"/>
+              <w:rPr>
+                <w:rFonts w:ascii="Liberation Serif" w:hAnsi="Liberation Serif"/>
+                <w:b w:val="false"/>
+                <w:bCs w:val="false"/>
+                <w:i w:val="false"/>
+                <w:i w:val="false"/>
+                <w:iCs w:val="false"/>
+                <w:strike w:val="false"/>
+                <w:dstrike w:val="false"/>
+                <w:outline w:val="false"/>
+                <w:shadow w:val="false"/>
+                <w:color w:val="000000"/>
+                <w:sz w:val="24"/>
+                <w:szCs w:val="24"/>
+                <w:u w:val="none"/>
+              </w:rPr>
+            </w:pPr>
+            <w:r>
+              <w:rPr>
+                <w:rFonts w:ascii="Liberation Serif" w:hAnsi="Liberation Serif"/>
+                <w:b w:val="false"/>
+                <w:bCs w:val="false"/>
+                <w:i w:val="false"/>
+                <w:iCs w:val="false"/>
+                <w:strike w:val="false"/>
+                <w:dstrike w:val="false"/>
+                <w:outline w:val="false"/>
+                <w:shadow w:val="false"/>
+                <w:color w:val="000000"/>
+                <w:sz w:val="24"/>
+                <w:szCs w:val="24"/>
+                <w:u w:val="none"/>
+              </w:rPr>
+            </w:r>
+          </w:p>
+        </w:tc>
+        <w:tc>
+          <w:tcPr>
+            <w:tcW w:w="1872" w:type="dxa"/>
+            <w:tcBorders/>
+          </w:tcPr>
+          <w:p>
+            <w:pPr>
+              <w:pStyle w:val="TableContents"/>
+              <w:jc w:val="left"/>
+              <w:rPr>
+                <w:rFonts w:ascii="Liberation Serif" w:hAnsi="Liberation Serif"/>
+                <w:b w:val="false"/>
+                <w:bCs w:val="false"/>
+                <w:i w:val="false"/>
+                <w:i w:val="false"/>
+                <w:iCs w:val="false"/>
+                <w:strike w:val="false"/>
+                <w:dstrike w:val="false"/>
+                <w:outline w:val="false"/>
+                <w:shadow w:val="false"/>
+                <w:color w:val="000000"/>
+                <w:sz w:val="24"/>
+                <w:szCs w:val="24"/>
+                <w:u w:val="none"/>
+              </w:rPr>
+            </w:pPr>
+            <w:r>
+              <w:rPr>
+                <w:rFonts w:ascii="Liberation Serif" w:hAnsi="Liberation Serif"/>
+                <w:b w:val="false"/>
+                <w:bCs w:val="false"/>
+                <w:i w:val="false"/>
+                <w:iCs w:val="false"/>
+                <w:strike w:val="false"/>
+                <w:dstrike w:val="false"/>
+                <w:outline w:val="false"/>
+                <w:shadow w:val="false"/>
+                <w:color w:val="000000"/>
+                <w:sz w:val="24"/>
+                <w:szCs w:val="24"/>
+                <w:u w:val="none"/>
+              </w:rPr>
+              <w:t>0.69</w:t>
+            </w:r>
+          </w:p>
+        </w:tc>
+        <w:tc>
+          <w:tcPr>
+            <w:tcW w:w="1873" w:type="dxa"/>
+            <w:tcBorders/>
+          </w:tcPr>
+          <w:p>
+            <w:pPr>
+              <w:pStyle w:val="TableContents"/>
+              <w:jc w:val="left"/>
+              <w:rPr>
+                <w:rFonts w:ascii="Liberation Serif" w:hAnsi="Liberation Serif"/>
+                <w:b w:val="false"/>
+                <w:bCs w:val="false"/>
+                <w:i w:val="false"/>
+                <w:i w:val="false"/>
+                <w:iCs w:val="false"/>
+                <w:strike w:val="false"/>
+                <w:dstrike w:val="false"/>
+                <w:outline w:val="false"/>
+                <w:shadow w:val="false"/>
+                <w:color w:val="000000"/>
+                <w:sz w:val="24"/>
+                <w:szCs w:val="24"/>
+                <w:u w:val="none"/>
+              </w:rPr>
+            </w:pPr>
+            <w:r>
+              <w:rPr>
+                <w:rFonts w:ascii="Liberation Serif" w:hAnsi="Liberation Serif"/>
+                <w:b w:val="false"/>
+                <w:bCs w:val="false"/>
+                <w:i w:val="false"/>
+                <w:iCs w:val="false"/>
+                <w:strike w:val="false"/>
+                <w:dstrike w:val="false"/>
+                <w:outline w:val="false"/>
+                <w:shadow w:val="false"/>
+                <w:color w:val="000000"/>
+                <w:sz w:val="24"/>
+                <w:szCs w:val="24"/>
+                <w:u w:val="none"/>
+              </w:rPr>
+              <w:t>0.82</w:t>
+            </w:r>
+          </w:p>
+        </w:tc>
+      </w:tr>
+      <w:tr>
+        <w:trPr/>
+        <w:tc>
+          <w:tcPr>
+            <w:tcW w:w="1871" w:type="dxa"/>
+            <w:tcBorders>
+              <w:bottom w:val="single" w:sz="6" w:space="0" w:color="000000"/>
+            </w:tcBorders>
+          </w:tcPr>
+          <w:p>
+            <w:pPr>
+              <w:pStyle w:val="TableContents"/>
+              <w:jc w:val="left"/>
+              <w:rPr>
+                <w:rFonts w:ascii="Liberation Serif" w:hAnsi="Liberation Serif"/>
+                <w:b w:val="false"/>
+                <w:bCs w:val="false"/>
+                <w:i w:val="false"/>
+                <w:i w:val="false"/>
+                <w:iCs w:val="false"/>
+                <w:strike w:val="false"/>
+                <w:dstrike w:val="false"/>
+                <w:outline w:val="false"/>
+                <w:shadow w:val="false"/>
+                <w:color w:val="000000"/>
+                <w:sz w:val="24"/>
+                <w:szCs w:val="24"/>
+                <w:u w:val="none"/>
+              </w:rPr>
+            </w:pPr>
+            <w:r>
+              <w:rPr>
+                <w:rFonts w:ascii="Liberation Serif" w:hAnsi="Liberation Serif"/>
+                <w:b w:val="false"/>
+                <w:bCs w:val="false"/>
+                <w:i w:val="false"/>
+                <w:iCs w:val="false"/>
+                <w:strike w:val="false"/>
+                <w:dstrike w:val="false"/>
+                <w:outline w:val="false"/>
+                <w:shadow w:val="false"/>
+                <w:color w:val="000000"/>
+                <w:sz w:val="24"/>
+                <w:szCs w:val="24"/>
+                <w:u w:val="none"/>
+              </w:rPr>
+              <w:t>Original with OpenCV</w:t>
+            </w:r>
+          </w:p>
+        </w:tc>
+        <w:tc>
+          <w:tcPr>
+            <w:tcW w:w="1873" w:type="dxa"/>
+            <w:tcBorders>
+              <w:bottom w:val="single" w:sz="6" w:space="0" w:color="000000"/>
+            </w:tcBorders>
+          </w:tcPr>
+          <w:p>
+            <w:pPr>
+              <w:pStyle w:val="TableContents"/>
+              <w:jc w:val="left"/>
+              <w:rPr>
+                <w:rFonts w:ascii="Liberation Serif" w:hAnsi="Liberation Serif"/>
+                <w:b w:val="false"/>
+                <w:bCs w:val="false"/>
+                <w:i w:val="false"/>
+                <w:i w:val="false"/>
+                <w:iCs w:val="false"/>
+                <w:strike w:val="false"/>
+                <w:dstrike w:val="false"/>
+                <w:outline w:val="false"/>
+                <w:shadow w:val="false"/>
+                <w:color w:val="000000"/>
+                <w:sz w:val="24"/>
+                <w:szCs w:val="24"/>
+                <w:u w:val="none"/>
+              </w:rPr>
+            </w:pPr>
+            <w:r>
+              <w:rPr>
+                <w:rFonts w:ascii="Liberation Serif" w:hAnsi="Liberation Serif"/>
+                <w:b w:val="false"/>
+                <w:bCs w:val="false"/>
+                <w:i w:val="false"/>
+                <w:iCs w:val="false"/>
+                <w:strike w:val="false"/>
+                <w:dstrike w:val="false"/>
+                <w:outline w:val="false"/>
+                <w:shadow w:val="false"/>
+                <w:color w:val="000000"/>
+                <w:sz w:val="24"/>
+                <w:szCs w:val="24"/>
+                <w:u w:val="none"/>
+              </w:rPr>
+              <w:t>32m 51s</w:t>
+            </w:r>
+          </w:p>
+        </w:tc>
+        <w:tc>
+          <w:tcPr>
+            <w:tcW w:w="1871" w:type="dxa"/>
+            <w:tcBorders>
+              <w:bottom w:val="single" w:sz="6" w:space="0" w:color="000000"/>
+            </w:tcBorders>
+          </w:tcPr>
+          <w:p>
+            <w:pPr>
+              <w:pStyle w:val="TableContents"/>
+              <w:jc w:val="left"/>
+              <w:rPr>
+                <w:rFonts w:ascii="Liberation Serif" w:hAnsi="Liberation Serif"/>
+                <w:b w:val="false"/>
+                <w:bCs w:val="false"/>
+                <w:i w:val="false"/>
+                <w:i w:val="false"/>
+                <w:iCs w:val="false"/>
+                <w:strike w:val="false"/>
+                <w:dstrike w:val="false"/>
+                <w:outline w:val="false"/>
+                <w:shadow w:val="false"/>
+                <w:color w:val="000000"/>
+                <w:sz w:val="24"/>
+                <w:szCs w:val="24"/>
+                <w:u w:val="none"/>
+              </w:rPr>
+            </w:pPr>
+            <w:r>
+              <w:rPr>
+                <w:rFonts w:ascii="Liberation Serif" w:hAnsi="Liberation Serif"/>
+                <w:b w:val="false"/>
+                <w:bCs w:val="false"/>
+                <w:i w:val="false"/>
+                <w:iCs w:val="false"/>
+                <w:strike w:val="false"/>
+                <w:dstrike w:val="false"/>
+                <w:outline w:val="false"/>
+                <w:shadow w:val="false"/>
+                <w:color w:val="000000"/>
+                <w:sz w:val="24"/>
+                <w:szCs w:val="24"/>
+                <w:u w:val="none"/>
+              </w:rPr>
+            </w:r>
+          </w:p>
+        </w:tc>
+        <w:tc>
+          <w:tcPr>
+            <w:tcW w:w="1872" w:type="dxa"/>
+            <w:tcBorders>
+              <w:bottom w:val="single" w:sz="6" w:space="0" w:color="000000"/>
+            </w:tcBorders>
+          </w:tcPr>
+          <w:p>
+            <w:pPr>
+              <w:pStyle w:val="TableContents"/>
+              <w:jc w:val="left"/>
+              <w:rPr>
+                <w:rFonts w:ascii="Liberation Serif" w:hAnsi="Liberation Serif"/>
+                <w:b w:val="false"/>
+                <w:bCs w:val="false"/>
+                <w:i w:val="false"/>
+                <w:i w:val="false"/>
+                <w:iCs w:val="false"/>
+                <w:strike w:val="false"/>
+                <w:dstrike w:val="false"/>
+                <w:outline w:val="false"/>
+                <w:shadow w:val="false"/>
+                <w:color w:val="000000"/>
+                <w:sz w:val="24"/>
+                <w:szCs w:val="24"/>
+                <w:u w:val="none"/>
+              </w:rPr>
+            </w:pPr>
+            <w:r>
+              <w:rPr>
+                <w:rFonts w:ascii="Liberation Serif" w:hAnsi="Liberation Serif"/>
+                <w:b w:val="false"/>
+                <w:bCs w:val="false"/>
+                <w:i w:val="false"/>
+                <w:iCs w:val="false"/>
+                <w:strike w:val="false"/>
+                <w:dstrike w:val="false"/>
+                <w:outline w:val="false"/>
+                <w:shadow w:val="false"/>
+                <w:color w:val="000000"/>
+                <w:sz w:val="24"/>
+                <w:szCs w:val="24"/>
+                <w:u w:val="none"/>
+              </w:rPr>
+              <w:t>0.73</w:t>
+            </w:r>
+          </w:p>
+        </w:tc>
+        <w:tc>
+          <w:tcPr>
+            <w:tcW w:w="1873" w:type="dxa"/>
+            <w:tcBorders>
+              <w:bottom w:val="single" w:sz="6" w:space="0" w:color="000000"/>
+            </w:tcBorders>
+          </w:tcPr>
+          <w:p>
+            <w:pPr>
+              <w:pStyle w:val="TableContents"/>
+              <w:jc w:val="left"/>
+              <w:rPr>
+                <w:rFonts w:ascii="Liberation Serif" w:hAnsi="Liberation Serif"/>
+                <w:b w:val="false"/>
+                <w:bCs w:val="false"/>
+                <w:i w:val="false"/>
+                <w:i w:val="false"/>
+                <w:iCs w:val="false"/>
+                <w:strike w:val="false"/>
+                <w:dstrike w:val="false"/>
+                <w:outline w:val="false"/>
+                <w:shadow w:val="false"/>
+                <w:color w:val="000000"/>
+                <w:sz w:val="24"/>
+                <w:szCs w:val="24"/>
+                <w:u w:val="none"/>
+              </w:rPr>
+            </w:pPr>
+            <w:r>
+              <w:rPr>
+                <w:rFonts w:ascii="Liberation Serif" w:hAnsi="Liberation Serif"/>
+                <w:b w:val="false"/>
+                <w:bCs w:val="false"/>
+                <w:i w:val="false"/>
+                <w:iCs w:val="false"/>
+                <w:strike w:val="false"/>
+                <w:dstrike w:val="false"/>
+                <w:outline w:val="false"/>
+                <w:shadow w:val="false"/>
+                <w:color w:val="000000"/>
+                <w:sz w:val="24"/>
+                <w:szCs w:val="24"/>
+                <w:u w:val="none"/>
+              </w:rPr>
+              <w:t>0.84</w:t>
+            </w:r>
+          </w:p>
+        </w:tc>
+      </w:tr>
+    </w:tbl>
+    <w:p>
+      <w:pPr>
+        <w:pStyle w:val="Normal"/>
+        <w:spacing w:lineRule="auto" w:line="480"/>
+        <w:ind w:firstLine="720"/>
+        <w:rPr/>
+      </w:pPr>
+      <w:r>
+        <w:rPr/>
+      </w:r>
+    </w:p>
+    <w:p>
+      <w:pPr>
+        <w:pStyle w:val="Normal"/>
+        <w:spacing w:lineRule="auto" w:line="480"/>
+        <w:ind w:firstLine="720"/>
+        <w:rPr/>
+      </w:pPr>
+      <w:r>
+        <w:rPr/>
+        <w:t>&lt;EXAMPLE IMAGES&gt;</w:t>
+      </w:r>
+    </w:p>
+    <w:p>
+      <w:pPr>
+        <w:pStyle w:val="Normal"/>
+        <w:spacing w:lineRule="auto" w:line="480"/>
+        <w:ind w:firstLine="720"/>
+        <w:rPr>
+          <w:b/>
+          <w:bCs/>
+        </w:rPr>
+      </w:pPr>
+      <w:r>
+        <w:rPr>
+          <w:b/>
+          <w:bCs/>
+        </w:rPr>
+        <w:t>Compressed Mini-UNet</w:t>
+      </w:r>
+    </w:p>
+    <w:tbl>
+      <w:tblPr>
+        <w:tblW w:w="5000" w:type="pct"/>
+        <w:jc w:val="left"/>
+        <w:tblInd w:w="0" w:type="dxa"/>
+        <w:tblLayout w:type="fixed"/>
+        <w:tblCellMar>
+          <w:top w:w="0" w:type="dxa"/>
+          <w:left w:w="0" w:type="dxa"/>
+          <w:bottom w:w="0" w:type="dxa"/>
+          <w:right w:w="0" w:type="dxa"/>
+        </w:tblCellMar>
+      </w:tblPr>
+      <w:tblGrid>
+        <w:gridCol w:w="1871"/>
+        <w:gridCol w:w="1873"/>
+        <w:gridCol w:w="1871"/>
+        <w:gridCol w:w="1872"/>
+        <w:gridCol w:w="1873"/>
+      </w:tblGrid>
+      <w:tr>
+        <w:trPr/>
+        <w:tc>
+          <w:tcPr>
+            <w:tcW w:w="1871" w:type="dxa"/>
+            <w:tcBorders>
+              <w:top w:val="single" w:sz="6" w:space="0" w:color="000000"/>
+              <w:bottom w:val="single" w:sz="6" w:space="0" w:color="000000"/>
+            </w:tcBorders>
+          </w:tcPr>
+          <w:p>
+            <w:pPr>
+              <w:pStyle w:val="TableContents"/>
+              <w:jc w:val="left"/>
+              <w:rPr>
+                <w:rFonts w:ascii="Liberation Serif" w:hAnsi="Liberation Serif"/>
+                <w:b w:val="false"/>
+                <w:bCs w:val="false"/>
+                <w:i w:val="false"/>
+                <w:i w:val="false"/>
+                <w:iCs w:val="false"/>
+                <w:strike w:val="false"/>
+                <w:dstrike w:val="false"/>
+                <w:outline w:val="false"/>
+                <w:shadow w:val="false"/>
+                <w:color w:val="000000"/>
+                <w:sz w:val="24"/>
+                <w:szCs w:val="24"/>
+                <w:u w:val="none"/>
+              </w:rPr>
+            </w:pPr>
+            <w:r>
+              <w:rPr>
+                <w:rFonts w:ascii="Liberation Serif" w:hAnsi="Liberation Serif"/>
+                <w:b w:val="false"/>
+                <w:bCs w:val="false"/>
+                <w:i w:val="false"/>
+                <w:iCs w:val="false"/>
+                <w:strike w:val="false"/>
+                <w:dstrike w:val="false"/>
+                <w:outline w:val="false"/>
+                <w:shadow w:val="false"/>
+                <w:color w:val="000000"/>
+                <w:sz w:val="24"/>
+                <w:szCs w:val="24"/>
+                <w:u w:val="none"/>
+              </w:rPr>
+              <w:t>Data</w:t>
+            </w:r>
+          </w:p>
+        </w:tc>
+        <w:tc>
+          <w:tcPr>
+            <w:tcW w:w="1873" w:type="dxa"/>
+            <w:tcBorders>
+              <w:top w:val="single" w:sz="6" w:space="0" w:color="000000"/>
+              <w:bottom w:val="single" w:sz="6" w:space="0" w:color="000000"/>
+            </w:tcBorders>
+          </w:tcPr>
+          <w:p>
+            <w:pPr>
+              <w:pStyle w:val="TableContents"/>
+              <w:jc w:val="left"/>
+              <w:rPr>
+                <w:rFonts w:ascii="Liberation Serif" w:hAnsi="Liberation Serif"/>
+                <w:b w:val="false"/>
+                <w:bCs w:val="false"/>
+                <w:i w:val="false"/>
+                <w:i w:val="false"/>
+                <w:iCs w:val="false"/>
+                <w:strike w:val="false"/>
+                <w:dstrike w:val="false"/>
+                <w:outline w:val="false"/>
+                <w:shadow w:val="false"/>
+                <w:color w:val="000000"/>
+                <w:sz w:val="24"/>
+                <w:szCs w:val="24"/>
+                <w:u w:val="none"/>
+              </w:rPr>
+            </w:pPr>
+            <w:r>
+              <w:rPr>
+                <w:rFonts w:ascii="Liberation Serif" w:hAnsi="Liberation Serif"/>
+                <w:b w:val="false"/>
+                <w:bCs w:val="false"/>
+                <w:i w:val="false"/>
+                <w:iCs w:val="false"/>
+                <w:strike w:val="false"/>
+                <w:dstrike w:val="false"/>
+                <w:outline w:val="false"/>
+                <w:shadow w:val="false"/>
+                <w:color w:val="000000"/>
+                <w:sz w:val="24"/>
+                <w:szCs w:val="24"/>
+                <w:u w:val="none"/>
+              </w:rPr>
+              <w:t>Training Time</w:t>
+            </w:r>
+          </w:p>
+        </w:tc>
+        <w:tc>
+          <w:tcPr>
+            <w:tcW w:w="1871" w:type="dxa"/>
+            <w:tcBorders>
+              <w:top w:val="single" w:sz="6" w:space="0" w:color="000000"/>
+              <w:bottom w:val="single" w:sz="6" w:space="0" w:color="000000"/>
+            </w:tcBorders>
+          </w:tcPr>
+          <w:p>
+            <w:pPr>
+              <w:pStyle w:val="TableContents"/>
+              <w:jc w:val="left"/>
+              <w:rPr>
+                <w:rFonts w:ascii="Liberation Serif" w:hAnsi="Liberation Serif"/>
+                <w:b w:val="false"/>
+                <w:bCs w:val="false"/>
+                <w:i w:val="false"/>
+                <w:i w:val="false"/>
+                <w:iCs w:val="false"/>
+                <w:strike w:val="false"/>
+                <w:dstrike w:val="false"/>
+                <w:outline w:val="false"/>
+                <w:shadow w:val="false"/>
+                <w:color w:val="000000"/>
+                <w:sz w:val="24"/>
+                <w:szCs w:val="24"/>
+                <w:u w:val="none"/>
+              </w:rPr>
+            </w:pPr>
+            <w:r>
+              <w:rPr>
+                <w:rFonts w:ascii="Liberation Serif" w:hAnsi="Liberation Serif"/>
+                <w:b w:val="false"/>
+                <w:bCs w:val="false"/>
+                <w:i w:val="false"/>
+                <w:iCs w:val="false"/>
+                <w:strike w:val="false"/>
+                <w:dstrike w:val="false"/>
+                <w:outline w:val="false"/>
+                <w:shadow w:val="false"/>
+                <w:color w:val="000000"/>
+                <w:sz w:val="24"/>
+                <w:szCs w:val="24"/>
+                <w:u w:val="none"/>
+              </w:rPr>
+              <w:t>Testing Time</w:t>
+            </w:r>
+          </w:p>
+        </w:tc>
+        <w:tc>
+          <w:tcPr>
+            <w:tcW w:w="1872" w:type="dxa"/>
+            <w:tcBorders>
+              <w:top w:val="single" w:sz="6" w:space="0" w:color="000000"/>
+              <w:bottom w:val="single" w:sz="6" w:space="0" w:color="000000"/>
+            </w:tcBorders>
+          </w:tcPr>
+          <w:p>
+            <w:pPr>
+              <w:pStyle w:val="TableContents"/>
+              <w:jc w:val="left"/>
+              <w:rPr>
+                <w:rFonts w:ascii="Liberation Serif" w:hAnsi="Liberation Serif"/>
+                <w:b w:val="false"/>
+                <w:bCs w:val="false"/>
+                <w:i w:val="false"/>
+                <w:i w:val="false"/>
+                <w:iCs w:val="false"/>
+                <w:strike w:val="false"/>
+                <w:dstrike w:val="false"/>
+                <w:outline w:val="false"/>
+                <w:shadow w:val="false"/>
+                <w:color w:val="000000"/>
+                <w:sz w:val="24"/>
+                <w:szCs w:val="24"/>
+                <w:u w:val="none"/>
+              </w:rPr>
+            </w:pPr>
+            <w:r>
+              <w:rPr>
+                <w:rFonts w:ascii="Liberation Serif" w:hAnsi="Liberation Serif"/>
+                <w:b w:val="false"/>
+                <w:bCs w:val="false"/>
+                <w:i w:val="false"/>
+                <w:iCs w:val="false"/>
+                <w:strike w:val="false"/>
+                <w:dstrike w:val="false"/>
+                <w:outline w:val="false"/>
+                <w:shadow w:val="false"/>
+                <w:color w:val="000000"/>
+                <w:sz w:val="24"/>
+                <w:szCs w:val="24"/>
+                <w:u w:val="none"/>
+              </w:rPr>
+              <w:t>mIoU</w:t>
+            </w:r>
+          </w:p>
+        </w:tc>
+        <w:tc>
+          <w:tcPr>
+            <w:tcW w:w="1873" w:type="dxa"/>
+            <w:tcBorders>
+              <w:top w:val="single" w:sz="6" w:space="0" w:color="000000"/>
+              <w:bottom w:val="single" w:sz="6" w:space="0" w:color="000000"/>
+            </w:tcBorders>
+          </w:tcPr>
+          <w:p>
+            <w:pPr>
+              <w:pStyle w:val="TableContents"/>
+              <w:jc w:val="left"/>
+              <w:rPr>
+                <w:rFonts w:ascii="Liberation Serif" w:hAnsi="Liberation Serif"/>
+                <w:b w:val="false"/>
+                <w:bCs w:val="false"/>
+                <w:i w:val="false"/>
+                <w:i w:val="false"/>
+                <w:iCs w:val="false"/>
+                <w:strike w:val="false"/>
+                <w:dstrike w:val="false"/>
+                <w:outline w:val="false"/>
+                <w:shadow w:val="false"/>
+                <w:color w:val="000000"/>
+                <w:sz w:val="24"/>
+                <w:szCs w:val="24"/>
+                <w:u w:val="none"/>
+              </w:rPr>
+            </w:pPr>
+            <w:r>
+              <w:rPr>
+                <w:rFonts w:ascii="Liberation Serif" w:hAnsi="Liberation Serif"/>
+                <w:b w:val="false"/>
+                <w:bCs w:val="false"/>
+                <w:i w:val="false"/>
+                <w:iCs w:val="false"/>
+                <w:strike w:val="false"/>
+                <w:dstrike w:val="false"/>
+                <w:outline w:val="false"/>
+                <w:shadow w:val="false"/>
+                <w:color w:val="000000"/>
+                <w:sz w:val="24"/>
+                <w:szCs w:val="24"/>
+                <w:u w:val="none"/>
+              </w:rPr>
+              <w:t>Dice Score</w:t>
+            </w:r>
+          </w:p>
+        </w:tc>
+      </w:tr>
+      <w:tr>
+        <w:trPr/>
+        <w:tc>
+          <w:tcPr>
+            <w:tcW w:w="1871" w:type="dxa"/>
+            <w:tcBorders/>
+          </w:tcPr>
+          <w:p>
+            <w:pPr>
+              <w:pStyle w:val="TableContents"/>
+              <w:jc w:val="left"/>
+              <w:rPr>
+                <w:rFonts w:ascii="Liberation Serif" w:hAnsi="Liberation Serif"/>
+                <w:b w:val="false"/>
+                <w:bCs w:val="false"/>
+                <w:i w:val="false"/>
+                <w:i w:val="false"/>
+                <w:iCs w:val="false"/>
+                <w:strike w:val="false"/>
+                <w:dstrike w:val="false"/>
+                <w:outline w:val="false"/>
+                <w:shadow w:val="false"/>
+                <w:color w:val="000000"/>
+                <w:sz w:val="24"/>
+                <w:szCs w:val="24"/>
+                <w:u w:val="none"/>
+              </w:rPr>
+            </w:pPr>
+            <w:r>
+              <w:rPr>
+                <w:rFonts w:ascii="Liberation Serif" w:hAnsi="Liberation Serif"/>
+                <w:b w:val="false"/>
+                <w:bCs w:val="false"/>
+                <w:i w:val="false"/>
+                <w:iCs w:val="false"/>
+                <w:strike w:val="false"/>
+                <w:dstrike w:val="false"/>
+                <w:outline w:val="false"/>
+                <w:shadow w:val="false"/>
+                <w:color w:val="000000"/>
+                <w:sz w:val="24"/>
+                <w:szCs w:val="24"/>
+                <w:u w:val="none"/>
+              </w:rPr>
+              <w:t>Original Data</w:t>
+            </w:r>
+          </w:p>
+        </w:tc>
+        <w:tc>
+          <w:tcPr>
+            <w:tcW w:w="1873" w:type="dxa"/>
+            <w:tcBorders/>
+          </w:tcPr>
+          <w:p>
+            <w:pPr>
+              <w:pStyle w:val="TableContents"/>
+              <w:jc w:val="left"/>
+              <w:rPr>
+                <w:rFonts w:ascii="Liberation Serif" w:hAnsi="Liberation Serif"/>
+                <w:b w:val="false"/>
+                <w:bCs w:val="false"/>
+                <w:i w:val="false"/>
+                <w:i w:val="false"/>
+                <w:iCs w:val="false"/>
+                <w:strike w:val="false"/>
+                <w:dstrike w:val="false"/>
+                <w:outline w:val="false"/>
+                <w:shadow w:val="false"/>
+                <w:color w:val="000000"/>
+                <w:sz w:val="24"/>
+                <w:szCs w:val="24"/>
+                <w:u w:val="none"/>
+              </w:rPr>
+            </w:pPr>
+            <w:r>
+              <w:rPr>
+                <w:rFonts w:ascii="Liberation Serif" w:hAnsi="Liberation Serif"/>
+                <w:b w:val="false"/>
+                <w:bCs w:val="false"/>
+                <w:i w:val="false"/>
+                <w:iCs w:val="false"/>
+                <w:strike w:val="false"/>
+                <w:dstrike w:val="false"/>
+                <w:outline w:val="false"/>
+                <w:shadow w:val="false"/>
+                <w:color w:val="000000"/>
+                <w:sz w:val="24"/>
+                <w:szCs w:val="24"/>
+                <w:u w:val="none"/>
+              </w:rPr>
+              <w:t>30m 21s</w:t>
+            </w:r>
+          </w:p>
+        </w:tc>
+        <w:tc>
+          <w:tcPr>
+            <w:tcW w:w="1871" w:type="dxa"/>
+            <w:tcBorders/>
+          </w:tcPr>
+          <w:p>
+            <w:pPr>
+              <w:pStyle w:val="TableContents"/>
+              <w:jc w:val="left"/>
+              <w:rPr>
+                <w:rFonts w:ascii="Liberation Serif" w:hAnsi="Liberation Serif"/>
+                <w:b w:val="false"/>
+                <w:bCs w:val="false"/>
+                <w:i w:val="false"/>
+                <w:i w:val="false"/>
+                <w:iCs w:val="false"/>
+                <w:strike w:val="false"/>
+                <w:dstrike w:val="false"/>
+                <w:outline w:val="false"/>
+                <w:shadow w:val="false"/>
+                <w:color w:val="000000"/>
+                <w:sz w:val="24"/>
+                <w:szCs w:val="24"/>
+                <w:u w:val="none"/>
+              </w:rPr>
+            </w:pPr>
+            <w:r>
+              <w:rPr>
+                <w:rFonts w:ascii="Liberation Serif" w:hAnsi="Liberation Serif"/>
+                <w:b w:val="false"/>
+                <w:bCs w:val="false"/>
+                <w:i w:val="false"/>
+                <w:iCs w:val="false"/>
+                <w:strike w:val="false"/>
+                <w:dstrike w:val="false"/>
+                <w:outline w:val="false"/>
+                <w:shadow w:val="false"/>
+                <w:color w:val="000000"/>
+                <w:sz w:val="24"/>
+                <w:szCs w:val="24"/>
+                <w:u w:val="none"/>
+              </w:rPr>
+            </w:r>
+          </w:p>
+        </w:tc>
+        <w:tc>
+          <w:tcPr>
+            <w:tcW w:w="1872" w:type="dxa"/>
+            <w:tcBorders/>
+          </w:tcPr>
+          <w:p>
+            <w:pPr>
+              <w:pStyle w:val="TableContents"/>
+              <w:jc w:val="left"/>
+              <w:rPr>
+                <w:rFonts w:ascii="Liberation Serif" w:hAnsi="Liberation Serif"/>
+                <w:b w:val="false"/>
+                <w:bCs w:val="false"/>
+                <w:i w:val="false"/>
+                <w:i w:val="false"/>
+                <w:iCs w:val="false"/>
+                <w:strike w:val="false"/>
+                <w:dstrike w:val="false"/>
+                <w:outline w:val="false"/>
+                <w:shadow w:val="false"/>
+                <w:color w:val="000000"/>
+                <w:sz w:val="24"/>
+                <w:szCs w:val="24"/>
+                <w:u w:val="none"/>
+              </w:rPr>
+            </w:pPr>
+            <w:r>
+              <w:rPr>
+                <w:rFonts w:ascii="Liberation Serif" w:hAnsi="Liberation Serif"/>
+                <w:b w:val="false"/>
+                <w:bCs w:val="false"/>
+                <w:i w:val="false"/>
+                <w:iCs w:val="false"/>
+                <w:strike w:val="false"/>
+                <w:dstrike w:val="false"/>
+                <w:outline w:val="false"/>
+                <w:shadow w:val="false"/>
+                <w:color w:val="000000"/>
+                <w:sz w:val="24"/>
+                <w:szCs w:val="24"/>
+                <w:u w:val="none"/>
+              </w:rPr>
+              <w:t>0.76</w:t>
+            </w:r>
+          </w:p>
+        </w:tc>
+        <w:tc>
+          <w:tcPr>
+            <w:tcW w:w="1873" w:type="dxa"/>
+            <w:tcBorders/>
+          </w:tcPr>
+          <w:p>
+            <w:pPr>
+              <w:pStyle w:val="TableContents"/>
+              <w:jc w:val="left"/>
+              <w:rPr>
+                <w:rFonts w:ascii="Liberation Serif" w:hAnsi="Liberation Serif"/>
+                <w:b w:val="false"/>
+                <w:bCs w:val="false"/>
+                <w:i w:val="false"/>
+                <w:i w:val="false"/>
+                <w:iCs w:val="false"/>
+                <w:strike w:val="false"/>
+                <w:dstrike w:val="false"/>
+                <w:outline w:val="false"/>
+                <w:shadow w:val="false"/>
+                <w:color w:val="000000"/>
+                <w:sz w:val="24"/>
+                <w:szCs w:val="24"/>
+                <w:u w:val="none"/>
+              </w:rPr>
+            </w:pPr>
+            <w:r>
+              <w:rPr>
+                <w:rFonts w:ascii="Liberation Serif" w:hAnsi="Liberation Serif"/>
+                <w:b w:val="false"/>
+                <w:bCs w:val="false"/>
+                <w:i w:val="false"/>
+                <w:iCs w:val="false"/>
+                <w:strike w:val="false"/>
+                <w:dstrike w:val="false"/>
+                <w:outline w:val="false"/>
+                <w:shadow w:val="false"/>
+                <w:color w:val="000000"/>
+                <w:sz w:val="24"/>
+                <w:szCs w:val="24"/>
+                <w:u w:val="none"/>
+              </w:rPr>
+              <w:t>0.86</w:t>
+            </w:r>
+          </w:p>
+        </w:tc>
+      </w:tr>
+      <w:tr>
+        <w:trPr/>
+        <w:tc>
+          <w:tcPr>
+            <w:tcW w:w="1871" w:type="dxa"/>
+            <w:tcBorders/>
+          </w:tcPr>
+          <w:p>
+            <w:pPr>
+              <w:pStyle w:val="TableContents"/>
+              <w:jc w:val="left"/>
+              <w:rPr>
+                <w:rFonts w:ascii="Liberation Serif" w:hAnsi="Liberation Serif"/>
+                <w:b w:val="false"/>
+                <w:bCs w:val="false"/>
+                <w:i w:val="false"/>
+                <w:i w:val="false"/>
+                <w:iCs w:val="false"/>
+                <w:strike w:val="false"/>
+                <w:dstrike w:val="false"/>
+                <w:outline w:val="false"/>
+                <w:shadow w:val="false"/>
+                <w:color w:val="000000"/>
+                <w:sz w:val="24"/>
+                <w:szCs w:val="24"/>
+                <w:u w:val="none"/>
+              </w:rPr>
+            </w:pPr>
+            <w:r>
+              <w:rPr>
+                <w:rFonts w:ascii="Liberation Serif" w:hAnsi="Liberation Serif"/>
+                <w:b w:val="false"/>
+                <w:bCs w:val="false"/>
+                <w:i w:val="false"/>
+                <w:iCs w:val="false"/>
+                <w:strike w:val="false"/>
+                <w:dstrike w:val="false"/>
+                <w:outline w:val="false"/>
+                <w:shadow w:val="false"/>
+                <w:color w:val="000000"/>
+                <w:sz w:val="24"/>
+                <w:szCs w:val="24"/>
+                <w:u w:val="none"/>
+              </w:rPr>
+              <w:t>Dual Channel</w:t>
+            </w:r>
+          </w:p>
+        </w:tc>
+        <w:tc>
+          <w:tcPr>
+            <w:tcW w:w="1873" w:type="dxa"/>
+            <w:tcBorders/>
+          </w:tcPr>
+          <w:p>
+            <w:pPr>
+              <w:pStyle w:val="TableContents"/>
+              <w:jc w:val="left"/>
+              <w:rPr>
+                <w:rFonts w:ascii="Liberation Serif" w:hAnsi="Liberation Serif"/>
+                <w:b w:val="false"/>
+                <w:bCs w:val="false"/>
+                <w:i w:val="false"/>
+                <w:i w:val="false"/>
+                <w:iCs w:val="false"/>
+                <w:strike w:val="false"/>
+                <w:dstrike w:val="false"/>
+                <w:outline w:val="false"/>
+                <w:shadow w:val="false"/>
+                <w:color w:val="000000"/>
+                <w:sz w:val="24"/>
+                <w:szCs w:val="24"/>
+                <w:u w:val="none"/>
+              </w:rPr>
+            </w:pPr>
+            <w:r>
+              <w:rPr>
+                <w:rFonts w:ascii="Liberation Serif" w:hAnsi="Liberation Serif"/>
+                <w:b w:val="false"/>
+                <w:bCs w:val="false"/>
+                <w:i w:val="false"/>
+                <w:iCs w:val="false"/>
+                <w:strike w:val="false"/>
+                <w:dstrike w:val="false"/>
+                <w:outline w:val="false"/>
+                <w:shadow w:val="false"/>
+                <w:color w:val="000000"/>
+                <w:sz w:val="24"/>
+                <w:szCs w:val="24"/>
+                <w:u w:val="none"/>
+              </w:rPr>
+              <w:t>33m 45.8s</w:t>
+            </w:r>
+          </w:p>
+        </w:tc>
+        <w:tc>
+          <w:tcPr>
+            <w:tcW w:w="1871" w:type="dxa"/>
+            <w:tcBorders/>
+          </w:tcPr>
+          <w:p>
+            <w:pPr>
+              <w:pStyle w:val="TableContents"/>
+              <w:jc w:val="left"/>
+              <w:rPr>
+                <w:rFonts w:ascii="Liberation Serif" w:hAnsi="Liberation Serif"/>
+                <w:b w:val="false"/>
+                <w:bCs w:val="false"/>
+                <w:i w:val="false"/>
+                <w:i w:val="false"/>
+                <w:iCs w:val="false"/>
+                <w:strike w:val="false"/>
+                <w:dstrike w:val="false"/>
+                <w:outline w:val="false"/>
+                <w:shadow w:val="false"/>
+                <w:color w:val="000000"/>
+                <w:sz w:val="24"/>
+                <w:szCs w:val="24"/>
+                <w:u w:val="none"/>
+              </w:rPr>
+            </w:pPr>
+            <w:r>
+              <w:rPr>
+                <w:rFonts w:ascii="Liberation Serif" w:hAnsi="Liberation Serif"/>
+                <w:b w:val="false"/>
+                <w:bCs w:val="false"/>
+                <w:i w:val="false"/>
+                <w:iCs w:val="false"/>
+                <w:strike w:val="false"/>
+                <w:dstrike w:val="false"/>
+                <w:outline w:val="false"/>
+                <w:shadow w:val="false"/>
+                <w:color w:val="000000"/>
+                <w:sz w:val="24"/>
+                <w:szCs w:val="24"/>
+                <w:u w:val="none"/>
+              </w:rPr>
+            </w:r>
+          </w:p>
+        </w:tc>
+        <w:tc>
+          <w:tcPr>
+            <w:tcW w:w="1872" w:type="dxa"/>
+            <w:tcBorders/>
+          </w:tcPr>
+          <w:p>
+            <w:pPr>
+              <w:pStyle w:val="TableContents"/>
+              <w:jc w:val="left"/>
+              <w:rPr>
+                <w:rFonts w:ascii="Liberation Serif" w:hAnsi="Liberation Serif"/>
+                <w:b w:val="false"/>
+                <w:bCs w:val="false"/>
+                <w:i w:val="false"/>
+                <w:i w:val="false"/>
+                <w:iCs w:val="false"/>
+                <w:strike w:val="false"/>
+                <w:dstrike w:val="false"/>
+                <w:outline w:val="false"/>
+                <w:shadow w:val="false"/>
+                <w:color w:val="000000"/>
+                <w:sz w:val="24"/>
+                <w:szCs w:val="24"/>
+                <w:u w:val="none"/>
+              </w:rPr>
+            </w:pPr>
+            <w:r>
+              <w:rPr>
+                <w:rFonts w:ascii="Liberation Serif" w:hAnsi="Liberation Serif"/>
+                <w:b w:val="false"/>
+                <w:bCs w:val="false"/>
+                <w:i w:val="false"/>
+                <w:iCs w:val="false"/>
+                <w:strike w:val="false"/>
+                <w:dstrike w:val="false"/>
+                <w:outline w:val="false"/>
+                <w:shadow w:val="false"/>
+                <w:color w:val="000000"/>
+                <w:sz w:val="24"/>
+                <w:szCs w:val="24"/>
+                <w:u w:val="none"/>
+              </w:rPr>
+              <w:t>0.73</w:t>
+            </w:r>
+          </w:p>
+        </w:tc>
+        <w:tc>
+          <w:tcPr>
+            <w:tcW w:w="1873" w:type="dxa"/>
+            <w:tcBorders/>
+          </w:tcPr>
+          <w:p>
+            <w:pPr>
+              <w:pStyle w:val="TableContents"/>
+              <w:jc w:val="left"/>
+              <w:rPr>
+                <w:rFonts w:ascii="Liberation Serif" w:hAnsi="Liberation Serif"/>
+                <w:b w:val="false"/>
+                <w:bCs w:val="false"/>
+                <w:i w:val="false"/>
+                <w:i w:val="false"/>
+                <w:iCs w:val="false"/>
+                <w:strike w:val="false"/>
+                <w:dstrike w:val="false"/>
+                <w:outline w:val="false"/>
+                <w:shadow w:val="false"/>
+                <w:color w:val="000000"/>
+                <w:sz w:val="24"/>
+                <w:szCs w:val="24"/>
+                <w:u w:val="none"/>
+              </w:rPr>
+            </w:pPr>
+            <w:r>
+              <w:rPr>
+                <w:rFonts w:ascii="Liberation Serif" w:hAnsi="Liberation Serif"/>
+                <w:b w:val="false"/>
+                <w:bCs w:val="false"/>
+                <w:i w:val="false"/>
+                <w:iCs w:val="false"/>
+                <w:strike w:val="false"/>
+                <w:dstrike w:val="false"/>
+                <w:outline w:val="false"/>
+                <w:shadow w:val="false"/>
+                <w:color w:val="000000"/>
+                <w:sz w:val="24"/>
+                <w:szCs w:val="24"/>
+                <w:u w:val="none"/>
+              </w:rPr>
+              <w:t>0.84</w:t>
+            </w:r>
+          </w:p>
+        </w:tc>
+      </w:tr>
+      <w:tr>
+        <w:trPr/>
+        <w:tc>
+          <w:tcPr>
+            <w:tcW w:w="1871" w:type="dxa"/>
+            <w:tcBorders/>
+          </w:tcPr>
+          <w:p>
+            <w:pPr>
+              <w:pStyle w:val="TableContents"/>
+              <w:jc w:val="left"/>
+              <w:rPr>
+                <w:rFonts w:ascii="Liberation Serif" w:hAnsi="Liberation Serif"/>
+                <w:b w:val="false"/>
+                <w:bCs w:val="false"/>
+                <w:i w:val="false"/>
+                <w:i w:val="false"/>
+                <w:iCs w:val="false"/>
+                <w:strike w:val="false"/>
+                <w:dstrike w:val="false"/>
+                <w:outline w:val="false"/>
+                <w:shadow w:val="false"/>
+                <w:color w:val="000000"/>
+                <w:sz w:val="24"/>
+                <w:szCs w:val="24"/>
+                <w:u w:val="none"/>
+              </w:rPr>
+            </w:pPr>
+            <w:r>
+              <w:rPr>
+                <w:rFonts w:ascii="Liberation Serif" w:hAnsi="Liberation Serif"/>
+                <w:b w:val="false"/>
+                <w:bCs w:val="false"/>
+                <w:i w:val="false"/>
+                <w:iCs w:val="false"/>
+                <w:strike w:val="false"/>
+                <w:dstrike w:val="false"/>
+                <w:outline w:val="false"/>
+                <w:shadow w:val="false"/>
+                <w:color w:val="000000"/>
+                <w:sz w:val="24"/>
+                <w:szCs w:val="24"/>
+                <w:u w:val="none"/>
+              </w:rPr>
+              <w:t>OpenCV Only</w:t>
+            </w:r>
+          </w:p>
+        </w:tc>
+        <w:tc>
+          <w:tcPr>
+            <w:tcW w:w="1873" w:type="dxa"/>
+            <w:tcBorders/>
+          </w:tcPr>
+          <w:p>
+            <w:pPr>
+              <w:pStyle w:val="TableContents"/>
+              <w:jc w:val="left"/>
+              <w:rPr>
+                <w:rFonts w:ascii="Liberation Serif" w:hAnsi="Liberation Serif"/>
+                <w:b w:val="false"/>
+                <w:bCs w:val="false"/>
+                <w:i w:val="false"/>
+                <w:i w:val="false"/>
+                <w:iCs w:val="false"/>
+                <w:strike w:val="false"/>
+                <w:dstrike w:val="false"/>
+                <w:outline w:val="false"/>
+                <w:shadow w:val="false"/>
+                <w:color w:val="000000"/>
+                <w:sz w:val="24"/>
+                <w:szCs w:val="24"/>
+                <w:u w:val="none"/>
+              </w:rPr>
+            </w:pPr>
+            <w:r>
+              <w:rPr>
+                <w:rFonts w:ascii="Liberation Serif" w:hAnsi="Liberation Serif"/>
+                <w:b w:val="false"/>
+                <w:bCs w:val="false"/>
+                <w:i w:val="false"/>
+                <w:iCs w:val="false"/>
+                <w:strike w:val="false"/>
+                <w:dstrike w:val="false"/>
+                <w:outline w:val="false"/>
+                <w:shadow w:val="false"/>
+                <w:color w:val="000000"/>
+                <w:sz w:val="24"/>
+                <w:szCs w:val="24"/>
+                <w:u w:val="none"/>
+              </w:rPr>
+              <w:t>30m 41s</w:t>
+            </w:r>
+          </w:p>
+        </w:tc>
+        <w:tc>
+          <w:tcPr>
+            <w:tcW w:w="1871" w:type="dxa"/>
+            <w:tcBorders/>
+          </w:tcPr>
+          <w:p>
+            <w:pPr>
+              <w:pStyle w:val="TableContents"/>
+              <w:jc w:val="left"/>
+              <w:rPr>
+                <w:rFonts w:ascii="Liberation Serif" w:hAnsi="Liberation Serif"/>
+                <w:b w:val="false"/>
+                <w:bCs w:val="false"/>
+                <w:i w:val="false"/>
+                <w:i w:val="false"/>
+                <w:iCs w:val="false"/>
+                <w:strike w:val="false"/>
+                <w:dstrike w:val="false"/>
+                <w:outline w:val="false"/>
+                <w:shadow w:val="false"/>
+                <w:color w:val="000000"/>
+                <w:sz w:val="24"/>
+                <w:szCs w:val="24"/>
+                <w:u w:val="none"/>
+              </w:rPr>
+            </w:pPr>
+            <w:r>
+              <w:rPr>
+                <w:rFonts w:ascii="Liberation Serif" w:hAnsi="Liberation Serif"/>
+                <w:b w:val="false"/>
+                <w:bCs w:val="false"/>
+                <w:i w:val="false"/>
+                <w:iCs w:val="false"/>
+                <w:strike w:val="false"/>
+                <w:dstrike w:val="false"/>
+                <w:outline w:val="false"/>
+                <w:shadow w:val="false"/>
+                <w:color w:val="000000"/>
+                <w:sz w:val="24"/>
+                <w:szCs w:val="24"/>
+                <w:u w:val="none"/>
+              </w:rPr>
+            </w:r>
+          </w:p>
+        </w:tc>
+        <w:tc>
+          <w:tcPr>
+            <w:tcW w:w="1872" w:type="dxa"/>
+            <w:tcBorders/>
+          </w:tcPr>
+          <w:p>
+            <w:pPr>
+              <w:pStyle w:val="TableContents"/>
+              <w:jc w:val="left"/>
+              <w:rPr>
+                <w:rFonts w:ascii="Liberation Serif" w:hAnsi="Liberation Serif"/>
+                <w:b w:val="false"/>
+                <w:bCs w:val="false"/>
+                <w:i w:val="false"/>
+                <w:i w:val="false"/>
+                <w:iCs w:val="false"/>
+                <w:strike w:val="false"/>
+                <w:dstrike w:val="false"/>
+                <w:outline w:val="false"/>
+                <w:shadow w:val="false"/>
+                <w:color w:val="000000"/>
+                <w:sz w:val="24"/>
+                <w:szCs w:val="24"/>
+                <w:u w:val="none"/>
+              </w:rPr>
+            </w:pPr>
+            <w:r>
+              <w:rPr>
+                <w:rFonts w:ascii="Liberation Serif" w:hAnsi="Liberation Serif"/>
+                <w:b w:val="false"/>
+                <w:bCs w:val="false"/>
+                <w:i w:val="false"/>
+                <w:iCs w:val="false"/>
+                <w:strike w:val="false"/>
+                <w:dstrike w:val="false"/>
+                <w:outline w:val="false"/>
+                <w:shadow w:val="false"/>
+                <w:color w:val="000000"/>
+                <w:sz w:val="24"/>
+                <w:szCs w:val="24"/>
+                <w:u w:val="none"/>
+              </w:rPr>
+              <w:t>0.69</w:t>
+            </w:r>
+          </w:p>
+        </w:tc>
+        <w:tc>
+          <w:tcPr>
+            <w:tcW w:w="1873" w:type="dxa"/>
+            <w:tcBorders/>
+          </w:tcPr>
+          <w:p>
+            <w:pPr>
+              <w:pStyle w:val="TableContents"/>
+              <w:jc w:val="left"/>
+              <w:rPr>
+                <w:rFonts w:ascii="Liberation Serif" w:hAnsi="Liberation Serif"/>
+                <w:b w:val="false"/>
+                <w:bCs w:val="false"/>
+                <w:i w:val="false"/>
+                <w:i w:val="false"/>
+                <w:iCs w:val="false"/>
+                <w:strike w:val="false"/>
+                <w:dstrike w:val="false"/>
+                <w:outline w:val="false"/>
+                <w:shadow w:val="false"/>
+                <w:color w:val="000000"/>
+                <w:sz w:val="24"/>
+                <w:szCs w:val="24"/>
+                <w:u w:val="none"/>
+              </w:rPr>
+            </w:pPr>
+            <w:r>
+              <w:rPr>
+                <w:rFonts w:ascii="Liberation Serif" w:hAnsi="Liberation Serif"/>
+                <w:b w:val="false"/>
+                <w:bCs w:val="false"/>
+                <w:i w:val="false"/>
+                <w:iCs w:val="false"/>
+                <w:strike w:val="false"/>
+                <w:dstrike w:val="false"/>
+                <w:outline w:val="false"/>
+                <w:shadow w:val="false"/>
+                <w:color w:val="000000"/>
+                <w:sz w:val="24"/>
+                <w:szCs w:val="24"/>
+                <w:u w:val="none"/>
+              </w:rPr>
+              <w:t>0.82</w:t>
+            </w:r>
+          </w:p>
+        </w:tc>
+      </w:tr>
+      <w:tr>
+        <w:trPr/>
+        <w:tc>
+          <w:tcPr>
+            <w:tcW w:w="1871" w:type="dxa"/>
+            <w:tcBorders>
+              <w:bottom w:val="single" w:sz="6" w:space="0" w:color="000000"/>
+            </w:tcBorders>
+          </w:tcPr>
+          <w:p>
+            <w:pPr>
+              <w:pStyle w:val="TableContents"/>
+              <w:jc w:val="left"/>
+              <w:rPr>
+                <w:rFonts w:ascii="Liberation Serif" w:hAnsi="Liberation Serif"/>
+                <w:b w:val="false"/>
+                <w:bCs w:val="false"/>
+                <w:i w:val="false"/>
+                <w:i w:val="false"/>
+                <w:iCs w:val="false"/>
+                <w:strike w:val="false"/>
+                <w:dstrike w:val="false"/>
+                <w:outline w:val="false"/>
+                <w:shadow w:val="false"/>
+                <w:color w:val="000000"/>
+                <w:sz w:val="24"/>
+                <w:szCs w:val="24"/>
+                <w:u w:val="none"/>
+              </w:rPr>
+            </w:pPr>
+            <w:r>
+              <w:rPr>
+                <w:rFonts w:ascii="Liberation Serif" w:hAnsi="Liberation Serif"/>
+                <w:b w:val="false"/>
+                <w:bCs w:val="false"/>
+                <w:i w:val="false"/>
+                <w:iCs w:val="false"/>
+                <w:strike w:val="false"/>
+                <w:dstrike w:val="false"/>
+                <w:outline w:val="false"/>
+                <w:shadow w:val="false"/>
+                <w:color w:val="000000"/>
+                <w:sz w:val="24"/>
+                <w:szCs w:val="24"/>
+                <w:u w:val="none"/>
+              </w:rPr>
+              <w:t>Original with OpenCV</w:t>
+            </w:r>
+          </w:p>
+        </w:tc>
+        <w:tc>
+          <w:tcPr>
+            <w:tcW w:w="1873" w:type="dxa"/>
+            <w:tcBorders>
+              <w:bottom w:val="single" w:sz="6" w:space="0" w:color="000000"/>
+            </w:tcBorders>
+          </w:tcPr>
+          <w:p>
+            <w:pPr>
+              <w:pStyle w:val="TableContents"/>
+              <w:jc w:val="left"/>
+              <w:rPr>
+                <w:rFonts w:ascii="Liberation Serif" w:hAnsi="Liberation Serif"/>
+                <w:b w:val="false"/>
+                <w:bCs w:val="false"/>
+                <w:i w:val="false"/>
+                <w:i w:val="false"/>
+                <w:iCs w:val="false"/>
+                <w:strike w:val="false"/>
+                <w:dstrike w:val="false"/>
+                <w:outline w:val="false"/>
+                <w:shadow w:val="false"/>
+                <w:color w:val="000000"/>
+                <w:sz w:val="24"/>
+                <w:szCs w:val="24"/>
+                <w:u w:val="none"/>
+              </w:rPr>
+            </w:pPr>
+            <w:r>
+              <w:rPr>
+                <w:rFonts w:ascii="Liberation Serif" w:hAnsi="Liberation Serif"/>
+                <w:b w:val="false"/>
+                <w:bCs w:val="false"/>
+                <w:i w:val="false"/>
+                <w:iCs w:val="false"/>
+                <w:strike w:val="false"/>
+                <w:dstrike w:val="false"/>
+                <w:outline w:val="false"/>
+                <w:shadow w:val="false"/>
+                <w:color w:val="000000"/>
+                <w:sz w:val="24"/>
+                <w:szCs w:val="24"/>
+                <w:u w:val="none"/>
+              </w:rPr>
+              <w:t>31m 6.9s</w:t>
+            </w:r>
+          </w:p>
+        </w:tc>
+        <w:tc>
+          <w:tcPr>
+            <w:tcW w:w="1871" w:type="dxa"/>
+            <w:tcBorders>
+              <w:bottom w:val="single" w:sz="6" w:space="0" w:color="000000"/>
+            </w:tcBorders>
+          </w:tcPr>
+          <w:p>
+            <w:pPr>
+              <w:pStyle w:val="TableContents"/>
+              <w:jc w:val="left"/>
+              <w:rPr>
+                <w:rFonts w:ascii="Liberation Serif" w:hAnsi="Liberation Serif"/>
+                <w:b w:val="false"/>
+                <w:bCs w:val="false"/>
+                <w:i w:val="false"/>
+                <w:i w:val="false"/>
+                <w:iCs w:val="false"/>
+                <w:strike w:val="false"/>
+                <w:dstrike w:val="false"/>
+                <w:outline w:val="false"/>
+                <w:shadow w:val="false"/>
+                <w:color w:val="000000"/>
+                <w:sz w:val="24"/>
+                <w:szCs w:val="24"/>
+                <w:u w:val="none"/>
+              </w:rPr>
+            </w:pPr>
+            <w:r>
+              <w:rPr>
+                <w:rFonts w:ascii="Liberation Serif" w:hAnsi="Liberation Serif"/>
+                <w:b w:val="false"/>
+                <w:bCs w:val="false"/>
+                <w:i w:val="false"/>
+                <w:iCs w:val="false"/>
+                <w:strike w:val="false"/>
+                <w:dstrike w:val="false"/>
+                <w:outline w:val="false"/>
+                <w:shadow w:val="false"/>
+                <w:color w:val="000000"/>
+                <w:sz w:val="24"/>
+                <w:szCs w:val="24"/>
+                <w:u w:val="none"/>
+              </w:rPr>
+            </w:r>
+          </w:p>
+        </w:tc>
+        <w:tc>
+          <w:tcPr>
+            <w:tcW w:w="1872" w:type="dxa"/>
+            <w:tcBorders>
+              <w:bottom w:val="single" w:sz="6" w:space="0" w:color="000000"/>
+            </w:tcBorders>
+          </w:tcPr>
+          <w:p>
+            <w:pPr>
+              <w:pStyle w:val="TableContents"/>
+              <w:jc w:val="left"/>
+              <w:rPr>
+                <w:rFonts w:ascii="Liberation Serif" w:hAnsi="Liberation Serif"/>
+                <w:b w:val="false"/>
+                <w:bCs w:val="false"/>
+                <w:i w:val="false"/>
+                <w:i w:val="false"/>
+                <w:iCs w:val="false"/>
+                <w:strike w:val="false"/>
+                <w:dstrike w:val="false"/>
+                <w:outline w:val="false"/>
+                <w:shadow w:val="false"/>
+                <w:color w:val="000000"/>
+                <w:sz w:val="24"/>
+                <w:szCs w:val="24"/>
+                <w:u w:val="none"/>
+              </w:rPr>
+            </w:pPr>
+            <w:r>
+              <w:rPr>
+                <w:rFonts w:ascii="Liberation Serif" w:hAnsi="Liberation Serif"/>
+                <w:b w:val="false"/>
+                <w:bCs w:val="false"/>
+                <w:i w:val="false"/>
+                <w:iCs w:val="false"/>
+                <w:strike w:val="false"/>
+                <w:dstrike w:val="false"/>
+                <w:outline w:val="false"/>
+                <w:shadow w:val="false"/>
+                <w:color w:val="000000"/>
+                <w:sz w:val="24"/>
+                <w:szCs w:val="24"/>
+                <w:u w:val="none"/>
+              </w:rPr>
+              <w:t>0.72</w:t>
+            </w:r>
+          </w:p>
+        </w:tc>
+        <w:tc>
+          <w:tcPr>
+            <w:tcW w:w="1873" w:type="dxa"/>
+            <w:tcBorders>
+              <w:bottom w:val="single" w:sz="6" w:space="0" w:color="000000"/>
+            </w:tcBorders>
+          </w:tcPr>
+          <w:p>
+            <w:pPr>
+              <w:pStyle w:val="TableContents"/>
+              <w:jc w:val="left"/>
+              <w:rPr>
+                <w:rFonts w:ascii="Liberation Serif" w:hAnsi="Liberation Serif"/>
+                <w:b w:val="false"/>
+                <w:bCs w:val="false"/>
+                <w:i w:val="false"/>
+                <w:i w:val="false"/>
+                <w:iCs w:val="false"/>
+                <w:strike w:val="false"/>
+                <w:dstrike w:val="false"/>
+                <w:outline w:val="false"/>
+                <w:shadow w:val="false"/>
+                <w:color w:val="000000"/>
+                <w:sz w:val="24"/>
+                <w:szCs w:val="24"/>
+                <w:u w:val="none"/>
+              </w:rPr>
+            </w:pPr>
+            <w:r>
+              <w:rPr>
+                <w:rFonts w:ascii="Liberation Serif" w:hAnsi="Liberation Serif"/>
+                <w:b w:val="false"/>
+                <w:bCs w:val="false"/>
+                <w:i w:val="false"/>
+                <w:iCs w:val="false"/>
+                <w:strike w:val="false"/>
+                <w:dstrike w:val="false"/>
+                <w:outline w:val="false"/>
+                <w:shadow w:val="false"/>
+                <w:color w:val="000000"/>
+                <w:sz w:val="24"/>
+                <w:szCs w:val="24"/>
+                <w:u w:val="none"/>
+              </w:rPr>
+              <w:t>0.84</w:t>
+            </w:r>
+          </w:p>
+        </w:tc>
+      </w:tr>
+    </w:tbl>
+    <w:p>
+      <w:pPr>
+        <w:pStyle w:val="Normal"/>
+        <w:spacing w:lineRule="auto" w:line="480"/>
+        <w:ind w:firstLine="720"/>
+        <w:rPr/>
+      </w:pPr>
+      <w:r>
+        <w:rPr/>
+      </w:r>
+    </w:p>
+    <w:p>
+      <w:pPr>
+        <w:pStyle w:val="Normal"/>
+        <w:spacing w:lineRule="auto" w:line="480"/>
+        <w:ind w:firstLine="720"/>
+        <w:rPr/>
+      </w:pPr>
+      <w:r>
+        <w:rPr/>
+        <w:t>&lt;EXAMPLE IMAGES&gt;</w:t>
+      </w:r>
+    </w:p>
+    <w:p>
+      <w:pPr>
+        <w:pStyle w:val="Normal"/>
+        <w:spacing w:lineRule="auto" w:line="480"/>
+        <w:ind w:hanging="0"/>
+        <w:rPr/>
+      </w:pPr>
+      <w:r>
+        <w:rPr/>
+        <w:tab/>
+        <w:t>Similar approaches to this problem (references) have achieved an mIoU between 0.7 and 0.8 which is consistent with the scores we have achieved for all our models.</w:t>
+      </w:r>
+    </w:p>
+    <w:p>
+      <w:pPr>
+        <w:pStyle w:val="Normal"/>
+        <w:spacing w:lineRule="auto" w:line="480"/>
+        <w:ind w:hanging="0"/>
+        <w:rPr/>
+      </w:pPr>
+      <w:r>
+        <w:rPr/>
+        <w:tab/>
+      </w:r>
+    </w:p>
+    <w:p>
+      <w:pPr>
+        <w:pStyle w:val="Normal"/>
+        <w:spacing w:lineRule="auto" w:line="480"/>
+        <w:ind w:firstLine="720"/>
+        <w:rPr/>
+      </w:pPr>
+      <w:r>
+        <w:rPr/>
+      </w:r>
+    </w:p>
+    <w:p>
+      <w:pPr>
+        <w:pStyle w:val="Normal"/>
+        <w:spacing w:lineRule="auto" w:line="480"/>
         <w:jc w:val="center"/>
         <w:rPr>
           <w:b/>
@@ -257,23 +4308,31 @@
     </w:p>
     <w:p>
       <w:pPr>
-        <w:spacing w:line="480" w:lineRule="auto"/>
-        <w:ind w:firstLine="720"/>
-      </w:pPr>
-      <w:r>
-        <w:lastRenderedPageBreak/>
+        <w:pStyle w:val="Normal"/>
+        <w:spacing w:lineRule="auto" w:line="480"/>
+        <w:ind w:firstLine="720"/>
+        <w:rPr/>
+      </w:pPr>
+      <w:r>
+        <w:rPr/>
         <w:t>The main body of your paper goes here, starting on page 3. (Or starting on page 2, if you’re not required to include an abstract.)</w:t>
       </w:r>
     </w:p>
     <w:p>
       <w:pPr>
-        <w:spacing w:line="480" w:lineRule="auto"/>
-        <w:ind w:firstLine="720"/>
-      </w:pPr>
-    </w:p>
-    <w:p>
-      <w:pPr>
-        <w:spacing w:line="480" w:lineRule="auto"/>
+        <w:pStyle w:val="Normal"/>
+        <w:spacing w:lineRule="auto" w:line="480"/>
+        <w:ind w:firstLine="720"/>
+        <w:rPr/>
+      </w:pPr>
+      <w:r>
+        <w:rPr/>
+      </w:r>
+    </w:p>
+    <w:p>
+      <w:pPr>
+        <w:pStyle w:val="Normal"/>
+        <w:spacing w:lineRule="auto" w:line="480"/>
         <w:jc w:val="center"/>
         <w:rPr>
           <w:b/>
@@ -288,22 +4347,31 @@
     </w:p>
     <w:p>
       <w:pPr>
-        <w:spacing w:line="480" w:lineRule="auto"/>
-        <w:ind w:firstLine="720"/>
-      </w:pPr>
-      <w:r>
+        <w:pStyle w:val="Normal"/>
+        <w:spacing w:lineRule="auto" w:line="480"/>
+        <w:ind w:firstLine="720"/>
+        <w:rPr/>
+      </w:pPr>
+      <w:r>
+        <w:rPr/>
         <w:t>The main body of your paper goes here, starting on page 3. (Or starting on page 2, if you’re not required to include an abstract.)</w:t>
       </w:r>
     </w:p>
     <w:p>
       <w:pPr>
-        <w:spacing w:line="480" w:lineRule="auto"/>
-        <w:ind w:firstLine="720"/>
-      </w:pPr>
-    </w:p>
-    <w:p>
-      <w:pPr>
-        <w:spacing w:line="480" w:lineRule="auto"/>
+        <w:pStyle w:val="Normal"/>
+        <w:spacing w:lineRule="auto" w:line="480"/>
+        <w:ind w:firstLine="720"/>
+        <w:rPr/>
+      </w:pPr>
+      <w:r>
+        <w:rPr/>
+      </w:r>
+    </w:p>
+    <w:p>
+      <w:pPr>
+        <w:pStyle w:val="Normal"/>
+        <w:spacing w:lineRule="auto" w:line="480"/>
         <w:jc w:val="center"/>
         <w:rPr>
           <w:b/>
@@ -318,138 +4386,242 @@
     </w:p>
     <w:p>
       <w:pPr>
-        <w:spacing w:line="480" w:lineRule="auto"/>
-        <w:ind w:firstLine="720"/>
-      </w:pPr>
-      <w:r>
+        <w:pStyle w:val="Normal"/>
+        <w:spacing w:lineRule="auto" w:line="480"/>
+        <w:ind w:firstLine="720"/>
+        <w:rPr/>
+      </w:pPr>
+      <w:r>
+        <w:rPr/>
         <w:t>The main body of your paper goes here, starting on page 3. (Or starting on page 2, if you’re not required to include an abstract.)</w:t>
       </w:r>
     </w:p>
     <w:p>
       <w:pPr>
-        <w:spacing w:line="480" w:lineRule="auto"/>
-        <w:ind w:firstLine="720"/>
-      </w:pPr>
-    </w:p>
-    <w:p>
-      <w:pPr>
-        <w:spacing w:line="480" w:lineRule="auto"/>
-        <w:ind w:firstLine="720"/>
-      </w:pPr>
-    </w:p>
-    <w:p>
-      <w:pPr>
-        <w:spacing w:line="480" w:lineRule="auto"/>
-        <w:ind w:firstLine="720"/>
-      </w:pPr>
-    </w:p>
-    <w:p>
-      <w:pPr>
-        <w:spacing w:line="480" w:lineRule="auto"/>
-        <w:ind w:firstLine="720"/>
-      </w:pPr>
-    </w:p>
-    <w:p>
-      <w:pPr>
-        <w:spacing w:line="480" w:lineRule="auto"/>
-        <w:ind w:firstLine="720"/>
-      </w:pPr>
-    </w:p>
-    <w:p>
-      <w:pPr>
-        <w:spacing w:line="480" w:lineRule="auto"/>
-        <w:ind w:firstLine="720"/>
-      </w:pPr>
-    </w:p>
-    <w:p>
-      <w:pPr>
-        <w:spacing w:line="480" w:lineRule="auto"/>
-        <w:ind w:firstLine="720"/>
-      </w:pPr>
-    </w:p>
-    <w:p>
-      <w:pPr>
-        <w:spacing w:line="480" w:lineRule="auto"/>
+        <w:pStyle w:val="Normal"/>
+        <w:spacing w:lineRule="auto" w:line="480"/>
+        <w:ind w:firstLine="720"/>
+        <w:rPr/>
+      </w:pPr>
+      <w:r>
+        <w:rPr/>
+      </w:r>
+    </w:p>
+    <w:p>
+      <w:pPr>
+        <w:pStyle w:val="Normal"/>
+        <w:spacing w:lineRule="auto" w:line="480"/>
+        <w:ind w:firstLine="720"/>
+        <w:rPr/>
+      </w:pPr>
+      <w:r>
+        <w:rPr/>
+      </w:r>
+    </w:p>
+    <w:p>
+      <w:pPr>
+        <w:pStyle w:val="Normal"/>
+        <w:spacing w:lineRule="auto" w:line="480"/>
+        <w:ind w:firstLine="720"/>
+        <w:rPr/>
+      </w:pPr>
+      <w:r>
+        <w:rPr/>
+      </w:r>
+    </w:p>
+    <w:p>
+      <w:pPr>
+        <w:pStyle w:val="Normal"/>
+        <w:spacing w:lineRule="auto" w:line="480"/>
+        <w:ind w:firstLine="720"/>
+        <w:rPr/>
+      </w:pPr>
+      <w:r>
+        <w:rPr/>
+      </w:r>
+    </w:p>
+    <w:p>
+      <w:pPr>
+        <w:pStyle w:val="Normal"/>
+        <w:spacing w:lineRule="auto" w:line="480"/>
+        <w:ind w:firstLine="720"/>
+        <w:rPr/>
+      </w:pPr>
+      <w:r>
+        <w:rPr/>
+      </w:r>
+    </w:p>
+    <w:p>
+      <w:pPr>
+        <w:pStyle w:val="Normal"/>
+        <w:spacing w:lineRule="auto" w:line="480"/>
+        <w:ind w:firstLine="720"/>
+        <w:rPr/>
+      </w:pPr>
+      <w:r>
+        <w:rPr/>
+      </w:r>
+    </w:p>
+    <w:p>
+      <w:pPr>
+        <w:pStyle w:val="Normal"/>
+        <w:spacing w:lineRule="auto" w:line="480"/>
+        <w:ind w:firstLine="720"/>
+        <w:rPr/>
+      </w:pPr>
+      <w:r>
+        <w:rPr/>
+      </w:r>
+    </w:p>
+    <w:p>
+      <w:pPr>
+        <w:pStyle w:val="Normal"/>
+        <w:spacing w:lineRule="auto" w:line="480"/>
         <w:jc w:val="center"/>
-      </w:pPr>
-    </w:p>
-    <w:p>
-      <w:pPr>
-        <w:spacing w:line="480" w:lineRule="auto"/>
+        <w:rPr/>
+      </w:pPr>
+      <w:r>
+        <w:rPr/>
+      </w:r>
+    </w:p>
+    <w:p>
+      <w:pPr>
+        <w:pStyle w:val="Normal"/>
+        <w:spacing w:lineRule="auto" w:line="480"/>
         <w:jc w:val="center"/>
-      </w:pPr>
-    </w:p>
-    <w:p>
-      <w:pPr>
-        <w:spacing w:line="480" w:lineRule="auto"/>
+        <w:rPr/>
+      </w:pPr>
+      <w:r>
+        <w:rPr/>
+      </w:r>
+    </w:p>
+    <w:p>
+      <w:pPr>
+        <w:pStyle w:val="Normal"/>
+        <w:spacing w:lineRule="auto" w:line="480"/>
         <w:jc w:val="center"/>
-      </w:pPr>
-    </w:p>
-    <w:p>
-      <w:pPr>
-        <w:spacing w:line="480" w:lineRule="auto"/>
+        <w:rPr/>
+      </w:pPr>
+      <w:r>
+        <w:rPr/>
+      </w:r>
+    </w:p>
+    <w:p>
+      <w:pPr>
+        <w:pStyle w:val="Normal"/>
+        <w:spacing w:lineRule="auto" w:line="480"/>
         <w:jc w:val="center"/>
-      </w:pPr>
-    </w:p>
-    <w:p>
-      <w:pPr>
-        <w:spacing w:line="480" w:lineRule="auto"/>
+        <w:rPr/>
+      </w:pPr>
+      <w:r>
+        <w:rPr/>
+      </w:r>
+    </w:p>
+    <w:p>
+      <w:pPr>
+        <w:pStyle w:val="Normal"/>
+        <w:spacing w:lineRule="auto" w:line="480"/>
         <w:jc w:val="center"/>
-      </w:pPr>
-    </w:p>
-    <w:p>
-      <w:pPr>
-        <w:spacing w:line="480" w:lineRule="auto"/>
+        <w:rPr/>
+      </w:pPr>
+      <w:r>
+        <w:rPr/>
+      </w:r>
+    </w:p>
+    <w:p>
+      <w:pPr>
+        <w:pStyle w:val="Normal"/>
+        <w:spacing w:lineRule="auto" w:line="480"/>
         <w:jc w:val="center"/>
-      </w:pPr>
-    </w:p>
-    <w:p>
-      <w:pPr>
-        <w:spacing w:line="480" w:lineRule="auto"/>
+        <w:rPr/>
+      </w:pPr>
+      <w:r>
+        <w:rPr/>
+      </w:r>
+    </w:p>
+    <w:p>
+      <w:pPr>
+        <w:pStyle w:val="Normal"/>
+        <w:spacing w:lineRule="auto" w:line="480"/>
         <w:jc w:val="center"/>
-      </w:pPr>
-    </w:p>
-    <w:p>
-      <w:pPr>
-        <w:spacing w:line="480" w:lineRule="auto"/>
+        <w:rPr/>
+      </w:pPr>
+      <w:r>
+        <w:rPr/>
+      </w:r>
+    </w:p>
+    <w:p>
+      <w:pPr>
+        <w:pStyle w:val="Normal"/>
+        <w:spacing w:lineRule="auto" w:line="480"/>
         <w:jc w:val="center"/>
-      </w:pPr>
-    </w:p>
-    <w:p>
-      <w:pPr>
-        <w:spacing w:line="480" w:lineRule="auto"/>
+        <w:rPr/>
+      </w:pPr>
+      <w:r>
+        <w:rPr/>
+      </w:r>
+    </w:p>
+    <w:p>
+      <w:pPr>
+        <w:pStyle w:val="Normal"/>
+        <w:spacing w:lineRule="auto" w:line="480"/>
         <w:jc w:val="center"/>
-      </w:pPr>
-    </w:p>
-    <w:p>
-      <w:pPr>
-        <w:spacing w:line="480" w:lineRule="auto"/>
+        <w:rPr/>
+      </w:pPr>
+      <w:r>
+        <w:rPr/>
+      </w:r>
+    </w:p>
+    <w:p>
+      <w:pPr>
+        <w:pStyle w:val="Normal"/>
+        <w:spacing w:lineRule="auto" w:line="480"/>
         <w:jc w:val="center"/>
-      </w:pPr>
-    </w:p>
-    <w:p>
-      <w:pPr>
-        <w:spacing w:line="480" w:lineRule="auto"/>
+        <w:rPr/>
+      </w:pPr>
+      <w:r>
+        <w:rPr/>
+      </w:r>
+    </w:p>
+    <w:p>
+      <w:pPr>
+        <w:pStyle w:val="Normal"/>
+        <w:spacing w:lineRule="auto" w:line="480"/>
         <w:jc w:val="center"/>
-      </w:pPr>
-    </w:p>
-    <w:p>
-      <w:pPr>
-        <w:spacing w:line="480" w:lineRule="auto"/>
-      </w:pPr>
-    </w:p>
-    <w:p>
-      <w:pPr>
-        <w:spacing w:line="480" w:lineRule="auto"/>
+        <w:rPr/>
+      </w:pPr>
+      <w:r>
+        <w:rPr/>
+      </w:r>
+    </w:p>
+    <w:p>
+      <w:pPr>
+        <w:pStyle w:val="Normal"/>
+        <w:spacing w:lineRule="auto" w:line="480"/>
+        <w:rPr/>
+      </w:pPr>
+      <w:r>
+        <w:rPr/>
+      </w:r>
+    </w:p>
+    <w:p>
+      <w:pPr>
+        <w:pStyle w:val="Normal"/>
+        <w:spacing w:lineRule="auto" w:line="480"/>
         <w:jc w:val="center"/>
-      </w:pPr>
+        <w:rPr/>
+      </w:pPr>
+      <w:r>
+        <w:rPr/>
+      </w:r>
       <w:r>
         <w:br w:type="page"/>
       </w:r>
     </w:p>
     <w:p>
       <w:pPr>
-        <w:spacing w:line="480" w:lineRule="auto"/>
+        <w:pStyle w:val="Normal"/>
+        <w:spacing w:lineRule="auto" w:line="480" w:before="0" w:after="0"/>
         <w:jc w:val="center"/>
         <w:rPr>
           <w:b/>
@@ -459,30 +4631,36 @@
         <w:rPr>
           <w:b/>
         </w:rPr>
-        <w:lastRenderedPageBreak/>
         <w:t>References</w:t>
       </w:r>
     </w:p>
     <w:p>
       <w:pPr>
-        <w:spacing w:line="480" w:lineRule="auto"/>
-        <w:ind w:left="720" w:hanging="720"/>
-      </w:pPr>
-      <w:r>
+        <w:pStyle w:val="Normal"/>
+        <w:spacing w:lineRule="auto" w:line="480"/>
+        <w:ind w:hanging="720" w:left="720"/>
+        <w:rPr/>
+      </w:pPr>
+      <w:r>
+        <w:rPr/>
         <w:t>Input your references here. The hanging indent has already been created for you. Your references should be listed alphabetically by the author’s last name.</w:t>
       </w:r>
     </w:p>
     <w:p>
       <w:pPr>
-        <w:spacing w:line="480" w:lineRule="auto"/>
-        <w:ind w:left="720" w:hanging="720"/>
-      </w:pPr>
-      <w:r>
+        <w:pStyle w:val="Normal"/>
+        <w:spacing w:lineRule="auto" w:line="480"/>
+        <w:ind w:hanging="720" w:left="720"/>
+        <w:rPr/>
+      </w:pPr>
+      <w:r>
+        <w:rPr/>
         <w:t xml:space="preserve">See other </w:t>
       </w:r>
-      <w:hyperlink r:id="rId6">
+      <w:hyperlink r:id="rId4">
         <w:r>
           <w:rPr>
+            <w:rStyle w:val="ListLabel1"/>
             <w:color w:val="0000FF"/>
             <w:u w:val="single"/>
           </w:rPr>
@@ -490,78 +4668,44 @@
         </w:r>
       </w:hyperlink>
       <w:r>
+        <w:rPr/>
         <w:t xml:space="preserve"> for tips on how to format each reference, depending on the type of source, e.g., book, journal article, video, etc.</w:t>
       </w:r>
     </w:p>
     <w:p>
       <w:pPr>
-        <w:spacing w:line="480" w:lineRule="auto"/>
-        <w:ind w:left="720" w:hanging="720"/>
-      </w:pPr>
+        <w:pStyle w:val="Normal"/>
+        <w:spacing w:lineRule="auto" w:line="480"/>
+        <w:ind w:hanging="720" w:left="720"/>
+        <w:rPr/>
+      </w:pPr>
+      <w:r>
+        <w:rPr/>
+      </w:r>
     </w:p>
     <w:sectPr>
-      <w:headerReference w:type="even" r:id="rId7"/>
-      <w:headerReference w:type="default" r:id="rId8"/>
-      <w:headerReference w:type="first" r:id="rId9"/>
+      <w:headerReference w:type="even" r:id="rId5"/>
+      <w:headerReference w:type="default" r:id="rId6"/>
+      <w:headerReference w:type="first" r:id="rId7"/>
+      <w:type w:val="nextPage"/>
       <w:pgSz w:w="12240" w:h="15840"/>
-      <w:pgMar w:top="1440" w:right="1440" w:bottom="1440" w:left="1440" w:header="720" w:footer="1440" w:gutter="0"/>
-      <w:pgNumType w:start="1"/>
-      <w:cols w:space="720"/>
+      <w:pgMar w:left="1440" w:right="1440" w:gutter="0" w:header="720" w:top="1440" w:footer="0" w:bottom="1440"/>
+      <w:pgNumType w:start="1" w:fmt="decimal"/>
+      <w:formProt w:val="false"/>
+      <w:textDirection w:val="lrTb"/>
+      <w:docGrid w:type="default" w:linePitch="100" w:charSpace="0"/>
     </w:sectPr>
   </w:body>
 </w:document>
 </file>
 
-<file path=word/endnotes.xml><?xml version="1.0" encoding="utf-8"?>
-<w:endnotes xmlns:wpc="http://schemas.microsoft.com/office/word/2010/wordprocessingCanvas" xmlns:cx="http://schemas.microsoft.com/office/drawing/2014/chartex" xmlns:cx1="http://schemas.microsoft.com/office/drawing/2015/9/8/chartex" xmlns:cx2="http://schemas.microsoft.com/office/drawing/2015/10/21/chartex" xmlns:cx3="http://schemas.microsoft.com/office/drawing/2016/5/9/chartex" xmlns:cx4="http://schemas.microsoft.com/office/drawing/2016/5/10/chartex" xmlns:cx5="http://schemas.microsoft.com/office/drawing/2016/5/11/chartex" xmlns:cx6="http://schemas.microsoft.com/office/drawing/2016/5/12/chartex" xmlns:cx7="http://schemas.microsoft.com/office/drawing/2016/5/13/chartex" xmlns:cx8="http://schemas.microsoft.com/office/drawing/2016/5/14/chartex" xmlns:mc="http://schemas.openxmlformats.org/markup-compatibility/2006" xmlns:aink="http://schemas.microsoft.com/office/drawing/2016/ink" xmlns:am3d="http://schemas.microsoft.com/office/drawing/2017/model3d" xmlns:o="urn:schemas-microsoft-com:office:office" xmlns:oel="http://schemas.microsoft.com/office/2019/extlst" xmlns:r="http://schemas.openxmlformats.org/officeDocument/2006/relationships" xmlns:m="http://schemas.openxmlformats.org/officeDocument/2006/math" xmlns:v="urn:schemas-microsoft-com:vml" xmlns:wp14="http://schemas.microsoft.com/office/word/2010/wordprocessingDrawing" xmlns:wp="http://schemas.openxmlformats.org/drawingml/2006/wordprocessingDrawing" xmlns:w10="urn:schemas-microsoft-com:office:word" xmlns:w="http://schemas.openxmlformats.org/wordprocessingml/2006/main" xmlns:w14="http://schemas.microsoft.com/office/word/2010/wordml" xmlns:w15="http://schemas.microsoft.com/office/word/2012/wordml" xmlns:w16cex="http://schemas.microsoft.com/office/word/2018/wordml/cex" xmlns:w16cid="http://schemas.microsoft.com/office/word/2016/wordml/cid" xmlns:w16="http://schemas.microsoft.com/office/word/2018/wordml" xmlns:w16du="http://schemas.microsoft.com/office/word/2023/wordml/word16du" xmlns:w16sdtdh="http://schemas.microsoft.com/office/word/2020/wordml/sdtdatahash" xmlns:w16sdtfl="http://schemas.microsoft.com/office/word/2024/wordml/sdtformatlock" xmlns:w16se="http://schemas.microsoft.com/office/word/2015/wordml/symex" xmlns:wpg="http://schemas.microsoft.com/office/word/2010/wordprocessingGroup" xmlns:wpi="http://schemas.microsoft.com/office/word/2010/wordprocessingInk" xmlns:wne="http://schemas.microsoft.com/office/word/2006/wordml" xmlns:wps="http://schemas.microsoft.com/office/word/2010/wordprocessingShape" mc:Ignorable="w14 w15 w16se w16cid w16 w16cex w16sdtdh w16sdtfl w16du wp14">
-  <w:endnote w:type="separator" w:id="-1">
-    <w:p>
-      <w:r>
-        <w:separator/>
-      </w:r>
-    </w:p>
-  </w:endnote>
-  <w:endnote w:type="continuationSeparator" w:id="0">
-    <w:p>
-      <w:r>
-        <w:continuationSeparator/>
-      </w:r>
-    </w:p>
-  </w:endnote>
-</w:endnotes>
-</file>
-
-<file path=word/footnotes.xml><?xml version="1.0" encoding="utf-8"?>
-<w:footnotes xmlns:wpc="http://schemas.microsoft.com/office/word/2010/wordprocessingCanvas" xmlns:cx="http://schemas.microsoft.com/office/drawing/2014/chartex" xmlns:cx1="http://schemas.microsoft.com/office/drawing/2015/9/8/chartex" xmlns:cx2="http://schemas.microsoft.com/office/drawing/2015/10/21/chartex" xmlns:cx3="http://schemas.microsoft.com/office/drawing/2016/5/9/chartex" xmlns:cx4="http://schemas.microsoft.com/office/drawing/2016/5/10/chartex" xmlns:cx5="http://schemas.microsoft.com/office/drawing/2016/5/11/chartex" xmlns:cx6="http://schemas.microsoft.com/office/drawing/2016/5/12/chartex" xmlns:cx7="http://schemas.microsoft.com/office/drawing/2016/5/13/chartex" xmlns:cx8="http://schemas.microsoft.com/office/drawing/2016/5/14/chartex" xmlns:mc="http://schemas.openxmlformats.org/markup-compatibility/2006" xmlns:aink="http://schemas.microsoft.com/office/drawing/2016/ink" xmlns:am3d="http://schemas.microsoft.com/office/drawing/2017/model3d" xmlns:o="urn:schemas-microsoft-com:office:office" xmlns:oel="http://schemas.microsoft.com/office/2019/extlst" xmlns:r="http://schemas.openxmlformats.org/officeDocument/2006/relationships" xmlns:m="http://schemas.openxmlformats.org/officeDocument/2006/math" xmlns:v="urn:schemas-microsoft-com:vml" xmlns:wp14="http://schemas.microsoft.com/office/word/2010/wordprocessingDrawing" xmlns:wp="http://schemas.openxmlformats.org/drawingml/2006/wordprocessingDrawing" xmlns:w10="urn:schemas-microsoft-com:office:word" xmlns:w="http://schemas.openxmlformats.org/wordprocessingml/2006/main" xmlns:w14="http://schemas.microsoft.com/office/word/2010/wordml" xmlns:w15="http://schemas.microsoft.com/office/word/2012/wordml" xmlns:w16cex="http://schemas.microsoft.com/office/word/2018/wordml/cex" xmlns:w16cid="http://schemas.microsoft.com/office/word/2016/wordml/cid" xmlns:w16="http://schemas.microsoft.com/office/word/2018/wordml" xmlns:w16du="http://schemas.microsoft.com/office/word/2023/wordml/word16du" xmlns:w16sdtdh="http://schemas.microsoft.com/office/word/2020/wordml/sdtdatahash" xmlns:w16sdtfl="http://schemas.microsoft.com/office/word/2024/wordml/sdtformatlock" xmlns:w16se="http://schemas.microsoft.com/office/word/2015/wordml/symex" xmlns:wpg="http://schemas.microsoft.com/office/word/2010/wordprocessingGroup" xmlns:wpi="http://schemas.microsoft.com/office/word/2010/wordprocessingInk" xmlns:wne="http://schemas.microsoft.com/office/word/2006/wordml" xmlns:wps="http://schemas.microsoft.com/office/word/2010/wordprocessingShape" mc:Ignorable="w14 w15 w16se w16cid w16 w16cex w16sdtdh w16sdtfl w16du wp14">
-  <w:footnote w:type="separator" w:id="-1">
-    <w:p>
-      <w:r>
-        <w:separator/>
-      </w:r>
-    </w:p>
-  </w:footnote>
-  <w:footnote w:type="continuationSeparator" w:id="0">
-    <w:p>
-      <w:r>
-        <w:continuationSeparator/>
-      </w:r>
-    </w:p>
-  </w:footnote>
-</w:footnotes>
-</file>
-
 <file path=word/header1.xml><?xml version="1.0" encoding="utf-8"?>
-<w:hdr xmlns:wpc="http://schemas.microsoft.com/office/word/2010/wordprocessingCanvas" xmlns:cx="http://schemas.microsoft.com/office/drawing/2014/chartex" xmlns:cx1="http://schemas.microsoft.com/office/drawing/2015/9/8/chartex" xmlns:cx2="http://schemas.microsoft.com/office/drawing/2015/10/21/chartex" xmlns:cx3="http://schemas.microsoft.com/office/drawing/2016/5/9/chartex" xmlns:cx4="http://schemas.microsoft.com/office/drawing/2016/5/10/chartex" xmlns:cx5="http://schemas.microsoft.com/office/drawing/2016/5/11/chartex" xmlns:cx6="http://schemas.microsoft.com/office/drawing/2016/5/12/chartex" xmlns:cx7="http://schemas.microsoft.com/office/drawing/2016/5/13/chartex" xmlns:cx8="http://schemas.microsoft.com/office/drawing/2016/5/14/chartex" xmlns:mc="http://schemas.openxmlformats.org/markup-compatibility/2006" xmlns:aink="http://schemas.microsoft.com/office/drawing/2016/ink" xmlns:am3d="http://schemas.microsoft.com/office/drawing/2017/model3d" xmlns:o="urn:schemas-microsoft-com:office:office" xmlns:oel="http://schemas.microsoft.com/office/2019/extlst" xmlns:r="http://schemas.openxmlformats.org/officeDocument/2006/relationships" xmlns:m="http://schemas.openxmlformats.org/officeDocument/2006/math" xmlns:v="urn:schemas-microsoft-com:vml" xmlns:wp14="http://schemas.microsoft.com/office/word/2010/wordprocessingDrawing" xmlns:wp="http://schemas.openxmlformats.org/drawingml/2006/wordprocessingDrawing" xmlns:w10="urn:schemas-microsoft-com:office:word" xmlns:w="http://schemas.openxmlformats.org/wordprocessingml/2006/main" xmlns:w14="http://schemas.microsoft.com/office/word/2010/wordml" xmlns:w15="http://schemas.microsoft.com/office/word/2012/wordml" xmlns:w16cex="http://schemas.microsoft.com/office/word/2018/wordml/cex" xmlns:w16cid="http://schemas.microsoft.com/office/word/2016/wordml/cid" xmlns:w16="http://schemas.microsoft.com/office/word/2018/wordml" xmlns:w16du="http://schemas.microsoft.com/office/word/2023/wordml/word16du" xmlns:w16sdtdh="http://schemas.microsoft.com/office/word/2020/wordml/sdtdatahash" xmlns:w16sdtfl="http://schemas.microsoft.com/office/word/2024/wordml/sdtformatlock" xmlns:w16se="http://schemas.microsoft.com/office/word/2015/wordml/symex" xmlns:wpg="http://schemas.microsoft.com/office/word/2010/wordprocessingGroup" xmlns:wpi="http://schemas.microsoft.com/office/word/2010/wordprocessingInk" xmlns:wne="http://schemas.microsoft.com/office/word/2006/wordml" xmlns:wps="http://schemas.microsoft.com/office/word/2010/wordprocessingShape" mc:Ignorable="w14 w15 w16se w16cid w16 w16cex w16sdtdh w16sdtfl w16du wp14">
+<w:hdr xmlns:o="urn:schemas-microsoft-com:office:office" xmlns:r="http://schemas.openxmlformats.org/officeDocument/2006/relationships" xmlns:v="urn:schemas-microsoft-com:vml" xmlns:w="http://schemas.openxmlformats.org/wordprocessingml/2006/main" xmlns:w10="urn:schemas-microsoft-com:office:word" xmlns:wp="http://schemas.openxmlformats.org/drawingml/2006/wordprocessingDrawing" xmlns:wps="http://schemas.microsoft.com/office/word/2010/wordprocessingShape" xmlns:wpg="http://schemas.microsoft.com/office/word/2010/wordprocessingGroup" xmlns:mc="http://schemas.openxmlformats.org/markup-compatibility/2006" xmlns:wp14="http://schemas.microsoft.com/office/word/2010/wordprocessingDrawing" xmlns:w14="http://schemas.microsoft.com/office/word/2010/wordml" xmlns:w15="http://schemas.microsoft.com/office/word/2012/wordml" mc:Ignorable="w14 wp14 w15">
   <w:p>
     <w:pPr>
-      <w:pBdr>
-        <w:top w:val="nil"/>
-        <w:left w:val="nil"/>
-        <w:bottom w:val="nil"/>
-        <w:right w:val="nil"/>
-        <w:between w:val="nil"/>
-      </w:pBdr>
-      <w:spacing w:line="480" w:lineRule="auto"/>
+      <w:pStyle w:val="Normal"/>
+      <w:pBdr/>
+      <w:spacing w:lineRule="auto" w:line="480"/>
       <w:rPr>
         <w:color w:val="000000"/>
       </w:rPr>
@@ -576,7 +4720,19 @@
       <w:rPr>
         <w:color w:val="000000"/>
       </w:rPr>
-      <w:instrText>PAGE</w:instrText>
+      <w:instrText xml:space="preserve"> PAGE </w:instrText>
+    </w:r>
+    <w:r>
+      <w:rPr>
+        <w:color w:val="000000"/>
+      </w:rPr>
+      <w:fldChar w:fldCharType="separate"/>
+    </w:r>
+    <w:r>
+      <w:rPr>
+        <w:color w:val="000000"/>
+      </w:rPr>
+      <w:t>0</w:t>
     </w:r>
     <w:r>
       <w:rPr>
@@ -587,37 +4743,33 @@
   </w:p>
   <w:p>
     <w:pPr>
-      <w:pBdr>
-        <w:top w:val="nil"/>
-        <w:left w:val="nil"/>
-        <w:bottom w:val="nil"/>
-        <w:right w:val="nil"/>
-        <w:between w:val="nil"/>
-      </w:pBdr>
-      <w:spacing w:line="480" w:lineRule="auto"/>
+      <w:pStyle w:val="Normal"/>
+      <w:pBdr/>
+      <w:spacing w:lineRule="auto" w:line="480"/>
       <w:rPr>
         <w:color w:val="000000"/>
       </w:rPr>
     </w:pPr>
+    <w:r>
+      <w:rPr>
+        <w:color w:val="000000"/>
+      </w:rPr>
+    </w:r>
   </w:p>
 </w:hdr>
 </file>
 
 <file path=word/header2.xml><?xml version="1.0" encoding="utf-8"?>
-<w:hdr xmlns:wpc="http://schemas.microsoft.com/office/word/2010/wordprocessingCanvas" xmlns:cx="http://schemas.microsoft.com/office/drawing/2014/chartex" xmlns:cx1="http://schemas.microsoft.com/office/drawing/2015/9/8/chartex" xmlns:cx2="http://schemas.microsoft.com/office/drawing/2015/10/21/chartex" xmlns:cx3="http://schemas.microsoft.com/office/drawing/2016/5/9/chartex" xmlns:cx4="http://schemas.microsoft.com/office/drawing/2016/5/10/chartex" xmlns:cx5="http://schemas.microsoft.com/office/drawing/2016/5/11/chartex" xmlns:cx6="http://schemas.microsoft.com/office/drawing/2016/5/12/chartex" xmlns:cx7="http://schemas.microsoft.com/office/drawing/2016/5/13/chartex" xmlns:cx8="http://schemas.microsoft.com/office/drawing/2016/5/14/chartex" xmlns:mc="http://schemas.openxmlformats.org/markup-compatibility/2006" xmlns:aink="http://schemas.microsoft.com/office/drawing/2016/ink" xmlns:am3d="http://schemas.microsoft.com/office/drawing/2017/model3d" xmlns:o="urn:schemas-microsoft-com:office:office" xmlns:oel="http://schemas.microsoft.com/office/2019/extlst" xmlns:r="http://schemas.openxmlformats.org/officeDocument/2006/relationships" xmlns:m="http://schemas.openxmlformats.org/officeDocument/2006/math" xmlns:v="urn:schemas-microsoft-com:vml" xmlns:wp14="http://schemas.microsoft.com/office/word/2010/wordprocessingDrawing" xmlns:wp="http://schemas.openxmlformats.org/drawingml/2006/wordprocessingDrawing" xmlns:w10="urn:schemas-microsoft-com:office:word" xmlns:w="http://schemas.openxmlformats.org/wordprocessingml/2006/main" xmlns:w14="http://schemas.microsoft.com/office/word/2010/wordml" xmlns:w15="http://schemas.microsoft.com/office/word/2012/wordml" xmlns:w16cex="http://schemas.microsoft.com/office/word/2018/wordml/cex" xmlns:w16cid="http://schemas.microsoft.com/office/word/2016/wordml/cid" xmlns:w16="http://schemas.microsoft.com/office/word/2018/wordml" xmlns:w16du="http://schemas.microsoft.com/office/word/2023/wordml/word16du" xmlns:w16sdtdh="http://schemas.microsoft.com/office/word/2020/wordml/sdtdatahash" xmlns:w16sdtfl="http://schemas.microsoft.com/office/word/2024/wordml/sdtformatlock" xmlns:w16se="http://schemas.microsoft.com/office/word/2015/wordml/symex" xmlns:wpg="http://schemas.microsoft.com/office/word/2010/wordprocessingGroup" xmlns:wpi="http://schemas.microsoft.com/office/word/2010/wordprocessingInk" xmlns:wne="http://schemas.microsoft.com/office/word/2006/wordml" xmlns:wps="http://schemas.microsoft.com/office/word/2010/wordprocessingShape" mc:Ignorable="w14 w15 w16se w16cid w16 w16cex w16sdtdh w16sdtfl w16du wp14">
+<w:hdr xmlns:o="urn:schemas-microsoft-com:office:office" xmlns:r="http://schemas.openxmlformats.org/officeDocument/2006/relationships" xmlns:v="urn:schemas-microsoft-com:vml" xmlns:w="http://schemas.openxmlformats.org/wordprocessingml/2006/main" xmlns:w10="urn:schemas-microsoft-com:office:word" xmlns:wp="http://schemas.openxmlformats.org/drawingml/2006/wordprocessingDrawing" xmlns:wps="http://schemas.microsoft.com/office/word/2010/wordprocessingShape" xmlns:wpg="http://schemas.microsoft.com/office/word/2010/wordprocessingGroup" xmlns:mc="http://schemas.openxmlformats.org/markup-compatibility/2006" xmlns:wp14="http://schemas.microsoft.com/office/word/2010/wordprocessingDrawing" xmlns:w14="http://schemas.microsoft.com/office/word/2010/wordml" xmlns:w15="http://schemas.microsoft.com/office/word/2012/wordml" mc:Ignorable="w14 wp14 w15">
   <w:p>
     <w:pPr>
-      <w:pBdr>
-        <w:top w:val="nil"/>
-        <w:left w:val="nil"/>
-        <w:bottom w:val="nil"/>
-        <w:right w:val="nil"/>
-        <w:between w:val="nil"/>
-      </w:pBdr>
+      <w:pStyle w:val="Normal"/>
+      <w:pBdr/>
       <w:tabs>
-        <w:tab w:val="right" w:pos="9360"/>
+        <w:tab w:val="clear" w:pos="720"/>
+        <w:tab w:val="right" w:pos="9360" w:leader="none"/>
       </w:tabs>
-      <w:spacing w:line="480" w:lineRule="auto"/>
+      <w:spacing w:lineRule="auto" w:line="480"/>
       <w:rPr>
         <w:color w:val="000000"/>
       </w:rPr>
@@ -638,7 +4790,7 @@
       <w:rPr>
         <w:color w:val="000000"/>
       </w:rPr>
-      <w:instrText>PAGE</w:instrText>
+      <w:instrText xml:space="preserve"> PAGE </w:instrText>
     </w:r>
     <w:r>
       <w:rPr>
@@ -648,10 +4800,9 @@
     </w:r>
     <w:r>
       <w:rPr>
-        <w:noProof/>
         <w:color w:val="000000"/>
       </w:rPr>
-      <w:t>1</w:t>
+      <w:t>9</w:t>
     </w:r>
     <w:r>
       <w:rPr>
@@ -664,21 +4815,16 @@
 </file>
 
 <file path=word/header3.xml><?xml version="1.0" encoding="utf-8"?>
-<w:hdr xmlns:wpc="http://schemas.microsoft.com/office/word/2010/wordprocessingCanvas" xmlns:cx="http://schemas.microsoft.com/office/drawing/2014/chartex" xmlns:cx1="http://schemas.microsoft.com/office/drawing/2015/9/8/chartex" xmlns:cx2="http://schemas.microsoft.com/office/drawing/2015/10/21/chartex" xmlns:cx3="http://schemas.microsoft.com/office/drawing/2016/5/9/chartex" xmlns:cx4="http://schemas.microsoft.com/office/drawing/2016/5/10/chartex" xmlns:cx5="http://schemas.microsoft.com/office/drawing/2016/5/11/chartex" xmlns:cx6="http://schemas.microsoft.com/office/drawing/2016/5/12/chartex" xmlns:cx7="http://schemas.microsoft.com/office/drawing/2016/5/13/chartex" xmlns:cx8="http://schemas.microsoft.com/office/drawing/2016/5/14/chartex" xmlns:mc="http://schemas.openxmlformats.org/markup-compatibility/2006" xmlns:aink="http://schemas.microsoft.com/office/drawing/2016/ink" xmlns:am3d="http://schemas.microsoft.com/office/drawing/2017/model3d" xmlns:o="urn:schemas-microsoft-com:office:office" xmlns:oel="http://schemas.microsoft.com/office/2019/extlst" xmlns:r="http://schemas.openxmlformats.org/officeDocument/2006/relationships" xmlns:m="http://schemas.openxmlformats.org/officeDocument/2006/math" xmlns:v="urn:schemas-microsoft-com:vml" xmlns:wp14="http://schemas.microsoft.com/office/word/2010/wordprocessingDrawing" xmlns:wp="http://schemas.openxmlformats.org/drawingml/2006/wordprocessingDrawing" xmlns:w10="urn:schemas-microsoft-com:office:word" xmlns:w="http://schemas.openxmlformats.org/wordprocessingml/2006/main" xmlns:w14="http://schemas.microsoft.com/office/word/2010/wordml" xmlns:w15="http://schemas.microsoft.com/office/word/2012/wordml" xmlns:w16cex="http://schemas.microsoft.com/office/word/2018/wordml/cex" xmlns:w16cid="http://schemas.microsoft.com/office/word/2016/wordml/cid" xmlns:w16="http://schemas.microsoft.com/office/word/2018/wordml" xmlns:w16du="http://schemas.microsoft.com/office/word/2023/wordml/word16du" xmlns:w16sdtdh="http://schemas.microsoft.com/office/word/2020/wordml/sdtdatahash" xmlns:w16sdtfl="http://schemas.microsoft.com/office/word/2024/wordml/sdtformatlock" xmlns:w16se="http://schemas.microsoft.com/office/word/2015/wordml/symex" xmlns:wpg="http://schemas.microsoft.com/office/word/2010/wordprocessingGroup" xmlns:wpi="http://schemas.microsoft.com/office/word/2010/wordprocessingInk" xmlns:wne="http://schemas.microsoft.com/office/word/2006/wordml" xmlns:wps="http://schemas.microsoft.com/office/word/2010/wordprocessingShape" mc:Ignorable="w14 w15 w16se w16cid w16 w16cex w16sdtdh w16sdtfl w16du wp14">
+<w:hdr xmlns:o="urn:schemas-microsoft-com:office:office" xmlns:r="http://schemas.openxmlformats.org/officeDocument/2006/relationships" xmlns:v="urn:schemas-microsoft-com:vml" xmlns:w="http://schemas.openxmlformats.org/wordprocessingml/2006/main" xmlns:w10="urn:schemas-microsoft-com:office:word" xmlns:wp="http://schemas.openxmlformats.org/drawingml/2006/wordprocessingDrawing" xmlns:wps="http://schemas.microsoft.com/office/word/2010/wordprocessingShape" xmlns:wpg="http://schemas.microsoft.com/office/word/2010/wordprocessingGroup" xmlns:mc="http://schemas.openxmlformats.org/markup-compatibility/2006" xmlns:wp14="http://schemas.microsoft.com/office/word/2010/wordprocessingDrawing" xmlns:w14="http://schemas.microsoft.com/office/word/2010/wordml" xmlns:w15="http://schemas.microsoft.com/office/word/2012/wordml" mc:Ignorable="w14 wp14 w15">
   <w:p>
     <w:pPr>
-      <w:pBdr>
-        <w:top w:val="nil"/>
-        <w:left w:val="nil"/>
-        <w:bottom w:val="nil"/>
-        <w:right w:val="nil"/>
-        <w:between w:val="nil"/>
-      </w:pBdr>
+      <w:pStyle w:val="Normal"/>
+      <w:pBdr/>
       <w:tabs>
-        <w:tab w:val="center" w:pos="4680"/>
-        <w:tab w:val="right" w:pos="9360"/>
+        <w:tab w:val="clear" w:pos="720"/>
+        <w:tab w:val="right" w:pos="9360" w:leader="none"/>
       </w:tabs>
-      <w:spacing w:line="480" w:lineRule="auto"/>
+      <w:spacing w:lineRule="auto" w:line="480"/>
       <w:rPr>
         <w:color w:val="000000"/>
       </w:rPr>
@@ -693,37 +4839,64 @@
       <w:rPr>
         <w:color w:val="000000"/>
       </w:rPr>
-      <w:tab/>
-      <w:t>1</w:t>
+      <w:fldChar w:fldCharType="begin"/>
+    </w:r>
+    <w:r>
+      <w:rPr>
+        <w:color w:val="000000"/>
+      </w:rPr>
+      <w:instrText xml:space="preserve"> PAGE </w:instrText>
+    </w:r>
+    <w:r>
+      <w:rPr>
+        <w:color w:val="000000"/>
+      </w:rPr>
+      <w:fldChar w:fldCharType="separate"/>
+    </w:r>
+    <w:r>
+      <w:rPr>
+        <w:color w:val="000000"/>
+      </w:rPr>
+      <w:t>9</w:t>
+    </w:r>
+    <w:r>
+      <w:rPr>
+        <w:color w:val="000000"/>
+      </w:rPr>
+      <w:fldChar w:fldCharType="end"/>
     </w:r>
   </w:p>
 </w:hdr>
 </file>
 
 <file path=word/styles.xml><?xml version="1.0" encoding="utf-8"?>
-<w:styles xmlns:mc="http://schemas.openxmlformats.org/markup-compatibility/2006" xmlns:r="http://schemas.openxmlformats.org/officeDocument/2006/relationships" xmlns:w="http://schemas.openxmlformats.org/wordprocessingml/2006/main" xmlns:w14="http://schemas.microsoft.com/office/word/2010/wordml" xmlns:w15="http://schemas.microsoft.com/office/word/2012/wordml" xmlns:w16cex="http://schemas.microsoft.com/office/word/2018/wordml/cex" xmlns:w16cid="http://schemas.microsoft.com/office/word/2016/wordml/cid" xmlns:w16="http://schemas.microsoft.com/office/word/2018/wordml" xmlns:w16du="http://schemas.microsoft.com/office/word/2023/wordml/word16du" xmlns:w16sdtdh="http://schemas.microsoft.com/office/word/2020/wordml/sdtdatahash" xmlns:w16sdtfl="http://schemas.microsoft.com/office/word/2024/wordml/sdtformatlock" xmlns:w16se="http://schemas.microsoft.com/office/word/2015/wordml/symex" mc:Ignorable="w14 w15 w16se w16cid w16 w16cex w16sdtdh w16sdtfl w16du">
+<w:styles xmlns:w="http://schemas.openxmlformats.org/wordprocessingml/2006/main" xmlns:w14="http://schemas.microsoft.com/office/word/2010/wordml" xmlns:mc="http://schemas.openxmlformats.org/markup-compatibility/2006" mc:Ignorable="w14">
   <w:docDefaults>
     <w:rPrDefault>
       <w:rPr>
-        <w:rFonts w:ascii="Times New Roman" w:eastAsia="Times New Roman" w:hAnsi="Times New Roman" w:cs="Times New Roman"/>
+        <w:rFonts w:ascii="Times New Roman" w:hAnsi="Times New Roman" w:eastAsia="Times New Roman" w:cs="Times New Roman"/>
         <w:sz w:val="24"/>
         <w:szCs w:val="24"/>
         <w:lang w:val="en-US" w:eastAsia="ja-JP" w:bidi="ar-SA"/>
       </w:rPr>
     </w:rPrDefault>
-    <w:pPrDefault/>
+    <w:pPrDefault>
+      <w:pPr>
+        <w:suppressAutoHyphens w:val="true"/>
+      </w:pPr>
+    </w:pPrDefault>
   </w:docDefaults>
   <w:latentStyles w:defLockedState="0" w:defUIPriority="99" w:defSemiHidden="0" w:defUnhideWhenUsed="0" w:defQFormat="0" w:count="376">
     <w:lsdException w:name="Normal" w:uiPriority="0" w:qFormat="1"/>
     <w:lsdException w:name="heading 1" w:uiPriority="9" w:qFormat="1"/>
-    <w:lsdException w:name="heading 2" w:semiHidden="1" w:uiPriority="9" w:unhideWhenUsed="1" w:qFormat="1"/>
-    <w:lsdException w:name="heading 3" w:semiHidden="1" w:uiPriority="9" w:unhideWhenUsed="1" w:qFormat="1"/>
-    <w:lsdException w:name="heading 4" w:semiHidden="1" w:uiPriority="9" w:unhideWhenUsed="1" w:qFormat="1"/>
-    <w:lsdException w:name="heading 5" w:semiHidden="1" w:uiPriority="9" w:unhideWhenUsed="1" w:qFormat="1"/>
-    <w:lsdException w:name="heading 6" w:semiHidden="1" w:uiPriority="9" w:unhideWhenUsed="1" w:qFormat="1"/>
-    <w:lsdException w:name="heading 7" w:semiHidden="1" w:uiPriority="9" w:unhideWhenUsed="1" w:qFormat="1"/>
-    <w:lsdException w:name="heading 8" w:semiHidden="1" w:uiPriority="9" w:unhideWhenUsed="1" w:qFormat="1"/>
-    <w:lsdException w:name="heading 9" w:semiHidden="1" w:uiPriority="9" w:unhideWhenUsed="1" w:qFormat="1"/>
+    <w:lsdException w:name="heading 2" w:uiPriority="9" w:semiHidden="1" w:unhideWhenUsed="1" w:qFormat="1"/>
+    <w:lsdException w:name="heading 3" w:uiPriority="9" w:semiHidden="1" w:unhideWhenUsed="1" w:qFormat="1"/>
+    <w:lsdException w:name="heading 4" w:uiPriority="9" w:semiHidden="1" w:unhideWhenUsed="1" w:qFormat="1"/>
+    <w:lsdException w:name="heading 5" w:uiPriority="9" w:semiHidden="1" w:unhideWhenUsed="1" w:qFormat="1"/>
+    <w:lsdException w:name="heading 6" w:uiPriority="9" w:semiHidden="1" w:unhideWhenUsed="1" w:qFormat="1"/>
+    <w:lsdException w:name="heading 7" w:uiPriority="9" w:semiHidden="1" w:unhideWhenUsed="1" w:qFormat="1"/>
+    <w:lsdException w:name="heading 8" w:uiPriority="9" w:semiHidden="1" w:unhideWhenUsed="1" w:qFormat="1"/>
+    <w:lsdException w:name="heading 9" w:uiPriority="9" w:semiHidden="1" w:unhideWhenUsed="1" w:qFormat="1"/>
     <w:lsdException w:name="index 1" w:semiHidden="1" w:unhideWhenUsed="1"/>
     <w:lsdException w:name="index 2" w:semiHidden="1" w:unhideWhenUsed="1"/>
     <w:lsdException w:name="index 3" w:semiHidden="1" w:unhideWhenUsed="1"/>
@@ -733,22 +4906,22 @@
     <w:lsdException w:name="index 7" w:semiHidden="1" w:unhideWhenUsed="1"/>
     <w:lsdException w:name="index 8" w:semiHidden="1" w:unhideWhenUsed="1"/>
     <w:lsdException w:name="index 9" w:semiHidden="1" w:unhideWhenUsed="1"/>
-    <w:lsdException w:name="toc 1" w:semiHidden="1" w:uiPriority="39" w:unhideWhenUsed="1"/>
-    <w:lsdException w:name="toc 2" w:semiHidden="1" w:uiPriority="39" w:unhideWhenUsed="1"/>
-    <w:lsdException w:name="toc 3" w:semiHidden="1" w:uiPriority="39" w:unhideWhenUsed="1"/>
-    <w:lsdException w:name="toc 4" w:semiHidden="1" w:uiPriority="39" w:unhideWhenUsed="1"/>
-    <w:lsdException w:name="toc 5" w:semiHidden="1" w:uiPriority="39" w:unhideWhenUsed="1"/>
-    <w:lsdException w:name="toc 6" w:semiHidden="1" w:uiPriority="39" w:unhideWhenUsed="1"/>
-    <w:lsdException w:name="toc 7" w:semiHidden="1" w:uiPriority="39" w:unhideWhenUsed="1"/>
-    <w:lsdException w:name="toc 8" w:semiHidden="1" w:uiPriority="39" w:unhideWhenUsed="1"/>
-    <w:lsdException w:name="toc 9" w:semiHidden="1" w:uiPriority="39" w:unhideWhenUsed="1"/>
+    <w:lsdException w:name="toc 1" w:uiPriority="39" w:semiHidden="1" w:unhideWhenUsed="1"/>
+    <w:lsdException w:name="toc 2" w:uiPriority="39" w:semiHidden="1" w:unhideWhenUsed="1"/>
+    <w:lsdException w:name="toc 3" w:uiPriority="39" w:semiHidden="1" w:unhideWhenUsed="1"/>
+    <w:lsdException w:name="toc 4" w:uiPriority="39" w:semiHidden="1" w:unhideWhenUsed="1"/>
+    <w:lsdException w:name="toc 5" w:uiPriority="39" w:semiHidden="1" w:unhideWhenUsed="1"/>
+    <w:lsdException w:name="toc 6" w:uiPriority="39" w:semiHidden="1" w:unhideWhenUsed="1"/>
+    <w:lsdException w:name="toc 7" w:uiPriority="39" w:semiHidden="1" w:unhideWhenUsed="1"/>
+    <w:lsdException w:name="toc 8" w:uiPriority="39" w:semiHidden="1" w:unhideWhenUsed="1"/>
+    <w:lsdException w:name="toc 9" w:uiPriority="39" w:semiHidden="1" w:unhideWhenUsed="1"/>
     <w:lsdException w:name="Normal Indent" w:semiHidden="1" w:unhideWhenUsed="1"/>
     <w:lsdException w:name="footnote text" w:semiHidden="1" w:unhideWhenUsed="1"/>
     <w:lsdException w:name="annotation text" w:semiHidden="1" w:unhideWhenUsed="1"/>
     <w:lsdException w:name="header" w:semiHidden="1" w:unhideWhenUsed="1"/>
     <w:lsdException w:name="footer" w:semiHidden="1" w:unhideWhenUsed="1"/>
     <w:lsdException w:name="index heading" w:semiHidden="1" w:unhideWhenUsed="1"/>
-    <w:lsdException w:name="caption" w:semiHidden="1" w:uiPriority="35" w:unhideWhenUsed="1" w:qFormat="1"/>
+    <w:lsdException w:name="caption" w:uiPriority="35" w:semiHidden="1" w:unhideWhenUsed="1" w:qFormat="1"/>
     <w:lsdException w:name="table of figures" w:semiHidden="1" w:unhideWhenUsed="1"/>
     <w:lsdException w:name="envelope address" w:semiHidden="1" w:unhideWhenUsed="1"/>
     <w:lsdException w:name="envelope return" w:semiHidden="1" w:unhideWhenUsed="1"/>
@@ -779,7 +4952,7 @@
     <w:lsdException w:name="Title" w:uiPriority="10" w:qFormat="1"/>
     <w:lsdException w:name="Closing" w:semiHidden="1" w:unhideWhenUsed="1"/>
     <w:lsdException w:name="Signature" w:semiHidden="1" w:unhideWhenUsed="1"/>
-    <w:lsdException w:name="Default Paragraph Font" w:semiHidden="1" w:uiPriority="1" w:unhideWhenUsed="1"/>
+    <w:lsdException w:name="Default Paragraph Font" w:uiPriority="1" w:semiHidden="1" w:unhideWhenUsed="1"/>
     <w:lsdException w:name="Body Text" w:semiHidden="1" w:unhideWhenUsed="1"/>
     <w:lsdException w:name="Body Text Indent" w:semiHidden="1" w:unhideWhenUsed="1"/>
     <w:lsdException w:name="List Continue" w:semiHidden="1" w:unhideWhenUsed="1"/>
@@ -979,8 +5152,8 @@
     <w:lsdException w:name="Subtle Reference" w:uiPriority="31" w:qFormat="1"/>
     <w:lsdException w:name="Intense Reference" w:uiPriority="32" w:qFormat="1"/>
     <w:lsdException w:name="Book Title" w:uiPriority="33" w:qFormat="1"/>
-    <w:lsdException w:name="Bibliography" w:semiHidden="1" w:uiPriority="37" w:unhideWhenUsed="1"/>
-    <w:lsdException w:name="TOC Heading" w:semiHidden="1" w:uiPriority="39" w:unhideWhenUsed="1" w:qFormat="1"/>
+    <w:lsdException w:name="Bibliography" w:uiPriority="37" w:semiHidden="1" w:unhideWhenUsed="1"/>
+    <w:lsdException w:name="TOC Heading" w:uiPriority="39" w:semiHidden="1" w:unhideWhenUsed="1" w:qFormat="1"/>
     <w:lsdException w:name="Plain Table 1" w:uiPriority="41"/>
     <w:lsdException w:name="Plain Table 2" w:uiPriority="42"/>
     <w:lsdException w:name="Plain Table 3" w:uiPriority="43"/>
@@ -1091,29 +5264,43 @@
     <w:lsdException w:name="Unresolved Mention" w:semiHidden="1" w:unhideWhenUsed="1"/>
     <w:lsdException w:name="Smart Link" w:semiHidden="1" w:unhideWhenUsed="1"/>
   </w:latentStyles>
-  <w:style w:type="paragraph" w:default="1" w:styleId="Normal">
+  <w:style w:type="paragraph" w:styleId="Normal" w:default="1">
     <w:name w:val="Normal"/>
     <w:qFormat/>
+    <w:pPr>
+      <w:widowControl/>
+      <w:bidi w:val="0"/>
+      <w:spacing w:before="0" w:after="0"/>
+      <w:jc w:val="left"/>
+    </w:pPr>
+    <w:rPr>
+      <w:rFonts w:ascii="Times New Roman" w:hAnsi="Times New Roman" w:eastAsia="Times New Roman" w:cs="Times New Roman"/>
+      <w:color w:val="auto"/>
+      <w:kern w:val="0"/>
+      <w:sz w:val="24"/>
+      <w:szCs w:val="24"/>
+      <w:lang w:val="en-US" w:eastAsia="ja-JP" w:bidi="ar-SA"/>
+    </w:rPr>
   </w:style>
   <w:style w:type="paragraph" w:styleId="Heading1">
-    <w:name w:val="heading 1"/>
+    <w:name w:val="Heading 1"/>
     <w:basedOn w:val="Normal"/>
     <w:next w:val="Normal"/>
     <w:uiPriority w:val="9"/>
     <w:qFormat/>
     <w:pPr>
-      <w:spacing w:after="167"/>
+      <w:spacing w:before="0" w:after="167"/>
       <w:outlineLvl w:val="0"/>
     </w:pPr>
     <w:rPr>
-      <w:rFonts w:ascii="Arial" w:eastAsia="Arial" w:hAnsi="Arial" w:cs="Arial"/>
+      <w:rFonts w:ascii="Arial" w:hAnsi="Arial" w:eastAsia="Arial" w:cs="Arial"/>
       <w:b/>
       <w:sz w:val="27"/>
       <w:szCs w:val="27"/>
     </w:rPr>
   </w:style>
   <w:style w:type="paragraph" w:styleId="Heading2">
-    <w:name w:val="heading 2"/>
+    <w:name w:val="Heading 2"/>
     <w:basedOn w:val="Normal"/>
     <w:next w:val="Normal"/>
     <w:uiPriority w:val="9"/>
@@ -1121,12 +5308,12 @@
     <w:unhideWhenUsed/>
     <w:qFormat/>
     <w:pPr>
-      <w:keepNext/>
+      <w:keepNext w:val="true"/>
       <w:spacing w:before="240" w:after="60"/>
       <w:outlineLvl w:val="1"/>
     </w:pPr>
     <w:rPr>
-      <w:rFonts w:ascii="Arial" w:eastAsia="Arial" w:hAnsi="Arial" w:cs="Arial"/>
+      <w:rFonts w:ascii="Arial" w:hAnsi="Arial" w:eastAsia="Arial" w:cs="Arial"/>
       <w:b/>
       <w:i/>
       <w:sz w:val="28"/>
@@ -1134,7 +5321,7 @@
     </w:rPr>
   </w:style>
   <w:style w:type="paragraph" w:styleId="Heading3">
-    <w:name w:val="heading 3"/>
+    <w:name w:val="Heading 3"/>
     <w:basedOn w:val="Normal"/>
     <w:next w:val="Normal"/>
     <w:uiPriority w:val="9"/>
@@ -1142,19 +5329,19 @@
     <w:unhideWhenUsed/>
     <w:qFormat/>
     <w:pPr>
-      <w:keepNext/>
+      <w:keepNext w:val="true"/>
       <w:spacing w:before="240" w:after="60"/>
       <w:outlineLvl w:val="2"/>
     </w:pPr>
     <w:rPr>
-      <w:rFonts w:ascii="Arial" w:eastAsia="Arial" w:hAnsi="Arial" w:cs="Arial"/>
+      <w:rFonts w:ascii="Arial" w:hAnsi="Arial" w:eastAsia="Arial" w:cs="Arial"/>
       <w:b/>
       <w:sz w:val="26"/>
       <w:szCs w:val="26"/>
     </w:rPr>
   </w:style>
   <w:style w:type="paragraph" w:styleId="Heading4">
-    <w:name w:val="heading 4"/>
+    <w:name w:val="Heading 4"/>
     <w:basedOn w:val="Normal"/>
     <w:next w:val="Normal"/>
     <w:uiPriority w:val="9"/>
@@ -1162,7 +5349,7 @@
     <w:unhideWhenUsed/>
     <w:qFormat/>
     <w:pPr>
-      <w:keepNext/>
+      <w:keepNext w:val="true"/>
       <w:keepLines/>
       <w:spacing w:before="240" w:after="40"/>
       <w:outlineLvl w:val="3"/>
@@ -1172,7 +5359,7 @@
     </w:rPr>
   </w:style>
   <w:style w:type="paragraph" w:styleId="Heading5">
-    <w:name w:val="heading 5"/>
+    <w:name w:val="Heading 5"/>
     <w:basedOn w:val="Normal"/>
     <w:next w:val="Normal"/>
     <w:uiPriority w:val="9"/>
@@ -1180,7 +5367,7 @@
     <w:unhideWhenUsed/>
     <w:qFormat/>
     <w:pPr>
-      <w:keepNext/>
+      <w:keepNext w:val="true"/>
       <w:keepLines/>
       <w:spacing w:before="220" w:after="40"/>
       <w:outlineLvl w:val="4"/>
@@ -1192,7 +5379,7 @@
     </w:rPr>
   </w:style>
   <w:style w:type="paragraph" w:styleId="Heading6">
-    <w:name w:val="heading 6"/>
+    <w:name w:val="Heading 6"/>
     <w:basedOn w:val="Normal"/>
     <w:next w:val="Normal"/>
     <w:uiPriority w:val="9"/>
@@ -1200,7 +5387,7 @@
     <w:unhideWhenUsed/>
     <w:qFormat/>
     <w:pPr>
-      <w:keepNext/>
+      <w:keepNext w:val="true"/>
       <w:keepLines/>
       <w:spacing w:before="200" w:after="40"/>
       <w:outlineLvl w:val="5"/>
@@ -1211,32 +5398,78 @@
       <w:szCs w:val="20"/>
     </w:rPr>
   </w:style>
-  <w:style w:type="character" w:default="1" w:styleId="DefaultParagraphFont">
+  <w:style w:type="character" w:styleId="DefaultParagraphFont" w:default="1">
     <w:name w:val="Default Paragraph Font"/>
     <w:uiPriority w:val="1"/>
     <w:semiHidden/>
     <w:unhideWhenUsed/>
+    <w:qFormat/>
+    <w:rPr/>
   </w:style>
-  <w:style w:type="table" w:default="1" w:styleId="TableNormal">
-    <w:name w:val="Normal Table"/>
-    <w:uiPriority w:val="99"/>
-    <w:semiHidden/>
-    <w:unhideWhenUsed/>
-    <w:tblPr>
-      <w:tblInd w:w="0" w:type="dxa"/>
-      <w:tblCellMar>
-        <w:top w:w="0" w:type="dxa"/>
-        <w:left w:w="108" w:type="dxa"/>
-        <w:bottom w:w="0" w:type="dxa"/>
-        <w:right w:w="108" w:type="dxa"/>
-      </w:tblCellMar>
-    </w:tblPr>
+  <w:style w:type="character" w:styleId="Hyperlink">
+    <w:name w:val="Hyperlink"/>
+    <w:rPr>
+      <w:color w:val="000080"/>
+      <w:u w:val="single"/>
+    </w:rPr>
   </w:style>
-  <w:style w:type="numbering" w:default="1" w:styleId="NoList">
-    <w:name w:val="No List"/>
-    <w:uiPriority w:val="99"/>
-    <w:semiHidden/>
-    <w:unhideWhenUsed/>
+  <w:style w:type="paragraph" w:styleId="Heading">
+    <w:name w:val="Heading"/>
+    <w:basedOn w:val="Normal"/>
+    <w:next w:val="BodyText"/>
+    <w:qFormat/>
+    <w:pPr>
+      <w:keepNext w:val="true"/>
+      <w:spacing w:before="240" w:after="120"/>
+    </w:pPr>
+    <w:rPr>
+      <w:rFonts w:ascii="Liberation Sans" w:hAnsi="Liberation Sans" w:eastAsia="Noto Sans CJK SC" w:cs="FreeSans"/>
+      <w:sz w:val="28"/>
+      <w:szCs w:val="28"/>
+    </w:rPr>
+  </w:style>
+  <w:style w:type="paragraph" w:styleId="BodyText">
+    <w:name w:val="Body Text"/>
+    <w:basedOn w:val="Normal"/>
+    <w:pPr>
+      <w:spacing w:lineRule="auto" w:line="276" w:before="0" w:after="140"/>
+    </w:pPr>
+    <w:rPr/>
+  </w:style>
+  <w:style w:type="paragraph" w:styleId="List">
+    <w:name w:val="List"/>
+    <w:basedOn w:val="BodyText"/>
+    <w:pPr/>
+    <w:rPr>
+      <w:rFonts w:cs="FreeSans"/>
+    </w:rPr>
+  </w:style>
+  <w:style w:type="paragraph" w:styleId="Caption">
+    <w:name w:val="Caption"/>
+    <w:basedOn w:val="Normal"/>
+    <w:qFormat/>
+    <w:pPr>
+      <w:suppressLineNumbers/>
+      <w:spacing w:before="120" w:after="120"/>
+    </w:pPr>
+    <w:rPr>
+      <w:rFonts w:cs="FreeSans"/>
+      <w:i/>
+      <w:iCs/>
+      <w:sz w:val="24"/>
+      <w:szCs w:val="24"/>
+    </w:rPr>
+  </w:style>
+  <w:style w:type="paragraph" w:styleId="Index">
+    <w:name w:val="Index"/>
+    <w:basedOn w:val="Normal"/>
+    <w:qFormat/>
+    <w:pPr>
+      <w:suppressLineNumbers/>
+    </w:pPr>
+    <w:rPr>
+      <w:rFonts w:cs="FreeSans"/>
+    </w:rPr>
   </w:style>
   <w:style w:type="paragraph" w:styleId="Title">
     <w:name w:val="Title"/>
@@ -1245,7 +5478,7 @@
     <w:uiPriority w:val="10"/>
     <w:qFormat/>
     <w:pPr>
-      <w:keepNext/>
+      <w:keepNext w:val="true"/>
       <w:keepLines/>
       <w:spacing w:before="480" w:after="120"/>
     </w:pPr>
@@ -1262,57 +5495,101 @@
     <w:uiPriority w:val="11"/>
     <w:qFormat/>
     <w:pPr>
-      <w:keepNext/>
+      <w:keepNext w:val="true"/>
       <w:keepLines/>
       <w:spacing w:before="360" w:after="80"/>
     </w:pPr>
     <w:rPr>
-      <w:rFonts w:ascii="Georgia" w:eastAsia="Georgia" w:hAnsi="Georgia" w:cs="Georgia"/>
+      <w:rFonts w:ascii="Georgia" w:hAnsi="Georgia" w:eastAsia="Georgia" w:cs="Georgia"/>
       <w:i/>
       <w:color w:val="666666"/>
       <w:sz w:val="48"/>
       <w:szCs w:val="48"/>
     </w:rPr>
   </w:style>
+  <w:style w:type="paragraph" w:styleId="HeaderandFooter">
+    <w:name w:val="Header and Footer"/>
+    <w:basedOn w:val="Normal"/>
+    <w:qFormat/>
+    <w:pPr/>
+    <w:rPr/>
+  </w:style>
+  <w:style w:type="paragraph" w:styleId="Header">
+    <w:name w:val="Header"/>
+    <w:basedOn w:val="HeaderandFooter"/>
+    <w:pPr/>
+    <w:rPr/>
+  </w:style>
+  <w:style w:type="paragraph" w:styleId="TableContents">
+    <w:name w:val="Table Contents"/>
+    <w:basedOn w:val="Normal"/>
+    <w:qFormat/>
+    <w:pPr>
+      <w:widowControl w:val="false"/>
+      <w:suppressLineNumbers/>
+    </w:pPr>
+    <w:rPr/>
+  </w:style>
+  <w:style w:type="numbering" w:styleId="NoList" w:default="1">
+    <w:name w:val="No List"/>
+    <w:uiPriority w:val="99"/>
+    <w:semiHidden/>
+    <w:unhideWhenUsed/>
+    <w:qFormat/>
+  </w:style>
+  <w:style w:type="table" w:default="1" w:styleId="TableNormal">
+    <w:name w:val="Normal Table"/>
+    <w:uiPriority w:val="99"/>
+    <w:semiHidden/>
+    <w:unhideWhenUsed/>
+    <w:tblPr>
+      <w:tblCellMar>
+        <w:top w:w="0" w:type="dxa"/>
+        <w:left w:w="108" w:type="dxa"/>
+        <w:bottom w:w="0" w:type="dxa"/>
+        <w:right w:w="108" w:type="dxa"/>
+      </w:tblCellMar>
+    </w:tblPr>
+  </w:style>
 </w:styles>
 </file>
 
 <file path=word/theme/theme1.xml><?xml version="1.0" encoding="utf-8"?>
-<a:theme xmlns:a="http://schemas.openxmlformats.org/drawingml/2006/main" name="Office Theme">
+<a:theme xmlns:a="http://schemas.openxmlformats.org/drawingml/2006/main" xmlns:r="http://schemas.openxmlformats.org/officeDocument/2006/relationships" name="Office Theme">
   <a:themeElements>
     <a:clrScheme name="Office">
       <a:dk1>
-        <a:sysClr val="windowText" lastClr="000000"/>
+        <a:srgbClr val="000000"/>
       </a:dk1>
       <a:lt1>
-        <a:sysClr val="window" lastClr="FFFFFF"/>
+        <a:srgbClr val="ffffff"/>
       </a:lt1>
       <a:dk2>
-        <a:srgbClr val="1F497D"/>
+        <a:srgbClr val="1f497d"/>
       </a:dk2>
       <a:lt2>
-        <a:srgbClr val="EEECE1"/>
+        <a:srgbClr val="eeece1"/>
       </a:lt2>
       <a:accent1>
-        <a:srgbClr val="4F81BD"/>
+        <a:srgbClr val="4f81bd"/>
       </a:accent1>
       <a:accent2>
-        <a:srgbClr val="C0504D"/>
+        <a:srgbClr val="c0504d"/>
       </a:accent2>
       <a:accent3>
-        <a:srgbClr val="9BBB59"/>
+        <a:srgbClr val="9bbb59"/>
       </a:accent3>
       <a:accent4>
-        <a:srgbClr val="8064A2"/>
+        <a:srgbClr val="8064a2"/>
       </a:accent4>
       <a:accent5>
-        <a:srgbClr val="4BACC6"/>
+        <a:srgbClr val="4bacc6"/>
       </a:accent5>
       <a:accent6>
-        <a:srgbClr val="F79646"/>
+        <a:srgbClr val="f79646"/>
       </a:accent6>
       <a:hlink>
-        <a:srgbClr val="0000FF"/>
+        <a:srgbClr val="0000ff"/>
       </a:hlink>
       <a:folHlink>
         <a:srgbClr val="800080"/>
@@ -1320,279 +5597,131 @@
     </a:clrScheme>
     <a:fontScheme name="Office">
       <a:majorFont>
-        <a:latin typeface="Calibri"/>
+        <a:latin typeface="Calibri" pitchFamily="0" charset="1"/>
         <a:ea typeface=""/>
         <a:cs typeface=""/>
-        <a:font script="Jpan" typeface="ＭＳ ゴシック"/>
-        <a:font script="Hang" typeface="맑은 고딕"/>
-        <a:font script="Hans" typeface="宋体"/>
-        <a:font script="Hant" typeface="新細明體"/>
-        <a:font script="Arab" typeface="Times New Roman"/>
-        <a:font script="Hebr" typeface="Times New Roman"/>
-        <a:font script="Thai" typeface="Angsana New"/>
-        <a:font script="Ethi" typeface="Nyala"/>
-        <a:font script="Beng" typeface="Vrinda"/>
-        <a:font script="Gujr" typeface="Shruti"/>
-        <a:font script="Khmr" typeface="MoolBoran"/>
-        <a:font script="Knda" typeface="Tunga"/>
-        <a:font script="Guru" typeface="Raavi"/>
-        <a:font script="Cans" typeface="Euphemia"/>
-        <a:font script="Cher" typeface="Plantagenet Cherokee"/>
-        <a:font script="Yiii" typeface="Microsoft Yi Baiti"/>
-        <a:font script="Tibt" typeface="Microsoft Himalaya"/>
-        <a:font script="Thaa" typeface="MV Boli"/>
-        <a:font script="Deva" typeface="Mangal"/>
-        <a:font script="Telu" typeface="Gautami"/>
-        <a:font script="Taml" typeface="Latha"/>
-        <a:font script="Syrc" typeface="Estrangelo Edessa"/>
-        <a:font script="Orya" typeface="Kalinga"/>
-        <a:font script="Mlym" typeface="Kartika"/>
-        <a:font script="Laoo" typeface="DokChampa"/>
-        <a:font script="Sinh" typeface="Iskoola Pota"/>
-        <a:font script="Mong" typeface="Mongolian Baiti"/>
-        <a:font script="Viet" typeface="Times New Roman"/>
-        <a:font script="Uigh" typeface="Microsoft Uighur"/>
-        <a:font script="Geor" typeface="Sylfaen"/>
       </a:majorFont>
       <a:minorFont>
-        <a:latin typeface="Cambria"/>
+        <a:latin typeface="Cambria" pitchFamily="0" charset="1"/>
         <a:ea typeface=""/>
         <a:cs typeface=""/>
-        <a:font script="Jpan" typeface="ＭＳ 明朝"/>
-        <a:font script="Hang" typeface="맑은 고딕"/>
-        <a:font script="Hans" typeface="宋体"/>
-        <a:font script="Hant" typeface="新細明體"/>
-        <a:font script="Arab" typeface="Arial"/>
-        <a:font script="Hebr" typeface="Arial"/>
-        <a:font script="Thai" typeface="Cordia New"/>
-        <a:font script="Ethi" typeface="Nyala"/>
-        <a:font script="Beng" typeface="Vrinda"/>
-        <a:font script="Gujr" typeface="Shruti"/>
-        <a:font script="Khmr" typeface="DaunPenh"/>
-        <a:font script="Knda" typeface="Tunga"/>
-        <a:font script="Guru" typeface="Raavi"/>
-        <a:font script="Cans" typeface="Euphemia"/>
-        <a:font script="Cher" typeface="Plantagenet Cherokee"/>
-        <a:font script="Yiii" typeface="Microsoft Yi Baiti"/>
-        <a:font script="Tibt" typeface="Microsoft Himalaya"/>
-        <a:font script="Thaa" typeface="MV Boli"/>
-        <a:font script="Deva" typeface="Mangal"/>
-        <a:font script="Telu" typeface="Gautami"/>
-        <a:font script="Taml" typeface="Latha"/>
-        <a:font script="Syrc" typeface="Estrangelo Edessa"/>
-        <a:font script="Orya" typeface="Kalinga"/>
-        <a:font script="Mlym" typeface="Kartika"/>
-        <a:font script="Laoo" typeface="DokChampa"/>
-        <a:font script="Sinh" typeface="Iskoola Pota"/>
-        <a:font script="Mong" typeface="Mongolian Baiti"/>
-        <a:font script="Viet" typeface="Arial"/>
-        <a:font script="Uigh" typeface="Microsoft Uighur"/>
-        <a:font script="Geor" typeface="Sylfaen"/>
       </a:minorFont>
     </a:fontScheme>
-    <a:fmtScheme name="Office">
+    <a:fmtScheme>
       <a:fillStyleLst>
         <a:solidFill>
           <a:schemeClr val="phClr"/>
         </a:solidFill>
-        <a:gradFill rotWithShape="1">
+        <a:gradFill>
           <a:gsLst>
             <a:gs pos="0">
               <a:schemeClr val="phClr">
                 <a:tint val="50000"/>
-                <a:satMod val="300000"/>
               </a:schemeClr>
             </a:gs>
             <a:gs pos="35000">
               <a:schemeClr val="phClr">
                 <a:tint val="37000"/>
-                <a:satMod val="300000"/>
               </a:schemeClr>
             </a:gs>
             <a:gs pos="100000">
               <a:schemeClr val="phClr">
                 <a:tint val="15000"/>
-                <a:satMod val="350000"/>
               </a:schemeClr>
             </a:gs>
           </a:gsLst>
           <a:lin ang="16200000" scaled="1"/>
+          <a:tileRect l="0" t="0" r="0" b="0"/>
         </a:gradFill>
-        <a:gradFill rotWithShape="1">
+        <a:gradFill>
           <a:gsLst>
             <a:gs pos="0">
               <a:schemeClr val="phClr">
                 <a:tint val="100000"/>
                 <a:shade val="100000"/>
-                <a:satMod val="130000"/>
               </a:schemeClr>
             </a:gs>
             <a:gs pos="100000">
               <a:schemeClr val="phClr">
                 <a:tint val="50000"/>
                 <a:shade val="100000"/>
-                <a:satMod val="350000"/>
               </a:schemeClr>
             </a:gs>
           </a:gsLst>
           <a:lin ang="16200000" scaled="0"/>
+          <a:tileRect l="0" t="0" r="0" b="0"/>
         </a:gradFill>
       </a:fillStyleLst>
       <a:lnStyleLst>
         <a:ln w="9525" cap="flat" cmpd="sng" algn="ctr">
-          <a:solidFill>
-            <a:schemeClr val="phClr">
-              <a:shade val="95000"/>
-              <a:satMod val="105000"/>
-            </a:schemeClr>
-          </a:solidFill>
           <a:prstDash val="solid"/>
         </a:ln>
         <a:ln w="25400" cap="flat" cmpd="sng" algn="ctr">
-          <a:solidFill>
-            <a:schemeClr val="phClr"/>
-          </a:solidFill>
           <a:prstDash val="solid"/>
         </a:ln>
         <a:ln w="38100" cap="flat" cmpd="sng" algn="ctr">
-          <a:solidFill>
-            <a:schemeClr val="phClr"/>
-          </a:solidFill>
           <a:prstDash val="solid"/>
         </a:ln>
       </a:lnStyleLst>
       <a:effectStyleLst>
         <a:effectStyle>
-          <a:effectLst>
-            <a:outerShdw blurRad="40000" dist="20000" dir="5400000" rotWithShape="0">
-              <a:srgbClr val="000000">
-                <a:alpha val="38000"/>
-              </a:srgbClr>
-            </a:outerShdw>
-          </a:effectLst>
+          <a:effectLst/>
         </a:effectStyle>
         <a:effectStyle>
-          <a:effectLst>
-            <a:outerShdw blurRad="40000" dist="23000" dir="5400000" rotWithShape="0">
-              <a:srgbClr val="000000">
-                <a:alpha val="35000"/>
-              </a:srgbClr>
-            </a:outerShdw>
-          </a:effectLst>
+          <a:effectLst/>
         </a:effectStyle>
         <a:effectStyle>
-          <a:effectLst>
-            <a:outerShdw blurRad="40000" dist="23000" dir="5400000" rotWithShape="0">
-              <a:srgbClr val="000000">
-                <a:alpha val="35000"/>
-              </a:srgbClr>
-            </a:outerShdw>
-          </a:effectLst>
-          <a:scene3d>
-            <a:camera prst="orthographicFront">
-              <a:rot lat="0" lon="0" rev="0"/>
-            </a:camera>
-            <a:lightRig rig="threePt" dir="t">
-              <a:rot lat="0" lon="0" rev="1200000"/>
-            </a:lightRig>
-          </a:scene3d>
-          <a:sp3d>
-            <a:bevelT w="63500" h="25400"/>
-          </a:sp3d>
+          <a:effectLst/>
         </a:effectStyle>
       </a:effectStyleLst>
       <a:bgFillStyleLst>
         <a:solidFill>
           <a:schemeClr val="phClr"/>
         </a:solidFill>
-        <a:gradFill rotWithShape="1">
+        <a:gradFill>
           <a:gsLst>
             <a:gs pos="0">
               <a:schemeClr val="phClr">
                 <a:tint val="40000"/>
-                <a:satMod val="350000"/>
               </a:schemeClr>
             </a:gs>
             <a:gs pos="40000">
               <a:schemeClr val="phClr">
                 <a:tint val="45000"/>
                 <a:shade val="99000"/>
-                <a:satMod val="350000"/>
               </a:schemeClr>
             </a:gs>
             <a:gs pos="100000">
               <a:schemeClr val="phClr">
                 <a:shade val="20000"/>
-                <a:satMod val="255000"/>
               </a:schemeClr>
             </a:gs>
           </a:gsLst>
           <a:path path="circle">
             <a:fillToRect l="50000" t="-80000" r="50000" b="180000"/>
           </a:path>
+          <a:tileRect l="0" t="0" r="0" b="0"/>
         </a:gradFill>
-        <a:gradFill rotWithShape="1">
+        <a:gradFill>
           <a:gsLst>
             <a:gs pos="0">
               <a:schemeClr val="phClr">
                 <a:tint val="80000"/>
-                <a:satMod val="300000"/>
               </a:schemeClr>
             </a:gs>
             <a:gs pos="100000">
               <a:schemeClr val="phClr">
                 <a:shade val="30000"/>
-                <a:satMod val="200000"/>
               </a:schemeClr>
             </a:gs>
           </a:gsLst>
           <a:path path="circle">
             <a:fillToRect l="50000" t="50000" r="50000" b="50000"/>
           </a:path>
+          <a:tileRect l="0" t="0" r="0" b="0"/>
         </a:gradFill>
       </a:bgFillStyleLst>
     </a:fmtScheme>
   </a:themeElements>
-  <a:objectDefaults>
-    <a:spDef>
-      <a:spPr/>
-      <a:bodyPr/>
-      <a:lstStyle/>
-      <a:style>
-        <a:lnRef idx="1">
-          <a:schemeClr val="accent1"/>
-        </a:lnRef>
-        <a:fillRef idx="3">
-          <a:schemeClr val="accent1"/>
-        </a:fillRef>
-        <a:effectRef idx="2">
-          <a:schemeClr val="accent1"/>
-        </a:effectRef>
-        <a:fontRef idx="minor">
-          <a:schemeClr val="lt1"/>
-        </a:fontRef>
-      </a:style>
-    </a:spDef>
-    <a:lnDef>
-      <a:spPr/>
-      <a:bodyPr/>
-      <a:lstStyle/>
-      <a:style>
-        <a:lnRef idx="2">
-          <a:schemeClr val="accent1"/>
-        </a:lnRef>
-        <a:fillRef idx="0">
-          <a:schemeClr val="accent1"/>
-        </a:fillRef>
-        <a:effectRef idx="1">
-          <a:schemeClr val="accent1"/>
-        </a:effectRef>
-        <a:fontRef idx="minor">
-          <a:schemeClr val="tx1"/>
-        </a:fontRef>
-      </a:style>
-    </a:lnDef>
-  </a:objectDefaults>
-  <a:extraClrSchemeLst/>
 </a:theme>
 </file>
--- a/Deep_Learning_Systems_Analysis_Report.docx
+++ b/Deep_Learning_Systems_Analysis_Report.docx
@@ -1,13 +1,15 @@
 
 <file path=word/document.xml><?xml version="1.0" encoding="utf-8"?>
-<w:document xmlns:wpc="http://schemas.microsoft.com/office/word/2010/wordprocessingCanvas" xmlns:cx="http://schemas.microsoft.com/office/drawing/2014/chartex" xmlns:cx1="http://schemas.microsoft.com/office/drawing/2015/9/8/chartex" xmlns:cx2="http://schemas.microsoft.com/office/drawing/2015/10/21/chartex" xmlns:cx3="http://schemas.microsoft.com/office/drawing/2016/5/9/chartex" xmlns:cx4="http://schemas.microsoft.com/office/drawing/2016/5/10/chartex" xmlns:cx5="http://schemas.microsoft.com/office/drawing/2016/5/11/chartex" xmlns:cx6="http://schemas.microsoft.com/office/drawing/2016/5/12/chartex" xmlns:cx7="http://schemas.microsoft.com/office/drawing/2016/5/13/chartex" xmlns:cx8="http://schemas.microsoft.com/office/drawing/2016/5/14/chartex" xmlns:mc="http://schemas.openxmlformats.org/markup-compatibility/2006" xmlns:aink="http://schemas.microsoft.com/office/drawing/2016/ink" xmlns:am3d="http://schemas.microsoft.com/office/drawing/2017/model3d" xmlns:o="urn:schemas-microsoft-com:office:office" xmlns:oel="http://schemas.microsoft.com/office/2019/extlst" xmlns:r="http://schemas.openxmlformats.org/officeDocument/2006/relationships" xmlns:m="http://schemas.openxmlformats.org/officeDocument/2006/math" xmlns:v="urn:schemas-microsoft-com:vml" xmlns:wp14="http://schemas.microsoft.com/office/word/2010/wordprocessingDrawing" xmlns:wp="http://schemas.openxmlformats.org/drawingml/2006/wordprocessingDrawing" xmlns:w10="urn:schemas-microsoft-com:office:word" xmlns:w="http://schemas.openxmlformats.org/wordprocessingml/2006/main" xmlns:w14="http://schemas.microsoft.com/office/word/2010/wordml" xmlns:w15="http://schemas.microsoft.com/office/word/2012/wordml" xmlns:w16cex="http://schemas.microsoft.com/office/word/2018/wordml/cex" xmlns:w16cid="http://schemas.microsoft.com/office/word/2016/wordml/cid" xmlns:w16="http://schemas.microsoft.com/office/word/2018/wordml" xmlns:w16du="http://schemas.microsoft.com/office/word/2023/wordml/word16du" xmlns:w16sdtdh="http://schemas.microsoft.com/office/word/2020/wordml/sdtdatahash" xmlns:w16sdtfl="http://schemas.microsoft.com/office/word/2024/wordml/sdtformatlock" xmlns:w16se="http://schemas.microsoft.com/office/word/2015/wordml/symex" xmlns:wpg="http://schemas.microsoft.com/office/word/2010/wordprocessingGroup" xmlns:wpi="http://schemas.microsoft.com/office/word/2010/wordprocessingInk" xmlns:wne="http://schemas.microsoft.com/office/word/2006/wordml" xmlns:wps="http://schemas.microsoft.com/office/word/2010/wordprocessingShape" mc:Ignorable="w14 w15 w16se w16cid w16 w16cex w16sdtdh w16sdtfl w16du wp14">
+<w:document xmlns:o="urn:schemas-microsoft-com:office:office" xmlns:r="http://schemas.openxmlformats.org/officeDocument/2006/relationships" xmlns:v="urn:schemas-microsoft-com:vml" xmlns:w="http://schemas.openxmlformats.org/wordprocessingml/2006/main" xmlns:w10="urn:schemas-microsoft-com:office:word" xmlns:wp="http://schemas.openxmlformats.org/drawingml/2006/wordprocessingDrawing" xmlns:wps="http://schemas.microsoft.com/office/word/2010/wordprocessingShape" xmlns:wpg="http://schemas.microsoft.com/office/word/2010/wordprocessingGroup" xmlns:mc="http://schemas.openxmlformats.org/markup-compatibility/2006" xmlns:wp14="http://schemas.microsoft.com/office/word/2010/wordprocessingDrawing" xmlns:w14="http://schemas.microsoft.com/office/word/2010/wordml" xmlns:w15="http://schemas.microsoft.com/office/word/2012/wordml" mc:Ignorable="w14 wp14 w15">
   <w:body>
     <w:p>
       <w:pPr>
+        <w:pStyle w:val="Normal"/>
         <w:tabs>
-          <w:tab w:val="left" w:pos="1440"/>
+          <w:tab w:val="clear" w:pos="720"/>
+          <w:tab w:val="left" w:pos="1440" w:leader="none"/>
         </w:tabs>
-        <w:spacing w:before="3600" w:line="480" w:lineRule="auto"/>
+        <w:spacing w:lineRule="auto" w:line="480" w:before="3600" w:after="0"/>
         <w:jc w:val="center"/>
         <w:rPr>
           <w:b/>
@@ -22,59 +24,74 @@
     </w:p>
     <w:p>
       <w:pPr>
-        <w:spacing w:line="480" w:lineRule="auto"/>
+        <w:pStyle w:val="Normal"/>
+        <w:spacing w:lineRule="auto" w:line="480"/>
         <w:jc w:val="center"/>
-      </w:pPr>
-    </w:p>
-    <w:p>
-      <w:pPr>
-        <w:spacing w:line="480" w:lineRule="auto"/>
+        <w:rPr/>
+      </w:pPr>
+      <w:r>
+        <w:rPr/>
+      </w:r>
+    </w:p>
+    <w:p>
+      <w:pPr>
+        <w:pStyle w:val="Normal"/>
+        <w:spacing w:lineRule="auto" w:line="480"/>
         <w:jc w:val="center"/>
-      </w:pPr>
-      <w:r>
+        <w:rPr/>
+      </w:pPr>
+      <w:r>
+        <w:rPr/>
         <w:t>Gene Foxwell</w:t>
       </w:r>
     </w:p>
     <w:p>
       <w:pPr>
-        <w:spacing w:line="480" w:lineRule="auto"/>
+        <w:pStyle w:val="Normal"/>
+        <w:spacing w:lineRule="auto" w:line="480"/>
         <w:jc w:val="center"/>
-      </w:pPr>
-      <w:r>
+        <w:rPr/>
+      </w:pPr>
+      <w:r>
+        <w:rPr/>
         <w:t>Woolf University / Udacity School of Artificial Intelligence</w:t>
       </w:r>
     </w:p>
     <w:p>
       <w:pPr>
-        <w:spacing w:line="480" w:lineRule="auto"/>
+        <w:pStyle w:val="Normal"/>
+        <w:spacing w:lineRule="auto" w:line="480"/>
         <w:jc w:val="center"/>
-      </w:pPr>
-      <w:r>
+        <w:rPr/>
+      </w:pPr>
+      <w:r>
+        <w:rPr/>
         <w:t>Deep Learning Systems</w:t>
       </w:r>
-    </w:p>
-    <w:p>
-      <w:pPr>
-        <w:spacing w:line="480" w:lineRule="auto"/>
+      <w:r>
+        <w:br w:type="page"/>
+      </w:r>
+    </w:p>
+    <w:p>
+      <w:pPr>
+        <w:pStyle w:val="Normal"/>
+        <w:spacing w:lineRule="auto" w:line="480" w:before="0" w:after="0"/>
         <w:jc w:val="center"/>
         <w:rPr>
           <w:b/>
         </w:rPr>
       </w:pPr>
       <w:r>
-        <w:br w:type="page"/>
-      </w:r>
-      <w:r>
         <w:rPr>
           <w:b/>
         </w:rPr>
-        <w:lastRenderedPageBreak/>
         <w:t xml:space="preserve"> </w:t>
       </w:r>
     </w:p>
     <w:p>
       <w:pPr>
-        <w:spacing w:line="480" w:lineRule="auto"/>
+        <w:pStyle w:val="Normal"/>
+        <w:spacing w:lineRule="auto" w:line="480"/>
         <w:jc w:val="center"/>
         <w:rPr>
           <w:b/>
@@ -89,16 +106,56 @@
     </w:p>
     <w:p>
       <w:pPr>
-        <w:spacing w:line="480" w:lineRule="auto"/>
-        <w:ind w:firstLine="720"/>
-      </w:pPr>
-      <w:r>
-        <w:t>The main body of your paper goes here, starting on page 3. (Or starting on page 2, if you’re not required to include an abstract.)</w:t>
-      </w:r>
-    </w:p>
-    <w:p>
-      <w:pPr>
-        <w:spacing w:line="480" w:lineRule="auto"/>
+        <w:pStyle w:val="Normal"/>
+        <w:spacing w:lineRule="auto" w:line="480"/>
+        <w:ind w:firstLine="720"/>
+        <w:rPr/>
+      </w:pPr>
+      <w:r>
+        <w:rPr/>
+        <w:t>This project explores the effects of reducing the parameter size for a UNet model’s performance on semantic segmentation of Mars Rover Curiosity’s image data for the purposes of navigation. We will train two models, a full-sized UNet model and one with significantly reduced parameters. We’ll summarize the results, examine ethical and bias concerns before discussing possible future work.</w:t>
+      </w:r>
+    </w:p>
+    <w:p>
+      <w:pPr>
+        <w:pStyle w:val="Normal"/>
+        <w:spacing w:lineRule="auto" w:line="480"/>
+        <w:ind w:hanging="0"/>
+        <w:jc w:val="center"/>
+        <w:rPr/>
+      </w:pPr>
+      <w:r>
+        <w:rPr/>
+      </w:r>
+    </w:p>
+    <w:p>
+      <w:pPr>
+        <w:pStyle w:val="Normal"/>
+        <w:spacing w:lineRule="auto" w:line="480"/>
+        <w:ind w:hanging="0"/>
+        <w:jc w:val="center"/>
+        <w:rPr/>
+      </w:pPr>
+      <w:r>
+        <w:rPr/>
+        <w:t>&lt;ROVER IMAGE&gt;</w:t>
+      </w:r>
+    </w:p>
+    <w:p>
+      <w:pPr>
+        <w:pStyle w:val="Normal"/>
+        <w:spacing w:lineRule="auto" w:line="480"/>
+        <w:ind w:firstLine="720"/>
+        <w:rPr/>
+      </w:pPr>
+      <w:r>
+        <w:rPr/>
+      </w:r>
+    </w:p>
+    <w:p>
+      <w:pPr>
+        <w:pStyle w:val="Normal"/>
+        <w:spacing w:lineRule="auto" w:line="480"/>
         <w:jc w:val="center"/>
         <w:rPr>
           <w:b/>
@@ -113,16 +170,155 @@
     </w:p>
     <w:p>
       <w:pPr>
-        <w:spacing w:line="480" w:lineRule="auto"/>
-        <w:ind w:firstLine="720"/>
-      </w:pPr>
-      <w:r>
-        <w:t>The main body of your paper goes here, starting on page 3. (Or starting on page 2, if you’re not required to include an abstract.)</w:t>
-      </w:r>
-    </w:p>
-    <w:p>
-      <w:pPr>
-        <w:spacing w:line="480" w:lineRule="auto"/>
+        <w:pStyle w:val="Normal"/>
+        <w:spacing w:lineRule="auto" w:line="480"/>
+        <w:ind w:firstLine="720"/>
+        <w:rPr/>
+      </w:pPr>
+      <w:r>
+        <w:rPr/>
+        <w:t>Our task will be to look at the difference in performance in the UNet model (reference) on Curiosity Rover’s navigational camera when we reduce the number of parameters. This would allow the model to potentially use less power, run faster, and require less storage space (reference). To support this experiment we used the AI4Mars dataset (reference). We extracted the images and ground truth labels related to the Navigation Mast on the Rover. The ground truth labels provided by the AI4Mars dataset come in four categories:</w:t>
+      </w:r>
+    </w:p>
+    <w:p>
+      <w:pPr>
+        <w:pStyle w:val="Normal"/>
+        <w:numPr>
+          <w:ilvl w:val="0"/>
+          <w:numId w:val="1"/>
+        </w:numPr>
+        <w:spacing w:lineRule="auto" w:line="480"/>
+        <w:rPr/>
+      </w:pPr>
+      <w:r>
+        <w:rPr/>
+        <w:t>Soil</w:t>
+      </w:r>
+    </w:p>
+    <w:p>
+      <w:pPr>
+        <w:pStyle w:val="Normal"/>
+        <w:numPr>
+          <w:ilvl w:val="0"/>
+          <w:numId w:val="1"/>
+        </w:numPr>
+        <w:spacing w:lineRule="auto" w:line="480"/>
+        <w:rPr/>
+      </w:pPr>
+      <w:r>
+        <w:rPr/>
+        <w:t>Bedrock</w:t>
+      </w:r>
+    </w:p>
+    <w:p>
+      <w:pPr>
+        <w:pStyle w:val="Normal"/>
+        <w:numPr>
+          <w:ilvl w:val="0"/>
+          <w:numId w:val="1"/>
+        </w:numPr>
+        <w:spacing w:lineRule="auto" w:line="480"/>
+        <w:rPr/>
+      </w:pPr>
+      <w:r>
+        <w:rPr/>
+        <w:t>Sand</w:t>
+      </w:r>
+    </w:p>
+    <w:p>
+      <w:pPr>
+        <w:pStyle w:val="Normal"/>
+        <w:numPr>
+          <w:ilvl w:val="0"/>
+          <w:numId w:val="1"/>
+        </w:numPr>
+        <w:spacing w:lineRule="auto" w:line="480"/>
+        <w:rPr/>
+      </w:pPr>
+      <w:r>
+        <w:rPr/>
+        <w:t>Big Rock</w:t>
+      </w:r>
+    </w:p>
+    <w:p>
+      <w:pPr>
+        <w:pStyle w:val="Normal"/>
+        <w:spacing w:lineRule="auto" w:line="480"/>
+        <w:ind w:hanging="0"/>
+        <w:rPr/>
+      </w:pPr>
+      <w:r>
+        <w:rPr/>
+      </w:r>
+    </w:p>
+    <w:p>
+      <w:pPr>
+        <w:pStyle w:val="Normal"/>
+        <w:spacing w:lineRule="auto" w:line="480"/>
+        <w:ind w:hanging="0"/>
+        <w:rPr/>
+      </w:pPr>
+      <w:r>
+        <w:rPr/>
+        <w:tab/>
+        <w:t>As we are interested in building a model for navigation, we remapped these categories into a binary classification problem: Soil/Bedrock are marked as Transversable. Sand/Big Rock are marked as non-Transversable. Any pixels which were left unlabled are also marked as Non-Transversible.</w:t>
+      </w:r>
+    </w:p>
+    <w:p>
+      <w:pPr>
+        <w:pStyle w:val="Normal"/>
+        <w:spacing w:lineRule="auto" w:line="480"/>
+        <w:ind w:firstLine="720"/>
+        <w:rPr/>
+      </w:pPr>
+      <w:r>
+        <w:rPr/>
+        <w:t>After extracting the Curiosity images from the dataset we ended up with 16064 image/mask pairs for training our models.</w:t>
+      </w:r>
+    </w:p>
+    <w:p>
+      <w:pPr>
+        <w:pStyle w:val="Normal"/>
+        <w:spacing w:lineRule="auto" w:line="480"/>
+        <w:ind w:firstLine="720"/>
+        <w:rPr/>
+      </w:pPr>
+      <w:r>
+        <w:rPr/>
+      </w:r>
+    </w:p>
+    <w:p>
+      <w:pPr>
+        <w:pStyle w:val="Normal"/>
+        <w:spacing w:lineRule="auto" w:line="480"/>
+        <w:ind w:firstLine="720"/>
+        <w:jc w:val="center"/>
+        <w:rPr/>
+      </w:pPr>
+      <w:r>
+        <w:rPr/>
+        <w:t>&lt;</w:t>
+      </w:r>
+      <w:r>
+        <w:rPr/>
+        <w:t>ROVER SAMPLE IMAGE&gt;</w:t>
+      </w:r>
+    </w:p>
+    <w:p>
+      <w:pPr>
+        <w:pStyle w:val="Normal"/>
+        <w:spacing w:lineRule="auto" w:line="480"/>
+        <w:ind w:firstLine="720"/>
+        <w:rPr/>
+      </w:pPr>
+      <w:r>
+        <w:rPr/>
+      </w:r>
+    </w:p>
+    <w:p>
+      <w:pPr>
+        <w:pStyle w:val="Normal"/>
+        <w:spacing w:lineRule="auto" w:line="480"/>
         <w:jc w:val="center"/>
         <w:rPr>
           <w:b/>
@@ -137,16 +333,92 @@
     </w:p>
     <w:p>
       <w:pPr>
-        <w:spacing w:line="480" w:lineRule="auto"/>
-        <w:ind w:firstLine="720"/>
-      </w:pPr>
-      <w:r>
-        <w:t>The main body of your paper goes here, starting on page 3. (Or starting on page 2, if you’re not required to include an abstract.)</w:t>
-      </w:r>
-    </w:p>
-    <w:p>
-      <w:pPr>
-        <w:spacing w:line="480" w:lineRule="auto"/>
+        <w:pStyle w:val="Normal"/>
+        <w:spacing w:lineRule="auto" w:line="480"/>
+        <w:ind w:firstLine="720"/>
+        <w:jc w:val="center"/>
+        <w:rPr/>
+      </w:pPr>
+      <w:r>
+        <w:rPr/>
+        <w:t>&lt;</w:t>
+      </w:r>
+      <w:r>
+        <w:rPr/>
+        <w:t>UNET MODEL DIAGRAM&gt;</w:t>
+      </w:r>
+    </w:p>
+    <w:p>
+      <w:pPr>
+        <w:pStyle w:val="Normal"/>
+        <w:spacing w:lineRule="auto" w:line="480"/>
+        <w:ind w:firstLine="720"/>
+        <w:rPr/>
+      </w:pPr>
+      <w:r>
+        <w:rPr/>
+        <w:t>T</w:t>
+      </w:r>
+      <w:r>
+        <w:rPr/>
+        <w:t xml:space="preserve">he baseline model we built was based on UNet – a model originally intended for solving semantic segmentation problems in the medical industry. A diagram of this model can be seen in figure N. We deviated slightly from the original implementation by adding a BatchNorm operation to the convolution module.  This model had </w:t>
+      </w:r>
+      <w:r>
+        <w:rPr/>
+        <w:t>15,329,473</w:t>
+      </w:r>
+      <w:r>
+        <w:rPr/>
+        <w:t xml:space="preserve"> parameters.</w:t>
+      </w:r>
+    </w:p>
+    <w:p>
+      <w:pPr>
+        <w:pStyle w:val="Normal"/>
+        <w:spacing w:lineRule="auto" w:line="480"/>
+        <w:ind w:firstLine="720"/>
+        <w:rPr/>
+      </w:pPr>
+      <w:r>
+        <w:rPr/>
+        <w:t>UNet works by having two parallel encoders bridged by a convolution layer. Each encoder has a skip connection to the encoder of a similar size on the opposite end of the network. Encoders on the input side of the network effectively downsamples the image via MaxPool, with each step having an increasing number of filters. Each step on the output side of the network Upsamples the image via Inverse Convolutions.</w:t>
+      </w:r>
+    </w:p>
+    <w:p>
+      <w:pPr>
+        <w:pStyle w:val="Normal"/>
+        <w:spacing w:lineRule="auto" w:line="480"/>
+        <w:ind w:firstLine="720"/>
+        <w:rPr/>
+      </w:pPr>
+      <w:r>
+        <w:rPr/>
+        <w:t xml:space="preserve">Our comparison model used the same architecture as the UNet architecture. The primary change for the comparison model, which we’ll refer to as Mini-UNet, is the reduction of the number of filters for each step in the convolution modules by 50%. This version of the model has </w:t>
+      </w:r>
+      <w:r>
+        <w:rPr/>
+        <w:t>960,049</w:t>
+      </w:r>
+      <w:r>
+        <w:rPr/>
+        <w:t xml:space="preserve"> parameters.</w:t>
+      </w:r>
+    </w:p>
+    <w:p>
+      <w:pPr>
+        <w:pStyle w:val="Normal"/>
+        <w:spacing w:lineRule="auto" w:line="480"/>
+        <w:ind w:firstLine="720"/>
+        <w:rPr/>
+      </w:pPr>
+      <w:r>
+        <w:rPr/>
+      </w:r>
+    </w:p>
+    <w:p>
+      <w:pPr>
+        <w:pStyle w:val="Normal"/>
+        <w:spacing w:lineRule="auto" w:line="480"/>
         <w:jc w:val="center"/>
         <w:rPr>
           <w:b/>
@@ -161,16 +433,621 @@
     </w:p>
     <w:p>
       <w:pPr>
-        <w:spacing w:line="480" w:lineRule="auto"/>
-        <w:ind w:firstLine="720"/>
-      </w:pPr>
-      <w:r>
-        <w:t>The main body of your paper goes here, starting on page 3. (Or starting on page 2, if you’re not required to include an abstract.)</w:t>
-      </w:r>
-    </w:p>
-    <w:p>
-      <w:pPr>
-        <w:spacing w:line="480" w:lineRule="auto"/>
+        <w:pStyle w:val="Normal"/>
+        <w:spacing w:lineRule="auto" w:line="480"/>
+        <w:ind w:hanging="0"/>
+        <w:rPr/>
+      </w:pPr>
+      <w:r>
+        <w:rPr/>
+        <w:tab/>
+      </w:r>
+      <w:r>
+        <w:rPr/>
+        <w:t>On autonomous devices like the Mars Rover power and space can be at a premium. While semantic segmentation could be helpful for navigation, large segmentation models could be power hungry. With this in mind we perform an experiment to see the effects of reducing the number of parameters in a UNet to see if the smaller version is able to keep up.</w:t>
+      </w:r>
+    </w:p>
+    <w:p>
+      <w:pPr>
+        <w:pStyle w:val="Normal"/>
+        <w:spacing w:lineRule="auto" w:line="480"/>
+        <w:ind w:hanging="0"/>
+        <w:rPr/>
+      </w:pPr>
+      <w:r>
+        <w:rPr/>
+        <w:tab/>
+        <w:t>We split the Curiosity training data into three distinct sets, keeping 70% for training, 15% for validation; and 15% for testing. Before being fed into the model, each image underwent the following transformations:</w:t>
+      </w:r>
+    </w:p>
+    <w:p>
+      <w:pPr>
+        <w:pStyle w:val="Normal"/>
+        <w:numPr>
+          <w:ilvl w:val="0"/>
+          <w:numId w:val="2"/>
+        </w:numPr>
+        <w:spacing w:lineRule="auto" w:line="480"/>
+        <w:rPr/>
+      </w:pPr>
+      <w:r>
+        <w:rPr/>
+        <w:t>Convert to gray scale.</w:t>
+      </w:r>
+    </w:p>
+    <w:p>
+      <w:pPr>
+        <w:pStyle w:val="Normal"/>
+        <w:numPr>
+          <w:ilvl w:val="0"/>
+          <w:numId w:val="2"/>
+        </w:numPr>
+        <w:spacing w:lineRule="auto" w:line="480"/>
+        <w:rPr/>
+      </w:pPr>
+      <w:r>
+        <w:rPr/>
+        <w:t>Reduce size to 512x512. Note that when resizing the training masks we used a Nearest Neighbour algorithm to avoid corrupting the label data.</w:t>
+      </w:r>
+    </w:p>
+    <w:p>
+      <w:pPr>
+        <w:pStyle w:val="Normal"/>
+        <w:numPr>
+          <w:ilvl w:val="0"/>
+          <w:numId w:val="2"/>
+        </w:numPr>
+        <w:spacing w:lineRule="auto" w:line="480"/>
+        <w:rPr/>
+      </w:pPr>
+      <w:r>
+        <w:rPr/>
+        <w:t>Standardized the inputs.</w:t>
+      </w:r>
+    </w:p>
+    <w:p>
+      <w:pPr>
+        <w:pStyle w:val="Normal"/>
+        <w:spacing w:lineRule="auto" w:line="480"/>
+        <w:ind w:hanging="0"/>
+        <w:rPr/>
+      </w:pPr>
+      <w:r>
+        <w:rPr/>
+      </w:r>
+    </w:p>
+    <w:tbl>
+      <w:tblPr>
+        <w:tblW w:w="5000" w:type="pct"/>
+        <w:jc w:val="left"/>
+        <w:tblInd w:w="0" w:type="dxa"/>
+        <w:tblLayout w:type="fixed"/>
+        <w:tblCellMar>
+          <w:top w:w="0" w:type="dxa"/>
+          <w:left w:w="0" w:type="dxa"/>
+          <w:bottom w:w="0" w:type="dxa"/>
+          <w:right w:w="0" w:type="dxa"/>
+        </w:tblCellMar>
+      </w:tblPr>
+      <w:tblGrid>
+        <w:gridCol w:w="4680"/>
+        <w:gridCol w:w="4680"/>
+      </w:tblGrid>
+      <w:tr>
+        <w:trPr/>
+        <w:tc>
+          <w:tcPr>
+            <w:tcW w:w="4680" w:type="dxa"/>
+            <w:tcBorders>
+              <w:top w:val="single" w:sz="6" w:space="0" w:color="000000"/>
+              <w:bottom w:val="single" w:sz="6" w:space="0" w:color="000000"/>
+            </w:tcBorders>
+          </w:tcPr>
+          <w:p>
+            <w:pPr>
+              <w:pStyle w:val="TableContents"/>
+              <w:jc w:val="left"/>
+              <w:rPr>
+                <w:rFonts w:ascii="Liberation Serif" w:hAnsi="Liberation Serif"/>
+                <w:b/>
+                <w:bCs/>
+                <w:i w:val="false"/>
+                <w:i w:val="false"/>
+                <w:iCs w:val="false"/>
+                <w:strike w:val="false"/>
+                <w:dstrike w:val="false"/>
+                <w:outline w:val="false"/>
+                <w:shadow w:val="false"/>
+                <w:color w:val="000000"/>
+                <w:sz w:val="24"/>
+                <w:szCs w:val="24"/>
+                <w:u w:val="none"/>
+              </w:rPr>
+            </w:pPr>
+            <w:r>
+              <w:rPr>
+                <w:rFonts w:ascii="Liberation Serif" w:hAnsi="Liberation Serif"/>
+                <w:b/>
+                <w:bCs/>
+                <w:i w:val="false"/>
+                <w:iCs w:val="false"/>
+                <w:strike w:val="false"/>
+                <w:dstrike w:val="false"/>
+                <w:outline w:val="false"/>
+                <w:shadow w:val="false"/>
+                <w:color w:val="000000"/>
+                <w:sz w:val="24"/>
+                <w:szCs w:val="24"/>
+                <w:u w:val="none"/>
+              </w:rPr>
+              <w:t>Dataset</w:t>
+            </w:r>
+          </w:p>
+        </w:tc>
+        <w:tc>
+          <w:tcPr>
+            <w:tcW w:w="4680" w:type="dxa"/>
+            <w:tcBorders>
+              <w:top w:val="single" w:sz="6" w:space="0" w:color="000000"/>
+              <w:bottom w:val="single" w:sz="6" w:space="0" w:color="000000"/>
+            </w:tcBorders>
+          </w:tcPr>
+          <w:p>
+            <w:pPr>
+              <w:pStyle w:val="TableContents"/>
+              <w:jc w:val="left"/>
+              <w:rPr>
+                <w:rFonts w:ascii="Liberation Serif" w:hAnsi="Liberation Serif"/>
+                <w:b/>
+                <w:bCs/>
+                <w:i w:val="false"/>
+                <w:i w:val="false"/>
+                <w:iCs w:val="false"/>
+                <w:strike w:val="false"/>
+                <w:dstrike w:val="false"/>
+                <w:outline w:val="false"/>
+                <w:shadow w:val="false"/>
+                <w:color w:val="000000"/>
+                <w:sz w:val="24"/>
+                <w:szCs w:val="24"/>
+                <w:u w:val="none"/>
+              </w:rPr>
+            </w:pPr>
+            <w:r>
+              <w:rPr>
+                <w:rFonts w:ascii="Liberation Serif" w:hAnsi="Liberation Serif"/>
+                <w:b/>
+                <w:bCs/>
+                <w:i w:val="false"/>
+                <w:iCs w:val="false"/>
+                <w:strike w:val="false"/>
+                <w:dstrike w:val="false"/>
+                <w:outline w:val="false"/>
+                <w:shadow w:val="false"/>
+                <w:color w:val="000000"/>
+                <w:sz w:val="24"/>
+                <w:szCs w:val="24"/>
+                <w:u w:val="none"/>
+              </w:rPr>
+              <w:t>Size</w:t>
+            </w:r>
+          </w:p>
+        </w:tc>
+      </w:tr>
+      <w:tr>
+        <w:trPr/>
+        <w:tc>
+          <w:tcPr>
+            <w:tcW w:w="4680" w:type="dxa"/>
+            <w:tcBorders/>
+          </w:tcPr>
+          <w:p>
+            <w:pPr>
+              <w:pStyle w:val="TableContents"/>
+              <w:jc w:val="left"/>
+              <w:rPr>
+                <w:rFonts w:ascii="Liberation Serif" w:hAnsi="Liberation Serif"/>
+                <w:b w:val="false"/>
+                <w:bCs w:val="false"/>
+                <w:i w:val="false"/>
+                <w:i w:val="false"/>
+                <w:iCs w:val="false"/>
+                <w:strike w:val="false"/>
+                <w:dstrike w:val="false"/>
+                <w:outline w:val="false"/>
+                <w:shadow w:val="false"/>
+                <w:color w:val="000000"/>
+                <w:sz w:val="24"/>
+                <w:szCs w:val="24"/>
+                <w:u w:val="none"/>
+              </w:rPr>
+            </w:pPr>
+            <w:r>
+              <w:rPr>
+                <w:rFonts w:ascii="Liberation Serif" w:hAnsi="Liberation Serif"/>
+                <w:b w:val="false"/>
+                <w:bCs w:val="false"/>
+                <w:i w:val="false"/>
+                <w:iCs w:val="false"/>
+                <w:strike w:val="false"/>
+                <w:dstrike w:val="false"/>
+                <w:outline w:val="false"/>
+                <w:shadow w:val="false"/>
+                <w:color w:val="000000"/>
+                <w:sz w:val="24"/>
+                <w:szCs w:val="24"/>
+                <w:u w:val="none"/>
+              </w:rPr>
+              <w:t>Training</w:t>
+            </w:r>
+          </w:p>
+        </w:tc>
+        <w:tc>
+          <w:tcPr>
+            <w:tcW w:w="4680" w:type="dxa"/>
+            <w:tcBorders/>
+          </w:tcPr>
+          <w:p>
+            <w:pPr>
+              <w:pStyle w:val="TableContents"/>
+              <w:jc w:val="left"/>
+              <w:rPr>
+                <w:rFonts w:ascii="Liberation Serif" w:hAnsi="Liberation Serif"/>
+                <w:b w:val="false"/>
+                <w:bCs w:val="false"/>
+                <w:i w:val="false"/>
+                <w:i w:val="false"/>
+                <w:iCs w:val="false"/>
+                <w:strike w:val="false"/>
+                <w:dstrike w:val="false"/>
+                <w:outline w:val="false"/>
+                <w:shadow w:val="false"/>
+                <w:color w:val="000000"/>
+                <w:sz w:val="24"/>
+                <w:szCs w:val="24"/>
+                <w:u w:val="none"/>
+              </w:rPr>
+            </w:pPr>
+            <w:r>
+              <w:rPr>
+                <w:rFonts w:ascii="Liberation Serif" w:hAnsi="Liberation Serif"/>
+                <w:b w:val="false"/>
+                <w:bCs w:val="false"/>
+                <w:i w:val="false"/>
+                <w:iCs w:val="false"/>
+                <w:strike w:val="false"/>
+                <w:dstrike w:val="false"/>
+                <w:outline w:val="false"/>
+                <w:shadow w:val="false"/>
+                <w:color w:val="000000"/>
+                <w:sz w:val="24"/>
+                <w:szCs w:val="24"/>
+                <w:u w:val="none"/>
+              </w:rPr>
+              <w:t>11244</w:t>
+            </w:r>
+          </w:p>
+        </w:tc>
+      </w:tr>
+      <w:tr>
+        <w:trPr/>
+        <w:tc>
+          <w:tcPr>
+            <w:tcW w:w="4680" w:type="dxa"/>
+            <w:tcBorders/>
+          </w:tcPr>
+          <w:p>
+            <w:pPr>
+              <w:pStyle w:val="TableContents"/>
+              <w:jc w:val="left"/>
+              <w:rPr>
+                <w:rFonts w:ascii="Liberation Serif" w:hAnsi="Liberation Serif"/>
+                <w:b w:val="false"/>
+                <w:bCs w:val="false"/>
+                <w:i w:val="false"/>
+                <w:i w:val="false"/>
+                <w:iCs w:val="false"/>
+                <w:strike w:val="false"/>
+                <w:dstrike w:val="false"/>
+                <w:outline w:val="false"/>
+                <w:shadow w:val="false"/>
+                <w:color w:val="000000"/>
+                <w:sz w:val="24"/>
+                <w:szCs w:val="24"/>
+                <w:u w:val="none"/>
+              </w:rPr>
+            </w:pPr>
+            <w:r>
+              <w:rPr>
+                <w:rFonts w:ascii="Liberation Serif" w:hAnsi="Liberation Serif"/>
+                <w:b w:val="false"/>
+                <w:bCs w:val="false"/>
+                <w:i w:val="false"/>
+                <w:iCs w:val="false"/>
+                <w:strike w:val="false"/>
+                <w:dstrike w:val="false"/>
+                <w:outline w:val="false"/>
+                <w:shadow w:val="false"/>
+                <w:color w:val="000000"/>
+                <w:sz w:val="24"/>
+                <w:szCs w:val="24"/>
+                <w:u w:val="none"/>
+              </w:rPr>
+              <w:t>Validation</w:t>
+            </w:r>
+          </w:p>
+        </w:tc>
+        <w:tc>
+          <w:tcPr>
+            <w:tcW w:w="4680" w:type="dxa"/>
+            <w:tcBorders/>
+          </w:tcPr>
+          <w:p>
+            <w:pPr>
+              <w:pStyle w:val="TableContents"/>
+              <w:jc w:val="left"/>
+              <w:rPr>
+                <w:rFonts w:ascii="Liberation Serif" w:hAnsi="Liberation Serif"/>
+                <w:b w:val="false"/>
+                <w:bCs w:val="false"/>
+                <w:i w:val="false"/>
+                <w:i w:val="false"/>
+                <w:iCs w:val="false"/>
+                <w:strike w:val="false"/>
+                <w:dstrike w:val="false"/>
+                <w:outline w:val="false"/>
+                <w:shadow w:val="false"/>
+                <w:color w:val="000000"/>
+                <w:sz w:val="24"/>
+                <w:szCs w:val="24"/>
+                <w:u w:val="none"/>
+              </w:rPr>
+            </w:pPr>
+            <w:r>
+              <w:rPr>
+                <w:rFonts w:ascii="Liberation Serif" w:hAnsi="Liberation Serif"/>
+                <w:b w:val="false"/>
+                <w:bCs w:val="false"/>
+                <w:i w:val="false"/>
+                <w:iCs w:val="false"/>
+                <w:strike w:val="false"/>
+                <w:dstrike w:val="false"/>
+                <w:outline w:val="false"/>
+                <w:shadow w:val="false"/>
+                <w:color w:val="000000"/>
+                <w:sz w:val="24"/>
+                <w:szCs w:val="24"/>
+                <w:u w:val="none"/>
+              </w:rPr>
+              <w:t>2409</w:t>
+            </w:r>
+          </w:p>
+        </w:tc>
+      </w:tr>
+      <w:tr>
+        <w:trPr/>
+        <w:tc>
+          <w:tcPr>
+            <w:tcW w:w="4680" w:type="dxa"/>
+            <w:tcBorders>
+              <w:bottom w:val="single" w:sz="6" w:space="0" w:color="000000"/>
+            </w:tcBorders>
+          </w:tcPr>
+          <w:p>
+            <w:pPr>
+              <w:pStyle w:val="TableContents"/>
+              <w:jc w:val="left"/>
+              <w:rPr>
+                <w:rFonts w:ascii="Liberation Serif" w:hAnsi="Liberation Serif"/>
+                <w:b w:val="false"/>
+                <w:bCs w:val="false"/>
+                <w:i w:val="false"/>
+                <w:i w:val="false"/>
+                <w:iCs w:val="false"/>
+                <w:strike w:val="false"/>
+                <w:dstrike w:val="false"/>
+                <w:outline w:val="false"/>
+                <w:shadow w:val="false"/>
+                <w:color w:val="000000"/>
+                <w:sz w:val="24"/>
+                <w:szCs w:val="24"/>
+                <w:u w:val="none"/>
+              </w:rPr>
+            </w:pPr>
+            <w:r>
+              <w:rPr>
+                <w:rFonts w:ascii="Liberation Serif" w:hAnsi="Liberation Serif"/>
+                <w:b w:val="false"/>
+                <w:bCs w:val="false"/>
+                <w:i w:val="false"/>
+                <w:iCs w:val="false"/>
+                <w:strike w:val="false"/>
+                <w:dstrike w:val="false"/>
+                <w:outline w:val="false"/>
+                <w:shadow w:val="false"/>
+                <w:color w:val="000000"/>
+                <w:sz w:val="24"/>
+                <w:szCs w:val="24"/>
+                <w:u w:val="none"/>
+              </w:rPr>
+              <w:t>Test</w:t>
+            </w:r>
+          </w:p>
+        </w:tc>
+        <w:tc>
+          <w:tcPr>
+            <w:tcW w:w="4680" w:type="dxa"/>
+            <w:tcBorders>
+              <w:bottom w:val="single" w:sz="6" w:space="0" w:color="000000"/>
+            </w:tcBorders>
+          </w:tcPr>
+          <w:p>
+            <w:pPr>
+              <w:pStyle w:val="TableContents"/>
+              <w:jc w:val="left"/>
+              <w:rPr>
+                <w:rFonts w:ascii="Liberation Serif" w:hAnsi="Liberation Serif"/>
+                <w:b w:val="false"/>
+                <w:bCs w:val="false"/>
+                <w:i w:val="false"/>
+                <w:i w:val="false"/>
+                <w:iCs w:val="false"/>
+                <w:strike w:val="false"/>
+                <w:dstrike w:val="false"/>
+                <w:outline w:val="false"/>
+                <w:shadow w:val="false"/>
+                <w:color w:val="000000"/>
+                <w:sz w:val="24"/>
+                <w:szCs w:val="24"/>
+                <w:u w:val="none"/>
+              </w:rPr>
+            </w:pPr>
+            <w:r>
+              <w:rPr>
+                <w:rFonts w:ascii="Liberation Serif" w:hAnsi="Liberation Serif"/>
+                <w:b w:val="false"/>
+                <w:bCs w:val="false"/>
+                <w:i w:val="false"/>
+                <w:iCs w:val="false"/>
+                <w:strike w:val="false"/>
+                <w:dstrike w:val="false"/>
+                <w:outline w:val="false"/>
+                <w:shadow w:val="false"/>
+                <w:color w:val="000000"/>
+                <w:sz w:val="24"/>
+                <w:szCs w:val="24"/>
+                <w:u w:val="none"/>
+              </w:rPr>
+              <w:t>2411</w:t>
+            </w:r>
+          </w:p>
+        </w:tc>
+      </w:tr>
+    </w:tbl>
+    <w:p>
+      <w:pPr>
+        <w:pStyle w:val="Normal"/>
+        <w:spacing w:lineRule="auto" w:line="480"/>
+        <w:ind w:hanging="0"/>
+        <w:rPr/>
+      </w:pPr>
+      <w:r>
+        <w:rPr/>
+      </w:r>
+    </w:p>
+    <w:p>
+      <w:pPr>
+        <w:pStyle w:val="Normal"/>
+        <w:spacing w:lineRule="auto" w:line="480"/>
+        <w:ind w:firstLine="720"/>
+        <w:rPr/>
+      </w:pPr>
+      <w:r>
+        <w:rPr/>
+        <w:t>The same train-validation-test split was kept constant when training both the baseline and comparison models.</w:t>
+      </w:r>
+    </w:p>
+    <w:p>
+      <w:pPr>
+        <w:pStyle w:val="Normal"/>
+        <w:spacing w:lineRule="auto" w:line="480"/>
+        <w:ind w:firstLine="720"/>
+        <w:rPr/>
+      </w:pPr>
+      <w:r>
+        <w:rPr/>
+        <w:t xml:space="preserve">Each model was trained using an Adam Optimizer, a learning rate of </w:t>
+      </w:r>
+      <w:r>
+        <w:rPr/>
+        <w:t>3e-4</w:t>
+      </w:r>
+      <w:r>
+        <w:rPr/>
+        <w:t>, the Dice Loss function. Training was done for 5 epochs for each model.</w:t>
+      </w:r>
+    </w:p>
+    <w:p>
+      <w:pPr>
+        <w:pStyle w:val="Normal"/>
+        <w:spacing w:lineRule="auto" w:line="480"/>
+        <w:ind w:firstLine="720"/>
+        <w:rPr/>
+      </w:pPr>
+      <w:r>
+        <w:rPr/>
+        <w:t xml:space="preserve">Once training was completed, we </w:t>
+      </w:r>
+      <w:r>
+        <w:rPr/>
+        <w:t>evaluated the results using two metrics: Dice Coefficient, and Mean Intersection over Union.</w:t>
+      </w:r>
+    </w:p>
+    <w:p>
+      <w:pPr>
+        <w:pStyle w:val="Normal"/>
+        <w:spacing w:lineRule="auto" w:line="480"/>
+        <w:ind w:firstLine="720"/>
+        <w:rPr/>
+      </w:pPr>
+      <w:r>
+        <w:rPr/>
+        <w:t>&lt;</w:t>
+      </w:r>
+      <w:r>
+        <w:rPr/>
+        <w:t>DICE COEFFICIENT&gt;</w:t>
+      </w:r>
+    </w:p>
+    <w:p>
+      <w:pPr>
+        <w:pStyle w:val="Normal"/>
+        <w:spacing w:lineRule="auto" w:line="480"/>
+        <w:ind w:firstLine="720"/>
+        <w:rPr/>
+      </w:pPr>
+      <w:r>
+        <w:rPr/>
+        <w:t>&lt;</w:t>
+      </w:r>
+      <w:r>
+        <w:rPr/>
+        <w:t>MEAN INTERSECTION OVER UNION&gt;</w:t>
+      </w:r>
+    </w:p>
+    <w:p>
+      <w:pPr>
+        <w:pStyle w:val="Normal"/>
+        <w:spacing w:lineRule="auto" w:line="480"/>
+        <w:ind w:hanging="0"/>
+        <w:rPr/>
+      </w:pPr>
+      <w:r>
+        <w:rPr/>
+        <w:tab/>
+      </w:r>
+      <w:r>
+        <w:rPr/>
+        <w:t>By ensuring the only change between the two approaches in the number of parameters in the model we are able to isolate the effects of the results to the model size alone.</w:t>
+      </w:r>
+    </w:p>
+    <w:p>
+      <w:pPr>
+        <w:pStyle w:val="Normal"/>
+        <w:spacing w:lineRule="auto" w:line="480"/>
+        <w:ind w:firstLine="720"/>
+        <w:rPr>
+          <w:b/>
+        </w:rPr>
+      </w:pPr>
+      <w:r>
+        <w:rPr/>
+      </w:r>
+    </w:p>
+    <w:p>
+      <w:pPr>
+        <w:pStyle w:val="Normal"/>
+        <w:spacing w:lineRule="auto" w:line="480"/>
         <w:jc w:val="center"/>
         <w:rPr>
           <w:b/>
@@ -185,16 +1062,843 @@
     </w:p>
     <w:p>
       <w:pPr>
-        <w:spacing w:line="480" w:lineRule="auto"/>
-        <w:ind w:firstLine="720"/>
-      </w:pPr>
-      <w:r>
-        <w:t>The main body of your paper goes here, starting on page 3. (Or starting on page 2, if you’re not required to include an abstract.)</w:t>
-      </w:r>
-    </w:p>
-    <w:p>
-      <w:pPr>
-        <w:spacing w:line="480" w:lineRule="auto"/>
+        <w:pStyle w:val="Normal"/>
+        <w:spacing w:lineRule="auto" w:line="480"/>
+        <w:ind w:firstLine="720"/>
+        <w:rPr/>
+      </w:pPr>
+      <w:r>
+        <w:rPr/>
+        <w:t>As seen in the results table both models obtained similar results on the Dice Coefficient and mIoU metrics.  This suggests that the UNet was over-sized for the problem at hand. It maybe the case that we can reduce the number of parameters for the model even further, but further comparisons are beyond the scope of this work.</w:t>
+      </w:r>
+    </w:p>
+    <w:tbl>
+      <w:tblPr>
+        <w:tblW w:w="5000" w:type="pct"/>
+        <w:jc w:val="left"/>
+        <w:tblInd w:w="0" w:type="dxa"/>
+        <w:tblLayout w:type="fixed"/>
+        <w:tblCellMar>
+          <w:top w:w="0" w:type="dxa"/>
+          <w:left w:w="0" w:type="dxa"/>
+          <w:bottom w:w="0" w:type="dxa"/>
+          <w:right w:w="0" w:type="dxa"/>
+        </w:tblCellMar>
+      </w:tblPr>
+      <w:tblGrid>
+        <w:gridCol w:w="1872"/>
+        <w:gridCol w:w="1872"/>
+        <w:gridCol w:w="1872"/>
+        <w:gridCol w:w="1872"/>
+        <w:gridCol w:w="1872"/>
+      </w:tblGrid>
+      <w:tr>
+        <w:trPr/>
+        <w:tc>
+          <w:tcPr>
+            <w:tcW w:w="1872" w:type="dxa"/>
+            <w:tcBorders>
+              <w:top w:val="single" w:sz="6" w:space="0" w:color="000000"/>
+              <w:bottom w:val="single" w:sz="6" w:space="0" w:color="000000"/>
+            </w:tcBorders>
+          </w:tcPr>
+          <w:p>
+            <w:pPr>
+              <w:pStyle w:val="TableContents"/>
+              <w:jc w:val="left"/>
+              <w:rPr>
+                <w:rFonts w:ascii="Liberation Serif" w:hAnsi="Liberation Serif"/>
+                <w:b/>
+                <w:bCs/>
+                <w:i w:val="false"/>
+                <w:i w:val="false"/>
+                <w:iCs w:val="false"/>
+                <w:strike w:val="false"/>
+                <w:dstrike w:val="false"/>
+                <w:outline w:val="false"/>
+                <w:shadow w:val="false"/>
+                <w:color w:val="000000"/>
+                <w:sz w:val="24"/>
+                <w:szCs w:val="24"/>
+                <w:u w:val="none"/>
+              </w:rPr>
+            </w:pPr>
+            <w:r>
+              <w:rPr>
+                <w:rFonts w:ascii="Liberation Serif" w:hAnsi="Liberation Serif"/>
+                <w:b/>
+                <w:bCs/>
+                <w:i w:val="false"/>
+                <w:iCs w:val="false"/>
+                <w:strike w:val="false"/>
+                <w:dstrike w:val="false"/>
+                <w:outline w:val="false"/>
+                <w:shadow w:val="false"/>
+                <w:color w:val="000000"/>
+                <w:sz w:val="24"/>
+                <w:szCs w:val="24"/>
+                <w:u w:val="none"/>
+              </w:rPr>
+              <w:t>Model</w:t>
+            </w:r>
+          </w:p>
+        </w:tc>
+        <w:tc>
+          <w:tcPr>
+            <w:tcW w:w="1872" w:type="dxa"/>
+            <w:tcBorders>
+              <w:top w:val="single" w:sz="6" w:space="0" w:color="000000"/>
+              <w:bottom w:val="single" w:sz="6" w:space="0" w:color="000000"/>
+            </w:tcBorders>
+          </w:tcPr>
+          <w:p>
+            <w:pPr>
+              <w:pStyle w:val="TableContents"/>
+              <w:jc w:val="left"/>
+              <w:rPr>
+                <w:rFonts w:ascii="Liberation Serif" w:hAnsi="Liberation Serif"/>
+                <w:b/>
+                <w:bCs/>
+                <w:i w:val="false"/>
+                <w:i w:val="false"/>
+                <w:iCs w:val="false"/>
+                <w:strike w:val="false"/>
+                <w:dstrike w:val="false"/>
+                <w:outline w:val="false"/>
+                <w:shadow w:val="false"/>
+                <w:color w:val="000000"/>
+                <w:sz w:val="24"/>
+                <w:szCs w:val="24"/>
+                <w:u w:val="none"/>
+              </w:rPr>
+            </w:pPr>
+            <w:r>
+              <w:rPr>
+                <w:rFonts w:ascii="Liberation Serif" w:hAnsi="Liberation Serif"/>
+                <w:b/>
+                <w:bCs/>
+                <w:i w:val="false"/>
+                <w:iCs w:val="false"/>
+                <w:strike w:val="false"/>
+                <w:dstrike w:val="false"/>
+                <w:outline w:val="false"/>
+                <w:shadow w:val="false"/>
+                <w:color w:val="000000"/>
+                <w:sz w:val="24"/>
+                <w:szCs w:val="24"/>
+                <w:u w:val="none"/>
+              </w:rPr>
+              <w:t>Training Time</w:t>
+            </w:r>
+          </w:p>
+        </w:tc>
+        <w:tc>
+          <w:tcPr>
+            <w:tcW w:w="1872" w:type="dxa"/>
+            <w:tcBorders>
+              <w:top w:val="single" w:sz="6" w:space="0" w:color="000000"/>
+              <w:bottom w:val="single" w:sz="6" w:space="0" w:color="000000"/>
+            </w:tcBorders>
+          </w:tcPr>
+          <w:p>
+            <w:pPr>
+              <w:pStyle w:val="TableContents"/>
+              <w:jc w:val="left"/>
+              <w:rPr>
+                <w:rFonts w:ascii="Liberation Serif" w:hAnsi="Liberation Serif"/>
+                <w:b/>
+                <w:bCs/>
+                <w:i w:val="false"/>
+                <w:i w:val="false"/>
+                <w:iCs w:val="false"/>
+                <w:strike w:val="false"/>
+                <w:dstrike w:val="false"/>
+                <w:outline w:val="false"/>
+                <w:shadow w:val="false"/>
+                <w:color w:val="000000"/>
+                <w:sz w:val="24"/>
+                <w:szCs w:val="24"/>
+                <w:u w:val="none"/>
+              </w:rPr>
+            </w:pPr>
+            <w:r>
+              <w:rPr>
+                <w:rFonts w:ascii="Liberation Serif" w:hAnsi="Liberation Serif"/>
+                <w:b/>
+                <w:bCs/>
+                <w:i w:val="false"/>
+                <w:iCs w:val="false"/>
+                <w:strike w:val="false"/>
+                <w:dstrike w:val="false"/>
+                <w:outline w:val="false"/>
+                <w:shadow w:val="false"/>
+                <w:color w:val="000000"/>
+                <w:sz w:val="24"/>
+                <w:szCs w:val="24"/>
+                <w:u w:val="none"/>
+              </w:rPr>
+              <w:t>Testing Time</w:t>
+            </w:r>
+          </w:p>
+        </w:tc>
+        <w:tc>
+          <w:tcPr>
+            <w:tcW w:w="1872" w:type="dxa"/>
+            <w:tcBorders>
+              <w:top w:val="single" w:sz="6" w:space="0" w:color="000000"/>
+              <w:bottom w:val="single" w:sz="6" w:space="0" w:color="000000"/>
+            </w:tcBorders>
+          </w:tcPr>
+          <w:p>
+            <w:pPr>
+              <w:pStyle w:val="TableContents"/>
+              <w:jc w:val="left"/>
+              <w:rPr>
+                <w:rFonts w:ascii="Liberation Serif" w:hAnsi="Liberation Serif"/>
+                <w:b/>
+                <w:bCs/>
+                <w:i w:val="false"/>
+                <w:i w:val="false"/>
+                <w:iCs w:val="false"/>
+                <w:strike w:val="false"/>
+                <w:dstrike w:val="false"/>
+                <w:outline w:val="false"/>
+                <w:shadow w:val="false"/>
+                <w:color w:val="000000"/>
+                <w:sz w:val="24"/>
+                <w:szCs w:val="24"/>
+                <w:u w:val="none"/>
+              </w:rPr>
+            </w:pPr>
+            <w:r>
+              <w:rPr>
+                <w:rFonts w:ascii="Liberation Serif" w:hAnsi="Liberation Serif"/>
+                <w:b/>
+                <w:bCs/>
+                <w:i w:val="false"/>
+                <w:iCs w:val="false"/>
+                <w:strike w:val="false"/>
+                <w:dstrike w:val="false"/>
+                <w:outline w:val="false"/>
+                <w:shadow w:val="false"/>
+                <w:color w:val="000000"/>
+                <w:sz w:val="24"/>
+                <w:szCs w:val="24"/>
+                <w:u w:val="none"/>
+              </w:rPr>
+              <w:t>Dice Coefficient</w:t>
+            </w:r>
+          </w:p>
+        </w:tc>
+        <w:tc>
+          <w:tcPr>
+            <w:tcW w:w="1872" w:type="dxa"/>
+            <w:tcBorders>
+              <w:top w:val="single" w:sz="6" w:space="0" w:color="000000"/>
+              <w:bottom w:val="single" w:sz="6" w:space="0" w:color="000000"/>
+            </w:tcBorders>
+          </w:tcPr>
+          <w:p>
+            <w:pPr>
+              <w:pStyle w:val="TableContents"/>
+              <w:jc w:val="left"/>
+              <w:rPr>
+                <w:rFonts w:ascii="Liberation Serif" w:hAnsi="Liberation Serif"/>
+                <w:b/>
+                <w:bCs/>
+                <w:i w:val="false"/>
+                <w:i w:val="false"/>
+                <w:iCs w:val="false"/>
+                <w:strike w:val="false"/>
+                <w:dstrike w:val="false"/>
+                <w:outline w:val="false"/>
+                <w:shadow w:val="false"/>
+                <w:color w:val="000000"/>
+                <w:sz w:val="24"/>
+                <w:szCs w:val="24"/>
+                <w:u w:val="none"/>
+              </w:rPr>
+            </w:pPr>
+            <w:r>
+              <w:rPr>
+                <w:rFonts w:ascii="Liberation Serif" w:hAnsi="Liberation Serif"/>
+                <w:b/>
+                <w:bCs/>
+                <w:i w:val="false"/>
+                <w:iCs w:val="false"/>
+                <w:strike w:val="false"/>
+                <w:dstrike w:val="false"/>
+                <w:outline w:val="false"/>
+                <w:shadow w:val="false"/>
+                <w:color w:val="000000"/>
+                <w:sz w:val="24"/>
+                <w:szCs w:val="24"/>
+                <w:u w:val="none"/>
+              </w:rPr>
+              <w:t>mIoU</w:t>
+            </w:r>
+          </w:p>
+        </w:tc>
+      </w:tr>
+      <w:tr>
+        <w:trPr/>
+        <w:tc>
+          <w:tcPr>
+            <w:tcW w:w="1872" w:type="dxa"/>
+            <w:tcBorders/>
+          </w:tcPr>
+          <w:p>
+            <w:pPr>
+              <w:pStyle w:val="TableContents"/>
+              <w:jc w:val="left"/>
+              <w:rPr>
+                <w:rFonts w:ascii="Liberation Serif" w:hAnsi="Liberation Serif"/>
+                <w:b w:val="false"/>
+                <w:bCs w:val="false"/>
+                <w:i w:val="false"/>
+                <w:i w:val="false"/>
+                <w:iCs w:val="false"/>
+                <w:strike w:val="false"/>
+                <w:dstrike w:val="false"/>
+                <w:outline w:val="false"/>
+                <w:shadow w:val="false"/>
+                <w:color w:val="000000"/>
+                <w:sz w:val="24"/>
+                <w:szCs w:val="24"/>
+                <w:u w:val="none"/>
+              </w:rPr>
+            </w:pPr>
+            <w:r>
+              <w:rPr>
+                <w:rFonts w:ascii="Liberation Serif" w:hAnsi="Liberation Serif"/>
+                <w:b w:val="false"/>
+                <w:bCs w:val="false"/>
+                <w:i w:val="false"/>
+                <w:iCs w:val="false"/>
+                <w:strike w:val="false"/>
+                <w:dstrike w:val="false"/>
+                <w:outline w:val="false"/>
+                <w:shadow w:val="false"/>
+                <w:color w:val="000000"/>
+                <w:sz w:val="24"/>
+                <w:szCs w:val="24"/>
+                <w:u w:val="none"/>
+              </w:rPr>
+              <w:t>UNet</w:t>
+            </w:r>
+          </w:p>
+        </w:tc>
+        <w:tc>
+          <w:tcPr>
+            <w:tcW w:w="1872" w:type="dxa"/>
+            <w:tcBorders/>
+          </w:tcPr>
+          <w:p>
+            <w:pPr>
+              <w:pStyle w:val="TableContents"/>
+              <w:jc w:val="left"/>
+              <w:rPr>
+                <w:rFonts w:ascii="Liberation Serif" w:hAnsi="Liberation Serif"/>
+                <w:b w:val="false"/>
+                <w:bCs w:val="false"/>
+                <w:i w:val="false"/>
+                <w:i w:val="false"/>
+                <w:iCs w:val="false"/>
+                <w:strike w:val="false"/>
+                <w:dstrike w:val="false"/>
+                <w:outline w:val="false"/>
+                <w:shadow w:val="false"/>
+                <w:color w:val="000000"/>
+                <w:sz w:val="24"/>
+                <w:szCs w:val="24"/>
+                <w:u w:val="none"/>
+              </w:rPr>
+            </w:pPr>
+            <w:r>
+              <w:rPr>
+                <w:rFonts w:ascii="Liberation Serif" w:hAnsi="Liberation Serif"/>
+                <w:b w:val="false"/>
+                <w:bCs w:val="false"/>
+                <w:i w:val="false"/>
+                <w:iCs w:val="false"/>
+                <w:strike w:val="false"/>
+                <w:dstrike w:val="false"/>
+                <w:outline w:val="false"/>
+                <w:shadow w:val="false"/>
+                <w:color w:val="000000"/>
+                <w:sz w:val="24"/>
+                <w:szCs w:val="24"/>
+                <w:u w:val="none"/>
+              </w:rPr>
+              <w:t>588m 37s</w:t>
+            </w:r>
+          </w:p>
+        </w:tc>
+        <w:tc>
+          <w:tcPr>
+            <w:tcW w:w="1872" w:type="dxa"/>
+            <w:tcBorders/>
+          </w:tcPr>
+          <w:p>
+            <w:pPr>
+              <w:pStyle w:val="TableContents"/>
+              <w:jc w:val="left"/>
+              <w:rPr>
+                <w:rFonts w:ascii="Liberation Serif" w:hAnsi="Liberation Serif"/>
+                <w:b w:val="false"/>
+                <w:bCs w:val="false"/>
+                <w:i w:val="false"/>
+                <w:i w:val="false"/>
+                <w:iCs w:val="false"/>
+                <w:strike w:val="false"/>
+                <w:dstrike w:val="false"/>
+                <w:outline w:val="false"/>
+                <w:shadow w:val="false"/>
+                <w:color w:val="000000"/>
+                <w:sz w:val="24"/>
+                <w:szCs w:val="24"/>
+                <w:u w:val="none"/>
+              </w:rPr>
+            </w:pPr>
+            <w:r>
+              <w:rPr>
+                <w:rFonts w:ascii="Liberation Serif" w:hAnsi="Liberation Serif"/>
+                <w:b w:val="false"/>
+                <w:bCs w:val="false"/>
+                <w:i w:val="false"/>
+                <w:iCs w:val="false"/>
+                <w:strike w:val="false"/>
+                <w:dstrike w:val="false"/>
+                <w:outline w:val="false"/>
+                <w:shadow w:val="false"/>
+                <w:color w:val="000000"/>
+                <w:sz w:val="24"/>
+                <w:szCs w:val="24"/>
+                <w:u w:val="none"/>
+              </w:rPr>
+              <w:t>1m 30s</w:t>
+            </w:r>
+          </w:p>
+        </w:tc>
+        <w:tc>
+          <w:tcPr>
+            <w:tcW w:w="1872" w:type="dxa"/>
+            <w:tcBorders/>
+          </w:tcPr>
+          <w:p>
+            <w:pPr>
+              <w:pStyle w:val="TableContents"/>
+              <w:jc w:val="left"/>
+              <w:rPr>
+                <w:rFonts w:ascii="Liberation Serif" w:hAnsi="Liberation Serif"/>
+                <w:b w:val="false"/>
+                <w:bCs w:val="false"/>
+                <w:i w:val="false"/>
+                <w:i w:val="false"/>
+                <w:iCs w:val="false"/>
+                <w:strike w:val="false"/>
+                <w:dstrike w:val="false"/>
+                <w:outline w:val="false"/>
+                <w:shadow w:val="false"/>
+                <w:color w:val="000000"/>
+                <w:sz w:val="24"/>
+                <w:szCs w:val="24"/>
+                <w:u w:val="none"/>
+              </w:rPr>
+            </w:pPr>
+            <w:r>
+              <w:rPr>
+                <w:rFonts w:ascii="Liberation Serif" w:hAnsi="Liberation Serif"/>
+                <w:b w:val="false"/>
+                <w:bCs w:val="false"/>
+                <w:i w:val="false"/>
+                <w:iCs w:val="false"/>
+                <w:strike w:val="false"/>
+                <w:dstrike w:val="false"/>
+                <w:outline w:val="false"/>
+                <w:shadow w:val="false"/>
+                <w:color w:val="000000"/>
+                <w:sz w:val="24"/>
+                <w:szCs w:val="24"/>
+                <w:u w:val="none"/>
+              </w:rPr>
+              <w:t>0.86</w:t>
+            </w:r>
+          </w:p>
+        </w:tc>
+        <w:tc>
+          <w:tcPr>
+            <w:tcW w:w="1872" w:type="dxa"/>
+            <w:tcBorders/>
+          </w:tcPr>
+          <w:p>
+            <w:pPr>
+              <w:pStyle w:val="TableContents"/>
+              <w:jc w:val="left"/>
+              <w:rPr>
+                <w:rFonts w:ascii="Liberation Serif" w:hAnsi="Liberation Serif"/>
+                <w:b w:val="false"/>
+                <w:bCs w:val="false"/>
+                <w:i w:val="false"/>
+                <w:i w:val="false"/>
+                <w:iCs w:val="false"/>
+                <w:strike w:val="false"/>
+                <w:dstrike w:val="false"/>
+                <w:outline w:val="false"/>
+                <w:shadow w:val="false"/>
+                <w:color w:val="000000"/>
+                <w:sz w:val="24"/>
+                <w:szCs w:val="24"/>
+                <w:u w:val="none"/>
+              </w:rPr>
+            </w:pPr>
+            <w:r>
+              <w:rPr>
+                <w:rFonts w:ascii="Liberation Serif" w:hAnsi="Liberation Serif"/>
+                <w:b w:val="false"/>
+                <w:bCs w:val="false"/>
+                <w:i w:val="false"/>
+                <w:iCs w:val="false"/>
+                <w:strike w:val="false"/>
+                <w:dstrike w:val="false"/>
+                <w:outline w:val="false"/>
+                <w:shadow w:val="false"/>
+                <w:color w:val="000000"/>
+                <w:sz w:val="24"/>
+                <w:szCs w:val="24"/>
+                <w:u w:val="none"/>
+              </w:rPr>
+              <w:t>0.76</w:t>
+            </w:r>
+          </w:p>
+        </w:tc>
+      </w:tr>
+      <w:tr>
+        <w:trPr/>
+        <w:tc>
+          <w:tcPr>
+            <w:tcW w:w="1872" w:type="dxa"/>
+            <w:tcBorders>
+              <w:bottom w:val="single" w:sz="6" w:space="0" w:color="000000"/>
+            </w:tcBorders>
+          </w:tcPr>
+          <w:p>
+            <w:pPr>
+              <w:pStyle w:val="TableContents"/>
+              <w:jc w:val="left"/>
+              <w:rPr>
+                <w:rFonts w:ascii="Liberation Serif" w:hAnsi="Liberation Serif"/>
+                <w:b w:val="false"/>
+                <w:bCs w:val="false"/>
+                <w:i w:val="false"/>
+                <w:i w:val="false"/>
+                <w:iCs w:val="false"/>
+                <w:strike w:val="false"/>
+                <w:dstrike w:val="false"/>
+                <w:outline w:val="false"/>
+                <w:shadow w:val="false"/>
+                <w:color w:val="000000"/>
+                <w:sz w:val="24"/>
+                <w:szCs w:val="24"/>
+                <w:u w:val="none"/>
+              </w:rPr>
+            </w:pPr>
+            <w:r>
+              <w:rPr>
+                <w:rFonts w:ascii="Liberation Serif" w:hAnsi="Liberation Serif"/>
+                <w:b w:val="false"/>
+                <w:bCs w:val="false"/>
+                <w:i w:val="false"/>
+                <w:iCs w:val="false"/>
+                <w:strike w:val="false"/>
+                <w:dstrike w:val="false"/>
+                <w:outline w:val="false"/>
+                <w:shadow w:val="false"/>
+                <w:color w:val="000000"/>
+                <w:sz w:val="24"/>
+                <w:szCs w:val="24"/>
+                <w:u w:val="none"/>
+              </w:rPr>
+              <w:t>Mini-UNet</w:t>
+            </w:r>
+          </w:p>
+        </w:tc>
+        <w:tc>
+          <w:tcPr>
+            <w:tcW w:w="1872" w:type="dxa"/>
+            <w:tcBorders>
+              <w:bottom w:val="single" w:sz="6" w:space="0" w:color="000000"/>
+            </w:tcBorders>
+          </w:tcPr>
+          <w:p>
+            <w:pPr>
+              <w:pStyle w:val="TableContents"/>
+              <w:jc w:val="left"/>
+              <w:rPr>
+                <w:rFonts w:ascii="Liberation Serif" w:hAnsi="Liberation Serif"/>
+                <w:b w:val="false"/>
+                <w:bCs w:val="false"/>
+                <w:i w:val="false"/>
+                <w:i w:val="false"/>
+                <w:iCs w:val="false"/>
+                <w:strike w:val="false"/>
+                <w:dstrike w:val="false"/>
+                <w:outline w:val="false"/>
+                <w:shadow w:val="false"/>
+                <w:color w:val="000000"/>
+                <w:sz w:val="24"/>
+                <w:szCs w:val="24"/>
+                <w:u w:val="none"/>
+              </w:rPr>
+            </w:pPr>
+            <w:r>
+              <w:rPr>
+                <w:rFonts w:ascii="Liberation Serif" w:hAnsi="Liberation Serif"/>
+                <w:b w:val="false"/>
+                <w:bCs w:val="false"/>
+                <w:i w:val="false"/>
+                <w:iCs w:val="false"/>
+                <w:strike w:val="false"/>
+                <w:dstrike w:val="false"/>
+                <w:outline w:val="false"/>
+                <w:shadow w:val="false"/>
+                <w:color w:val="000000"/>
+                <w:sz w:val="24"/>
+                <w:szCs w:val="24"/>
+                <w:u w:val="none"/>
+              </w:rPr>
+              <w:t>31m 15.9s</w:t>
+            </w:r>
+          </w:p>
+        </w:tc>
+        <w:tc>
+          <w:tcPr>
+            <w:tcW w:w="1872" w:type="dxa"/>
+            <w:tcBorders>
+              <w:bottom w:val="single" w:sz="6" w:space="0" w:color="000000"/>
+            </w:tcBorders>
+          </w:tcPr>
+          <w:p>
+            <w:pPr>
+              <w:pStyle w:val="TableContents"/>
+              <w:jc w:val="left"/>
+              <w:rPr>
+                <w:rFonts w:ascii="Liberation Serif" w:hAnsi="Liberation Serif"/>
+                <w:b w:val="false"/>
+                <w:bCs w:val="false"/>
+                <w:i w:val="false"/>
+                <w:i w:val="false"/>
+                <w:iCs w:val="false"/>
+                <w:strike w:val="false"/>
+                <w:dstrike w:val="false"/>
+                <w:outline w:val="false"/>
+                <w:shadow w:val="false"/>
+                <w:color w:val="000000"/>
+                <w:sz w:val="24"/>
+                <w:szCs w:val="24"/>
+                <w:u w:val="none"/>
+              </w:rPr>
+            </w:pPr>
+            <w:r>
+              <w:rPr>
+                <w:rFonts w:ascii="Liberation Serif" w:hAnsi="Liberation Serif"/>
+                <w:b w:val="false"/>
+                <w:bCs w:val="false"/>
+                <w:i w:val="false"/>
+                <w:iCs w:val="false"/>
+                <w:strike w:val="false"/>
+                <w:dstrike w:val="false"/>
+                <w:outline w:val="false"/>
+                <w:shadow w:val="false"/>
+                <w:color w:val="000000"/>
+                <w:sz w:val="24"/>
+                <w:szCs w:val="24"/>
+                <w:u w:val="none"/>
+              </w:rPr>
+              <w:t>1m 3.8s</w:t>
+            </w:r>
+          </w:p>
+        </w:tc>
+        <w:tc>
+          <w:tcPr>
+            <w:tcW w:w="1872" w:type="dxa"/>
+            <w:tcBorders>
+              <w:bottom w:val="single" w:sz="6" w:space="0" w:color="000000"/>
+            </w:tcBorders>
+          </w:tcPr>
+          <w:p>
+            <w:pPr>
+              <w:pStyle w:val="TableContents"/>
+              <w:jc w:val="left"/>
+              <w:rPr>
+                <w:rFonts w:ascii="Liberation Serif" w:hAnsi="Liberation Serif"/>
+                <w:b w:val="false"/>
+                <w:bCs w:val="false"/>
+                <w:i w:val="false"/>
+                <w:i w:val="false"/>
+                <w:iCs w:val="false"/>
+                <w:strike w:val="false"/>
+                <w:dstrike w:val="false"/>
+                <w:outline w:val="false"/>
+                <w:shadow w:val="false"/>
+                <w:color w:val="000000"/>
+                <w:sz w:val="24"/>
+                <w:szCs w:val="24"/>
+                <w:u w:val="none"/>
+              </w:rPr>
+            </w:pPr>
+            <w:r>
+              <w:rPr>
+                <w:rFonts w:ascii="Liberation Serif" w:hAnsi="Liberation Serif"/>
+                <w:b w:val="false"/>
+                <w:bCs w:val="false"/>
+                <w:i w:val="false"/>
+                <w:iCs w:val="false"/>
+                <w:strike w:val="false"/>
+                <w:dstrike w:val="false"/>
+                <w:outline w:val="false"/>
+                <w:shadow w:val="false"/>
+                <w:color w:val="000000"/>
+                <w:sz w:val="24"/>
+                <w:szCs w:val="24"/>
+                <w:u w:val="none"/>
+              </w:rPr>
+              <w:t>0.86</w:t>
+            </w:r>
+          </w:p>
+        </w:tc>
+        <w:tc>
+          <w:tcPr>
+            <w:tcW w:w="1872" w:type="dxa"/>
+            <w:tcBorders>
+              <w:bottom w:val="single" w:sz="6" w:space="0" w:color="000000"/>
+            </w:tcBorders>
+          </w:tcPr>
+          <w:p>
+            <w:pPr>
+              <w:pStyle w:val="TableContents"/>
+              <w:jc w:val="left"/>
+              <w:rPr>
+                <w:rFonts w:ascii="Liberation Serif" w:hAnsi="Liberation Serif"/>
+                <w:b w:val="false"/>
+                <w:bCs w:val="false"/>
+                <w:i w:val="false"/>
+                <w:i w:val="false"/>
+                <w:iCs w:val="false"/>
+                <w:strike w:val="false"/>
+                <w:dstrike w:val="false"/>
+                <w:outline w:val="false"/>
+                <w:shadow w:val="false"/>
+                <w:color w:val="000000"/>
+                <w:sz w:val="24"/>
+                <w:szCs w:val="24"/>
+                <w:u w:val="none"/>
+              </w:rPr>
+            </w:pPr>
+            <w:r>
+              <w:rPr>
+                <w:rFonts w:ascii="Liberation Serif" w:hAnsi="Liberation Serif"/>
+                <w:b w:val="false"/>
+                <w:bCs w:val="false"/>
+                <w:i w:val="false"/>
+                <w:iCs w:val="false"/>
+                <w:strike w:val="false"/>
+                <w:dstrike w:val="false"/>
+                <w:outline w:val="false"/>
+                <w:shadow w:val="false"/>
+                <w:color w:val="000000"/>
+                <w:sz w:val="24"/>
+                <w:szCs w:val="24"/>
+                <w:u w:val="none"/>
+              </w:rPr>
+              <w:t>0.76</w:t>
+            </w:r>
+          </w:p>
+        </w:tc>
+      </w:tr>
+    </w:tbl>
+    <w:p>
+      <w:pPr>
+        <w:pStyle w:val="Normal"/>
+        <w:spacing w:lineRule="auto" w:line="480"/>
+        <w:ind w:firstLine="720"/>
+        <w:rPr/>
+      </w:pPr>
+      <w:r>
+        <w:rPr/>
+      </w:r>
+    </w:p>
+    <w:p>
+      <w:pPr>
+        <w:pStyle w:val="Normal"/>
+        <w:spacing w:lineRule="auto" w:line="480"/>
+        <w:ind w:firstLine="720"/>
+        <w:rPr/>
+      </w:pPr>
+      <w:r>
+        <w:rPr/>
+        <w:t>Example output from each model can been in figures N and N. As might be anticipated by their similar Dice Coefficient and mIoU their outputs are largely similar. Of note is the fact that both models missed the two large rocks in fifth row.</w:t>
+      </w:r>
+    </w:p>
+    <w:p>
+      <w:pPr>
+        <w:pStyle w:val="Normal"/>
+        <w:spacing w:lineRule="auto" w:line="480"/>
+        <w:ind w:firstLine="720"/>
+        <w:rPr/>
+      </w:pPr>
+      <w:r>
+        <w:rPr/>
+        <w:t xml:space="preserve"> </w:t>
+      </w:r>
+    </w:p>
+    <w:p>
+      <w:pPr>
+        <w:pStyle w:val="Normal"/>
+        <w:spacing w:lineRule="auto" w:line="480"/>
+        <w:ind w:firstLine="720"/>
+        <w:rPr/>
+      </w:pPr>
+      <w:r>
+        <w:rPr/>
+        <w:t>&lt;</w:t>
+      </w:r>
+      <w:r>
+        <w:rPr/>
+        <w:t>UNET SEGMENTATION EXAMPLE&gt;</w:t>
+      </w:r>
+    </w:p>
+    <w:p>
+      <w:pPr>
+        <w:pStyle w:val="Normal"/>
+        <w:spacing w:lineRule="auto" w:line="480"/>
+        <w:ind w:firstLine="720"/>
+        <w:rPr/>
+      </w:pPr>
+      <w:r>
+        <w:rPr/>
+        <w:t>&lt;</w:t>
+      </w:r>
+      <w:r>
+        <w:rPr/>
+        <w:t>MINI-UNET SEGMENTATION EXAMPLE&gt;</w:t>
+      </w:r>
+    </w:p>
+    <w:p>
+      <w:pPr>
+        <w:pStyle w:val="Normal"/>
+        <w:spacing w:lineRule="auto" w:line="480"/>
+        <w:ind w:firstLine="720"/>
+        <w:rPr/>
+      </w:pPr>
+      <w:r>
+        <w:rPr/>
+      </w:r>
+    </w:p>
+    <w:p>
+      <w:pPr>
+        <w:pStyle w:val="Normal"/>
+        <w:spacing w:lineRule="auto" w:line="480"/>
         <w:jc w:val="center"/>
         <w:rPr>
           <w:b/>
@@ -209,16 +1913,71 @@
     </w:p>
     <w:p>
       <w:pPr>
-        <w:spacing w:line="480" w:lineRule="auto"/>
-        <w:ind w:firstLine="720"/>
-      </w:pPr>
-      <w:r>
-        <w:t>The main body of your paper goes here, starting on page 3. (Or starting on page 2, if you’re not required to include an abstract.)</w:t>
-      </w:r>
-    </w:p>
-    <w:p>
-      <w:pPr>
-        <w:spacing w:line="480" w:lineRule="auto"/>
+        <w:pStyle w:val="Normal"/>
+        <w:spacing w:lineRule="auto" w:line="480"/>
+        <w:ind w:firstLine="720"/>
+        <w:rPr/>
+      </w:pPr>
+      <w:r>
+        <w:rPr/>
+        <w:t>T</w:t>
+      </w:r>
+      <w:r>
+        <w:rPr/>
+        <w:t>his paper looked into the effects of reducing the parameters on UNet model for solving a semantic segmentation task. While it turned out that on the available data, reducing the size of the network had no appreciable effect, we should keep the following points in mind:</w:t>
+      </w:r>
+    </w:p>
+    <w:p>
+      <w:pPr>
+        <w:pStyle w:val="Normal"/>
+        <w:spacing w:lineRule="auto" w:line="480"/>
+        <w:ind w:firstLine="720"/>
+        <w:rPr/>
+      </w:pPr>
+      <w:r>
+        <w:rPr/>
+        <w:t>We only trained the models on data from the Curiosity Rover. This means its limited to the small subsection of Mars that the Curiosity Rover has visited.</w:t>
+      </w:r>
+    </w:p>
+    <w:p>
+      <w:pPr>
+        <w:pStyle w:val="Normal"/>
+        <w:spacing w:lineRule="auto" w:line="480"/>
+        <w:ind w:firstLine="720"/>
+        <w:rPr/>
+      </w:pPr>
+      <w:r>
+        <w:rPr/>
+        <w:t>As mentioned in the previous section, both models missed the large rocks in the bottom row. Missing these rocks in a real-Mars scenario could’ve resulted in damage to the Rover.</w:t>
+      </w:r>
+    </w:p>
+    <w:p>
+      <w:pPr>
+        <w:pStyle w:val="Normal"/>
+        <w:spacing w:lineRule="auto" w:line="480"/>
+        <w:ind w:firstLine="720"/>
+        <w:rPr/>
+      </w:pPr>
+      <w:r>
+        <w:rPr/>
+        <w:t>While we’ve tested the model on data collected by the Rover, we’ve never tested the model in a real-time scenario. Its possible that once deployed to a real Rover that we’d see unexpected results that could put the Rover in danger.</w:t>
+      </w:r>
+    </w:p>
+    <w:p>
+      <w:pPr>
+        <w:pStyle w:val="Normal"/>
+        <w:spacing w:lineRule="auto" w:line="480"/>
+        <w:ind w:firstLine="720"/>
+        <w:rPr/>
+      </w:pPr>
+      <w:r>
+        <w:rPr/>
+      </w:r>
+    </w:p>
+    <w:p>
+      <w:pPr>
+        <w:pStyle w:val="Normal"/>
+        <w:spacing w:lineRule="auto" w:line="480"/>
         <w:jc w:val="center"/>
         <w:rPr>
           <w:b/>
@@ -233,16 +1992,55 @@
     </w:p>
     <w:p>
       <w:pPr>
-        <w:spacing w:line="480" w:lineRule="auto"/>
-        <w:ind w:firstLine="720"/>
-      </w:pPr>
-      <w:r>
-        <w:t>The main body of your paper goes here, starting on page 3. (Or starting on page 2, if you’re not required to include an abstract.)</w:t>
-      </w:r>
-    </w:p>
-    <w:p>
-      <w:pPr>
-        <w:spacing w:line="480" w:lineRule="auto"/>
+        <w:pStyle w:val="Normal"/>
+        <w:spacing w:lineRule="auto" w:line="480"/>
+        <w:ind w:firstLine="720"/>
+        <w:rPr/>
+      </w:pPr>
+      <w:r>
+        <w:rPr/>
+        <w:t>Given the cost of Mars missions, as well as the potential opportunity loss from a scientific point of view, use of this model without further refinement in a real-world Rover would be an unethical use of resources.</w:t>
+      </w:r>
+    </w:p>
+    <w:p>
+      <w:pPr>
+        <w:pStyle w:val="Normal"/>
+        <w:spacing w:lineRule="auto" w:line="480"/>
+        <w:ind w:firstLine="720"/>
+        <w:rPr/>
+      </w:pPr>
+      <w:r>
+        <w:rPr/>
+        <w:t>In addition, as mentioned in the section on risk, the training data is is heavily based not only to the small area of Mars that Curiosity was able to reach, but potentially to any artifacts / idiosyncrasies in the Curiosity Rover’s camera system itself. Its possible that if either of these models were used with data collected from a different camera setup we’d get unreliable results.</w:t>
+      </w:r>
+    </w:p>
+    <w:p>
+      <w:pPr>
+        <w:pStyle w:val="Normal"/>
+        <w:spacing w:lineRule="auto" w:line="480"/>
+        <w:ind w:firstLine="720"/>
+        <w:rPr/>
+      </w:pPr>
+      <w:r>
+        <w:rPr/>
+        <w:t>The results of misusing this model could be the catastrophic loss of multi-million dollar Rover. For example, if the Rover encountered the rocks shown in the final row of figure N, the model would completely miss it, possibly resulting in the Rover colliding with the rocks.</w:t>
+      </w:r>
+    </w:p>
+    <w:p>
+      <w:pPr>
+        <w:pStyle w:val="Normal"/>
+        <w:spacing w:lineRule="auto" w:line="480"/>
+        <w:ind w:firstLine="720"/>
+        <w:rPr/>
+      </w:pPr>
+      <w:r>
+        <w:rPr/>
+      </w:r>
+    </w:p>
+    <w:p>
+      <w:pPr>
+        <w:pStyle w:val="Normal"/>
+        <w:spacing w:lineRule="auto" w:line="480"/>
         <w:jc w:val="center"/>
         <w:rPr>
           <w:b/>
@@ -257,139 +2055,247 @@
     </w:p>
     <w:p>
       <w:pPr>
-        <w:spacing w:line="480" w:lineRule="auto"/>
-        <w:ind w:firstLine="720"/>
-      </w:pPr>
-      <w:r>
-        <w:lastRenderedPageBreak/>
-        <w:t>The main body of your paper goes here, starting on page 3. (Or starting on page 2, if you’re not required to include an abstract.)</w:t>
-      </w:r>
-    </w:p>
-    <w:p>
-      <w:pPr>
-        <w:spacing w:line="480" w:lineRule="auto"/>
-        <w:ind w:firstLine="720"/>
-      </w:pPr>
-    </w:p>
-    <w:p>
-      <w:pPr>
-        <w:spacing w:line="480" w:lineRule="auto"/>
-        <w:ind w:firstLine="720"/>
-      </w:pPr>
-    </w:p>
-    <w:p>
-      <w:pPr>
-        <w:spacing w:line="480" w:lineRule="auto"/>
-        <w:ind w:firstLine="720"/>
-      </w:pPr>
-    </w:p>
-    <w:p>
-      <w:pPr>
-        <w:spacing w:line="480" w:lineRule="auto"/>
-        <w:ind w:firstLine="720"/>
-      </w:pPr>
-    </w:p>
-    <w:p>
-      <w:pPr>
-        <w:spacing w:line="480" w:lineRule="auto"/>
-        <w:ind w:firstLine="720"/>
-      </w:pPr>
-    </w:p>
-    <w:p>
-      <w:pPr>
-        <w:spacing w:line="480" w:lineRule="auto"/>
-        <w:ind w:firstLine="720"/>
-      </w:pPr>
-    </w:p>
-    <w:p>
-      <w:pPr>
-        <w:spacing w:line="480" w:lineRule="auto"/>
-        <w:ind w:firstLine="720"/>
-      </w:pPr>
-    </w:p>
-    <w:p>
-      <w:pPr>
-        <w:spacing w:line="480" w:lineRule="auto"/>
+        <w:pStyle w:val="Normal"/>
+        <w:spacing w:lineRule="auto" w:line="480"/>
+        <w:ind w:firstLine="720"/>
+        <w:rPr/>
+      </w:pPr>
+      <w:r>
+        <w:rPr/>
+        <w:t>The next logical step for this work is to attempt reducing the size of the model even further in a bid to see how small the network can be made before we see a reduction in performance.  We could also look at the effects of data augmentation / feature engineering (such as enhancing images using traditional computer vision techniques before feeding them to the network) on performance.</w:t>
+      </w:r>
+    </w:p>
+    <w:p>
+      <w:pPr>
+        <w:pStyle w:val="Normal"/>
+        <w:spacing w:lineRule="auto" w:line="480"/>
+        <w:ind w:firstLine="720"/>
+        <w:rPr/>
+      </w:pPr>
+      <w:r>
+        <w:rPr/>
+        <w:t>Another step we can take is to integrate more data from the AI4Mars dataset. The AI4Mars dataset has data from Curiosity, Spirit, Opportunity, and Perseverance. This paper only made use of data from the Curiosity Rover. Perhaps wit</w:t>
+      </w:r>
+      <w:r>
+        <w:rPr/>
+        <w:t>h more diverse data we could improve the performance of the model further.</w:t>
+      </w:r>
+    </w:p>
+    <w:p>
+      <w:pPr>
+        <w:pStyle w:val="Normal"/>
+        <w:spacing w:lineRule="auto" w:line="480"/>
+        <w:ind w:firstLine="720"/>
+        <w:rPr/>
+      </w:pPr>
+      <w:r>
+        <w:rPr/>
+      </w:r>
+    </w:p>
+    <w:p>
+      <w:pPr>
+        <w:pStyle w:val="Normal"/>
+        <w:spacing w:lineRule="auto" w:line="480"/>
+        <w:ind w:firstLine="720"/>
+        <w:rPr/>
+      </w:pPr>
+      <w:r>
+        <w:rPr/>
+      </w:r>
+    </w:p>
+    <w:p>
+      <w:pPr>
+        <w:pStyle w:val="Normal"/>
+        <w:spacing w:lineRule="auto" w:line="480"/>
+        <w:ind w:firstLine="720"/>
+        <w:rPr/>
+      </w:pPr>
+      <w:r>
+        <w:rPr/>
+      </w:r>
+    </w:p>
+    <w:p>
+      <w:pPr>
+        <w:pStyle w:val="Normal"/>
+        <w:spacing w:lineRule="auto" w:line="480"/>
+        <w:ind w:firstLine="720"/>
+        <w:rPr/>
+      </w:pPr>
+      <w:r>
+        <w:rPr/>
+      </w:r>
+    </w:p>
+    <w:p>
+      <w:pPr>
+        <w:pStyle w:val="Normal"/>
+        <w:spacing w:lineRule="auto" w:line="480"/>
+        <w:ind w:firstLine="720"/>
+        <w:rPr/>
+      </w:pPr>
+      <w:r>
+        <w:rPr/>
+      </w:r>
+    </w:p>
+    <w:p>
+      <w:pPr>
+        <w:pStyle w:val="Normal"/>
+        <w:spacing w:lineRule="auto" w:line="480"/>
+        <w:ind w:firstLine="720"/>
+        <w:rPr/>
+      </w:pPr>
+      <w:r>
+        <w:rPr/>
+      </w:r>
+    </w:p>
+    <w:p>
+      <w:pPr>
+        <w:pStyle w:val="Normal"/>
+        <w:spacing w:lineRule="auto" w:line="480"/>
         <w:jc w:val="center"/>
-      </w:pPr>
-    </w:p>
-    <w:p>
-      <w:pPr>
-        <w:spacing w:line="480" w:lineRule="auto"/>
+        <w:rPr/>
+      </w:pPr>
+      <w:r>
+        <w:rPr/>
+      </w:r>
+    </w:p>
+    <w:p>
+      <w:pPr>
+        <w:pStyle w:val="Normal"/>
+        <w:spacing w:lineRule="auto" w:line="480"/>
         <w:jc w:val="center"/>
-      </w:pPr>
-    </w:p>
-    <w:p>
-      <w:pPr>
-        <w:spacing w:line="480" w:lineRule="auto"/>
+        <w:rPr/>
+      </w:pPr>
+      <w:r>
+        <w:rPr/>
+      </w:r>
+    </w:p>
+    <w:p>
+      <w:pPr>
+        <w:pStyle w:val="Normal"/>
+        <w:spacing w:lineRule="auto" w:line="480"/>
         <w:jc w:val="center"/>
-      </w:pPr>
-    </w:p>
-    <w:p>
-      <w:pPr>
-        <w:spacing w:line="480" w:lineRule="auto"/>
+        <w:rPr/>
+      </w:pPr>
+      <w:r>
+        <w:rPr/>
+      </w:r>
+    </w:p>
+    <w:p>
+      <w:pPr>
+        <w:pStyle w:val="Normal"/>
+        <w:spacing w:lineRule="auto" w:line="480"/>
         <w:jc w:val="center"/>
-      </w:pPr>
-    </w:p>
-    <w:p>
-      <w:pPr>
-        <w:spacing w:line="480" w:lineRule="auto"/>
+        <w:rPr/>
+      </w:pPr>
+      <w:r>
+        <w:rPr/>
+      </w:r>
+    </w:p>
+    <w:p>
+      <w:pPr>
+        <w:pStyle w:val="Normal"/>
+        <w:spacing w:lineRule="auto" w:line="480"/>
         <w:jc w:val="center"/>
-      </w:pPr>
-    </w:p>
-    <w:p>
-      <w:pPr>
-        <w:spacing w:line="480" w:lineRule="auto"/>
+        <w:rPr/>
+      </w:pPr>
+      <w:r>
+        <w:rPr/>
+      </w:r>
+    </w:p>
+    <w:p>
+      <w:pPr>
+        <w:pStyle w:val="Normal"/>
+        <w:spacing w:lineRule="auto" w:line="480"/>
         <w:jc w:val="center"/>
-      </w:pPr>
-    </w:p>
-    <w:p>
-      <w:pPr>
-        <w:spacing w:line="480" w:lineRule="auto"/>
+        <w:rPr/>
+      </w:pPr>
+      <w:r>
+        <w:rPr/>
+      </w:r>
+    </w:p>
+    <w:p>
+      <w:pPr>
+        <w:pStyle w:val="Normal"/>
+        <w:spacing w:lineRule="auto" w:line="480"/>
         <w:jc w:val="center"/>
-      </w:pPr>
-    </w:p>
-    <w:p>
-      <w:pPr>
-        <w:spacing w:line="480" w:lineRule="auto"/>
+        <w:rPr/>
+      </w:pPr>
+      <w:r>
+        <w:rPr/>
+      </w:r>
+    </w:p>
+    <w:p>
+      <w:pPr>
+        <w:pStyle w:val="Normal"/>
+        <w:spacing w:lineRule="auto" w:line="480"/>
         <w:jc w:val="center"/>
-      </w:pPr>
-    </w:p>
-    <w:p>
-      <w:pPr>
-        <w:spacing w:line="480" w:lineRule="auto"/>
+        <w:rPr/>
+      </w:pPr>
+      <w:r>
+        <w:rPr/>
+      </w:r>
+    </w:p>
+    <w:p>
+      <w:pPr>
+        <w:pStyle w:val="Normal"/>
+        <w:spacing w:lineRule="auto" w:line="480"/>
         <w:jc w:val="center"/>
-      </w:pPr>
-    </w:p>
-    <w:p>
-      <w:pPr>
-        <w:spacing w:line="480" w:lineRule="auto"/>
+        <w:rPr/>
+      </w:pPr>
+      <w:r>
+        <w:rPr/>
+      </w:r>
+    </w:p>
+    <w:p>
+      <w:pPr>
+        <w:pStyle w:val="Normal"/>
+        <w:spacing w:lineRule="auto" w:line="480"/>
         <w:jc w:val="center"/>
-      </w:pPr>
-    </w:p>
-    <w:p>
-      <w:pPr>
-        <w:spacing w:line="480" w:lineRule="auto"/>
+        <w:rPr/>
+      </w:pPr>
+      <w:r>
+        <w:rPr/>
+      </w:r>
+    </w:p>
+    <w:p>
+      <w:pPr>
+        <w:pStyle w:val="Normal"/>
+        <w:spacing w:lineRule="auto" w:line="480"/>
         <w:jc w:val="center"/>
-      </w:pPr>
-    </w:p>
-    <w:p>
-      <w:pPr>
-        <w:spacing w:line="480" w:lineRule="auto"/>
-      </w:pPr>
-    </w:p>
-    <w:p>
-      <w:pPr>
-        <w:spacing w:line="480" w:lineRule="auto"/>
+        <w:rPr/>
+      </w:pPr>
+      <w:r>
+        <w:rPr/>
+      </w:r>
+    </w:p>
+    <w:p>
+      <w:pPr>
+        <w:pStyle w:val="Normal"/>
+        <w:spacing w:lineRule="auto" w:line="480"/>
+        <w:rPr/>
+      </w:pPr>
+      <w:r>
+        <w:rPr/>
+      </w:r>
+    </w:p>
+    <w:p>
+      <w:pPr>
+        <w:pStyle w:val="Normal"/>
+        <w:spacing w:lineRule="auto" w:line="480"/>
         <w:jc w:val="center"/>
-      </w:pPr>
+        <w:rPr/>
+      </w:pPr>
+      <w:r>
+        <w:rPr/>
+      </w:r>
       <w:r>
         <w:br w:type="page"/>
       </w:r>
     </w:p>
     <w:p>
       <w:pPr>
-        <w:spacing w:line="480" w:lineRule="auto"/>
+        <w:pStyle w:val="Normal"/>
+        <w:spacing w:lineRule="auto" w:line="480" w:before="0" w:after="0"/>
         <w:jc w:val="center"/>
         <w:rPr>
           <w:b/>
@@ -399,30 +2305,36 @@
         <w:rPr>
           <w:b/>
         </w:rPr>
-        <w:lastRenderedPageBreak/>
         <w:t>References</w:t>
       </w:r>
     </w:p>
     <w:p>
       <w:pPr>
-        <w:spacing w:line="480" w:lineRule="auto"/>
-        <w:ind w:left="720" w:hanging="720"/>
-      </w:pPr>
-      <w:r>
+        <w:pStyle w:val="Normal"/>
+        <w:spacing w:lineRule="auto" w:line="480"/>
+        <w:ind w:hanging="720" w:left="720"/>
+        <w:rPr/>
+      </w:pPr>
+      <w:r>
+        <w:rPr/>
         <w:t>Input your references here. The hanging indent has already been created for you. Your references should be listed alphabetically by the author’s last name.</w:t>
       </w:r>
     </w:p>
     <w:p>
       <w:pPr>
-        <w:spacing w:line="480" w:lineRule="auto"/>
-        <w:ind w:left="720" w:hanging="720"/>
-      </w:pPr>
-      <w:r>
+        <w:pStyle w:val="Normal"/>
+        <w:spacing w:lineRule="auto" w:line="480"/>
+        <w:ind w:hanging="720" w:left="720"/>
+        <w:rPr/>
+      </w:pPr>
+      <w:r>
+        <w:rPr/>
         <w:t xml:space="preserve">See other </w:t>
       </w:r>
-      <w:hyperlink r:id="rId6">
+      <w:hyperlink r:id="rId2">
         <w:r>
           <w:rPr>
+            <w:rStyle w:val="ListLabel1"/>
             <w:color w:val="0000FF"/>
             <w:u w:val="single"/>
           </w:rPr>
@@ -430,78 +2342,44 @@
         </w:r>
       </w:hyperlink>
       <w:r>
+        <w:rPr/>
         <w:t xml:space="preserve"> for tips on how to format each reference, depending on the type of source, e.g., book, journal article, video, etc.</w:t>
       </w:r>
     </w:p>
     <w:p>
       <w:pPr>
-        <w:spacing w:line="480" w:lineRule="auto"/>
-        <w:ind w:left="720" w:hanging="720"/>
-      </w:pPr>
+        <w:pStyle w:val="Normal"/>
+        <w:spacing w:lineRule="auto" w:line="480"/>
+        <w:ind w:hanging="720" w:left="720"/>
+        <w:rPr/>
+      </w:pPr>
+      <w:r>
+        <w:rPr/>
+      </w:r>
     </w:p>
     <w:sectPr>
-      <w:headerReference w:type="even" r:id="rId7"/>
-      <w:headerReference w:type="default" r:id="rId8"/>
-      <w:headerReference w:type="first" r:id="rId9"/>
+      <w:headerReference w:type="even" r:id="rId3"/>
+      <w:headerReference w:type="default" r:id="rId4"/>
+      <w:headerReference w:type="first" r:id="rId5"/>
+      <w:type w:val="nextPage"/>
       <w:pgSz w:w="12240" w:h="15840"/>
-      <w:pgMar w:top="1440" w:right="1440" w:bottom="1440" w:left="1440" w:header="720" w:footer="1440" w:gutter="0"/>
-      <w:pgNumType w:start="1"/>
-      <w:cols w:space="720"/>
+      <w:pgMar w:left="1440" w:right="1440" w:gutter="0" w:header="720" w:top="1440" w:footer="0" w:bottom="1440"/>
+      <w:pgNumType w:start="1" w:fmt="decimal"/>
+      <w:formProt w:val="false"/>
+      <w:textDirection w:val="lrTb"/>
+      <w:docGrid w:type="default" w:linePitch="100" w:charSpace="0"/>
     </w:sectPr>
   </w:body>
 </w:document>
 </file>
 
-<file path=word/endnotes.xml><?xml version="1.0" encoding="utf-8"?>
-<w:endnotes xmlns:wpc="http://schemas.microsoft.com/office/word/2010/wordprocessingCanvas" xmlns:cx="http://schemas.microsoft.com/office/drawing/2014/chartex" xmlns:cx1="http://schemas.microsoft.com/office/drawing/2015/9/8/chartex" xmlns:cx2="http://schemas.microsoft.com/office/drawing/2015/10/21/chartex" xmlns:cx3="http://schemas.microsoft.com/office/drawing/2016/5/9/chartex" xmlns:cx4="http://schemas.microsoft.com/office/drawing/2016/5/10/chartex" xmlns:cx5="http://schemas.microsoft.com/office/drawing/2016/5/11/chartex" xmlns:cx6="http://schemas.microsoft.com/office/drawing/2016/5/12/chartex" xmlns:cx7="http://schemas.microsoft.com/office/drawing/2016/5/13/chartex" xmlns:cx8="http://schemas.microsoft.com/office/drawing/2016/5/14/chartex" xmlns:mc="http://schemas.openxmlformats.org/markup-compatibility/2006" xmlns:aink="http://schemas.microsoft.com/office/drawing/2016/ink" xmlns:am3d="http://schemas.microsoft.com/office/drawing/2017/model3d" xmlns:o="urn:schemas-microsoft-com:office:office" xmlns:oel="http://schemas.microsoft.com/office/2019/extlst" xmlns:r="http://schemas.openxmlformats.org/officeDocument/2006/relationships" xmlns:m="http://schemas.openxmlformats.org/officeDocument/2006/math" xmlns:v="urn:schemas-microsoft-com:vml" xmlns:wp14="http://schemas.microsoft.com/office/word/2010/wordprocessingDrawing" xmlns:wp="http://schemas.openxmlformats.org/drawingml/2006/wordprocessingDrawing" xmlns:w10="urn:schemas-microsoft-com:office:word" xmlns:w="http://schemas.openxmlformats.org/wordprocessingml/2006/main" xmlns:w14="http://schemas.microsoft.com/office/word/2010/wordml" xmlns:w15="http://schemas.microsoft.com/office/word/2012/wordml" xmlns:w16cex="http://schemas.microsoft.com/office/word/2018/wordml/cex" xmlns:w16cid="http://schemas.microsoft.com/office/word/2016/wordml/cid" xmlns:w16="http://schemas.microsoft.com/office/word/2018/wordml" xmlns:w16du="http://schemas.microsoft.com/office/word/2023/wordml/word16du" xmlns:w16sdtdh="http://schemas.microsoft.com/office/word/2020/wordml/sdtdatahash" xmlns:w16sdtfl="http://schemas.microsoft.com/office/word/2024/wordml/sdtformatlock" xmlns:w16se="http://schemas.microsoft.com/office/word/2015/wordml/symex" xmlns:wpg="http://schemas.microsoft.com/office/word/2010/wordprocessingGroup" xmlns:wpi="http://schemas.microsoft.com/office/word/2010/wordprocessingInk" xmlns:wne="http://schemas.microsoft.com/office/word/2006/wordml" xmlns:wps="http://schemas.microsoft.com/office/word/2010/wordprocessingShape" mc:Ignorable="w14 w15 w16se w16cid w16 w16cex w16sdtdh w16sdtfl w16du wp14">
-  <w:endnote w:type="separator" w:id="-1">
-    <w:p>
-      <w:r>
-        <w:separator/>
-      </w:r>
-    </w:p>
-  </w:endnote>
-  <w:endnote w:type="continuationSeparator" w:id="0">
-    <w:p>
-      <w:r>
-        <w:continuationSeparator/>
-      </w:r>
-    </w:p>
-  </w:endnote>
-</w:endnotes>
-</file>
-
-<file path=word/footnotes.xml><?xml version="1.0" encoding="utf-8"?>
-<w:footnotes xmlns:wpc="http://schemas.microsoft.com/office/word/2010/wordprocessingCanvas" xmlns:cx="http://schemas.microsoft.com/office/drawing/2014/chartex" xmlns:cx1="http://schemas.microsoft.com/office/drawing/2015/9/8/chartex" xmlns:cx2="http://schemas.microsoft.com/office/drawing/2015/10/21/chartex" xmlns:cx3="http://schemas.microsoft.com/office/drawing/2016/5/9/chartex" xmlns:cx4="http://schemas.microsoft.com/office/drawing/2016/5/10/chartex" xmlns:cx5="http://schemas.microsoft.com/office/drawing/2016/5/11/chartex" xmlns:cx6="http://schemas.microsoft.com/office/drawing/2016/5/12/chartex" xmlns:cx7="http://schemas.microsoft.com/office/drawing/2016/5/13/chartex" xmlns:cx8="http://schemas.microsoft.com/office/drawing/2016/5/14/chartex" xmlns:mc="http://schemas.openxmlformats.org/markup-compatibility/2006" xmlns:aink="http://schemas.microsoft.com/office/drawing/2016/ink" xmlns:am3d="http://schemas.microsoft.com/office/drawing/2017/model3d" xmlns:o="urn:schemas-microsoft-com:office:office" xmlns:oel="http://schemas.microsoft.com/office/2019/extlst" xmlns:r="http://schemas.openxmlformats.org/officeDocument/2006/relationships" xmlns:m="http://schemas.openxmlformats.org/officeDocument/2006/math" xmlns:v="urn:schemas-microsoft-com:vml" xmlns:wp14="http://schemas.microsoft.com/office/word/2010/wordprocessingDrawing" xmlns:wp="http://schemas.openxmlformats.org/drawingml/2006/wordprocessingDrawing" xmlns:w10="urn:schemas-microsoft-com:office:word" xmlns:w="http://schemas.openxmlformats.org/wordprocessingml/2006/main" xmlns:w14="http://schemas.microsoft.com/office/word/2010/wordml" xmlns:w15="http://schemas.microsoft.com/office/word/2012/wordml" xmlns:w16cex="http://schemas.microsoft.com/office/word/2018/wordml/cex" xmlns:w16cid="http://schemas.microsoft.com/office/word/2016/wordml/cid" xmlns:w16="http://schemas.microsoft.com/office/word/2018/wordml" xmlns:w16du="http://schemas.microsoft.com/office/word/2023/wordml/word16du" xmlns:w16sdtdh="http://schemas.microsoft.com/office/word/2020/wordml/sdtdatahash" xmlns:w16sdtfl="http://schemas.microsoft.com/office/word/2024/wordml/sdtformatlock" xmlns:w16se="http://schemas.microsoft.com/office/word/2015/wordml/symex" xmlns:wpg="http://schemas.microsoft.com/office/word/2010/wordprocessingGroup" xmlns:wpi="http://schemas.microsoft.com/office/word/2010/wordprocessingInk" xmlns:wne="http://schemas.microsoft.com/office/word/2006/wordml" xmlns:wps="http://schemas.microsoft.com/office/word/2010/wordprocessingShape" mc:Ignorable="w14 w15 w16se w16cid w16 w16cex w16sdtdh w16sdtfl w16du wp14">
-  <w:footnote w:type="separator" w:id="-1">
-    <w:p>
-      <w:r>
-        <w:separator/>
-      </w:r>
-    </w:p>
-  </w:footnote>
-  <w:footnote w:type="continuationSeparator" w:id="0">
-    <w:p>
-      <w:r>
-        <w:continuationSeparator/>
-      </w:r>
-    </w:p>
-  </w:footnote>
-</w:footnotes>
-</file>
-
 <file path=word/header1.xml><?xml version="1.0" encoding="utf-8"?>
-<w:hdr xmlns:wpc="http://schemas.microsoft.com/office/word/2010/wordprocessingCanvas" xmlns:cx="http://schemas.microsoft.com/office/drawing/2014/chartex" xmlns:cx1="http://schemas.microsoft.com/office/drawing/2015/9/8/chartex" xmlns:cx2="http://schemas.microsoft.com/office/drawing/2015/10/21/chartex" xmlns:cx3="http://schemas.microsoft.com/office/drawing/2016/5/9/chartex" xmlns:cx4="http://schemas.microsoft.com/office/drawing/2016/5/10/chartex" xmlns:cx5="http://schemas.microsoft.com/office/drawing/2016/5/11/chartex" xmlns:cx6="http://schemas.microsoft.com/office/drawing/2016/5/12/chartex" xmlns:cx7="http://schemas.microsoft.com/office/drawing/2016/5/13/chartex" xmlns:cx8="http://schemas.microsoft.com/office/drawing/2016/5/14/chartex" xmlns:mc="http://schemas.openxmlformats.org/markup-compatibility/2006" xmlns:aink="http://schemas.microsoft.com/office/drawing/2016/ink" xmlns:am3d="http://schemas.microsoft.com/office/drawing/2017/model3d" xmlns:o="urn:schemas-microsoft-com:office:office" xmlns:oel="http://schemas.microsoft.com/office/2019/extlst" xmlns:r="http://schemas.openxmlformats.org/officeDocument/2006/relationships" xmlns:m="http://schemas.openxmlformats.org/officeDocument/2006/math" xmlns:v="urn:schemas-microsoft-com:vml" xmlns:wp14="http://schemas.microsoft.com/office/word/2010/wordprocessingDrawing" xmlns:wp="http://schemas.openxmlformats.org/drawingml/2006/wordprocessingDrawing" xmlns:w10="urn:schemas-microsoft-com:office:word" xmlns:w="http://schemas.openxmlformats.org/wordprocessingml/2006/main" xmlns:w14="http://schemas.microsoft.com/office/word/2010/wordml" xmlns:w15="http://schemas.microsoft.com/office/word/2012/wordml" xmlns:w16cex="http://schemas.microsoft.com/office/word/2018/wordml/cex" xmlns:w16cid="http://schemas.microsoft.com/office/word/2016/wordml/cid" xmlns:w16="http://schemas.microsoft.com/office/word/2018/wordml" xmlns:w16du="http://schemas.microsoft.com/office/word/2023/wordml/word16du" xmlns:w16sdtdh="http://schemas.microsoft.com/office/word/2020/wordml/sdtdatahash" xmlns:w16sdtfl="http://schemas.microsoft.com/office/word/2024/wordml/sdtformatlock" xmlns:w16se="http://schemas.microsoft.com/office/word/2015/wordml/symex" xmlns:wpg="http://schemas.microsoft.com/office/word/2010/wordprocessingGroup" xmlns:wpi="http://schemas.microsoft.com/office/word/2010/wordprocessingInk" xmlns:wne="http://schemas.microsoft.com/office/word/2006/wordml" xmlns:wps="http://schemas.microsoft.com/office/word/2010/wordprocessingShape" mc:Ignorable="w14 w15 w16se w16cid w16 w16cex w16sdtdh w16sdtfl w16du wp14">
+<w:hdr xmlns:o="urn:schemas-microsoft-com:office:office" xmlns:r="http://schemas.openxmlformats.org/officeDocument/2006/relationships" xmlns:v="urn:schemas-microsoft-com:vml" xmlns:w="http://schemas.openxmlformats.org/wordprocessingml/2006/main" xmlns:w10="urn:schemas-microsoft-com:office:word" xmlns:wp="http://schemas.openxmlformats.org/drawingml/2006/wordprocessingDrawing" xmlns:wps="http://schemas.microsoft.com/office/word/2010/wordprocessingShape" xmlns:wpg="http://schemas.microsoft.com/office/word/2010/wordprocessingGroup" xmlns:mc="http://schemas.openxmlformats.org/markup-compatibility/2006" xmlns:wp14="http://schemas.microsoft.com/office/word/2010/wordprocessingDrawing" xmlns:w14="http://schemas.microsoft.com/office/word/2010/wordml" xmlns:w15="http://schemas.microsoft.com/office/word/2012/wordml" mc:Ignorable="w14 wp14 w15">
   <w:p>
     <w:pPr>
-      <w:pBdr>
-        <w:top w:val="nil"/>
-        <w:left w:val="nil"/>
-        <w:bottom w:val="nil"/>
-        <w:right w:val="nil"/>
-        <w:between w:val="nil"/>
-      </w:pBdr>
-      <w:spacing w:line="480" w:lineRule="auto"/>
+      <w:pStyle w:val="Normal"/>
+      <w:pBdr/>
+      <w:spacing w:lineRule="auto" w:line="480"/>
       <w:rPr>
         <w:color w:val="000000"/>
       </w:rPr>
@@ -516,7 +2394,19 @@
       <w:rPr>
         <w:color w:val="000000"/>
       </w:rPr>
-      <w:instrText>PAGE</w:instrText>
+      <w:instrText xml:space="preserve"> PAGE </w:instrText>
+    </w:r>
+    <w:r>
+      <w:rPr>
+        <w:color w:val="000000"/>
+      </w:rPr>
+      <w:fldChar w:fldCharType="separate"/>
+    </w:r>
+    <w:r>
+      <w:rPr>
+        <w:color w:val="000000"/>
+      </w:rPr>
+      <w:t>0</w:t>
     </w:r>
     <w:r>
       <w:rPr>
@@ -527,37 +2417,33 @@
   </w:p>
   <w:p>
     <w:pPr>
-      <w:pBdr>
-        <w:top w:val="nil"/>
-        <w:left w:val="nil"/>
-        <w:bottom w:val="nil"/>
-        <w:right w:val="nil"/>
-        <w:between w:val="nil"/>
-      </w:pBdr>
-      <w:spacing w:line="480" w:lineRule="auto"/>
+      <w:pStyle w:val="Normal"/>
+      <w:pBdr/>
+      <w:spacing w:lineRule="auto" w:line="480"/>
       <w:rPr>
         <w:color w:val="000000"/>
       </w:rPr>
     </w:pPr>
+    <w:r>
+      <w:rPr>
+        <w:color w:val="000000"/>
+      </w:rPr>
+    </w:r>
   </w:p>
 </w:hdr>
 </file>
 
 <file path=word/header2.xml><?xml version="1.0" encoding="utf-8"?>
-<w:hdr xmlns:wpc="http://schemas.microsoft.com/office/word/2010/wordprocessingCanvas" xmlns:cx="http://schemas.microsoft.com/office/drawing/2014/chartex" xmlns:cx1="http://schemas.microsoft.com/office/drawing/2015/9/8/chartex" xmlns:cx2="http://schemas.microsoft.com/office/drawing/2015/10/21/chartex" xmlns:cx3="http://schemas.microsoft.com/office/drawing/2016/5/9/chartex" xmlns:cx4="http://schemas.microsoft.com/office/drawing/2016/5/10/chartex" xmlns:cx5="http://schemas.microsoft.com/office/drawing/2016/5/11/chartex" xmlns:cx6="http://schemas.microsoft.com/office/drawing/2016/5/12/chartex" xmlns:cx7="http://schemas.microsoft.com/office/drawing/2016/5/13/chartex" xmlns:cx8="http://schemas.microsoft.com/office/drawing/2016/5/14/chartex" xmlns:mc="http://schemas.openxmlformats.org/markup-compatibility/2006" xmlns:aink="http://schemas.microsoft.com/office/drawing/2016/ink" xmlns:am3d="http://schemas.microsoft.com/office/drawing/2017/model3d" xmlns:o="urn:schemas-microsoft-com:office:office" xmlns:oel="http://schemas.microsoft.com/office/2019/extlst" xmlns:r="http://schemas.openxmlformats.org/officeDocument/2006/relationships" xmlns:m="http://schemas.openxmlformats.org/officeDocument/2006/math" xmlns:v="urn:schemas-microsoft-com:vml" xmlns:wp14="http://schemas.microsoft.com/office/word/2010/wordprocessingDrawing" xmlns:wp="http://schemas.openxmlformats.org/drawingml/2006/wordprocessingDrawing" xmlns:w10="urn:schemas-microsoft-com:office:word" xmlns:w="http://schemas.openxmlformats.org/wordprocessingml/2006/main" xmlns:w14="http://schemas.microsoft.com/office/word/2010/wordml" xmlns:w15="http://schemas.microsoft.com/office/word/2012/wordml" xmlns:w16cex="http://schemas.microsoft.com/office/word/2018/wordml/cex" xmlns:w16cid="http://schemas.microsoft.com/office/word/2016/wordml/cid" xmlns:w16="http://schemas.microsoft.com/office/word/2018/wordml" xmlns:w16du="http://schemas.microsoft.com/office/word/2023/wordml/word16du" xmlns:w16sdtdh="http://schemas.microsoft.com/office/word/2020/wordml/sdtdatahash" xmlns:w16sdtfl="http://schemas.microsoft.com/office/word/2024/wordml/sdtformatlock" xmlns:w16se="http://schemas.microsoft.com/office/word/2015/wordml/symex" xmlns:wpg="http://schemas.microsoft.com/office/word/2010/wordprocessingGroup" xmlns:wpi="http://schemas.microsoft.com/office/word/2010/wordprocessingInk" xmlns:wne="http://schemas.microsoft.com/office/word/2006/wordml" xmlns:wps="http://schemas.microsoft.com/office/word/2010/wordprocessingShape" mc:Ignorable="w14 w15 w16se w16cid w16 w16cex w16sdtdh w16sdtfl w16du wp14">
+<w:hdr xmlns:o="urn:schemas-microsoft-com:office:office" xmlns:r="http://schemas.openxmlformats.org/officeDocument/2006/relationships" xmlns:v="urn:schemas-microsoft-com:vml" xmlns:w="http://schemas.openxmlformats.org/wordprocessingml/2006/main" xmlns:w10="urn:schemas-microsoft-com:office:word" xmlns:wp="http://schemas.openxmlformats.org/drawingml/2006/wordprocessingDrawing" xmlns:wps="http://schemas.microsoft.com/office/word/2010/wordprocessingShape" xmlns:wpg="http://schemas.microsoft.com/office/word/2010/wordprocessingGroup" xmlns:mc="http://schemas.openxmlformats.org/markup-compatibility/2006" xmlns:wp14="http://schemas.microsoft.com/office/word/2010/wordprocessingDrawing" xmlns:w14="http://schemas.microsoft.com/office/word/2010/wordml" xmlns:w15="http://schemas.microsoft.com/office/word/2012/wordml" mc:Ignorable="w14 wp14 w15">
   <w:p>
     <w:pPr>
-      <w:pBdr>
-        <w:top w:val="nil"/>
-        <w:left w:val="nil"/>
-        <w:bottom w:val="nil"/>
-        <w:right w:val="nil"/>
-        <w:between w:val="nil"/>
-      </w:pBdr>
+      <w:pStyle w:val="Normal"/>
+      <w:pBdr/>
       <w:tabs>
-        <w:tab w:val="right" w:pos="9360"/>
+        <w:tab w:val="clear" w:pos="720"/>
+        <w:tab w:val="right" w:pos="9360" w:leader="none"/>
       </w:tabs>
-      <w:spacing w:line="480" w:lineRule="auto"/>
+      <w:spacing w:lineRule="auto" w:line="480"/>
       <w:rPr>
         <w:color w:val="000000"/>
       </w:rPr>
@@ -578,7 +2464,7 @@
       <w:rPr>
         <w:color w:val="000000"/>
       </w:rPr>
-      <w:instrText>PAGE</w:instrText>
+      <w:instrText xml:space="preserve"> PAGE </w:instrText>
     </w:r>
     <w:r>
       <w:rPr>
@@ -588,10 +2474,9 @@
     </w:r>
     <w:r>
       <w:rPr>
-        <w:noProof/>
         <w:color w:val="000000"/>
       </w:rPr>
-      <w:t>1</w:t>
+      <w:t>9</w:t>
     </w:r>
     <w:r>
       <w:rPr>
@@ -604,21 +2489,16 @@
 </file>
 
 <file path=word/header3.xml><?xml version="1.0" encoding="utf-8"?>
-<w:hdr xmlns:wpc="http://schemas.microsoft.com/office/word/2010/wordprocessingCanvas" xmlns:cx="http://schemas.microsoft.com/office/drawing/2014/chartex" xmlns:cx1="http://schemas.microsoft.com/office/drawing/2015/9/8/chartex" xmlns:cx2="http://schemas.microsoft.com/office/drawing/2015/10/21/chartex" xmlns:cx3="http://schemas.microsoft.com/office/drawing/2016/5/9/chartex" xmlns:cx4="http://schemas.microsoft.com/office/drawing/2016/5/10/chartex" xmlns:cx5="http://schemas.microsoft.com/office/drawing/2016/5/11/chartex" xmlns:cx6="http://schemas.microsoft.com/office/drawing/2016/5/12/chartex" xmlns:cx7="http://schemas.microsoft.com/office/drawing/2016/5/13/chartex" xmlns:cx8="http://schemas.microsoft.com/office/drawing/2016/5/14/chartex" xmlns:mc="http://schemas.openxmlformats.org/markup-compatibility/2006" xmlns:aink="http://schemas.microsoft.com/office/drawing/2016/ink" xmlns:am3d="http://schemas.microsoft.com/office/drawing/2017/model3d" xmlns:o="urn:schemas-microsoft-com:office:office" xmlns:oel="http://schemas.microsoft.com/office/2019/extlst" xmlns:r="http://schemas.openxmlformats.org/officeDocument/2006/relationships" xmlns:m="http://schemas.openxmlformats.org/officeDocument/2006/math" xmlns:v="urn:schemas-microsoft-com:vml" xmlns:wp14="http://schemas.microsoft.com/office/word/2010/wordprocessingDrawing" xmlns:wp="http://schemas.openxmlformats.org/drawingml/2006/wordprocessingDrawing" xmlns:w10="urn:schemas-microsoft-com:office:word" xmlns:w="http://schemas.openxmlformats.org/wordprocessingml/2006/main" xmlns:w14="http://schemas.microsoft.com/office/word/2010/wordml" xmlns:w15="http://schemas.microsoft.com/office/word/2012/wordml" xmlns:w16cex="http://schemas.microsoft.com/office/word/2018/wordml/cex" xmlns:w16cid="http://schemas.microsoft.com/office/word/2016/wordml/cid" xmlns:w16="http://schemas.microsoft.com/office/word/2018/wordml" xmlns:w16du="http://schemas.microsoft.com/office/word/2023/wordml/word16du" xmlns:w16sdtdh="http://schemas.microsoft.com/office/word/2020/wordml/sdtdatahash" xmlns:w16sdtfl="http://schemas.microsoft.com/office/word/2024/wordml/sdtformatlock" xmlns:w16se="http://schemas.microsoft.com/office/word/2015/wordml/symex" xmlns:wpg="http://schemas.microsoft.com/office/word/2010/wordprocessingGroup" xmlns:wpi="http://schemas.microsoft.com/office/word/2010/wordprocessingInk" xmlns:wne="http://schemas.microsoft.com/office/word/2006/wordml" xmlns:wps="http://schemas.microsoft.com/office/word/2010/wordprocessingShape" mc:Ignorable="w14 w15 w16se w16cid w16 w16cex w16sdtdh w16sdtfl w16du wp14">
+<w:hdr xmlns:o="urn:schemas-microsoft-com:office:office" xmlns:r="http://schemas.openxmlformats.org/officeDocument/2006/relationships" xmlns:v="urn:schemas-microsoft-com:vml" xmlns:w="http://schemas.openxmlformats.org/wordprocessingml/2006/main" xmlns:w10="urn:schemas-microsoft-com:office:word" xmlns:wp="http://schemas.openxmlformats.org/drawingml/2006/wordprocessingDrawing" xmlns:wps="http://schemas.microsoft.com/office/word/2010/wordprocessingShape" xmlns:wpg="http://schemas.microsoft.com/office/word/2010/wordprocessingGroup" xmlns:mc="http://schemas.openxmlformats.org/markup-compatibility/2006" xmlns:wp14="http://schemas.microsoft.com/office/word/2010/wordprocessingDrawing" xmlns:w14="http://schemas.microsoft.com/office/word/2010/wordml" xmlns:w15="http://schemas.microsoft.com/office/word/2012/wordml" mc:Ignorable="w14 wp14 w15">
   <w:p>
     <w:pPr>
-      <w:pBdr>
-        <w:top w:val="nil"/>
-        <w:left w:val="nil"/>
-        <w:bottom w:val="nil"/>
-        <w:right w:val="nil"/>
-        <w:between w:val="nil"/>
-      </w:pBdr>
+      <w:pStyle w:val="Normal"/>
+      <w:pBdr/>
       <w:tabs>
-        <w:tab w:val="center" w:pos="4680"/>
-        <w:tab w:val="right" w:pos="9360"/>
+        <w:tab w:val="clear" w:pos="720"/>
+        <w:tab w:val="right" w:pos="9360" w:leader="none"/>
       </w:tabs>
-      <w:spacing w:line="480" w:lineRule="auto"/>
+      <w:spacing w:lineRule="auto" w:line="480"/>
       <w:rPr>
         <w:color w:val="000000"/>
       </w:rPr>
@@ -633,37 +2513,471 @@
       <w:rPr>
         <w:color w:val="000000"/>
       </w:rPr>
-      <w:tab/>
-      <w:t>1</w:t>
+      <w:fldChar w:fldCharType="begin"/>
+    </w:r>
+    <w:r>
+      <w:rPr>
+        <w:color w:val="000000"/>
+      </w:rPr>
+      <w:instrText xml:space="preserve"> PAGE </w:instrText>
+    </w:r>
+    <w:r>
+      <w:rPr>
+        <w:color w:val="000000"/>
+      </w:rPr>
+      <w:fldChar w:fldCharType="separate"/>
+    </w:r>
+    <w:r>
+      <w:rPr>
+        <w:color w:val="000000"/>
+      </w:rPr>
+      <w:t>9</w:t>
+    </w:r>
+    <w:r>
+      <w:rPr>
+        <w:color w:val="000000"/>
+      </w:rPr>
+      <w:fldChar w:fldCharType="end"/>
     </w:r>
   </w:p>
 </w:hdr>
 </file>
 
+<file path=word/numbering.xml><?xml version="1.0" encoding="utf-8"?>
+<w:numbering xmlns:w="http://schemas.openxmlformats.org/wordprocessingml/2006/main" xmlns:o="urn:schemas-microsoft-com:office:office" xmlns:r="http://schemas.openxmlformats.org/officeDocument/2006/relationships" xmlns:v="urn:schemas-microsoft-com:vml" xmlns:mc="http://schemas.openxmlformats.org/markup-compatibility/2006" xmlns:w14="http://schemas.microsoft.com/office/word/2010/wordml" mc:Ignorable="w14">
+  <w:abstractNum w:abstractNumId="1">
+    <w:lvl w:ilvl="0">
+      <w:start w:val="1"/>
+      <w:numFmt w:val="bullet"/>
+      <w:lvlText w:val=""/>
+      <w:lvlJc w:val="left"/>
+      <w:pPr>
+        <w:tabs>
+          <w:tab w:val="num" w:pos="720"/>
+        </w:tabs>
+        <w:ind w:left="720" w:hanging="360"/>
+      </w:pPr>
+      <w:rPr>
+        <w:rFonts w:ascii="Symbol" w:hAnsi="Symbol" w:cs="Symbol" w:hint="default"/>
+      </w:rPr>
+    </w:lvl>
+    <w:lvl w:ilvl="1">
+      <w:start w:val="1"/>
+      <w:numFmt w:val="bullet"/>
+      <w:lvlText w:val="◦"/>
+      <w:lvlJc w:val="left"/>
+      <w:pPr>
+        <w:tabs>
+          <w:tab w:val="num" w:pos="1080"/>
+        </w:tabs>
+        <w:ind w:left="1080" w:hanging="360"/>
+      </w:pPr>
+      <w:rPr>
+        <w:rFonts w:ascii="OpenSymbol" w:hAnsi="OpenSymbol" w:cs="OpenSymbol" w:hint="default"/>
+      </w:rPr>
+    </w:lvl>
+    <w:lvl w:ilvl="2">
+      <w:start w:val="1"/>
+      <w:numFmt w:val="bullet"/>
+      <w:lvlText w:val="▪"/>
+      <w:lvlJc w:val="left"/>
+      <w:pPr>
+        <w:tabs>
+          <w:tab w:val="num" w:pos="1440"/>
+        </w:tabs>
+        <w:ind w:left="1440" w:hanging="360"/>
+      </w:pPr>
+      <w:rPr>
+        <w:rFonts w:ascii="OpenSymbol" w:hAnsi="OpenSymbol" w:cs="OpenSymbol" w:hint="default"/>
+      </w:rPr>
+    </w:lvl>
+    <w:lvl w:ilvl="3">
+      <w:start w:val="1"/>
+      <w:numFmt w:val="bullet"/>
+      <w:lvlText w:val=""/>
+      <w:lvlJc w:val="left"/>
+      <w:pPr>
+        <w:tabs>
+          <w:tab w:val="num" w:pos="1800"/>
+        </w:tabs>
+        <w:ind w:left="1800" w:hanging="360"/>
+      </w:pPr>
+      <w:rPr>
+        <w:rFonts w:ascii="Symbol" w:hAnsi="Symbol" w:cs="Symbol" w:hint="default"/>
+      </w:rPr>
+    </w:lvl>
+    <w:lvl w:ilvl="4">
+      <w:start w:val="1"/>
+      <w:numFmt w:val="bullet"/>
+      <w:lvlText w:val="◦"/>
+      <w:lvlJc w:val="left"/>
+      <w:pPr>
+        <w:tabs>
+          <w:tab w:val="num" w:pos="2160"/>
+        </w:tabs>
+        <w:ind w:left="2160" w:hanging="360"/>
+      </w:pPr>
+      <w:rPr>
+        <w:rFonts w:ascii="OpenSymbol" w:hAnsi="OpenSymbol" w:cs="OpenSymbol" w:hint="default"/>
+      </w:rPr>
+    </w:lvl>
+    <w:lvl w:ilvl="5">
+      <w:start w:val="1"/>
+      <w:numFmt w:val="bullet"/>
+      <w:lvlText w:val="▪"/>
+      <w:lvlJc w:val="left"/>
+      <w:pPr>
+        <w:tabs>
+          <w:tab w:val="num" w:pos="2520"/>
+        </w:tabs>
+        <w:ind w:left="2520" w:hanging="360"/>
+      </w:pPr>
+      <w:rPr>
+        <w:rFonts w:ascii="OpenSymbol" w:hAnsi="OpenSymbol" w:cs="OpenSymbol" w:hint="default"/>
+      </w:rPr>
+    </w:lvl>
+    <w:lvl w:ilvl="6">
+      <w:start w:val="1"/>
+      <w:numFmt w:val="bullet"/>
+      <w:lvlText w:val=""/>
+      <w:lvlJc w:val="left"/>
+      <w:pPr>
+        <w:tabs>
+          <w:tab w:val="num" w:pos="2880"/>
+        </w:tabs>
+        <w:ind w:left="2880" w:hanging="360"/>
+      </w:pPr>
+      <w:rPr>
+        <w:rFonts w:ascii="Symbol" w:hAnsi="Symbol" w:cs="Symbol" w:hint="default"/>
+      </w:rPr>
+    </w:lvl>
+    <w:lvl w:ilvl="7">
+      <w:start w:val="1"/>
+      <w:numFmt w:val="bullet"/>
+      <w:lvlText w:val="◦"/>
+      <w:lvlJc w:val="left"/>
+      <w:pPr>
+        <w:tabs>
+          <w:tab w:val="num" w:pos="3240"/>
+        </w:tabs>
+        <w:ind w:left="3240" w:hanging="360"/>
+      </w:pPr>
+      <w:rPr>
+        <w:rFonts w:ascii="OpenSymbol" w:hAnsi="OpenSymbol" w:cs="OpenSymbol" w:hint="default"/>
+      </w:rPr>
+    </w:lvl>
+    <w:lvl w:ilvl="8">
+      <w:start w:val="1"/>
+      <w:numFmt w:val="bullet"/>
+      <w:lvlText w:val="▪"/>
+      <w:lvlJc w:val="left"/>
+      <w:pPr>
+        <w:tabs>
+          <w:tab w:val="num" w:pos="3600"/>
+        </w:tabs>
+        <w:ind w:left="3600" w:hanging="360"/>
+      </w:pPr>
+      <w:rPr>
+        <w:rFonts w:ascii="OpenSymbol" w:hAnsi="OpenSymbol" w:cs="OpenSymbol" w:hint="default"/>
+      </w:rPr>
+    </w:lvl>
+  </w:abstractNum>
+  <w:abstractNum w:abstractNumId="2">
+    <w:lvl w:ilvl="0">
+      <w:start w:val="1"/>
+      <w:numFmt w:val="bullet"/>
+      <w:lvlText w:val=""/>
+      <w:lvlJc w:val="left"/>
+      <w:pPr>
+        <w:tabs>
+          <w:tab w:val="num" w:pos="720"/>
+        </w:tabs>
+        <w:ind w:left="720" w:hanging="360"/>
+      </w:pPr>
+      <w:rPr>
+        <w:rFonts w:ascii="Symbol" w:hAnsi="Symbol" w:cs="Symbol" w:hint="default"/>
+      </w:rPr>
+    </w:lvl>
+    <w:lvl w:ilvl="1">
+      <w:start w:val="1"/>
+      <w:numFmt w:val="bullet"/>
+      <w:lvlText w:val="◦"/>
+      <w:lvlJc w:val="left"/>
+      <w:pPr>
+        <w:tabs>
+          <w:tab w:val="num" w:pos="1080"/>
+        </w:tabs>
+        <w:ind w:left="1080" w:hanging="360"/>
+      </w:pPr>
+      <w:rPr>
+        <w:rFonts w:ascii="OpenSymbol" w:hAnsi="OpenSymbol" w:cs="OpenSymbol" w:hint="default"/>
+      </w:rPr>
+    </w:lvl>
+    <w:lvl w:ilvl="2">
+      <w:start w:val="1"/>
+      <w:numFmt w:val="bullet"/>
+      <w:lvlText w:val="▪"/>
+      <w:lvlJc w:val="left"/>
+      <w:pPr>
+        <w:tabs>
+          <w:tab w:val="num" w:pos="1440"/>
+        </w:tabs>
+        <w:ind w:left="1440" w:hanging="360"/>
+      </w:pPr>
+      <w:rPr>
+        <w:rFonts w:ascii="OpenSymbol" w:hAnsi="OpenSymbol" w:cs="OpenSymbol" w:hint="default"/>
+      </w:rPr>
+    </w:lvl>
+    <w:lvl w:ilvl="3">
+      <w:start w:val="1"/>
+      <w:numFmt w:val="bullet"/>
+      <w:lvlText w:val=""/>
+      <w:lvlJc w:val="left"/>
+      <w:pPr>
+        <w:tabs>
+          <w:tab w:val="num" w:pos="1800"/>
+        </w:tabs>
+        <w:ind w:left="1800" w:hanging="360"/>
+      </w:pPr>
+      <w:rPr>
+        <w:rFonts w:ascii="Symbol" w:hAnsi="Symbol" w:cs="Symbol" w:hint="default"/>
+      </w:rPr>
+    </w:lvl>
+    <w:lvl w:ilvl="4">
+      <w:start w:val="1"/>
+      <w:numFmt w:val="bullet"/>
+      <w:lvlText w:val="◦"/>
+      <w:lvlJc w:val="left"/>
+      <w:pPr>
+        <w:tabs>
+          <w:tab w:val="num" w:pos="2160"/>
+        </w:tabs>
+        <w:ind w:left="2160" w:hanging="360"/>
+      </w:pPr>
+      <w:rPr>
+        <w:rFonts w:ascii="OpenSymbol" w:hAnsi="OpenSymbol" w:cs="OpenSymbol" w:hint="default"/>
+      </w:rPr>
+    </w:lvl>
+    <w:lvl w:ilvl="5">
+      <w:start w:val="1"/>
+      <w:numFmt w:val="bullet"/>
+      <w:lvlText w:val="▪"/>
+      <w:lvlJc w:val="left"/>
+      <w:pPr>
+        <w:tabs>
+          <w:tab w:val="num" w:pos="2520"/>
+        </w:tabs>
+        <w:ind w:left="2520" w:hanging="360"/>
+      </w:pPr>
+      <w:rPr>
+        <w:rFonts w:ascii="OpenSymbol" w:hAnsi="OpenSymbol" w:cs="OpenSymbol" w:hint="default"/>
+      </w:rPr>
+    </w:lvl>
+    <w:lvl w:ilvl="6">
+      <w:start w:val="1"/>
+      <w:numFmt w:val="bullet"/>
+      <w:lvlText w:val=""/>
+      <w:lvlJc w:val="left"/>
+      <w:pPr>
+        <w:tabs>
+          <w:tab w:val="num" w:pos="2880"/>
+        </w:tabs>
+        <w:ind w:left="2880" w:hanging="360"/>
+      </w:pPr>
+      <w:rPr>
+        <w:rFonts w:ascii="Symbol" w:hAnsi="Symbol" w:cs="Symbol" w:hint="default"/>
+      </w:rPr>
+    </w:lvl>
+    <w:lvl w:ilvl="7">
+      <w:start w:val="1"/>
+      <w:numFmt w:val="bullet"/>
+      <w:lvlText w:val="◦"/>
+      <w:lvlJc w:val="left"/>
+      <w:pPr>
+        <w:tabs>
+          <w:tab w:val="num" w:pos="3240"/>
+        </w:tabs>
+        <w:ind w:left="3240" w:hanging="360"/>
+      </w:pPr>
+      <w:rPr>
+        <w:rFonts w:ascii="OpenSymbol" w:hAnsi="OpenSymbol" w:cs="OpenSymbol" w:hint="default"/>
+      </w:rPr>
+    </w:lvl>
+    <w:lvl w:ilvl="8">
+      <w:start w:val="1"/>
+      <w:numFmt w:val="bullet"/>
+      <w:lvlText w:val="▪"/>
+      <w:lvlJc w:val="left"/>
+      <w:pPr>
+        <w:tabs>
+          <w:tab w:val="num" w:pos="3600"/>
+        </w:tabs>
+        <w:ind w:left="3600" w:hanging="360"/>
+      </w:pPr>
+      <w:rPr>
+        <w:rFonts w:ascii="OpenSymbol" w:hAnsi="OpenSymbol" w:cs="OpenSymbol" w:hint="default"/>
+      </w:rPr>
+    </w:lvl>
+  </w:abstractNum>
+  <w:abstractNum w:abstractNumId="3">
+    <w:lvl w:ilvl="0">
+      <w:start w:val="1"/>
+      <w:numFmt w:val="none"/>
+      <w:suff w:val="nothing"/>
+      <w:lvlText w:val=""/>
+      <w:lvlJc w:val="left"/>
+      <w:pPr>
+        <w:tabs>
+          <w:tab w:val="num" w:pos="0"/>
+        </w:tabs>
+        <w:ind w:left="0" w:hanging="0"/>
+      </w:pPr>
+    </w:lvl>
+    <w:lvl w:ilvl="1">
+      <w:start w:val="1"/>
+      <w:numFmt w:val="none"/>
+      <w:suff w:val="nothing"/>
+      <w:lvlText w:val=""/>
+      <w:lvlJc w:val="left"/>
+      <w:pPr>
+        <w:tabs>
+          <w:tab w:val="num" w:pos="0"/>
+        </w:tabs>
+        <w:ind w:left="0" w:hanging="0"/>
+      </w:pPr>
+    </w:lvl>
+    <w:lvl w:ilvl="2">
+      <w:start w:val="1"/>
+      <w:numFmt w:val="none"/>
+      <w:suff w:val="nothing"/>
+      <w:lvlText w:val=""/>
+      <w:lvlJc w:val="left"/>
+      <w:pPr>
+        <w:tabs>
+          <w:tab w:val="num" w:pos="0"/>
+        </w:tabs>
+        <w:ind w:left="0" w:hanging="0"/>
+      </w:pPr>
+    </w:lvl>
+    <w:lvl w:ilvl="3">
+      <w:start w:val="1"/>
+      <w:numFmt w:val="none"/>
+      <w:suff w:val="nothing"/>
+      <w:lvlText w:val=""/>
+      <w:lvlJc w:val="left"/>
+      <w:pPr>
+        <w:tabs>
+          <w:tab w:val="num" w:pos="0"/>
+        </w:tabs>
+        <w:ind w:left="0" w:hanging="0"/>
+      </w:pPr>
+    </w:lvl>
+    <w:lvl w:ilvl="4">
+      <w:start w:val="1"/>
+      <w:numFmt w:val="none"/>
+      <w:suff w:val="nothing"/>
+      <w:lvlText w:val=""/>
+      <w:lvlJc w:val="left"/>
+      <w:pPr>
+        <w:tabs>
+          <w:tab w:val="num" w:pos="0"/>
+        </w:tabs>
+        <w:ind w:left="0" w:hanging="0"/>
+      </w:pPr>
+    </w:lvl>
+    <w:lvl w:ilvl="5">
+      <w:start w:val="1"/>
+      <w:numFmt w:val="none"/>
+      <w:suff w:val="nothing"/>
+      <w:lvlText w:val=""/>
+      <w:lvlJc w:val="left"/>
+      <w:pPr>
+        <w:tabs>
+          <w:tab w:val="num" w:pos="0"/>
+        </w:tabs>
+        <w:ind w:left="0" w:hanging="0"/>
+      </w:pPr>
+    </w:lvl>
+    <w:lvl w:ilvl="6">
+      <w:start w:val="1"/>
+      <w:numFmt w:val="none"/>
+      <w:suff w:val="nothing"/>
+      <w:lvlText w:val=""/>
+      <w:lvlJc w:val="left"/>
+      <w:pPr>
+        <w:tabs>
+          <w:tab w:val="num" w:pos="0"/>
+        </w:tabs>
+        <w:ind w:left="0" w:hanging="0"/>
+      </w:pPr>
+    </w:lvl>
+    <w:lvl w:ilvl="7">
+      <w:start w:val="1"/>
+      <w:numFmt w:val="none"/>
+      <w:suff w:val="nothing"/>
+      <w:lvlText w:val=""/>
+      <w:lvlJc w:val="left"/>
+      <w:pPr>
+        <w:tabs>
+          <w:tab w:val="num" w:pos="0"/>
+        </w:tabs>
+        <w:ind w:left="0" w:hanging="0"/>
+      </w:pPr>
+    </w:lvl>
+    <w:lvl w:ilvl="8">
+      <w:start w:val="1"/>
+      <w:numFmt w:val="none"/>
+      <w:suff w:val="nothing"/>
+      <w:lvlText w:val=""/>
+      <w:lvlJc w:val="left"/>
+      <w:pPr>
+        <w:tabs>
+          <w:tab w:val="num" w:pos="0"/>
+        </w:tabs>
+        <w:ind w:left="0" w:hanging="0"/>
+      </w:pPr>
+    </w:lvl>
+  </w:abstractNum>
+  <w:num w:numId="1">
+    <w:abstractNumId w:val="1"/>
+  </w:num>
+  <w:num w:numId="2">
+    <w:abstractNumId w:val="2"/>
+  </w:num>
+  <w:num w:numId="3">
+    <w:abstractNumId w:val="3"/>
+  </w:num>
+</w:numbering>
+</file>
+
 <file path=word/styles.xml><?xml version="1.0" encoding="utf-8"?>
-<w:styles xmlns:mc="http://schemas.openxmlformats.org/markup-compatibility/2006" xmlns:r="http://schemas.openxmlformats.org/officeDocument/2006/relationships" xmlns:w="http://schemas.openxmlformats.org/wordprocessingml/2006/main" xmlns:w14="http://schemas.microsoft.com/office/word/2010/wordml" xmlns:w15="http://schemas.microsoft.com/office/word/2012/wordml" xmlns:w16cex="http://schemas.microsoft.com/office/word/2018/wordml/cex" xmlns:w16cid="http://schemas.microsoft.com/office/word/2016/wordml/cid" xmlns:w16="http://schemas.microsoft.com/office/word/2018/wordml" xmlns:w16du="http://schemas.microsoft.com/office/word/2023/wordml/word16du" xmlns:w16sdtdh="http://schemas.microsoft.com/office/word/2020/wordml/sdtdatahash" xmlns:w16sdtfl="http://schemas.microsoft.com/office/word/2024/wordml/sdtformatlock" xmlns:w16se="http://schemas.microsoft.com/office/word/2015/wordml/symex" mc:Ignorable="w14 w15 w16se w16cid w16 w16cex w16sdtdh w16sdtfl w16du">
+<w:styles xmlns:w="http://schemas.openxmlformats.org/wordprocessingml/2006/main" xmlns:w14="http://schemas.microsoft.com/office/word/2010/wordml" xmlns:mc="http://schemas.openxmlformats.org/markup-compatibility/2006" mc:Ignorable="w14">
   <w:docDefaults>
     <w:rPrDefault>
       <w:rPr>
-        <w:rFonts w:ascii="Times New Roman" w:eastAsia="Times New Roman" w:hAnsi="Times New Roman" w:cs="Times New Roman"/>
+        <w:rFonts w:ascii="Times New Roman" w:hAnsi="Times New Roman" w:eastAsia="Times New Roman" w:cs="Times New Roman"/>
         <w:sz w:val="24"/>
         <w:szCs w:val="24"/>
         <w:lang w:val="en-US" w:eastAsia="ja-JP" w:bidi="ar-SA"/>
       </w:rPr>
     </w:rPrDefault>
-    <w:pPrDefault/>
+    <w:pPrDefault>
+      <w:pPr>
+        <w:suppressAutoHyphens w:val="true"/>
+      </w:pPr>
+    </w:pPrDefault>
   </w:docDefaults>
   <w:latentStyles w:defLockedState="0" w:defUIPriority="99" w:defSemiHidden="0" w:defUnhideWhenUsed="0" w:defQFormat="0" w:count="376">
     <w:lsdException w:name="Normal" w:uiPriority="0" w:qFormat="1"/>
     <w:lsdException w:name="heading 1" w:uiPriority="9" w:qFormat="1"/>
-    <w:lsdException w:name="heading 2" w:semiHidden="1" w:uiPriority="9" w:unhideWhenUsed="1" w:qFormat="1"/>
-    <w:lsdException w:name="heading 3" w:semiHidden="1" w:uiPriority="9" w:unhideWhenUsed="1" w:qFormat="1"/>
-    <w:lsdException w:name="heading 4" w:semiHidden="1" w:uiPriority="9" w:unhideWhenUsed="1" w:qFormat="1"/>
-    <w:lsdException w:name="heading 5" w:semiHidden="1" w:uiPriority="9" w:unhideWhenUsed="1" w:qFormat="1"/>
-    <w:lsdException w:name="heading 6" w:semiHidden="1" w:uiPriority="9" w:unhideWhenUsed="1" w:qFormat="1"/>
-    <w:lsdException w:name="heading 7" w:semiHidden="1" w:uiPriority="9" w:unhideWhenUsed="1" w:qFormat="1"/>
-    <w:lsdException w:name="heading 8" w:semiHidden="1" w:uiPriority="9" w:unhideWhenUsed="1" w:qFormat="1"/>
-    <w:lsdException w:name="heading 9" w:semiHidden="1" w:uiPriority="9" w:unhideWhenUsed="1" w:qFormat="1"/>
+    <w:lsdException w:name="heading 2" w:uiPriority="9" w:semiHidden="1" w:unhideWhenUsed="1" w:qFormat="1"/>
+    <w:lsdException w:name="heading 3" w:uiPriority="9" w:semiHidden="1" w:unhideWhenUsed="1" w:qFormat="1"/>
+    <w:lsdException w:name="heading 4" w:uiPriority="9" w:semiHidden="1" w:unhideWhenUsed="1" w:qFormat="1"/>
+    <w:lsdException w:name="heading 5" w:uiPriority="9" w:semiHidden="1" w:unhideWhenUsed="1" w:qFormat="1"/>
+    <w:lsdException w:name="heading 6" w:uiPriority="9" w:semiHidden="1" w:unhideWhenUsed="1" w:qFormat="1"/>
+    <w:lsdException w:name="heading 7" w:uiPriority="9" w:semiHidden="1" w:unhideWhenUsed="1" w:qFormat="1"/>
+    <w:lsdException w:name="heading 8" w:uiPriority="9" w:semiHidden="1" w:unhideWhenUsed="1" w:qFormat="1"/>
+    <w:lsdException w:name="heading 9" w:uiPriority="9" w:semiHidden="1" w:unhideWhenUsed="1" w:qFormat="1"/>
     <w:lsdException w:name="index 1" w:semiHidden="1" w:unhideWhenUsed="1"/>
     <w:lsdException w:name="index 2" w:semiHidden="1" w:unhideWhenUsed="1"/>
     <w:lsdException w:name="index 3" w:semiHidden="1" w:unhideWhenUsed="1"/>
@@ -673,22 +2987,22 @@
     <w:lsdException w:name="index 7" w:semiHidden="1" w:unhideWhenUsed="1"/>
     <w:lsdException w:name="index 8" w:semiHidden="1" w:unhideWhenUsed="1"/>
     <w:lsdException w:name="index 9" w:semiHidden="1" w:unhideWhenUsed="1"/>
-    <w:lsdException w:name="toc 1" w:semiHidden="1" w:uiPriority="39" w:unhideWhenUsed="1"/>
-    <w:lsdException w:name="toc 2" w:semiHidden="1" w:uiPriority="39" w:unhideWhenUsed="1"/>
-    <w:lsdException w:name="toc 3" w:semiHidden="1" w:uiPriority="39" w:unhideWhenUsed="1"/>
-    <w:lsdException w:name="toc 4" w:semiHidden="1" w:uiPriority="39" w:unhideWhenUsed="1"/>
-    <w:lsdException w:name="toc 5" w:semiHidden="1" w:uiPriority="39" w:unhideWhenUsed="1"/>
-    <w:lsdException w:name="toc 6" w:semiHidden="1" w:uiPriority="39" w:unhideWhenUsed="1"/>
-    <w:lsdException w:name="toc 7" w:semiHidden="1" w:uiPriority="39" w:unhideWhenUsed="1"/>
-    <w:lsdException w:name="toc 8" w:semiHidden="1" w:uiPriority="39" w:unhideWhenUsed="1"/>
-    <w:lsdException w:name="toc 9" w:semiHidden="1" w:uiPriority="39" w:unhideWhenUsed="1"/>
+    <w:lsdException w:name="toc 1" w:uiPriority="39" w:semiHidden="1" w:unhideWhenUsed="1"/>
+    <w:lsdException w:name="toc 2" w:uiPriority="39" w:semiHidden="1" w:unhideWhenUsed="1"/>
+    <w:lsdException w:name="toc 3" w:uiPriority="39" w:semiHidden="1" w:unhideWhenUsed="1"/>
+    <w:lsdException w:name="toc 4" w:uiPriority="39" w:semiHidden="1" w:unhideWhenUsed="1"/>
+    <w:lsdException w:name="toc 5" w:uiPriority="39" w:semiHidden="1" w:unhideWhenUsed="1"/>
+    <w:lsdException w:name="toc 6" w:uiPriority="39" w:semiHidden="1" w:unhideWhenUsed="1"/>
+    <w:lsdException w:name="toc 7" w:uiPriority="39" w:semiHidden="1" w:unhideWhenUsed="1"/>
+    <w:lsdException w:name="toc 8" w:uiPriority="39" w:semiHidden="1" w:unhideWhenUsed="1"/>
+    <w:lsdException w:name="toc 9" w:uiPriority="39" w:semiHidden="1" w:unhideWhenUsed="1"/>
     <w:lsdException w:name="Normal Indent" w:semiHidden="1" w:unhideWhenUsed="1"/>
     <w:lsdException w:name="footnote text" w:semiHidden="1" w:unhideWhenUsed="1"/>
     <w:lsdException w:name="annotation text" w:semiHidden="1" w:unhideWhenUsed="1"/>
     <w:lsdException w:name="header" w:semiHidden="1" w:unhideWhenUsed="1"/>
     <w:lsdException w:name="footer" w:semiHidden="1" w:unhideWhenUsed="1"/>
     <w:lsdException w:name="index heading" w:semiHidden="1" w:unhideWhenUsed="1"/>
-    <w:lsdException w:name="caption" w:semiHidden="1" w:uiPriority="35" w:unhideWhenUsed="1" w:qFormat="1"/>
+    <w:lsdException w:name="caption" w:uiPriority="35" w:semiHidden="1" w:unhideWhenUsed="1" w:qFormat="1"/>
     <w:lsdException w:name="table of figures" w:semiHidden="1" w:unhideWhenUsed="1"/>
     <w:lsdException w:name="envelope address" w:semiHidden="1" w:unhideWhenUsed="1"/>
     <w:lsdException w:name="envelope return" w:semiHidden="1" w:unhideWhenUsed="1"/>
@@ -719,7 +3033,7 @@
     <w:lsdException w:name="Title" w:uiPriority="10" w:qFormat="1"/>
     <w:lsdException w:name="Closing" w:semiHidden="1" w:unhideWhenUsed="1"/>
     <w:lsdException w:name="Signature" w:semiHidden="1" w:unhideWhenUsed="1"/>
-    <w:lsdException w:name="Default Paragraph Font" w:semiHidden="1" w:uiPriority="1" w:unhideWhenUsed="1"/>
+    <w:lsdException w:name="Default Paragraph Font" w:uiPriority="1" w:semiHidden="1" w:unhideWhenUsed="1"/>
     <w:lsdException w:name="Body Text" w:semiHidden="1" w:unhideWhenUsed="1"/>
     <w:lsdException w:name="Body Text Indent" w:semiHidden="1" w:unhideWhenUsed="1"/>
     <w:lsdException w:name="List Continue" w:semiHidden="1" w:unhideWhenUsed="1"/>
@@ -919,8 +3233,8 @@
     <w:lsdException w:name="Subtle Reference" w:uiPriority="31" w:qFormat="1"/>
     <w:lsdException w:name="Intense Reference" w:uiPriority="32" w:qFormat="1"/>
     <w:lsdException w:name="Book Title" w:uiPriority="33" w:qFormat="1"/>
-    <w:lsdException w:name="Bibliography" w:semiHidden="1" w:uiPriority="37" w:unhideWhenUsed="1"/>
-    <w:lsdException w:name="TOC Heading" w:semiHidden="1" w:uiPriority="39" w:unhideWhenUsed="1" w:qFormat="1"/>
+    <w:lsdException w:name="Bibliography" w:uiPriority="37" w:semiHidden="1" w:unhideWhenUsed="1"/>
+    <w:lsdException w:name="TOC Heading" w:uiPriority="39" w:semiHidden="1" w:unhideWhenUsed="1" w:qFormat="1"/>
     <w:lsdException w:name="Plain Table 1" w:uiPriority="41"/>
     <w:lsdException w:name="Plain Table 2" w:uiPriority="42"/>
     <w:lsdException w:name="Plain Table 3" w:uiPriority="43"/>
@@ -1031,29 +3345,43 @@
     <w:lsdException w:name="Unresolved Mention" w:semiHidden="1" w:unhideWhenUsed="1"/>
     <w:lsdException w:name="Smart Link" w:semiHidden="1" w:unhideWhenUsed="1"/>
   </w:latentStyles>
-  <w:style w:type="paragraph" w:default="1" w:styleId="Normal">
+  <w:style w:type="paragraph" w:styleId="Normal" w:default="1">
     <w:name w:val="Normal"/>
     <w:qFormat/>
+    <w:pPr>
+      <w:widowControl/>
+      <w:bidi w:val="0"/>
+      <w:spacing w:before="0" w:after="0"/>
+      <w:jc w:val="left"/>
+    </w:pPr>
+    <w:rPr>
+      <w:rFonts w:ascii="Times New Roman" w:hAnsi="Times New Roman" w:eastAsia="Times New Roman" w:cs="Times New Roman"/>
+      <w:color w:val="auto"/>
+      <w:kern w:val="0"/>
+      <w:sz w:val="24"/>
+      <w:szCs w:val="24"/>
+      <w:lang w:val="en-US" w:eastAsia="ja-JP" w:bidi="ar-SA"/>
+    </w:rPr>
   </w:style>
   <w:style w:type="paragraph" w:styleId="Heading1">
-    <w:name w:val="heading 1"/>
+    <w:name w:val="Heading 1"/>
     <w:basedOn w:val="Normal"/>
     <w:next w:val="Normal"/>
     <w:uiPriority w:val="9"/>
     <w:qFormat/>
     <w:pPr>
-      <w:spacing w:after="167"/>
+      <w:spacing w:before="0" w:after="167"/>
       <w:outlineLvl w:val="0"/>
     </w:pPr>
     <w:rPr>
-      <w:rFonts w:ascii="Arial" w:eastAsia="Arial" w:hAnsi="Arial" w:cs="Arial"/>
+      <w:rFonts w:ascii="Arial" w:hAnsi="Arial" w:eastAsia="Arial" w:cs="Arial"/>
       <w:b/>
       <w:sz w:val="27"/>
       <w:szCs w:val="27"/>
     </w:rPr>
   </w:style>
   <w:style w:type="paragraph" w:styleId="Heading2">
-    <w:name w:val="heading 2"/>
+    <w:name w:val="Heading 2"/>
     <w:basedOn w:val="Normal"/>
     <w:next w:val="Normal"/>
     <w:uiPriority w:val="9"/>
@@ -1061,12 +3389,12 @@
     <w:unhideWhenUsed/>
     <w:qFormat/>
     <w:pPr>
-      <w:keepNext/>
+      <w:keepNext w:val="true"/>
       <w:spacing w:before="240" w:after="60"/>
       <w:outlineLvl w:val="1"/>
     </w:pPr>
     <w:rPr>
-      <w:rFonts w:ascii="Arial" w:eastAsia="Arial" w:hAnsi="Arial" w:cs="Arial"/>
+      <w:rFonts w:ascii="Arial" w:hAnsi="Arial" w:eastAsia="Arial" w:cs="Arial"/>
       <w:b/>
       <w:i/>
       <w:sz w:val="28"/>
@@ -1074,7 +3402,7 @@
     </w:rPr>
   </w:style>
   <w:style w:type="paragraph" w:styleId="Heading3">
-    <w:name w:val="heading 3"/>
+    <w:name w:val="Heading 3"/>
     <w:basedOn w:val="Normal"/>
     <w:next w:val="Normal"/>
     <w:uiPriority w:val="9"/>
@@ -1082,19 +3410,19 @@
     <w:unhideWhenUsed/>
     <w:qFormat/>
     <w:pPr>
-      <w:keepNext/>
+      <w:keepNext w:val="true"/>
       <w:spacing w:before="240" w:after="60"/>
       <w:outlineLvl w:val="2"/>
     </w:pPr>
     <w:rPr>
-      <w:rFonts w:ascii="Arial" w:eastAsia="Arial" w:hAnsi="Arial" w:cs="Arial"/>
+      <w:rFonts w:ascii="Arial" w:hAnsi="Arial" w:eastAsia="Arial" w:cs="Arial"/>
       <w:b/>
       <w:sz w:val="26"/>
       <w:szCs w:val="26"/>
     </w:rPr>
   </w:style>
   <w:style w:type="paragraph" w:styleId="Heading4">
-    <w:name w:val="heading 4"/>
+    <w:name w:val="Heading 4"/>
     <w:basedOn w:val="Normal"/>
     <w:next w:val="Normal"/>
     <w:uiPriority w:val="9"/>
@@ -1102,7 +3430,7 @@
     <w:unhideWhenUsed/>
     <w:qFormat/>
     <w:pPr>
-      <w:keepNext/>
+      <w:keepNext w:val="true"/>
       <w:keepLines/>
       <w:spacing w:before="240" w:after="40"/>
       <w:outlineLvl w:val="3"/>
@@ -1112,7 +3440,7 @@
     </w:rPr>
   </w:style>
   <w:style w:type="paragraph" w:styleId="Heading5">
-    <w:name w:val="heading 5"/>
+    <w:name w:val="Heading 5"/>
     <w:basedOn w:val="Normal"/>
     <w:next w:val="Normal"/>
     <w:uiPriority w:val="9"/>
@@ -1120,7 +3448,7 @@
     <w:unhideWhenUsed/>
     <w:qFormat/>
     <w:pPr>
-      <w:keepNext/>
+      <w:keepNext w:val="true"/>
       <w:keepLines/>
       <w:spacing w:before="220" w:after="40"/>
       <w:outlineLvl w:val="4"/>
@@ -1132,7 +3460,7 @@
     </w:rPr>
   </w:style>
   <w:style w:type="paragraph" w:styleId="Heading6">
-    <w:name w:val="heading 6"/>
+    <w:name w:val="Heading 6"/>
     <w:basedOn w:val="Normal"/>
     <w:next w:val="Normal"/>
     <w:uiPriority w:val="9"/>
@@ -1140,7 +3468,7 @@
     <w:unhideWhenUsed/>
     <w:qFormat/>
     <w:pPr>
-      <w:keepNext/>
+      <w:keepNext w:val="true"/>
       <w:keepLines/>
       <w:spacing w:before="200" w:after="40"/>
       <w:outlineLvl w:val="5"/>
@@ -1151,32 +3479,85 @@
       <w:szCs w:val="20"/>
     </w:rPr>
   </w:style>
-  <w:style w:type="character" w:default="1" w:styleId="DefaultParagraphFont">
+  <w:style w:type="character" w:styleId="DefaultParagraphFont" w:default="1">
     <w:name w:val="Default Paragraph Font"/>
     <w:uiPriority w:val="1"/>
     <w:semiHidden/>
     <w:unhideWhenUsed/>
+    <w:qFormat/>
+    <w:rPr/>
   </w:style>
-  <w:style w:type="table" w:default="1" w:styleId="TableNormal">
-    <w:name w:val="Normal Table"/>
-    <w:uiPriority w:val="99"/>
-    <w:semiHidden/>
-    <w:unhideWhenUsed/>
-    <w:tblPr>
-      <w:tblInd w:w="0" w:type="dxa"/>
-      <w:tblCellMar>
-        <w:top w:w="0" w:type="dxa"/>
-        <w:left w:w="108" w:type="dxa"/>
-        <w:bottom w:w="0" w:type="dxa"/>
-        <w:right w:w="108" w:type="dxa"/>
-      </w:tblCellMar>
-    </w:tblPr>
+  <w:style w:type="character" w:styleId="Hyperlink">
+    <w:name w:val="Hyperlink"/>
+    <w:rPr>
+      <w:color w:val="000080"/>
+      <w:u w:val="single"/>
+    </w:rPr>
   </w:style>
-  <w:style w:type="numbering" w:default="1" w:styleId="NoList">
-    <w:name w:val="No List"/>
-    <w:uiPriority w:val="99"/>
-    <w:semiHidden/>
-    <w:unhideWhenUsed/>
+  <w:style w:type="character" w:styleId="Bullets">
+    <w:name w:val="Bullets"/>
+    <w:qFormat/>
+    <w:rPr>
+      <w:rFonts w:ascii="OpenSymbol" w:hAnsi="OpenSymbol" w:eastAsia="OpenSymbol" w:cs="OpenSymbol"/>
+    </w:rPr>
+  </w:style>
+  <w:style w:type="paragraph" w:styleId="Heading">
+    <w:name w:val="Heading"/>
+    <w:basedOn w:val="Normal"/>
+    <w:next w:val="BodyText"/>
+    <w:qFormat/>
+    <w:pPr>
+      <w:keepNext w:val="true"/>
+      <w:spacing w:before="240" w:after="120"/>
+    </w:pPr>
+    <w:rPr>
+      <w:rFonts w:ascii="Liberation Sans" w:hAnsi="Liberation Sans" w:eastAsia="Noto Sans CJK SC" w:cs="FreeSans"/>
+      <w:sz w:val="28"/>
+      <w:szCs w:val="28"/>
+    </w:rPr>
+  </w:style>
+  <w:style w:type="paragraph" w:styleId="BodyText">
+    <w:name w:val="Body Text"/>
+    <w:basedOn w:val="Normal"/>
+    <w:pPr>
+      <w:spacing w:lineRule="auto" w:line="276" w:before="0" w:after="140"/>
+    </w:pPr>
+    <w:rPr/>
+  </w:style>
+  <w:style w:type="paragraph" w:styleId="List">
+    <w:name w:val="List"/>
+    <w:basedOn w:val="BodyText"/>
+    <w:pPr/>
+    <w:rPr>
+      <w:rFonts w:cs="FreeSans"/>
+    </w:rPr>
+  </w:style>
+  <w:style w:type="paragraph" w:styleId="Caption">
+    <w:name w:val="Caption"/>
+    <w:basedOn w:val="Normal"/>
+    <w:qFormat/>
+    <w:pPr>
+      <w:suppressLineNumbers/>
+      <w:spacing w:before="120" w:after="120"/>
+    </w:pPr>
+    <w:rPr>
+      <w:rFonts w:cs="FreeSans"/>
+      <w:i/>
+      <w:iCs/>
+      <w:sz w:val="24"/>
+      <w:szCs w:val="24"/>
+    </w:rPr>
+  </w:style>
+  <w:style w:type="paragraph" w:styleId="Index">
+    <w:name w:val="Index"/>
+    <w:basedOn w:val="Normal"/>
+    <w:qFormat/>
+    <w:pPr>
+      <w:suppressLineNumbers/>
+    </w:pPr>
+    <w:rPr>
+      <w:rFonts w:cs="FreeSans"/>
+    </w:rPr>
   </w:style>
   <w:style w:type="paragraph" w:styleId="Title">
     <w:name w:val="Title"/>
@@ -1185,7 +3566,7 @@
     <w:uiPriority w:val="10"/>
     <w:qFormat/>
     <w:pPr>
-      <w:keepNext/>
+      <w:keepNext w:val="true"/>
       <w:keepLines/>
       <w:spacing w:before="480" w:after="120"/>
     </w:pPr>
@@ -1202,57 +3583,101 @@
     <w:uiPriority w:val="11"/>
     <w:qFormat/>
     <w:pPr>
-      <w:keepNext/>
+      <w:keepNext w:val="true"/>
       <w:keepLines/>
       <w:spacing w:before="360" w:after="80"/>
     </w:pPr>
     <w:rPr>
-      <w:rFonts w:ascii="Georgia" w:eastAsia="Georgia" w:hAnsi="Georgia" w:cs="Georgia"/>
+      <w:rFonts w:ascii="Georgia" w:hAnsi="Georgia" w:eastAsia="Georgia" w:cs="Georgia"/>
       <w:i/>
       <w:color w:val="666666"/>
       <w:sz w:val="48"/>
       <w:szCs w:val="48"/>
     </w:rPr>
   </w:style>
+  <w:style w:type="paragraph" w:styleId="HeaderandFooter">
+    <w:name w:val="Header and Footer"/>
+    <w:basedOn w:val="Normal"/>
+    <w:qFormat/>
+    <w:pPr/>
+    <w:rPr/>
+  </w:style>
+  <w:style w:type="paragraph" w:styleId="Header">
+    <w:name w:val="Header"/>
+    <w:basedOn w:val="HeaderandFooter"/>
+    <w:pPr/>
+    <w:rPr/>
+  </w:style>
+  <w:style w:type="paragraph" w:styleId="TableContents">
+    <w:name w:val="Table Contents"/>
+    <w:basedOn w:val="Normal"/>
+    <w:qFormat/>
+    <w:pPr>
+      <w:widowControl w:val="false"/>
+      <w:suppressLineNumbers/>
+    </w:pPr>
+    <w:rPr/>
+  </w:style>
+  <w:style w:type="numbering" w:styleId="NoList" w:default="1">
+    <w:name w:val="No List"/>
+    <w:uiPriority w:val="99"/>
+    <w:semiHidden/>
+    <w:unhideWhenUsed/>
+    <w:qFormat/>
+  </w:style>
+  <w:style w:type="table" w:default="1" w:styleId="TableNormal">
+    <w:name w:val="Normal Table"/>
+    <w:uiPriority w:val="99"/>
+    <w:semiHidden/>
+    <w:unhideWhenUsed/>
+    <w:tblPr>
+      <w:tblCellMar>
+        <w:top w:w="0" w:type="dxa"/>
+        <w:left w:w="108" w:type="dxa"/>
+        <w:bottom w:w="0" w:type="dxa"/>
+        <w:right w:w="108" w:type="dxa"/>
+      </w:tblCellMar>
+    </w:tblPr>
+  </w:style>
 </w:styles>
 </file>
 
 <file path=word/theme/theme1.xml><?xml version="1.0" encoding="utf-8"?>
-<a:theme xmlns:a="http://schemas.openxmlformats.org/drawingml/2006/main" name="Office Theme">
+<a:theme xmlns:a="http://schemas.openxmlformats.org/drawingml/2006/main" xmlns:r="http://schemas.openxmlformats.org/officeDocument/2006/relationships" name="Office Theme">
   <a:themeElements>
     <a:clrScheme name="Office">
       <a:dk1>
-        <a:sysClr val="windowText" lastClr="000000"/>
+        <a:srgbClr val="000000"/>
       </a:dk1>
       <a:lt1>
-        <a:sysClr val="window" lastClr="FFFFFF"/>
+        <a:srgbClr val="ffffff"/>
       </a:lt1>
       <a:dk2>
-        <a:srgbClr val="1F497D"/>
+        <a:srgbClr val="1f497d"/>
       </a:dk2>
       <a:lt2>
-        <a:srgbClr val="EEECE1"/>
+        <a:srgbClr val="eeece1"/>
       </a:lt2>
       <a:accent1>
-        <a:srgbClr val="4F81BD"/>
+        <a:srgbClr val="4f81bd"/>
       </a:accent1>
       <a:accent2>
-        <a:srgbClr val="C0504D"/>
+        <a:srgbClr val="c0504d"/>
       </a:accent2>
       <a:accent3>
-        <a:srgbClr val="9BBB59"/>
+        <a:srgbClr val="9bbb59"/>
       </a:accent3>
       <a:accent4>
-        <a:srgbClr val="8064A2"/>
+        <a:srgbClr val="8064a2"/>
       </a:accent4>
       <a:accent5>
-        <a:srgbClr val="4BACC6"/>
+        <a:srgbClr val="4bacc6"/>
       </a:accent5>
       <a:accent6>
-        <a:srgbClr val="F79646"/>
+        <a:srgbClr val="f79646"/>
       </a:accent6>
       <a:hlink>
-        <a:srgbClr val="0000FF"/>
+        <a:srgbClr val="0000ff"/>
       </a:hlink>
       <a:folHlink>
         <a:srgbClr val="800080"/>
@@ -1260,279 +3685,131 @@
     </a:clrScheme>
     <a:fontScheme name="Office">
       <a:majorFont>
-        <a:latin typeface="Calibri"/>
+        <a:latin typeface="Calibri" pitchFamily="0" charset="1"/>
         <a:ea typeface=""/>
         <a:cs typeface=""/>
-        <a:font script="Jpan" typeface="ＭＳ ゴシック"/>
-        <a:font script="Hang" typeface="맑은 고딕"/>
-        <a:font script="Hans" typeface="宋体"/>
-        <a:font script="Hant" typeface="新細明體"/>
-        <a:font script="Arab" typeface="Times New Roman"/>
-        <a:font script="Hebr" typeface="Times New Roman"/>
-        <a:font script="Thai" typeface="Angsana New"/>
-        <a:font script="Ethi" typeface="Nyala"/>
-        <a:font script="Beng" typeface="Vrinda"/>
-        <a:font script="Gujr" typeface="Shruti"/>
-        <a:font script="Khmr" typeface="MoolBoran"/>
-        <a:font script="Knda" typeface="Tunga"/>
-        <a:font script="Guru" typeface="Raavi"/>
-        <a:font script="Cans" typeface="Euphemia"/>
-        <a:font script="Cher" typeface="Plantagenet Cherokee"/>
-        <a:font script="Yiii" typeface="Microsoft Yi Baiti"/>
-        <a:font script="Tibt" typeface="Microsoft Himalaya"/>
-        <a:font script="Thaa" typeface="MV Boli"/>
-        <a:font script="Deva" typeface="Mangal"/>
-        <a:font script="Telu" typeface="Gautami"/>
-        <a:font script="Taml" typeface="Latha"/>
-        <a:font script="Syrc" typeface="Estrangelo Edessa"/>
-        <a:font script="Orya" typeface="Kalinga"/>
-        <a:font script="Mlym" typeface="Kartika"/>
-        <a:font script="Laoo" typeface="DokChampa"/>
-        <a:font script="Sinh" typeface="Iskoola Pota"/>
-        <a:font script="Mong" typeface="Mongolian Baiti"/>
-        <a:font script="Viet" typeface="Times New Roman"/>
-        <a:font script="Uigh" typeface="Microsoft Uighur"/>
-        <a:font script="Geor" typeface="Sylfaen"/>
       </a:majorFont>
       <a:minorFont>
-        <a:latin typeface="Cambria"/>
+        <a:latin typeface="Cambria" pitchFamily="0" charset="1"/>
         <a:ea typeface=""/>
         <a:cs typeface=""/>
-        <a:font script="Jpan" typeface="ＭＳ 明朝"/>
-        <a:font script="Hang" typeface="맑은 고딕"/>
-        <a:font script="Hans" typeface="宋体"/>
-        <a:font script="Hant" typeface="新細明體"/>
-        <a:font script="Arab" typeface="Arial"/>
-        <a:font script="Hebr" typeface="Arial"/>
-        <a:font script="Thai" typeface="Cordia New"/>
-        <a:font script="Ethi" typeface="Nyala"/>
-        <a:font script="Beng" typeface="Vrinda"/>
-        <a:font script="Gujr" typeface="Shruti"/>
-        <a:font script="Khmr" typeface="DaunPenh"/>
-        <a:font script="Knda" typeface="Tunga"/>
-        <a:font script="Guru" typeface="Raavi"/>
-        <a:font script="Cans" typeface="Euphemia"/>
-        <a:font script="Cher" typeface="Plantagenet Cherokee"/>
-        <a:font script="Yiii" typeface="Microsoft Yi Baiti"/>
-        <a:font script="Tibt" typeface="Microsoft Himalaya"/>
-        <a:font script="Thaa" typeface="MV Boli"/>
-        <a:font script="Deva" typeface="Mangal"/>
-        <a:font script="Telu" typeface="Gautami"/>
-        <a:font script="Taml" typeface="Latha"/>
-        <a:font script="Syrc" typeface="Estrangelo Edessa"/>
-        <a:font script="Orya" typeface="Kalinga"/>
-        <a:font script="Mlym" typeface="Kartika"/>
-        <a:font script="Laoo" typeface="DokChampa"/>
-        <a:font script="Sinh" typeface="Iskoola Pota"/>
-        <a:font script="Mong" typeface="Mongolian Baiti"/>
-        <a:font script="Viet" typeface="Arial"/>
-        <a:font script="Uigh" typeface="Microsoft Uighur"/>
-        <a:font script="Geor" typeface="Sylfaen"/>
       </a:minorFont>
     </a:fontScheme>
-    <a:fmtScheme name="Office">
+    <a:fmtScheme>
       <a:fillStyleLst>
         <a:solidFill>
           <a:schemeClr val="phClr"/>
         </a:solidFill>
-        <a:gradFill rotWithShape="1">
+        <a:gradFill>
           <a:gsLst>
             <a:gs pos="0">
               <a:schemeClr val="phClr">
                 <a:tint val="50000"/>
-                <a:satMod val="300000"/>
               </a:schemeClr>
             </a:gs>
             <a:gs pos="35000">
               <a:schemeClr val="phClr">
                 <a:tint val="37000"/>
-                <a:satMod val="300000"/>
               </a:schemeClr>
             </a:gs>
             <a:gs pos="100000">
               <a:schemeClr val="phClr">
                 <a:tint val="15000"/>
-                <a:satMod val="350000"/>
               </a:schemeClr>
             </a:gs>
           </a:gsLst>
           <a:lin ang="16200000" scaled="1"/>
+          <a:tileRect l="0" t="0" r="0" b="0"/>
         </a:gradFill>
-        <a:gradFill rotWithShape="1">
+        <a:gradFill>
           <a:gsLst>
             <a:gs pos="0">
               <a:schemeClr val="phClr">
                 <a:tint val="100000"/>
                 <a:shade val="100000"/>
-                <a:satMod val="130000"/>
               </a:schemeClr>
             </a:gs>
             <a:gs pos="100000">
               <a:schemeClr val="phClr">
                 <a:tint val="50000"/>
                 <a:shade val="100000"/>
-                <a:satMod val="350000"/>
               </a:schemeClr>
             </a:gs>
           </a:gsLst>
           <a:lin ang="16200000" scaled="0"/>
+          <a:tileRect l="0" t="0" r="0" b="0"/>
         </a:gradFill>
       </a:fillStyleLst>
       <a:lnStyleLst>
         <a:ln w="9525" cap="flat" cmpd="sng" algn="ctr">
-          <a:solidFill>
-            <a:schemeClr val="phClr">
-              <a:shade val="95000"/>
-              <a:satMod val="105000"/>
-            </a:schemeClr>
-          </a:solidFill>
           <a:prstDash val="solid"/>
         </a:ln>
         <a:ln w="25400" cap="flat" cmpd="sng" algn="ctr">
-          <a:solidFill>
-            <a:schemeClr val="phClr"/>
-          </a:solidFill>
           <a:prstDash val="solid"/>
         </a:ln>
         <a:ln w="38100" cap="flat" cmpd="sng" algn="ctr">
-          <a:solidFill>
-            <a:schemeClr val="phClr"/>
-          </a:solidFill>
           <a:prstDash val="solid"/>
         </a:ln>
       </a:lnStyleLst>
       <a:effectStyleLst>
         <a:effectStyle>
-          <a:effectLst>
-            <a:outerShdw blurRad="40000" dist="20000" dir="5400000" rotWithShape="0">
-              <a:srgbClr val="000000">
-                <a:alpha val="38000"/>
-              </a:srgbClr>
-            </a:outerShdw>
-          </a:effectLst>
+          <a:effectLst/>
         </a:effectStyle>
         <a:effectStyle>
-          <a:effectLst>
-            <a:outerShdw blurRad="40000" dist="23000" dir="5400000" rotWithShape="0">
-              <a:srgbClr val="000000">
-                <a:alpha val="35000"/>
-              </a:srgbClr>
-            </a:outerShdw>
-          </a:effectLst>
+          <a:effectLst/>
         </a:effectStyle>
         <a:effectStyle>
-          <a:effectLst>
-            <a:outerShdw blurRad="40000" dist="23000" dir="5400000" rotWithShape="0">
-              <a:srgbClr val="000000">
-                <a:alpha val="35000"/>
-              </a:srgbClr>
-            </a:outerShdw>
-          </a:effectLst>
-          <a:scene3d>
-            <a:camera prst="orthographicFront">
-              <a:rot lat="0" lon="0" rev="0"/>
-            </a:camera>
-            <a:lightRig rig="threePt" dir="t">
-              <a:rot lat="0" lon="0" rev="1200000"/>
-            </a:lightRig>
-          </a:scene3d>
-          <a:sp3d>
-            <a:bevelT w="63500" h="25400"/>
-          </a:sp3d>
+          <a:effectLst/>
         </a:effectStyle>
       </a:effectStyleLst>
       <a:bgFillStyleLst>
         <a:solidFill>
           <a:schemeClr val="phClr"/>
         </a:solidFill>
-        <a:gradFill rotWithShape="1">
+        <a:gradFill>
           <a:gsLst>
             <a:gs pos="0">
               <a:schemeClr val="phClr">
                 <a:tint val="40000"/>
-                <a:satMod val="350000"/>
               </a:schemeClr>
             </a:gs>
             <a:gs pos="40000">
               <a:schemeClr val="phClr">
                 <a:tint val="45000"/>
                 <a:shade val="99000"/>
-                <a:satMod val="350000"/>
               </a:schemeClr>
             </a:gs>
             <a:gs pos="100000">
               <a:schemeClr val="phClr">
                 <a:shade val="20000"/>
-                <a:satMod val="255000"/>
               </a:schemeClr>
             </a:gs>
           </a:gsLst>
           <a:path path="circle">
             <a:fillToRect l="50000" t="-80000" r="50000" b="180000"/>
           </a:path>
+          <a:tileRect l="0" t="0" r="0" b="0"/>
         </a:gradFill>
-        <a:gradFill rotWithShape="1">
+        <a:gradFill>
           <a:gsLst>
             <a:gs pos="0">
               <a:schemeClr val="phClr">
                 <a:tint val="80000"/>
-                <a:satMod val="300000"/>
               </a:schemeClr>
             </a:gs>
             <a:gs pos="100000">
               <a:schemeClr val="phClr">
                 <a:shade val="30000"/>
-                <a:satMod val="200000"/>
               </a:schemeClr>
             </a:gs>
           </a:gsLst>
           <a:path path="circle">
             <a:fillToRect l="50000" t="50000" r="50000" b="50000"/>
           </a:path>
+          <a:tileRect l="0" t="0" r="0" b="0"/>
         </a:gradFill>
       </a:bgFillStyleLst>
     </a:fmtScheme>
   </a:themeElements>
-  <a:objectDefaults>
-    <a:spDef>
-      <a:spPr/>
-      <a:bodyPr/>
-      <a:lstStyle/>
-      <a:style>
-        <a:lnRef idx="1">
-          <a:schemeClr val="accent1"/>
-        </a:lnRef>
-        <a:fillRef idx="3">
-          <a:schemeClr val="accent1"/>
-        </a:fillRef>
-        <a:effectRef idx="2">
-          <a:schemeClr val="accent1"/>
-        </a:effectRef>
-        <a:fontRef idx="minor">
-          <a:schemeClr val="lt1"/>
-        </a:fontRef>
-      </a:style>
-    </a:spDef>
-    <a:lnDef>
-      <a:spPr/>
-      <a:bodyPr/>
-      <a:lstStyle/>
-      <a:style>
-        <a:lnRef idx="2">
-          <a:schemeClr val="accent1"/>
-        </a:lnRef>
-        <a:fillRef idx="0">
-          <a:schemeClr val="accent1"/>
-        </a:fillRef>
-        <a:effectRef idx="1">
-          <a:schemeClr val="accent1"/>
-        </a:effectRef>
-        <a:fontRef idx="minor">
-          <a:schemeClr val="tx1"/>
-        </a:fontRef>
-      </a:style>
-    </a:lnDef>
-  </a:objectDefaults>
-  <a:extraClrSchemeLst/>
 </a:theme>
 </file>
--- a/Deep_Learning_Systems_Analysis_Report.docx
+++ b/Deep_Learning_Systems_Analysis_Report.docx
@@ -1,15 +1,13 @@
 
 <file path=word/document.xml><?xml version="1.0" encoding="utf-8"?>
-<w:document xmlns:o="urn:schemas-microsoft-com:office:office" xmlns:r="http://schemas.openxmlformats.org/officeDocument/2006/relationships" xmlns:v="urn:schemas-microsoft-com:vml" xmlns:w="http://schemas.openxmlformats.org/wordprocessingml/2006/main" xmlns:w10="urn:schemas-microsoft-com:office:word" xmlns:wp="http://schemas.openxmlformats.org/drawingml/2006/wordprocessingDrawing" xmlns:wps="http://schemas.microsoft.com/office/word/2010/wordprocessingShape" xmlns:wpg="http://schemas.microsoft.com/office/word/2010/wordprocessingGroup" xmlns:mc="http://schemas.openxmlformats.org/markup-compatibility/2006" xmlns:wp14="http://schemas.microsoft.com/office/word/2010/wordprocessingDrawing" xmlns:w14="http://schemas.microsoft.com/office/word/2010/wordml" xmlns:w15="http://schemas.microsoft.com/office/word/2012/wordml" mc:Ignorable="w14 wp14 w15">
+<w:document xmlns:wpc="http://schemas.microsoft.com/office/word/2010/wordprocessingCanvas" xmlns:cx="http://schemas.microsoft.com/office/drawing/2014/chartex" xmlns:cx1="http://schemas.microsoft.com/office/drawing/2015/9/8/chartex" xmlns:cx2="http://schemas.microsoft.com/office/drawing/2015/10/21/chartex" xmlns:cx3="http://schemas.microsoft.com/office/drawing/2016/5/9/chartex" xmlns:cx4="http://schemas.microsoft.com/office/drawing/2016/5/10/chartex" xmlns:cx5="http://schemas.microsoft.com/office/drawing/2016/5/11/chartex" xmlns:cx6="http://schemas.microsoft.com/office/drawing/2016/5/12/chartex" xmlns:cx7="http://schemas.microsoft.com/office/drawing/2016/5/13/chartex" xmlns:cx8="http://schemas.microsoft.com/office/drawing/2016/5/14/chartex" xmlns:mc="http://schemas.openxmlformats.org/markup-compatibility/2006" xmlns:aink="http://schemas.microsoft.com/office/drawing/2016/ink" xmlns:am3d="http://schemas.microsoft.com/office/drawing/2017/model3d" xmlns:o="urn:schemas-microsoft-com:office:office" xmlns:oel="http://schemas.microsoft.com/office/2019/extlst" xmlns:r="http://schemas.openxmlformats.org/officeDocument/2006/relationships" xmlns:m="http://schemas.openxmlformats.org/officeDocument/2006/math" xmlns:v="urn:schemas-microsoft-com:vml" xmlns:wp14="http://schemas.microsoft.com/office/word/2010/wordprocessingDrawing" xmlns:wp="http://schemas.openxmlformats.org/drawingml/2006/wordprocessingDrawing" xmlns:w10="urn:schemas-microsoft-com:office:word" xmlns:w="http://schemas.openxmlformats.org/wordprocessingml/2006/main" xmlns:w14="http://schemas.microsoft.com/office/word/2010/wordml" xmlns:w15="http://schemas.microsoft.com/office/word/2012/wordml" xmlns:w16cex="http://schemas.microsoft.com/office/word/2018/wordml/cex" xmlns:w16cid="http://schemas.microsoft.com/office/word/2016/wordml/cid" xmlns:w16="http://schemas.microsoft.com/office/word/2018/wordml" xmlns:w16du="http://schemas.microsoft.com/office/word/2023/wordml/word16du" xmlns:w16sdtdh="http://schemas.microsoft.com/office/word/2020/wordml/sdtdatahash" xmlns:w16sdtfl="http://schemas.microsoft.com/office/word/2024/wordml/sdtformatlock" xmlns:w16se="http://schemas.microsoft.com/office/word/2015/wordml/symex" xmlns:wpg="http://schemas.microsoft.com/office/word/2010/wordprocessingGroup" xmlns:wpi="http://schemas.microsoft.com/office/word/2010/wordprocessingInk" xmlns:wne="http://schemas.microsoft.com/office/word/2006/wordml" xmlns:wps="http://schemas.microsoft.com/office/word/2010/wordprocessingShape" mc:Ignorable="w14 w15 w16se w16cid w16 w16cex w16sdtdh w16sdtfl w16du wp14">
   <w:body>
     <w:p>
       <w:pPr>
-        <w:pStyle w:val="Normal"/>
         <w:tabs>
-          <w:tab w:val="clear" w:pos="720"/>
-          <w:tab w:val="left" w:pos="1440" w:leader="none"/>
+          <w:tab w:val="left" w:pos="1440"/>
         </w:tabs>
-        <w:spacing w:lineRule="auto" w:line="480" w:before="3600" w:after="0"/>
+        <w:spacing w:before="3600" w:line="480" w:lineRule="auto"/>
         <w:jc w:val="center"/>
         <w:rPr>
           <w:b/>
@@ -24,48 +22,34 @@
     </w:p>
     <w:p>
       <w:pPr>
-        <w:pStyle w:val="Normal"/>
-        <w:spacing w:lineRule="auto" w:line="480"/>
-        <w:jc w:val="center"/>
-        <w:rPr/>
-      </w:pPr>
-      <w:r>
-        <w:rPr/>
-      </w:r>
-    </w:p>
-    <w:p>
-      <w:pPr>
-        <w:pStyle w:val="Normal"/>
-        <w:spacing w:lineRule="auto" w:line="480"/>
-        <w:jc w:val="center"/>
-        <w:rPr/>
-      </w:pPr>
-      <w:r>
-        <w:rPr/>
+        <w:spacing w:line="480" w:lineRule="auto"/>
+        <w:jc w:val="center"/>
+      </w:pPr>
+    </w:p>
+    <w:p>
+      <w:pPr>
+        <w:spacing w:line="480" w:lineRule="auto"/>
+        <w:jc w:val="center"/>
+      </w:pPr>
+      <w:r>
         <w:t>Gene Foxwell</w:t>
       </w:r>
     </w:p>
     <w:p>
       <w:pPr>
-        <w:pStyle w:val="Normal"/>
-        <w:spacing w:lineRule="auto" w:line="480"/>
-        <w:jc w:val="center"/>
-        <w:rPr/>
-      </w:pPr>
-      <w:r>
-        <w:rPr/>
+        <w:spacing w:line="480" w:lineRule="auto"/>
+        <w:jc w:val="center"/>
+      </w:pPr>
+      <w:r>
         <w:t>Woolf University / Udacity School of Artificial Intelligence</w:t>
       </w:r>
     </w:p>
     <w:p>
       <w:pPr>
-        <w:pStyle w:val="Normal"/>
-        <w:spacing w:lineRule="auto" w:line="480"/>
-        <w:jc w:val="center"/>
-        <w:rPr/>
-      </w:pPr>
-      <w:r>
-        <w:rPr/>
+        <w:spacing w:line="480" w:lineRule="auto"/>
+        <w:jc w:val="center"/>
+      </w:pPr>
+      <w:r>
         <w:t>Deep Learning Systems</w:t>
       </w:r>
       <w:r>
@@ -74,8 +58,7 @@
     </w:p>
     <w:p>
       <w:pPr>
-        <w:pStyle w:val="Normal"/>
-        <w:spacing w:lineRule="auto" w:line="480" w:before="0" w:after="0"/>
+        <w:spacing w:line="480" w:lineRule="auto"/>
         <w:jc w:val="center"/>
         <w:rPr>
           <w:b/>
@@ -85,13 +68,13 @@
         <w:rPr>
           <w:b/>
         </w:rPr>
+        <w:lastRenderedPageBreak/>
         <w:t xml:space="preserve"> </w:t>
       </w:r>
     </w:p>
     <w:p>
       <w:pPr>
-        <w:pStyle w:val="Normal"/>
-        <w:spacing w:lineRule="auto" w:line="480"/>
+        <w:spacing w:line="480" w:lineRule="auto"/>
         <w:jc w:val="center"/>
         <w:rPr>
           <w:b/>
@@ -106,56 +89,103 @@
     </w:p>
     <w:p>
       <w:pPr>
-        <w:pStyle w:val="Normal"/>
-        <w:spacing w:lineRule="auto" w:line="480"/>
-        <w:ind w:firstLine="720"/>
-        <w:rPr/>
-      </w:pPr>
-      <w:r>
-        <w:rPr/>
+        <w:spacing w:line="480" w:lineRule="auto"/>
+        <w:ind w:firstLine="720"/>
+      </w:pPr>
+      <w:r>
         <w:t>This project explores the effects of reducing the parameter size for a UNet model’s performance on semantic segmentation of Mars Rover Curiosity’s image data for the purposes of navigation. We will train two models, a full-sized UNet model and one with significantly reduced parameters. We’ll summarize the results, examine ethical and bias concerns before discussing possible future work.</w:t>
       </w:r>
     </w:p>
     <w:p>
       <w:pPr>
-        <w:pStyle w:val="Normal"/>
-        <w:spacing w:lineRule="auto" w:line="480"/>
-        <w:ind w:hanging="0"/>
-        <w:jc w:val="center"/>
-        <w:rPr/>
-      </w:pPr>
-      <w:r>
-        <w:rPr/>
-      </w:r>
-    </w:p>
-    <w:p>
-      <w:pPr>
-        <w:pStyle w:val="Normal"/>
-        <w:spacing w:lineRule="auto" w:line="480"/>
-        <w:ind w:hanging="0"/>
-        <w:jc w:val="center"/>
-        <w:rPr/>
-      </w:pPr>
-      <w:r>
-        <w:rPr/>
-        <w:t>&lt;ROVER IMAGE&gt;</w:t>
-      </w:r>
-    </w:p>
-    <w:p>
-      <w:pPr>
-        <w:pStyle w:val="Normal"/>
-        <w:spacing w:lineRule="auto" w:line="480"/>
-        <w:ind w:firstLine="720"/>
-        <w:rPr/>
-      </w:pPr>
-      <w:r>
-        <w:rPr/>
-      </w:r>
-    </w:p>
-    <w:p>
-      <w:pPr>
-        <w:pStyle w:val="Normal"/>
-        <w:spacing w:lineRule="auto" w:line="480"/>
+        <w:spacing w:line="480" w:lineRule="auto"/>
+        <w:jc w:val="center"/>
+      </w:pPr>
+    </w:p>
+    <w:p>
+      <w:pPr>
+        <w:pStyle w:val="Caption"/>
+        <w:keepNext/>
+        <w:jc w:val="center"/>
+      </w:pPr>
+      <w:r>
+        <w:t xml:space="preserve">Figure </w:t>
+      </w:r>
+      <w:fldSimple w:instr=" SEQ Figure \* ARABIC ">
+        <w:r>
+          <w:rPr>
+            <w:noProof/>
+          </w:rPr>
+          <w:t>1</w:t>
+        </w:r>
+      </w:fldSimple>
+      <w:r>
+        <w:t xml:space="preserve"> Curiosity Rover</w:t>
+      </w:r>
+    </w:p>
+    <w:p>
+      <w:pPr>
+        <w:spacing w:line="480" w:lineRule="auto"/>
+        <w:ind w:firstLine="720"/>
+        <w:jc w:val="center"/>
+      </w:pPr>
+      <w:r>
+        <w:rPr>
+          <w:noProof/>
+        </w:rPr>
+        <w:drawing>
+          <wp:inline distT="0" distB="0" distL="0" distR="0" wp14:anchorId="5D36367C" wp14:editId="3B64354A">
+            <wp:extent cx="4450715" cy="3678555"/>
+            <wp:effectExtent l="0" t="0" r="0" b="0"/>
+            <wp:docPr id="1337987485" name="Picture 3"/>
+            <wp:cNvGraphicFramePr>
+              <a:graphicFrameLocks xmlns:a="http://schemas.openxmlformats.org/drawingml/2006/main" noChangeAspect="1"/>
+            </wp:cNvGraphicFramePr>
+            <a:graphic xmlns:a="http://schemas.openxmlformats.org/drawingml/2006/main">
+              <a:graphicData uri="http://schemas.openxmlformats.org/drawingml/2006/picture">
+                <pic:pic xmlns:pic="http://schemas.openxmlformats.org/drawingml/2006/picture">
+                  <pic:nvPicPr>
+                    <pic:cNvPr id="0" name="Picture 3"/>
+                    <pic:cNvPicPr>
+                      <a:picLocks noChangeAspect="1" noChangeArrowheads="1"/>
+                    </pic:cNvPicPr>
+                  </pic:nvPicPr>
+                  <pic:blipFill>
+                    <a:blip r:embed="rId7">
+                      <a:extLst>
+                        <a:ext uri="{28A0092B-C50C-407E-A947-70E740481C1C}">
+                          <a14:useLocalDpi xmlns:a14="http://schemas.microsoft.com/office/drawing/2010/main" val="0"/>
+                        </a:ext>
+                      </a:extLst>
+                    </a:blip>
+                    <a:srcRect/>
+                    <a:stretch>
+                      <a:fillRect/>
+                    </a:stretch>
+                  </pic:blipFill>
+                  <pic:spPr bwMode="auto">
+                    <a:xfrm>
+                      <a:off x="0" y="0"/>
+                      <a:ext cx="4450715" cy="3678555"/>
+                    </a:xfrm>
+                    <a:prstGeom prst="rect">
+                      <a:avLst/>
+                    </a:prstGeom>
+                    <a:noFill/>
+                    <a:ln>
+                      <a:noFill/>
+                    </a:ln>
+                  </pic:spPr>
+                </pic:pic>
+              </a:graphicData>
+            </a:graphic>
+          </wp:inline>
+        </w:drawing>
+      </w:r>
+    </w:p>
+    <w:p>
+      <w:pPr>
+        <w:spacing w:line="480" w:lineRule="auto"/>
         <w:jc w:val="center"/>
         <w:rPr>
           <w:b/>
@@ -170,155 +200,293 @@
     </w:p>
     <w:p>
       <w:pPr>
-        <w:pStyle w:val="Normal"/>
-        <w:spacing w:lineRule="auto" w:line="480"/>
-        <w:ind w:firstLine="720"/>
-        <w:rPr/>
-      </w:pPr>
-      <w:r>
-        <w:rPr/>
-        <w:t>Our task will be to look at the difference in performance in the UNet model (reference) on Curiosity Rover’s navigational camera when we reduce the number of parameters. This would allow the model to potentially use less power, run faster, and require less storage space (reference). To support this experiment we used the AI4Mars dataset (reference). We extracted the images and ground truth labels related to the Navigation Mast on the Rover. The ground truth labels provided by the AI4Mars dataset come in four categories:</w:t>
-      </w:r>
-    </w:p>
-    <w:p>
-      <w:pPr>
-        <w:pStyle w:val="Normal"/>
+        <w:spacing w:line="480" w:lineRule="auto"/>
+        <w:ind w:firstLine="720"/>
+      </w:pPr>
+      <w:r>
+        <w:t>Our task will be to look at the difference in performance in the UNet model (</w:t>
+      </w:r>
+      <w:r>
+        <w:rPr>
+          <w:lang w:val="en-CA"/>
+        </w:rPr>
+        <w:t>Ronneberger</w:t>
+      </w:r>
+      <w:r>
+        <w:rPr>
+          <w:lang w:val="en-CA"/>
+        </w:rPr>
+        <w:t xml:space="preserve"> 2015</w:t>
+      </w:r>
+      <w:r>
+        <w:t xml:space="preserve">) on Curiosity Rover’s navigational camera when we reduce the number of parameters. This would allow the model to potentially use less power, run faster, and require less storage space </w:t>
+      </w:r>
+      <w:r>
+        <w:lastRenderedPageBreak/>
+        <w:t>(</w:t>
+      </w:r>
+      <w:r>
+        <w:rPr>
+          <w:lang w:val="en-CA"/>
+        </w:rPr>
+        <w:t>Yang</w:t>
+      </w:r>
+      <w:r>
+        <w:rPr>
+          <w:lang w:val="en-CA"/>
+        </w:rPr>
+        <w:t xml:space="preserve"> 2023</w:t>
+      </w:r>
+      <w:r>
+        <w:t xml:space="preserve">). To support this </w:t>
+      </w:r>
+      <w:r>
+        <w:t>experiment,</w:t>
+      </w:r>
+      <w:r>
+        <w:t xml:space="preserve"> we used the </w:t>
+      </w:r>
+      <w:hyperlink r:id="rId8" w:history="1">
+        <w:r>
+          <w:rPr>
+            <w:rStyle w:val="Hyperlink"/>
+          </w:rPr>
+          <w:t>AI4Mars d</w:t>
+        </w:r>
+        <w:r>
+          <w:rPr>
+            <w:rStyle w:val="Hyperlink"/>
+          </w:rPr>
+          <w:t>a</w:t>
+        </w:r>
+        <w:r>
+          <w:rPr>
+            <w:rStyle w:val="Hyperlink"/>
+          </w:rPr>
+          <w:t>taset</w:t>
+        </w:r>
+      </w:hyperlink>
+      <w:r>
+        <w:t xml:space="preserve"> (</w:t>
+      </w:r>
+      <w:r>
+        <w:rPr>
+          <w:lang w:val="en-CA"/>
+        </w:rPr>
+        <w:t>Swan</w:t>
+      </w:r>
+      <w:r>
+        <w:rPr>
+          <w:lang w:val="en-CA"/>
+        </w:rPr>
+        <w:t xml:space="preserve"> 2021</w:t>
+      </w:r>
+      <w:r>
+        <w:t>). We extracted the images and ground truth labels related to the Navigation Mast on the Rover. The ground truth labels provided by the AI4Mars dataset come in four categories:</w:t>
+      </w:r>
+    </w:p>
+    <w:p>
+      <w:pPr>
         <w:numPr>
           <w:ilvl w:val="0"/>
           <w:numId w:val="1"/>
         </w:numPr>
-        <w:spacing w:lineRule="auto" w:line="480"/>
-        <w:rPr/>
-      </w:pPr>
-      <w:r>
-        <w:rPr/>
+        <w:spacing w:line="480" w:lineRule="auto"/>
+      </w:pPr>
+      <w:r>
         <w:t>Soil</w:t>
       </w:r>
     </w:p>
     <w:p>
       <w:pPr>
-        <w:pStyle w:val="Normal"/>
         <w:numPr>
           <w:ilvl w:val="0"/>
           <w:numId w:val="1"/>
         </w:numPr>
-        <w:spacing w:lineRule="auto" w:line="480"/>
-        <w:rPr/>
-      </w:pPr>
-      <w:r>
-        <w:rPr/>
+        <w:spacing w:line="480" w:lineRule="auto"/>
+      </w:pPr>
+      <w:r>
         <w:t>Bedrock</w:t>
       </w:r>
     </w:p>
     <w:p>
       <w:pPr>
-        <w:pStyle w:val="Normal"/>
         <w:numPr>
           <w:ilvl w:val="0"/>
           <w:numId w:val="1"/>
         </w:numPr>
-        <w:spacing w:lineRule="auto" w:line="480"/>
-        <w:rPr/>
-      </w:pPr>
-      <w:r>
-        <w:rPr/>
+        <w:spacing w:line="480" w:lineRule="auto"/>
+      </w:pPr>
+      <w:r>
         <w:t>Sand</w:t>
       </w:r>
     </w:p>
     <w:p>
       <w:pPr>
-        <w:pStyle w:val="Normal"/>
         <w:numPr>
           <w:ilvl w:val="0"/>
           <w:numId w:val="1"/>
         </w:numPr>
-        <w:spacing w:lineRule="auto" w:line="480"/>
-        <w:rPr/>
-      </w:pPr>
-      <w:r>
-        <w:rPr/>
+        <w:spacing w:line="480" w:lineRule="auto"/>
+      </w:pPr>
+      <w:r>
         <w:t>Big Rock</w:t>
       </w:r>
     </w:p>
     <w:p>
       <w:pPr>
-        <w:pStyle w:val="Normal"/>
-        <w:spacing w:lineRule="auto" w:line="480"/>
-        <w:ind w:hanging="0"/>
-        <w:rPr/>
-      </w:pPr>
-      <w:r>
-        <w:rPr/>
-      </w:r>
-    </w:p>
-    <w:p>
-      <w:pPr>
-        <w:pStyle w:val="Normal"/>
-        <w:spacing w:lineRule="auto" w:line="480"/>
-        <w:ind w:hanging="0"/>
-        <w:rPr/>
-      </w:pPr>
-      <w:r>
-        <w:rPr/>
+        <w:spacing w:line="480" w:lineRule="auto"/>
+      </w:pPr>
+    </w:p>
+    <w:p>
+      <w:pPr>
+        <w:spacing w:line="480" w:lineRule="auto"/>
+      </w:pPr>
+      <w:r>
         <w:tab/>
-        <w:t>As we are interested in building a model for navigation, we remapped these categories into a binary classification problem: Soil/Bedrock are marked as Transversable. Sand/Big Rock are marked as non-Transversable. Any pixels which were left unlabled are also marked as Non-Transversible.</w:t>
-      </w:r>
-    </w:p>
-    <w:p>
-      <w:pPr>
-        <w:pStyle w:val="Normal"/>
-        <w:spacing w:lineRule="auto" w:line="480"/>
-        <w:ind w:firstLine="720"/>
-        <w:rPr/>
-      </w:pPr>
-      <w:r>
-        <w:rPr/>
-        <w:t>After extracting the Curiosity images from the dataset we ended up with 16064 image/mask pairs for training our models.</w:t>
-      </w:r>
-    </w:p>
-    <w:p>
-      <w:pPr>
-        <w:pStyle w:val="Normal"/>
-        <w:spacing w:lineRule="auto" w:line="480"/>
-        <w:ind w:firstLine="720"/>
-        <w:rPr/>
-      </w:pPr>
-      <w:r>
-        <w:rPr/>
-      </w:r>
-    </w:p>
-    <w:p>
-      <w:pPr>
-        <w:pStyle w:val="Normal"/>
-        <w:spacing w:lineRule="auto" w:line="480"/>
-        <w:ind w:firstLine="720"/>
-        <w:jc w:val="center"/>
-        <w:rPr/>
-      </w:pPr>
-      <w:r>
-        <w:rPr/>
-        <w:t>&lt;</w:t>
-      </w:r>
-      <w:r>
-        <w:rPr/>
-        <w:t>ROVER SAMPLE IMAGE&gt;</w:t>
-      </w:r>
-    </w:p>
-    <w:p>
-      <w:pPr>
-        <w:pStyle w:val="Normal"/>
-        <w:spacing w:lineRule="auto" w:line="480"/>
-        <w:ind w:firstLine="720"/>
-        <w:rPr/>
-      </w:pPr>
-      <w:r>
-        <w:rPr/>
-      </w:r>
-    </w:p>
-    <w:p>
-      <w:pPr>
-        <w:pStyle w:val="Normal"/>
-        <w:spacing w:lineRule="auto" w:line="480"/>
+        <w:t xml:space="preserve">As we are interested in building a model for navigation, we remapped these categories into a binary classification problem: Soil/Bedrock are marked as </w:t>
+      </w:r>
+      <w:r>
+        <w:t>navigable</w:t>
+      </w:r>
+      <w:r>
+        <w:t>. Sand/Big Rock are marked as non</w:t>
+      </w:r>
+      <w:r>
+        <w:t>-</w:t>
+      </w:r>
+      <w:r>
+        <w:t>navigable</w:t>
+      </w:r>
+      <w:r>
+        <w:t xml:space="preserve">. Any pixels which were left </w:t>
+      </w:r>
+      <w:r>
+        <w:t>unlabeled</w:t>
+      </w:r>
+      <w:r>
+        <w:t xml:space="preserve"> are also marked as </w:t>
+      </w:r>
+      <w:r>
+        <w:t>non-navigable</w:t>
+      </w:r>
+      <w:r>
+        <w:t>.</w:t>
+      </w:r>
+    </w:p>
+    <w:p>
+      <w:pPr>
+        <w:spacing w:line="480" w:lineRule="auto"/>
+        <w:ind w:firstLine="720"/>
+      </w:pPr>
+      <w:r>
+        <w:t xml:space="preserve">After extracting the Curiosity images from the </w:t>
+      </w:r>
+      <w:r>
+        <w:t>dataset,</w:t>
+      </w:r>
+      <w:r>
+        <w:t xml:space="preserve"> we ended up with 16064 image/mask pairs for training our models.</w:t>
+      </w:r>
+    </w:p>
+    <w:p>
+      <w:pPr>
+        <w:spacing w:line="480" w:lineRule="auto"/>
+        <w:ind w:firstLine="720"/>
+      </w:pPr>
+    </w:p>
+    <w:p>
+      <w:pPr>
+        <w:pStyle w:val="Caption"/>
+        <w:keepNext/>
+        <w:jc w:val="center"/>
+      </w:pPr>
+      <w:r>
+        <w:lastRenderedPageBreak/>
+        <w:t xml:space="preserve">Figure </w:t>
+      </w:r>
+      <w:fldSimple w:instr=" SEQ Figure \* ARABIC ">
+        <w:r>
+          <w:rPr>
+            <w:noProof/>
+          </w:rPr>
+          <w:t>2</w:t>
+        </w:r>
+      </w:fldSimple>
+      <w:r>
+        <w:t xml:space="preserve"> Sample Image from AI4Mars Dataset</w:t>
+      </w:r>
+    </w:p>
+    <w:p>
+      <w:pPr>
+        <w:spacing w:line="480" w:lineRule="auto"/>
+        <w:ind w:firstLine="720"/>
+        <w:jc w:val="center"/>
+      </w:pPr>
+      <w:r>
+        <w:rPr>
+          <w:noProof/>
+        </w:rPr>
+        <w:drawing>
+          <wp:inline distT="0" distB="0" distL="0" distR="0" wp14:anchorId="34293168" wp14:editId="2558C1AD">
+            <wp:extent cx="5941060" cy="2769870"/>
+            <wp:effectExtent l="0" t="0" r="0" b="0"/>
+            <wp:docPr id="1622755224" name="Picture 4"/>
+            <wp:cNvGraphicFramePr>
+              <a:graphicFrameLocks xmlns:a="http://schemas.openxmlformats.org/drawingml/2006/main" noChangeAspect="1"/>
+            </wp:cNvGraphicFramePr>
+            <a:graphic xmlns:a="http://schemas.openxmlformats.org/drawingml/2006/main">
+              <a:graphicData uri="http://schemas.openxmlformats.org/drawingml/2006/picture">
+                <pic:pic xmlns:pic="http://schemas.openxmlformats.org/drawingml/2006/picture">
+                  <pic:nvPicPr>
+                    <pic:cNvPr id="0" name="Picture 4"/>
+                    <pic:cNvPicPr>
+                      <a:picLocks noChangeAspect="1" noChangeArrowheads="1"/>
+                    </pic:cNvPicPr>
+                  </pic:nvPicPr>
+                  <pic:blipFill>
+                    <a:blip r:embed="rId9" cstate="print">
+                      <a:extLst>
+                        <a:ext uri="{28A0092B-C50C-407E-A947-70E740481C1C}">
+                          <a14:useLocalDpi xmlns:a14="http://schemas.microsoft.com/office/drawing/2010/main" val="0"/>
+                        </a:ext>
+                      </a:extLst>
+                    </a:blip>
+                    <a:srcRect/>
+                    <a:stretch>
+                      <a:fillRect/>
+                    </a:stretch>
+                  </pic:blipFill>
+                  <pic:spPr bwMode="auto">
+                    <a:xfrm>
+                      <a:off x="0" y="0"/>
+                      <a:ext cx="5941060" cy="2769870"/>
+                    </a:xfrm>
+                    <a:prstGeom prst="rect">
+                      <a:avLst/>
+                    </a:prstGeom>
+                    <a:noFill/>
+                    <a:ln>
+                      <a:noFill/>
+                    </a:ln>
+                  </pic:spPr>
+                </pic:pic>
+              </a:graphicData>
+            </a:graphic>
+          </wp:inline>
+        </w:drawing>
+      </w:r>
+    </w:p>
+    <w:p>
+      <w:pPr>
+        <w:spacing w:line="480" w:lineRule="auto"/>
+        <w:ind w:firstLine="720"/>
+        <w:jc w:val="center"/>
+      </w:pPr>
+    </w:p>
+    <w:p>
+      <w:pPr>
+        <w:spacing w:line="480" w:lineRule="auto"/>
         <w:jc w:val="center"/>
         <w:rPr>
           <w:b/>
@@ -333,92 +501,139 @@
     </w:p>
     <w:p>
       <w:pPr>
-        <w:pStyle w:val="Normal"/>
-        <w:spacing w:lineRule="auto" w:line="480"/>
-        <w:ind w:firstLine="720"/>
-        <w:jc w:val="center"/>
-        <w:rPr/>
-      </w:pPr>
-      <w:r>
-        <w:rPr/>
-        <w:t>&lt;</w:t>
-      </w:r>
-      <w:r>
-        <w:rPr/>
-        <w:t>UNET MODEL DIAGRAM&gt;</w:t>
-      </w:r>
-    </w:p>
-    <w:p>
-      <w:pPr>
-        <w:pStyle w:val="Normal"/>
-        <w:spacing w:lineRule="auto" w:line="480"/>
-        <w:ind w:firstLine="720"/>
-        <w:rPr/>
-      </w:pPr>
-      <w:r>
-        <w:rPr/>
-        <w:t>T</w:t>
-      </w:r>
-      <w:r>
-        <w:rPr/>
-        <w:t xml:space="preserve">he baseline model we built was based on UNet – a model originally intended for solving semantic segmentation problems in the medical industry. A diagram of this model can be seen in figure N. We deviated slightly from the original implementation by adding a BatchNorm operation to the convolution module.  This model had </w:t>
-      </w:r>
-      <w:r>
-        <w:rPr/>
-        <w:t>15,329,473</w:t>
-      </w:r>
-      <w:r>
-        <w:rPr/>
-        <w:t xml:space="preserve"> parameters.</w:t>
-      </w:r>
-    </w:p>
-    <w:p>
-      <w:pPr>
-        <w:pStyle w:val="Normal"/>
-        <w:spacing w:lineRule="auto" w:line="480"/>
-        <w:ind w:firstLine="720"/>
-        <w:rPr/>
-      </w:pPr>
-      <w:r>
-        <w:rPr/>
-        <w:t>UNet works by having two parallel encoders bridged by a convolution layer. Each encoder has a skip connection to the encoder of a similar size on the opposite end of the network. Encoders on the input side of the network effectively downsamples the image via MaxPool, with each step having an increasing number of filters. Each step on the output side of the network Upsamples the image via Inverse Convolutions.</w:t>
-      </w:r>
-    </w:p>
-    <w:p>
-      <w:pPr>
-        <w:pStyle w:val="Normal"/>
-        <w:spacing w:lineRule="auto" w:line="480"/>
-        <w:ind w:firstLine="720"/>
-        <w:rPr/>
-      </w:pPr>
-      <w:r>
-        <w:rPr/>
-        <w:t xml:space="preserve">Our comparison model used the same architecture as the UNet architecture. The primary change for the comparison model, which we’ll refer to as Mini-UNet, is the reduction of the number of filters for each step in the convolution modules by 50%. This version of the model has </w:t>
-      </w:r>
-      <w:r>
-        <w:rPr/>
-        <w:t>960,049</w:t>
-      </w:r>
-      <w:r>
-        <w:rPr/>
-        <w:t xml:space="preserve"> parameters.</w:t>
-      </w:r>
-    </w:p>
-    <w:p>
-      <w:pPr>
-        <w:pStyle w:val="Normal"/>
-        <w:spacing w:lineRule="auto" w:line="480"/>
-        <w:ind w:firstLine="720"/>
-        <w:rPr/>
-      </w:pPr>
-      <w:r>
-        <w:rPr/>
-      </w:r>
-    </w:p>
-    <w:p>
-      <w:pPr>
-        <w:pStyle w:val="Normal"/>
-        <w:spacing w:lineRule="auto" w:line="480"/>
+        <w:pStyle w:val="Caption"/>
+        <w:keepNext/>
+        <w:jc w:val="center"/>
+      </w:pPr>
+      <w:r>
+        <w:t xml:space="preserve">Figure </w:t>
+      </w:r>
+      <w:fldSimple w:instr=" SEQ Figure \* ARABIC ">
+        <w:r>
+          <w:rPr>
+            <w:noProof/>
+          </w:rPr>
+          <w:t>3</w:t>
+        </w:r>
+      </w:fldSimple>
+      <w:r>
+        <w:t xml:space="preserve"> UNet Architecture - Generated with AI Assistance</w:t>
+      </w:r>
+    </w:p>
+    <w:p>
+      <w:pPr>
+        <w:spacing w:line="480" w:lineRule="auto"/>
+        <w:ind w:firstLine="720"/>
+      </w:pPr>
+      <w:r>
+        <w:rPr>
+          <w:noProof/>
+        </w:rPr>
+        <w:drawing>
+          <wp:inline distT="0" distB="0" distL="0" distR="0" wp14:anchorId="756C809A" wp14:editId="0A860A12">
+            <wp:extent cx="5941060" cy="3239770"/>
+            <wp:effectExtent l="0" t="0" r="0" b="0"/>
+            <wp:docPr id="252782656" name="Picture 5"/>
+            <wp:cNvGraphicFramePr>
+              <a:graphicFrameLocks xmlns:a="http://schemas.openxmlformats.org/drawingml/2006/main" noChangeAspect="1"/>
+            </wp:cNvGraphicFramePr>
+            <a:graphic xmlns:a="http://schemas.openxmlformats.org/drawingml/2006/main">
+              <a:graphicData uri="http://schemas.openxmlformats.org/drawingml/2006/picture">
+                <pic:pic xmlns:pic="http://schemas.openxmlformats.org/drawingml/2006/picture">
+                  <pic:nvPicPr>
+                    <pic:cNvPr id="0" name="Picture 5"/>
+                    <pic:cNvPicPr>
+                      <a:picLocks noChangeAspect="1" noChangeArrowheads="1"/>
+                    </pic:cNvPicPr>
+                  </pic:nvPicPr>
+                  <pic:blipFill>
+                    <a:blip r:embed="rId10" cstate="print">
+                      <a:extLst>
+                        <a:ext uri="{28A0092B-C50C-407E-A947-70E740481C1C}">
+                          <a14:useLocalDpi xmlns:a14="http://schemas.microsoft.com/office/drawing/2010/main" val="0"/>
+                        </a:ext>
+                      </a:extLst>
+                    </a:blip>
+                    <a:srcRect/>
+                    <a:stretch>
+                      <a:fillRect/>
+                    </a:stretch>
+                  </pic:blipFill>
+                  <pic:spPr bwMode="auto">
+                    <a:xfrm>
+                      <a:off x="0" y="0"/>
+                      <a:ext cx="5941060" cy="3239770"/>
+                    </a:xfrm>
+                    <a:prstGeom prst="rect">
+                      <a:avLst/>
+                    </a:prstGeom>
+                    <a:noFill/>
+                    <a:ln>
+                      <a:noFill/>
+                    </a:ln>
+                  </pic:spPr>
+                </pic:pic>
+              </a:graphicData>
+            </a:graphic>
+          </wp:inline>
+        </w:drawing>
+      </w:r>
+    </w:p>
+    <w:p>
+      <w:pPr>
+        <w:spacing w:line="480" w:lineRule="auto"/>
+        <w:ind w:firstLine="720"/>
+      </w:pPr>
+    </w:p>
+    <w:p>
+      <w:pPr>
+        <w:spacing w:line="480" w:lineRule="auto"/>
+        <w:ind w:firstLine="720"/>
+      </w:pPr>
+      <w:r>
+        <w:lastRenderedPageBreak/>
+        <w:t>The baseline model we built was based on UNet – a model originally intended for solving semantic segmentation problems in the medical industry. A diagram of this model can be seen in figure N. We deviated slightly from the original implementation by adding a BatchNorm operation to the convolution module.  This model had 15,329,473 parameters.</w:t>
+      </w:r>
+    </w:p>
+    <w:p>
+      <w:pPr>
+        <w:spacing w:line="480" w:lineRule="auto"/>
+        <w:ind w:firstLine="720"/>
+      </w:pPr>
+      <w:r>
+        <w:t xml:space="preserve">UNet works by having two parallel encoders bridged by a convolution layer. Each encoder has a skip connection to the encoder of a similar size on the opposite end of the network. Encoders on the input side of the network effectively </w:t>
+      </w:r>
+      <w:r>
+        <w:t>down samples</w:t>
+      </w:r>
+      <w:r>
+        <w:t xml:space="preserve"> the image via MaxPool, with each step having an increasing number of filters. Each step on the output side of the network </w:t>
+      </w:r>
+      <w:r>
+        <w:t>Up samples</w:t>
+      </w:r>
+      <w:r>
+        <w:t xml:space="preserve"> the image via Inverse Convolutions.</w:t>
+      </w:r>
+    </w:p>
+    <w:p>
+      <w:pPr>
+        <w:spacing w:line="480" w:lineRule="auto"/>
+        <w:ind w:firstLine="720"/>
+      </w:pPr>
+      <w:r>
+        <w:t>Our comparison model used the same architecture as the UNet architecture. The primary change for the comparison model, which we’ll refer to as Mini-UNet, is the reduction of the number of filters for each step in the convolution modules by 50%. This version of the model has 960,049 parameters.</w:t>
+      </w:r>
+    </w:p>
+    <w:p>
+      <w:pPr>
+        <w:spacing w:line="480" w:lineRule="auto"/>
+        <w:ind w:firstLine="720"/>
+      </w:pPr>
+    </w:p>
+    <w:p>
+      <w:pPr>
+        <w:spacing w:line="480" w:lineRule="auto"/>
         <w:jc w:val="center"/>
         <w:rPr>
           <w:b/>
@@ -433,108 +648,97 @@
     </w:p>
     <w:p>
       <w:pPr>
-        <w:pStyle w:val="Normal"/>
-        <w:spacing w:lineRule="auto" w:line="480"/>
-        <w:ind w:hanging="0"/>
-        <w:rPr/>
-      </w:pPr>
-      <w:r>
-        <w:rPr/>
+        <w:spacing w:line="480" w:lineRule="auto"/>
+      </w:pPr>
+      <w:r>
         <w:tab/>
-      </w:r>
-      <w:r>
-        <w:rPr/>
-        <w:t>On autonomous devices like the Mars Rover power and space can be at a premium. While semantic segmentation could be helpful for navigation, large segmentation models could be power hungry. With this in mind we perform an experiment to see the effects of reducing the number of parameters in a UNet to see if the smaller version is able to keep up.</w:t>
-      </w:r>
-    </w:p>
-    <w:p>
-      <w:pPr>
-        <w:pStyle w:val="Normal"/>
-        <w:spacing w:lineRule="auto" w:line="480"/>
-        <w:ind w:hanging="0"/>
-        <w:rPr/>
-      </w:pPr>
-      <w:r>
-        <w:rPr/>
+        <w:t xml:space="preserve">On autonomous devices like the Mars Rover power and space can be at a premium. While semantic segmentation could be helpful for navigation, large segmentation models could be power hungry. </w:t>
+      </w:r>
+      <w:r>
+        <w:t>We</w:t>
+      </w:r>
+      <w:r>
+        <w:t xml:space="preserve"> perform an experiment to see the effects of reducing the number of parameters in a UNet to see if the smaller version </w:t>
+      </w:r>
+      <w:r>
+        <w:t>can</w:t>
+      </w:r>
+      <w:r>
+        <w:t xml:space="preserve"> keep up.</w:t>
+      </w:r>
+    </w:p>
+    <w:p>
+      <w:pPr>
+        <w:spacing w:line="480" w:lineRule="auto"/>
+      </w:pPr>
+      <w:r>
         <w:tab/>
         <w:t>We split the Curiosity training data into three distinct sets, keeping 70% for training, 15% for validation; and 15% for testing. Before being fed into the model, each image underwent the following transformations:</w:t>
       </w:r>
     </w:p>
     <w:p>
       <w:pPr>
-        <w:pStyle w:val="Normal"/>
         <w:numPr>
           <w:ilvl w:val="0"/>
           <w:numId w:val="2"/>
         </w:numPr>
-        <w:spacing w:lineRule="auto" w:line="480"/>
-        <w:rPr/>
-      </w:pPr>
-      <w:r>
-        <w:rPr/>
+        <w:spacing w:line="480" w:lineRule="auto"/>
+      </w:pPr>
+      <w:r>
         <w:t>Convert to gray scale.</w:t>
       </w:r>
     </w:p>
     <w:p>
       <w:pPr>
-        <w:pStyle w:val="Normal"/>
         <w:numPr>
           <w:ilvl w:val="0"/>
           <w:numId w:val="2"/>
         </w:numPr>
-        <w:spacing w:lineRule="auto" w:line="480"/>
-        <w:rPr/>
-      </w:pPr>
-      <w:r>
-        <w:rPr/>
-        <w:t>Reduce size to 512x512. Note that when resizing the training masks we used a Nearest Neighbour algorithm to avoid corrupting the label data.</w:t>
-      </w:r>
-    </w:p>
-    <w:p>
-      <w:pPr>
-        <w:pStyle w:val="Normal"/>
+        <w:spacing w:line="480" w:lineRule="auto"/>
+      </w:pPr>
+      <w:r>
+        <w:lastRenderedPageBreak/>
+        <w:t xml:space="preserve">Reduce size to 512x512. Note that when resizing the training masks we used a Nearest </w:t>
+      </w:r>
+      <w:r>
+        <w:t>Neighbor</w:t>
+      </w:r>
+      <w:r>
+        <w:t xml:space="preserve"> algorithm to avoid corrupting the label data.</w:t>
+      </w:r>
+    </w:p>
+    <w:p>
+      <w:pPr>
         <w:numPr>
           <w:ilvl w:val="0"/>
           <w:numId w:val="2"/>
         </w:numPr>
-        <w:spacing w:lineRule="auto" w:line="480"/>
-        <w:rPr/>
-      </w:pPr>
-      <w:r>
-        <w:rPr/>
+        <w:spacing w:line="480" w:lineRule="auto"/>
+      </w:pPr>
+      <w:r>
         <w:t>Standardized the inputs.</w:t>
       </w:r>
     </w:p>
     <w:p>
       <w:pPr>
-        <w:pStyle w:val="Normal"/>
-        <w:spacing w:lineRule="auto" w:line="480"/>
-        <w:ind w:hanging="0"/>
-        <w:rPr/>
-      </w:pPr>
-      <w:r>
-        <w:rPr/>
-      </w:r>
+        <w:spacing w:line="480" w:lineRule="auto"/>
+      </w:pPr>
     </w:p>
     <w:tbl>
       <w:tblPr>
         <w:tblW w:w="5000" w:type="pct"/>
-        <w:jc w:val="left"/>
-        <w:tblInd w:w="0" w:type="dxa"/>
         <w:tblLayout w:type="fixed"/>
         <w:tblCellMar>
-          <w:top w:w="0" w:type="dxa"/>
           <w:left w:w="0" w:type="dxa"/>
-          <w:bottom w:w="0" w:type="dxa"/>
           <w:right w:w="0" w:type="dxa"/>
         </w:tblCellMar>
+        <w:tblLook w:val="04A0" w:firstRow="1" w:lastRow="0" w:firstColumn="1" w:lastColumn="0" w:noHBand="0" w:noVBand="1"/>
       </w:tblPr>
       <w:tblGrid>
         <w:gridCol w:w="4680"/>
         <w:gridCol w:w="4680"/>
       </w:tblGrid>
       <w:tr>
-        <w:trPr/>
         <w:tc>
           <w:tcPr>
             <w:tcW w:w="4680" w:type="dxa"/>
@@ -546,22 +750,11 @@
           <w:p>
             <w:pPr>
               <w:pStyle w:val="TableContents"/>
-              <w:jc w:val="left"/>
               <w:rPr>
                 <w:rFonts w:ascii="Liberation Serif" w:hAnsi="Liberation Serif"/>
                 <w:b/>
                 <w:bCs/>
-                <w:i w:val="false"/>
-                <w:i w:val="false"/>
-                <w:iCs w:val="false"/>
-                <w:strike w:val="false"/>
-                <w:dstrike w:val="false"/>
-                <w:outline w:val="false"/>
-                <w:shadow w:val="false"/>
-                <w:color w:val="000000"/>
-                <w:sz w:val="24"/>
-                <w:szCs w:val="24"/>
-                <w:u w:val="none"/>
+                <w:color w:val="000000"/>
               </w:rPr>
             </w:pPr>
             <w:r>
@@ -569,16 +762,7 @@
                 <w:rFonts w:ascii="Liberation Serif" w:hAnsi="Liberation Serif"/>
                 <w:b/>
                 <w:bCs/>
-                <w:i w:val="false"/>
-                <w:iCs w:val="false"/>
-                <w:strike w:val="false"/>
-                <w:dstrike w:val="false"/>
-                <w:outline w:val="false"/>
-                <w:shadow w:val="false"/>
-                <w:color w:val="000000"/>
-                <w:sz w:val="24"/>
-                <w:szCs w:val="24"/>
-                <w:u w:val="none"/>
+                <w:color w:val="000000"/>
               </w:rPr>
               <w:t>Dataset</w:t>
             </w:r>
@@ -595,22 +779,11 @@
           <w:p>
             <w:pPr>
               <w:pStyle w:val="TableContents"/>
-              <w:jc w:val="left"/>
               <w:rPr>
                 <w:rFonts w:ascii="Liberation Serif" w:hAnsi="Liberation Serif"/>
                 <w:b/>
                 <w:bCs/>
-                <w:i w:val="false"/>
-                <w:i w:val="false"/>
-                <w:iCs w:val="false"/>
-                <w:strike w:val="false"/>
-                <w:dstrike w:val="false"/>
-                <w:outline w:val="false"/>
-                <w:shadow w:val="false"/>
-                <w:color w:val="000000"/>
-                <w:sz w:val="24"/>
-                <w:szCs w:val="24"/>
-                <w:u w:val="none"/>
+                <w:color w:val="000000"/>
               </w:rPr>
             </w:pPr>
             <w:r>
@@ -618,16 +791,7 @@
                 <w:rFonts w:ascii="Liberation Serif" w:hAnsi="Liberation Serif"/>
                 <w:b/>
                 <w:bCs/>
-                <w:i w:val="false"/>
-                <w:iCs w:val="false"/>
-                <w:strike w:val="false"/>
-                <w:dstrike w:val="false"/>
-                <w:outline w:val="false"/>
-                <w:shadow w:val="false"/>
-                <w:color w:val="000000"/>
-                <w:sz w:val="24"/>
-                <w:szCs w:val="24"/>
-                <w:u w:val="none"/>
+                <w:color w:val="000000"/>
               </w:rPr>
               <w:t>Size</w:t>
             </w:r>
@@ -635,48 +799,22 @@
         </w:tc>
       </w:tr>
       <w:tr>
-        <w:trPr/>
         <w:tc>
           <w:tcPr>
             <w:tcW w:w="4680" w:type="dxa"/>
-            <w:tcBorders/>
           </w:tcPr>
           <w:p>
             <w:pPr>
               <w:pStyle w:val="TableContents"/>
-              <w:jc w:val="left"/>
-              <w:rPr>
-                <w:rFonts w:ascii="Liberation Serif" w:hAnsi="Liberation Serif"/>
-                <w:b w:val="false"/>
-                <w:bCs w:val="false"/>
-                <w:i w:val="false"/>
-                <w:i w:val="false"/>
-                <w:iCs w:val="false"/>
-                <w:strike w:val="false"/>
-                <w:dstrike w:val="false"/>
-                <w:outline w:val="false"/>
-                <w:shadow w:val="false"/>
-                <w:color w:val="000000"/>
-                <w:sz w:val="24"/>
-                <w:szCs w:val="24"/>
-                <w:u w:val="none"/>
+              <w:rPr>
+                <w:rFonts w:ascii="Liberation Serif" w:hAnsi="Liberation Serif"/>
+                <w:color w:val="000000"/>
               </w:rPr>
             </w:pPr>
             <w:r>
               <w:rPr>
                 <w:rFonts w:ascii="Liberation Serif" w:hAnsi="Liberation Serif"/>
-                <w:b w:val="false"/>
-                <w:bCs w:val="false"/>
-                <w:i w:val="false"/>
-                <w:iCs w:val="false"/>
-                <w:strike w:val="false"/>
-                <w:dstrike w:val="false"/>
-                <w:outline w:val="false"/>
-                <w:shadow w:val="false"/>
-                <w:color w:val="000000"/>
-                <w:sz w:val="24"/>
-                <w:szCs w:val="24"/>
-                <w:u w:val="none"/>
+                <w:color w:val="000000"/>
               </w:rPr>
               <w:t>Training</w:t>
             </w:r>
@@ -685,44 +823,19 @@
         <w:tc>
           <w:tcPr>
             <w:tcW w:w="4680" w:type="dxa"/>
-            <w:tcBorders/>
           </w:tcPr>
           <w:p>
             <w:pPr>
               <w:pStyle w:val="TableContents"/>
-              <w:jc w:val="left"/>
-              <w:rPr>
-                <w:rFonts w:ascii="Liberation Serif" w:hAnsi="Liberation Serif"/>
-                <w:b w:val="false"/>
-                <w:bCs w:val="false"/>
-                <w:i w:val="false"/>
-                <w:i w:val="false"/>
-                <w:iCs w:val="false"/>
-                <w:strike w:val="false"/>
-                <w:dstrike w:val="false"/>
-                <w:outline w:val="false"/>
-                <w:shadow w:val="false"/>
-                <w:color w:val="000000"/>
-                <w:sz w:val="24"/>
-                <w:szCs w:val="24"/>
-                <w:u w:val="none"/>
+              <w:rPr>
+                <w:rFonts w:ascii="Liberation Serif" w:hAnsi="Liberation Serif"/>
+                <w:color w:val="000000"/>
               </w:rPr>
             </w:pPr>
             <w:r>
               <w:rPr>
                 <w:rFonts w:ascii="Liberation Serif" w:hAnsi="Liberation Serif"/>
-                <w:b w:val="false"/>
-                <w:bCs w:val="false"/>
-                <w:i w:val="false"/>
-                <w:iCs w:val="false"/>
-                <w:strike w:val="false"/>
-                <w:dstrike w:val="false"/>
-                <w:outline w:val="false"/>
-                <w:shadow w:val="false"/>
-                <w:color w:val="000000"/>
-                <w:sz w:val="24"/>
-                <w:szCs w:val="24"/>
-                <w:u w:val="none"/>
+                <w:color w:val="000000"/>
               </w:rPr>
               <w:t>11244</w:t>
             </w:r>
@@ -730,48 +843,22 @@
         </w:tc>
       </w:tr>
       <w:tr>
-        <w:trPr/>
         <w:tc>
           <w:tcPr>
             <w:tcW w:w="4680" w:type="dxa"/>
-            <w:tcBorders/>
           </w:tcPr>
           <w:p>
             <w:pPr>
               <w:pStyle w:val="TableContents"/>
-              <w:jc w:val="left"/>
-              <w:rPr>
-                <w:rFonts w:ascii="Liberation Serif" w:hAnsi="Liberation Serif"/>
-                <w:b w:val="false"/>
-                <w:bCs w:val="false"/>
-                <w:i w:val="false"/>
-                <w:i w:val="false"/>
-                <w:iCs w:val="false"/>
-                <w:strike w:val="false"/>
-                <w:dstrike w:val="false"/>
-                <w:outline w:val="false"/>
-                <w:shadow w:val="false"/>
-                <w:color w:val="000000"/>
-                <w:sz w:val="24"/>
-                <w:szCs w:val="24"/>
-                <w:u w:val="none"/>
+              <w:rPr>
+                <w:rFonts w:ascii="Liberation Serif" w:hAnsi="Liberation Serif"/>
+                <w:color w:val="000000"/>
               </w:rPr>
             </w:pPr>
             <w:r>
               <w:rPr>
                 <w:rFonts w:ascii="Liberation Serif" w:hAnsi="Liberation Serif"/>
-                <w:b w:val="false"/>
-                <w:bCs w:val="false"/>
-                <w:i w:val="false"/>
-                <w:iCs w:val="false"/>
-                <w:strike w:val="false"/>
-                <w:dstrike w:val="false"/>
-                <w:outline w:val="false"/>
-                <w:shadow w:val="false"/>
-                <w:color w:val="000000"/>
-                <w:sz w:val="24"/>
-                <w:szCs w:val="24"/>
-                <w:u w:val="none"/>
+                <w:color w:val="000000"/>
               </w:rPr>
               <w:t>Validation</w:t>
             </w:r>
@@ -780,44 +867,19 @@
         <w:tc>
           <w:tcPr>
             <w:tcW w:w="4680" w:type="dxa"/>
-            <w:tcBorders/>
           </w:tcPr>
           <w:p>
             <w:pPr>
               <w:pStyle w:val="TableContents"/>
-              <w:jc w:val="left"/>
-              <w:rPr>
-                <w:rFonts w:ascii="Liberation Serif" w:hAnsi="Liberation Serif"/>
-                <w:b w:val="false"/>
-                <w:bCs w:val="false"/>
-                <w:i w:val="false"/>
-                <w:i w:val="false"/>
-                <w:iCs w:val="false"/>
-                <w:strike w:val="false"/>
-                <w:dstrike w:val="false"/>
-                <w:outline w:val="false"/>
-                <w:shadow w:val="false"/>
-                <w:color w:val="000000"/>
-                <w:sz w:val="24"/>
-                <w:szCs w:val="24"/>
-                <w:u w:val="none"/>
+              <w:rPr>
+                <w:rFonts w:ascii="Liberation Serif" w:hAnsi="Liberation Serif"/>
+                <w:color w:val="000000"/>
               </w:rPr>
             </w:pPr>
             <w:r>
               <w:rPr>
                 <w:rFonts w:ascii="Liberation Serif" w:hAnsi="Liberation Serif"/>
-                <w:b w:val="false"/>
-                <w:bCs w:val="false"/>
-                <w:i w:val="false"/>
-                <w:iCs w:val="false"/>
-                <w:strike w:val="false"/>
-                <w:dstrike w:val="false"/>
-                <w:outline w:val="false"/>
-                <w:shadow w:val="false"/>
-                <w:color w:val="000000"/>
-                <w:sz w:val="24"/>
-                <w:szCs w:val="24"/>
-                <w:u w:val="none"/>
+                <w:color w:val="000000"/>
               </w:rPr>
               <w:t>2409</w:t>
             </w:r>
@@ -825,7 +887,6 @@
         </w:tc>
       </w:tr>
       <w:tr>
-        <w:trPr/>
         <w:tc>
           <w:tcPr>
             <w:tcW w:w="4680" w:type="dxa"/>
@@ -836,39 +897,15 @@
           <w:p>
             <w:pPr>
               <w:pStyle w:val="TableContents"/>
-              <w:jc w:val="left"/>
-              <w:rPr>
-                <w:rFonts w:ascii="Liberation Serif" w:hAnsi="Liberation Serif"/>
-                <w:b w:val="false"/>
-                <w:bCs w:val="false"/>
-                <w:i w:val="false"/>
-                <w:i w:val="false"/>
-                <w:iCs w:val="false"/>
-                <w:strike w:val="false"/>
-                <w:dstrike w:val="false"/>
-                <w:outline w:val="false"/>
-                <w:shadow w:val="false"/>
-                <w:color w:val="000000"/>
-                <w:sz w:val="24"/>
-                <w:szCs w:val="24"/>
-                <w:u w:val="none"/>
+              <w:rPr>
+                <w:rFonts w:ascii="Liberation Serif" w:hAnsi="Liberation Serif"/>
+                <w:color w:val="000000"/>
               </w:rPr>
             </w:pPr>
             <w:r>
               <w:rPr>
                 <w:rFonts w:ascii="Liberation Serif" w:hAnsi="Liberation Serif"/>
-                <w:b w:val="false"/>
-                <w:bCs w:val="false"/>
-                <w:i w:val="false"/>
-                <w:iCs w:val="false"/>
-                <w:strike w:val="false"/>
-                <w:dstrike w:val="false"/>
-                <w:outline w:val="false"/>
-                <w:shadow w:val="false"/>
-                <w:color w:val="000000"/>
-                <w:sz w:val="24"/>
-                <w:szCs w:val="24"/>
-                <w:u w:val="none"/>
+                <w:color w:val="000000"/>
               </w:rPr>
               <w:t>Test</w:t>
             </w:r>
@@ -884,39 +921,15 @@
           <w:p>
             <w:pPr>
               <w:pStyle w:val="TableContents"/>
-              <w:jc w:val="left"/>
-              <w:rPr>
-                <w:rFonts w:ascii="Liberation Serif" w:hAnsi="Liberation Serif"/>
-                <w:b w:val="false"/>
-                <w:bCs w:val="false"/>
-                <w:i w:val="false"/>
-                <w:i w:val="false"/>
-                <w:iCs w:val="false"/>
-                <w:strike w:val="false"/>
-                <w:dstrike w:val="false"/>
-                <w:outline w:val="false"/>
-                <w:shadow w:val="false"/>
-                <w:color w:val="000000"/>
-                <w:sz w:val="24"/>
-                <w:szCs w:val="24"/>
-                <w:u w:val="none"/>
+              <w:rPr>
+                <w:rFonts w:ascii="Liberation Serif" w:hAnsi="Liberation Serif"/>
+                <w:color w:val="000000"/>
               </w:rPr>
             </w:pPr>
             <w:r>
               <w:rPr>
                 <w:rFonts w:ascii="Liberation Serif" w:hAnsi="Liberation Serif"/>
-                <w:b w:val="false"/>
-                <w:bCs w:val="false"/>
-                <w:i w:val="false"/>
-                <w:iCs w:val="false"/>
-                <w:strike w:val="false"/>
-                <w:dstrike w:val="false"/>
-                <w:outline w:val="false"/>
-                <w:shadow w:val="false"/>
-                <w:color w:val="000000"/>
-                <w:sz w:val="24"/>
-                <w:szCs w:val="24"/>
-                <w:u w:val="none"/>
+                <w:color w:val="000000"/>
               </w:rPr>
               <w:t>2411</w:t>
             </w:r>
@@ -926,128 +939,486 @@
     </w:tbl>
     <w:p>
       <w:pPr>
-        <w:pStyle w:val="Normal"/>
-        <w:spacing w:lineRule="auto" w:line="480"/>
-        <w:ind w:hanging="0"/>
-        <w:rPr/>
-      </w:pPr>
-      <w:r>
-        <w:rPr/>
-      </w:r>
-    </w:p>
-    <w:p>
-      <w:pPr>
-        <w:pStyle w:val="Normal"/>
-        <w:spacing w:lineRule="auto" w:line="480"/>
-        <w:ind w:firstLine="720"/>
-        <w:rPr/>
-      </w:pPr>
-      <w:r>
-        <w:rPr/>
+        <w:spacing w:line="480" w:lineRule="auto"/>
+      </w:pPr>
+    </w:p>
+    <w:p>
+      <w:pPr>
+        <w:spacing w:line="480" w:lineRule="auto"/>
+        <w:ind w:firstLine="720"/>
+      </w:pPr>
+      <w:r>
         <w:t>The same train-validation-test split was kept constant when training both the baseline and comparison models.</w:t>
       </w:r>
     </w:p>
     <w:p>
       <w:pPr>
-        <w:pStyle w:val="Normal"/>
-        <w:spacing w:lineRule="auto" w:line="480"/>
-        <w:ind w:firstLine="720"/>
-        <w:rPr/>
-      </w:pPr>
-      <w:r>
-        <w:rPr/>
-        <w:t xml:space="preserve">Each model was trained using an Adam Optimizer, a learning rate of </w:t>
-      </w:r>
-      <w:r>
-        <w:rPr/>
-        <w:t>3e-4</w:t>
-      </w:r>
-      <w:r>
-        <w:rPr/>
-        <w:t>, the Dice Loss function. Training was done for 5 epochs for each model.</w:t>
-      </w:r>
-    </w:p>
-    <w:p>
-      <w:pPr>
-        <w:pStyle w:val="Normal"/>
-        <w:spacing w:lineRule="auto" w:line="480"/>
-        <w:ind w:firstLine="720"/>
-        <w:rPr/>
-      </w:pPr>
-      <w:r>
-        <w:rPr/>
-        <w:t xml:space="preserve">Once training was completed, we </w:t>
-      </w:r>
-      <w:r>
-        <w:rPr/>
-        <w:t>evaluated the results using two metrics: Dice Coefficient, and Mean Intersection over Union.</w:t>
-      </w:r>
-    </w:p>
-    <w:p>
-      <w:pPr>
-        <w:pStyle w:val="Normal"/>
-        <w:spacing w:lineRule="auto" w:line="480"/>
-        <w:ind w:firstLine="720"/>
-        <w:rPr/>
-      </w:pPr>
-      <w:r>
-        <w:rPr/>
-        <w:t>&lt;</w:t>
-      </w:r>
-      <w:r>
-        <w:rPr/>
-        <w:t>DICE COEFFICIENT&gt;</w:t>
-      </w:r>
-    </w:p>
-    <w:p>
-      <w:pPr>
-        <w:pStyle w:val="Normal"/>
-        <w:spacing w:lineRule="auto" w:line="480"/>
-        <w:ind w:firstLine="720"/>
-        <w:rPr/>
-      </w:pPr>
-      <w:r>
-        <w:rPr/>
-        <w:t>&lt;</w:t>
-      </w:r>
-      <w:r>
-        <w:rPr/>
-        <w:t>MEAN INTERSECTION OVER UNION&gt;</w:t>
-      </w:r>
-    </w:p>
-    <w:p>
-      <w:pPr>
-        <w:pStyle w:val="Normal"/>
-        <w:spacing w:lineRule="auto" w:line="480"/>
-        <w:ind w:hanging="0"/>
-        <w:rPr/>
-      </w:pPr>
-      <w:r>
-        <w:rPr/>
+        <w:spacing w:line="480" w:lineRule="auto"/>
+        <w:ind w:firstLine="720"/>
+      </w:pPr>
+      <w:r>
+        <w:t>Each model was trained using an Adam Optimizer, a learning rate of 3e-4, the Dice Loss function. Training was done for 5 epochs for each model.</w:t>
+      </w:r>
+    </w:p>
+    <w:p>
+      <w:pPr>
+        <w:spacing w:line="480" w:lineRule="auto"/>
+      </w:pPr>
+      <w:r>
+        <w:t>Each training session used the same loss function – Dice Loss (</w:t>
+      </w:r>
+      <w:r>
+        <w:t>Jadon, S</w:t>
+      </w:r>
+      <w:r>
+        <w:t xml:space="preserve"> 2020). This loss function measures the similarity between two images. In this case we use it to measure how similar the model’s output image is compared to the ground truth mask.</w:t>
+      </w:r>
+    </w:p>
+    <w:p>
+      <w:pPr>
+        <w:spacing w:line="480" w:lineRule="auto"/>
+        <w:jc w:val="center"/>
+      </w:pPr>
+      <m:oMathPara>
+        <m:oMath>
+          <m:r>
+            <w:rPr>
+              <w:rFonts w:ascii="Cambria Math" w:hAnsi="Cambria Math"/>
+            </w:rPr>
+            <m:t>DL</m:t>
+          </m:r>
+          <m:d>
+            <m:dPr>
+              <m:ctrlPr>
+                <w:rPr>
+                  <w:rFonts w:ascii="Cambria Math" w:hAnsi="Cambria Math"/>
+                  <w:i/>
+                </w:rPr>
+              </m:ctrlPr>
+            </m:dPr>
+            <m:e>
+              <m:r>
+                <w:rPr>
+                  <w:rFonts w:ascii="Cambria Math" w:hAnsi="Cambria Math"/>
+                </w:rPr>
+                <m:t>y, p</m:t>
+              </m:r>
+            </m:e>
+          </m:d>
+          <m:r>
+            <w:rPr>
+              <w:rFonts w:ascii="Cambria Math" w:hAnsi="Cambria Math"/>
+            </w:rPr>
+            <m:t>=1-</m:t>
+          </m:r>
+          <m:f>
+            <m:fPr>
+              <m:ctrlPr>
+                <w:rPr>
+                  <w:rFonts w:ascii="Cambria Math" w:hAnsi="Cambria Math"/>
+                  <w:i/>
+                </w:rPr>
+              </m:ctrlPr>
+            </m:fPr>
+            <m:num>
+              <m:d>
+                <m:dPr>
+                  <m:ctrlPr>
+                    <w:rPr>
+                      <w:rFonts w:ascii="Cambria Math" w:hAnsi="Cambria Math"/>
+                      <w:i/>
+                    </w:rPr>
+                  </m:ctrlPr>
+                </m:dPr>
+                <m:e>
+                  <m:r>
+                    <w:rPr>
+                      <w:rFonts w:ascii="Cambria Math" w:hAnsi="Cambria Math"/>
+                    </w:rPr>
+                    <m:t>2yp+1</m:t>
+                  </m:r>
+                </m:e>
+              </m:d>
+            </m:num>
+            <m:den>
+              <m:r>
+                <w:rPr>
+                  <w:rFonts w:ascii="Cambria Math" w:hAnsi="Cambria Math"/>
+                </w:rPr>
+                <m:t>y+p+1</m:t>
+              </m:r>
+            </m:den>
+          </m:f>
+        </m:oMath>
+      </m:oMathPara>
+    </w:p>
+    <w:p>
+      <w:pPr>
+        <w:spacing w:line="480" w:lineRule="auto"/>
+      </w:pPr>
+      <w:r>
         <w:tab/>
-      </w:r>
-      <w:r>
-        <w:rPr/>
-        <w:t>By ensuring the only change between the two approaches in the number of parameters in the model we are able to isolate the effects of the results to the model size alone.</w:t>
-      </w:r>
-    </w:p>
-    <w:p>
-      <w:pPr>
-        <w:pStyle w:val="Normal"/>
-        <w:spacing w:lineRule="auto" w:line="480"/>
+        <w:t>Here “y” is the ground truth and “p” is the predicted image from the model.</w:t>
+      </w:r>
+    </w:p>
+    <w:p>
+      <w:pPr>
+        <w:spacing w:line="480" w:lineRule="auto"/>
+      </w:pPr>
+      <w:r>
+        <w:tab/>
+        <w:t>We further evaluated the results using the mean Intersection Over Union Metric (mIoU) (</w:t>
+      </w:r>
+      <w:r>
+        <w:t>Long, J</w:t>
+      </w:r>
+      <w:r>
+        <w:t xml:space="preserve"> 2015)</w:t>
+      </w:r>
+    </w:p>
+    <w:p>
+      <w:pPr>
+        <w:spacing w:line="480" w:lineRule="auto"/>
+        <w:jc w:val="center"/>
+      </w:pPr>
+      <m:oMathPara>
+        <m:oMath>
+          <m:sSub>
+            <m:sSubPr>
+              <m:ctrlPr>
+                <w:rPr>
+                  <w:rFonts w:ascii="Cambria Math" w:hAnsi="Cambria Math"/>
+                  <w:i/>
+                </w:rPr>
+              </m:ctrlPr>
+            </m:sSubPr>
+            <m:e>
+              <m:r>
+                <w:rPr>
+                  <w:rFonts w:ascii="Cambria Math" w:hAnsi="Cambria Math"/>
+                </w:rPr>
+                <m:t>IoU</m:t>
+              </m:r>
+            </m:e>
+            <m:sub>
+              <m:r>
+                <w:rPr>
+                  <w:rFonts w:ascii="Cambria Math" w:hAnsi="Cambria Math"/>
+                </w:rPr>
+                <m:t>k</m:t>
+              </m:r>
+            </m:sub>
+          </m:sSub>
+          <m:r>
+            <w:rPr>
+              <w:rFonts w:ascii="Cambria Math" w:hAnsi="Cambria Math"/>
+            </w:rPr>
+            <m:t>=</m:t>
+          </m:r>
+          <m:f>
+            <m:fPr>
+              <m:ctrlPr>
+                <w:rPr>
+                  <w:rFonts w:ascii="Cambria Math" w:hAnsi="Cambria Math"/>
+                  <w:i/>
+                </w:rPr>
+              </m:ctrlPr>
+            </m:fPr>
+            <m:num>
+              <m:r>
+                <w:rPr>
+                  <w:rFonts w:ascii="Cambria Math" w:hAnsi="Cambria Math"/>
+                </w:rPr>
+                <m:t>T</m:t>
+              </m:r>
+              <m:sSub>
+                <m:sSubPr>
+                  <m:ctrlPr>
+                    <w:rPr>
+                      <w:rFonts w:ascii="Cambria Math" w:hAnsi="Cambria Math"/>
+                      <w:i/>
+                    </w:rPr>
+                  </m:ctrlPr>
+                </m:sSubPr>
+                <m:e>
+                  <m:r>
+                    <w:rPr>
+                      <w:rFonts w:ascii="Cambria Math" w:hAnsi="Cambria Math"/>
+                    </w:rPr>
+                    <m:t>P</m:t>
+                  </m:r>
+                </m:e>
+                <m:sub>
+                  <m:r>
+                    <w:rPr>
+                      <w:rFonts w:ascii="Cambria Math" w:hAnsi="Cambria Math"/>
+                    </w:rPr>
+                    <m:t>k</m:t>
+                  </m:r>
+                </m:sub>
+              </m:sSub>
+            </m:num>
+            <m:den>
+              <m:r>
+                <w:rPr>
+                  <w:rFonts w:ascii="Cambria Math" w:hAnsi="Cambria Math"/>
+                </w:rPr>
+                <m:t>T</m:t>
+              </m:r>
+              <m:sSub>
+                <m:sSubPr>
+                  <m:ctrlPr>
+                    <w:rPr>
+                      <w:rFonts w:ascii="Cambria Math" w:hAnsi="Cambria Math"/>
+                      <w:i/>
+                    </w:rPr>
+                  </m:ctrlPr>
+                </m:sSubPr>
+                <m:e>
+                  <m:r>
+                    <w:rPr>
+                      <w:rFonts w:ascii="Cambria Math" w:hAnsi="Cambria Math"/>
+                    </w:rPr>
+                    <m:t>P</m:t>
+                  </m:r>
+                </m:e>
+                <m:sub>
+                  <m:r>
+                    <w:rPr>
+                      <w:rFonts w:ascii="Cambria Math" w:hAnsi="Cambria Math"/>
+                    </w:rPr>
+                    <m:t>k</m:t>
+                  </m:r>
+                </m:sub>
+              </m:sSub>
+              <m:r>
+                <w:rPr>
+                  <w:rFonts w:ascii="Cambria Math" w:hAnsi="Cambria Math"/>
+                </w:rPr>
+                <m:t>+F</m:t>
+              </m:r>
+              <m:sSub>
+                <m:sSubPr>
+                  <m:ctrlPr>
+                    <w:rPr>
+                      <w:rFonts w:ascii="Cambria Math" w:hAnsi="Cambria Math"/>
+                      <w:i/>
+                    </w:rPr>
+                  </m:ctrlPr>
+                </m:sSubPr>
+                <m:e>
+                  <m:r>
+                    <w:rPr>
+                      <w:rFonts w:ascii="Cambria Math" w:hAnsi="Cambria Math"/>
+                    </w:rPr>
+                    <m:t>P</m:t>
+                  </m:r>
+                </m:e>
+                <m:sub>
+                  <m:r>
+                    <w:rPr>
+                      <w:rFonts w:ascii="Cambria Math" w:hAnsi="Cambria Math"/>
+                    </w:rPr>
+                    <m:t>k</m:t>
+                  </m:r>
+                </m:sub>
+              </m:sSub>
+              <m:r>
+                <w:rPr>
+                  <w:rFonts w:ascii="Cambria Math" w:hAnsi="Cambria Math"/>
+                </w:rPr>
+                <m:t>+F</m:t>
+              </m:r>
+              <m:sSub>
+                <m:sSubPr>
+                  <m:ctrlPr>
+                    <w:rPr>
+                      <w:rFonts w:ascii="Cambria Math" w:hAnsi="Cambria Math"/>
+                      <w:i/>
+                    </w:rPr>
+                  </m:ctrlPr>
+                </m:sSubPr>
+                <m:e>
+                  <m:r>
+                    <w:rPr>
+                      <w:rFonts w:ascii="Cambria Math" w:hAnsi="Cambria Math"/>
+                    </w:rPr>
+                    <m:t>N</m:t>
+                  </m:r>
+                </m:e>
+                <m:sub>
+                  <m:r>
+                    <w:rPr>
+                      <w:rFonts w:ascii="Cambria Math" w:hAnsi="Cambria Math"/>
+                    </w:rPr>
+                    <m:t>k</m:t>
+                  </m:r>
+                </m:sub>
+              </m:sSub>
+            </m:den>
+          </m:f>
+        </m:oMath>
+      </m:oMathPara>
+    </w:p>
+    <w:p>
+      <w:pPr>
+        <w:spacing w:line="480" w:lineRule="auto"/>
+        <w:jc w:val="center"/>
+      </w:pPr>
+    </w:p>
+    <w:p>
+      <w:pPr>
+        <w:spacing w:line="480" w:lineRule="auto"/>
+        <w:jc w:val="center"/>
+      </w:pPr>
+      <m:oMathPara>
+        <m:oMath>
+          <m:r>
+            <w:rPr>
+              <w:rFonts w:ascii="Cambria Math" w:hAnsi="Cambria Math"/>
+            </w:rPr>
+            <m:t>mIoU=</m:t>
+          </m:r>
+          <m:f>
+            <m:fPr>
+              <m:ctrlPr>
+                <w:rPr>
+                  <w:rFonts w:ascii="Cambria Math" w:hAnsi="Cambria Math"/>
+                  <w:i/>
+                </w:rPr>
+              </m:ctrlPr>
+            </m:fPr>
+            <m:num>
+              <m:r>
+                <w:rPr>
+                  <w:rFonts w:ascii="Cambria Math" w:hAnsi="Cambria Math"/>
+                </w:rPr>
+                <m:t>1</m:t>
+              </m:r>
+            </m:num>
+            <m:den>
+              <m:r>
+                <w:rPr>
+                  <w:rFonts w:ascii="Cambria Math" w:hAnsi="Cambria Math"/>
+                </w:rPr>
+                <m:t>N</m:t>
+              </m:r>
+            </m:den>
+          </m:f>
+          <m:nary>
+            <m:naryPr>
+              <m:chr m:val="∑"/>
+              <m:limLoc m:val="undOvr"/>
+              <m:supHide m:val="1"/>
+              <m:ctrlPr>
+                <w:rPr>
+                  <w:rFonts w:ascii="Cambria Math" w:hAnsi="Cambria Math"/>
+                  <w:i/>
+                </w:rPr>
+              </m:ctrlPr>
+            </m:naryPr>
+            <m:sub>
+              <m:r>
+                <w:rPr>
+                  <w:rFonts w:ascii="Cambria Math" w:hAnsi="Cambria Math"/>
+                </w:rPr>
+                <m:t>k</m:t>
+              </m:r>
+            </m:sub>
+            <m:sup/>
+            <m:e>
+              <m:sSub>
+                <m:sSubPr>
+                  <m:ctrlPr>
+                    <w:rPr>
+                      <w:rFonts w:ascii="Cambria Math" w:hAnsi="Cambria Math"/>
+                      <w:i/>
+                    </w:rPr>
+                  </m:ctrlPr>
+                </m:sSubPr>
+                <m:e>
+                  <m:r>
+                    <w:rPr>
+                      <w:rFonts w:ascii="Cambria Math" w:hAnsi="Cambria Math"/>
+                    </w:rPr>
+                    <m:t>IoU</m:t>
+                  </m:r>
+                </m:e>
+                <m:sub>
+                  <m:r>
+                    <w:rPr>
+                      <w:rFonts w:ascii="Cambria Math" w:hAnsi="Cambria Math"/>
+                    </w:rPr>
+                    <m:t>k</m:t>
+                  </m:r>
+                </m:sub>
+              </m:sSub>
+            </m:e>
+          </m:nary>
+        </m:oMath>
+      </m:oMathPara>
+    </w:p>
+    <w:p>
+      <w:pPr>
+        <w:spacing w:line="480" w:lineRule="auto"/>
+        <w:ind w:firstLine="720"/>
+      </w:pPr>
+      <w:r>
+        <w:lastRenderedPageBreak/>
+        <w:t xml:space="preserve">This takes the number of correct pixels from each predicted image and compares that to the ratio of true positive pixels + false positive pixels + false negative pixels. This is done for each image in the training set. The final score is the mean of the individual results in the set. This gives a fine-tuned measure of the model’s performance – evaluating its results on a </w:t>
+      </w:r>
+      <w:r>
+        <w:t>pixel-by-pixel</w:t>
+      </w:r>
+      <w:r>
+        <w:t xml:space="preserve"> basis.</w:t>
+      </w:r>
+    </w:p>
+    <w:p>
+      <w:pPr>
+        <w:spacing w:line="480" w:lineRule="auto"/>
+        <w:ind w:firstLine="720"/>
+      </w:pPr>
+      <w:r>
+        <w:t>Based on (</w:t>
+      </w:r>
+      <w:r>
+        <w:t>Dai</w:t>
+      </w:r>
+      <w:r>
+        <w:t xml:space="preserve"> 2022</w:t>
+      </w:r>
+      <w:r>
+        <w:t>) a reasonable target for these two values on the AI4Mars dataset is between 0.7 and 0.8.</w:t>
+      </w:r>
+    </w:p>
+    <w:p>
+      <w:pPr>
+        <w:spacing w:line="480" w:lineRule="auto"/>
+      </w:pPr>
+      <w:r>
+        <w:tab/>
+        <w:t xml:space="preserve">By ensuring the only change between the two approaches in the number of parameters in the model we </w:t>
+      </w:r>
+      <w:r>
+        <w:t>can</w:t>
+      </w:r>
+      <w:r>
+        <w:t xml:space="preserve"> isolate the effects of the results to the model size alone.</w:t>
+      </w:r>
+    </w:p>
+    <w:p>
+      <w:pPr>
+        <w:spacing w:line="480" w:lineRule="auto"/>
         <w:ind w:firstLine="720"/>
         <w:rPr>
           <w:b/>
         </w:rPr>
       </w:pPr>
-      <w:r>
-        <w:rPr/>
-      </w:r>
-    </w:p>
-    <w:p>
-      <w:pPr>
-        <w:pStyle w:val="Normal"/>
-        <w:spacing w:lineRule="auto" w:line="480"/>
+    </w:p>
+    <w:p>
+      <w:pPr>
+        <w:spacing w:line="480" w:lineRule="auto"/>
         <w:jc w:val="center"/>
         <w:rPr>
           <w:b/>
@@ -1062,28 +1433,37 @@
     </w:p>
     <w:p>
       <w:pPr>
-        <w:pStyle w:val="Normal"/>
-        <w:spacing w:lineRule="auto" w:line="480"/>
-        <w:ind w:firstLine="720"/>
-        <w:rPr/>
-      </w:pPr>
-      <w:r>
-        <w:rPr/>
-        <w:t>As seen in the results table both models obtained similar results on the Dice Coefficient and mIoU metrics.  This suggests that the UNet was over-sized for the problem at hand. It maybe the case that we can reduce the number of parameters for the model even further, but further comparisons are beyond the scope of this work.</w:t>
+        <w:spacing w:line="480" w:lineRule="auto"/>
+        <w:ind w:firstLine="720"/>
+      </w:pPr>
+      <w:r>
+        <w:t xml:space="preserve">As seen in the results table both models obtained similar results on the Dice Coefficient and mIoU metrics.  This suggests that the UNet was over-sized for the problem at hand. It </w:t>
+      </w:r>
+      <w:r>
+        <w:t>may be</w:t>
+      </w:r>
+      <w:r>
+        <w:t xml:space="preserve"> the case that we can reduce the number of parameters for the model even further, but further comparisons are beyond the scope of this work.</w:t>
+      </w:r>
+    </w:p>
+    <w:p>
+      <w:pPr>
+        <w:spacing w:line="480" w:lineRule="auto"/>
+        <w:ind w:firstLine="720"/>
+      </w:pPr>
+      <w:r>
+        <w:t>It’s also worth noting (although perhaps expected) that the smaller model took considerably less time to train – reducing training time from ~588 minutes to ~31 minutes. Evaluation of the data was also much faster, reducing from 1m 30s to 1m3.8. Its possible at this point that the system was more limited by the time it took to load and preprocess the images than the network itself.</w:t>
       </w:r>
     </w:p>
     <w:tbl>
       <w:tblPr>
         <w:tblW w:w="5000" w:type="pct"/>
-        <w:jc w:val="left"/>
-        <w:tblInd w:w="0" w:type="dxa"/>
         <w:tblLayout w:type="fixed"/>
         <w:tblCellMar>
-          <w:top w:w="0" w:type="dxa"/>
           <w:left w:w="0" w:type="dxa"/>
-          <w:bottom w:w="0" w:type="dxa"/>
           <w:right w:w="0" w:type="dxa"/>
         </w:tblCellMar>
+        <w:tblLook w:val="04A0" w:firstRow="1" w:lastRow="0" w:firstColumn="1" w:lastColumn="0" w:noHBand="0" w:noVBand="1"/>
       </w:tblPr>
       <w:tblGrid>
         <w:gridCol w:w="1872"/>
@@ -1093,7 +1473,6 @@
         <w:gridCol w:w="1872"/>
       </w:tblGrid>
       <w:tr>
-        <w:trPr/>
         <w:tc>
           <w:tcPr>
             <w:tcW w:w="1872" w:type="dxa"/>
@@ -1105,22 +1484,11 @@
           <w:p>
             <w:pPr>
               <w:pStyle w:val="TableContents"/>
-              <w:jc w:val="left"/>
               <w:rPr>
                 <w:rFonts w:ascii="Liberation Serif" w:hAnsi="Liberation Serif"/>
                 <w:b/>
                 <w:bCs/>
-                <w:i w:val="false"/>
-                <w:i w:val="false"/>
-                <w:iCs w:val="false"/>
-                <w:strike w:val="false"/>
-                <w:dstrike w:val="false"/>
-                <w:outline w:val="false"/>
-                <w:shadow w:val="false"/>
-                <w:color w:val="000000"/>
-                <w:sz w:val="24"/>
-                <w:szCs w:val="24"/>
-                <w:u w:val="none"/>
+                <w:color w:val="000000"/>
               </w:rPr>
             </w:pPr>
             <w:r>
@@ -1128,16 +1496,7 @@
                 <w:rFonts w:ascii="Liberation Serif" w:hAnsi="Liberation Serif"/>
                 <w:b/>
                 <w:bCs/>
-                <w:i w:val="false"/>
-                <w:iCs w:val="false"/>
-                <w:strike w:val="false"/>
-                <w:dstrike w:val="false"/>
-                <w:outline w:val="false"/>
-                <w:shadow w:val="false"/>
-                <w:color w:val="000000"/>
-                <w:sz w:val="24"/>
-                <w:szCs w:val="24"/>
-                <w:u w:val="none"/>
+                <w:color w:val="000000"/>
               </w:rPr>
               <w:t>Model</w:t>
             </w:r>
@@ -1154,22 +1513,11 @@
           <w:p>
             <w:pPr>
               <w:pStyle w:val="TableContents"/>
-              <w:jc w:val="left"/>
               <w:rPr>
                 <w:rFonts w:ascii="Liberation Serif" w:hAnsi="Liberation Serif"/>
                 <w:b/>
                 <w:bCs/>
-                <w:i w:val="false"/>
-                <w:i w:val="false"/>
-                <w:iCs w:val="false"/>
-                <w:strike w:val="false"/>
-                <w:dstrike w:val="false"/>
-                <w:outline w:val="false"/>
-                <w:shadow w:val="false"/>
-                <w:color w:val="000000"/>
-                <w:sz w:val="24"/>
-                <w:szCs w:val="24"/>
-                <w:u w:val="none"/>
+                <w:color w:val="000000"/>
               </w:rPr>
             </w:pPr>
             <w:r>
@@ -1177,16 +1525,7 @@
                 <w:rFonts w:ascii="Liberation Serif" w:hAnsi="Liberation Serif"/>
                 <w:b/>
                 <w:bCs/>
-                <w:i w:val="false"/>
-                <w:iCs w:val="false"/>
-                <w:strike w:val="false"/>
-                <w:dstrike w:val="false"/>
-                <w:outline w:val="false"/>
-                <w:shadow w:val="false"/>
-                <w:color w:val="000000"/>
-                <w:sz w:val="24"/>
-                <w:szCs w:val="24"/>
-                <w:u w:val="none"/>
+                <w:color w:val="000000"/>
               </w:rPr>
               <w:t>Training Time</w:t>
             </w:r>
@@ -1203,22 +1542,11 @@
           <w:p>
             <w:pPr>
               <w:pStyle w:val="TableContents"/>
-              <w:jc w:val="left"/>
               <w:rPr>
                 <w:rFonts w:ascii="Liberation Serif" w:hAnsi="Liberation Serif"/>
                 <w:b/>
                 <w:bCs/>
-                <w:i w:val="false"/>
-                <w:i w:val="false"/>
-                <w:iCs w:val="false"/>
-                <w:strike w:val="false"/>
-                <w:dstrike w:val="false"/>
-                <w:outline w:val="false"/>
-                <w:shadow w:val="false"/>
-                <w:color w:val="000000"/>
-                <w:sz w:val="24"/>
-                <w:szCs w:val="24"/>
-                <w:u w:val="none"/>
+                <w:color w:val="000000"/>
               </w:rPr>
             </w:pPr>
             <w:r>
@@ -1226,16 +1554,7 @@
                 <w:rFonts w:ascii="Liberation Serif" w:hAnsi="Liberation Serif"/>
                 <w:b/>
                 <w:bCs/>
-                <w:i w:val="false"/>
-                <w:iCs w:val="false"/>
-                <w:strike w:val="false"/>
-                <w:dstrike w:val="false"/>
-                <w:outline w:val="false"/>
-                <w:shadow w:val="false"/>
-                <w:color w:val="000000"/>
-                <w:sz w:val="24"/>
-                <w:szCs w:val="24"/>
-                <w:u w:val="none"/>
+                <w:color w:val="000000"/>
               </w:rPr>
               <w:t>Testing Time</w:t>
             </w:r>
@@ -1252,22 +1571,11 @@
           <w:p>
             <w:pPr>
               <w:pStyle w:val="TableContents"/>
-              <w:jc w:val="left"/>
               <w:rPr>
                 <w:rFonts w:ascii="Liberation Serif" w:hAnsi="Liberation Serif"/>
                 <w:b/>
                 <w:bCs/>
-                <w:i w:val="false"/>
-                <w:i w:val="false"/>
-                <w:iCs w:val="false"/>
-                <w:strike w:val="false"/>
-                <w:dstrike w:val="false"/>
-                <w:outline w:val="false"/>
-                <w:shadow w:val="false"/>
-                <w:color w:val="000000"/>
-                <w:sz w:val="24"/>
-                <w:szCs w:val="24"/>
-                <w:u w:val="none"/>
+                <w:color w:val="000000"/>
               </w:rPr>
             </w:pPr>
             <w:r>
@@ -1275,16 +1583,7 @@
                 <w:rFonts w:ascii="Liberation Serif" w:hAnsi="Liberation Serif"/>
                 <w:b/>
                 <w:bCs/>
-                <w:i w:val="false"/>
-                <w:iCs w:val="false"/>
-                <w:strike w:val="false"/>
-                <w:dstrike w:val="false"/>
-                <w:outline w:val="false"/>
-                <w:shadow w:val="false"/>
-                <w:color w:val="000000"/>
-                <w:sz w:val="24"/>
-                <w:szCs w:val="24"/>
-                <w:u w:val="none"/>
+                <w:color w:val="000000"/>
               </w:rPr>
               <w:t>Dice Coefficient</w:t>
             </w:r>
@@ -1301,22 +1600,11 @@
           <w:p>
             <w:pPr>
               <w:pStyle w:val="TableContents"/>
-              <w:jc w:val="left"/>
               <w:rPr>
                 <w:rFonts w:ascii="Liberation Serif" w:hAnsi="Liberation Serif"/>
                 <w:b/>
                 <w:bCs/>
-                <w:i w:val="false"/>
-                <w:i w:val="false"/>
-                <w:iCs w:val="false"/>
-                <w:strike w:val="false"/>
-                <w:dstrike w:val="false"/>
-                <w:outline w:val="false"/>
-                <w:shadow w:val="false"/>
-                <w:color w:val="000000"/>
-                <w:sz w:val="24"/>
-                <w:szCs w:val="24"/>
-                <w:u w:val="none"/>
+                <w:color w:val="000000"/>
               </w:rPr>
             </w:pPr>
             <w:r>
@@ -1324,16 +1612,7 @@
                 <w:rFonts w:ascii="Liberation Serif" w:hAnsi="Liberation Serif"/>
                 <w:b/>
                 <w:bCs/>
-                <w:i w:val="false"/>
-                <w:iCs w:val="false"/>
-                <w:strike w:val="false"/>
-                <w:dstrike w:val="false"/>
-                <w:outline w:val="false"/>
-                <w:shadow w:val="false"/>
-                <w:color w:val="000000"/>
-                <w:sz w:val="24"/>
-                <w:szCs w:val="24"/>
-                <w:u w:val="none"/>
+                <w:color w:val="000000"/>
               </w:rPr>
               <w:t>mIoU</w:t>
             </w:r>
@@ -1341,48 +1620,22 @@
         </w:tc>
       </w:tr>
       <w:tr>
-        <w:trPr/>
         <w:tc>
           <w:tcPr>
             <w:tcW w:w="1872" w:type="dxa"/>
-            <w:tcBorders/>
           </w:tcPr>
           <w:p>
             <w:pPr>
               <w:pStyle w:val="TableContents"/>
-              <w:jc w:val="left"/>
-              <w:rPr>
-                <w:rFonts w:ascii="Liberation Serif" w:hAnsi="Liberation Serif"/>
-                <w:b w:val="false"/>
-                <w:bCs w:val="false"/>
-                <w:i w:val="false"/>
-                <w:i w:val="false"/>
-                <w:iCs w:val="false"/>
-                <w:strike w:val="false"/>
-                <w:dstrike w:val="false"/>
-                <w:outline w:val="false"/>
-                <w:shadow w:val="false"/>
-                <w:color w:val="000000"/>
-                <w:sz w:val="24"/>
-                <w:szCs w:val="24"/>
-                <w:u w:val="none"/>
+              <w:rPr>
+                <w:rFonts w:ascii="Liberation Serif" w:hAnsi="Liberation Serif"/>
+                <w:color w:val="000000"/>
               </w:rPr>
             </w:pPr>
             <w:r>
               <w:rPr>
                 <w:rFonts w:ascii="Liberation Serif" w:hAnsi="Liberation Serif"/>
-                <w:b w:val="false"/>
-                <w:bCs w:val="false"/>
-                <w:i w:val="false"/>
-                <w:iCs w:val="false"/>
-                <w:strike w:val="false"/>
-                <w:dstrike w:val="false"/>
-                <w:outline w:val="false"/>
-                <w:shadow w:val="false"/>
-                <w:color w:val="000000"/>
-                <w:sz w:val="24"/>
-                <w:szCs w:val="24"/>
-                <w:u w:val="none"/>
+                <w:color w:val="000000"/>
               </w:rPr>
               <w:t>UNet</w:t>
             </w:r>
@@ -1391,44 +1644,19 @@
         <w:tc>
           <w:tcPr>
             <w:tcW w:w="1872" w:type="dxa"/>
-            <w:tcBorders/>
           </w:tcPr>
           <w:p>
             <w:pPr>
               <w:pStyle w:val="TableContents"/>
-              <w:jc w:val="left"/>
-              <w:rPr>
-                <w:rFonts w:ascii="Liberation Serif" w:hAnsi="Liberation Serif"/>
-                <w:b w:val="false"/>
-                <w:bCs w:val="false"/>
-                <w:i w:val="false"/>
-                <w:i w:val="false"/>
-                <w:iCs w:val="false"/>
-                <w:strike w:val="false"/>
-                <w:dstrike w:val="false"/>
-                <w:outline w:val="false"/>
-                <w:shadow w:val="false"/>
-                <w:color w:val="000000"/>
-                <w:sz w:val="24"/>
-                <w:szCs w:val="24"/>
-                <w:u w:val="none"/>
+              <w:rPr>
+                <w:rFonts w:ascii="Liberation Serif" w:hAnsi="Liberation Serif"/>
+                <w:color w:val="000000"/>
               </w:rPr>
             </w:pPr>
             <w:r>
               <w:rPr>
                 <w:rFonts w:ascii="Liberation Serif" w:hAnsi="Liberation Serif"/>
-                <w:b w:val="false"/>
-                <w:bCs w:val="false"/>
-                <w:i w:val="false"/>
-                <w:iCs w:val="false"/>
-                <w:strike w:val="false"/>
-                <w:dstrike w:val="false"/>
-                <w:outline w:val="false"/>
-                <w:shadow w:val="false"/>
-                <w:color w:val="000000"/>
-                <w:sz w:val="24"/>
-                <w:szCs w:val="24"/>
-                <w:u w:val="none"/>
+                <w:color w:val="000000"/>
               </w:rPr>
               <w:t>588m 37s</w:t>
             </w:r>
@@ -1437,44 +1665,19 @@
         <w:tc>
           <w:tcPr>
             <w:tcW w:w="1872" w:type="dxa"/>
-            <w:tcBorders/>
           </w:tcPr>
           <w:p>
             <w:pPr>
               <w:pStyle w:val="TableContents"/>
-              <w:jc w:val="left"/>
-              <w:rPr>
-                <w:rFonts w:ascii="Liberation Serif" w:hAnsi="Liberation Serif"/>
-                <w:b w:val="false"/>
-                <w:bCs w:val="false"/>
-                <w:i w:val="false"/>
-                <w:i w:val="false"/>
-                <w:iCs w:val="false"/>
-                <w:strike w:val="false"/>
-                <w:dstrike w:val="false"/>
-                <w:outline w:val="false"/>
-                <w:shadow w:val="false"/>
-                <w:color w:val="000000"/>
-                <w:sz w:val="24"/>
-                <w:szCs w:val="24"/>
-                <w:u w:val="none"/>
+              <w:rPr>
+                <w:rFonts w:ascii="Liberation Serif" w:hAnsi="Liberation Serif"/>
+                <w:color w:val="000000"/>
               </w:rPr>
             </w:pPr>
             <w:r>
               <w:rPr>
                 <w:rFonts w:ascii="Liberation Serif" w:hAnsi="Liberation Serif"/>
-                <w:b w:val="false"/>
-                <w:bCs w:val="false"/>
-                <w:i w:val="false"/>
-                <w:iCs w:val="false"/>
-                <w:strike w:val="false"/>
-                <w:dstrike w:val="false"/>
-                <w:outline w:val="false"/>
-                <w:shadow w:val="false"/>
-                <w:color w:val="000000"/>
-                <w:sz w:val="24"/>
-                <w:szCs w:val="24"/>
-                <w:u w:val="none"/>
+                <w:color w:val="000000"/>
               </w:rPr>
               <w:t>1m 30s</w:t>
             </w:r>
@@ -1483,44 +1686,19 @@
         <w:tc>
           <w:tcPr>
             <w:tcW w:w="1872" w:type="dxa"/>
-            <w:tcBorders/>
           </w:tcPr>
           <w:p>
             <w:pPr>
               <w:pStyle w:val="TableContents"/>
-              <w:jc w:val="left"/>
-              <w:rPr>
-                <w:rFonts w:ascii="Liberation Serif" w:hAnsi="Liberation Serif"/>
-                <w:b w:val="false"/>
-                <w:bCs w:val="false"/>
-                <w:i w:val="false"/>
-                <w:i w:val="false"/>
-                <w:iCs w:val="false"/>
-                <w:strike w:val="false"/>
-                <w:dstrike w:val="false"/>
-                <w:outline w:val="false"/>
-                <w:shadow w:val="false"/>
-                <w:color w:val="000000"/>
-                <w:sz w:val="24"/>
-                <w:szCs w:val="24"/>
-                <w:u w:val="none"/>
+              <w:rPr>
+                <w:rFonts w:ascii="Liberation Serif" w:hAnsi="Liberation Serif"/>
+                <w:color w:val="000000"/>
               </w:rPr>
             </w:pPr>
             <w:r>
               <w:rPr>
                 <w:rFonts w:ascii="Liberation Serif" w:hAnsi="Liberation Serif"/>
-                <w:b w:val="false"/>
-                <w:bCs w:val="false"/>
-                <w:i w:val="false"/>
-                <w:iCs w:val="false"/>
-                <w:strike w:val="false"/>
-                <w:dstrike w:val="false"/>
-                <w:outline w:val="false"/>
-                <w:shadow w:val="false"/>
-                <w:color w:val="000000"/>
-                <w:sz w:val="24"/>
-                <w:szCs w:val="24"/>
-                <w:u w:val="none"/>
+                <w:color w:val="000000"/>
               </w:rPr>
               <w:t>0.86</w:t>
             </w:r>
@@ -1529,44 +1707,19 @@
         <w:tc>
           <w:tcPr>
             <w:tcW w:w="1872" w:type="dxa"/>
-            <w:tcBorders/>
           </w:tcPr>
           <w:p>
             <w:pPr>
               <w:pStyle w:val="TableContents"/>
-              <w:jc w:val="left"/>
-              <w:rPr>
-                <w:rFonts w:ascii="Liberation Serif" w:hAnsi="Liberation Serif"/>
-                <w:b w:val="false"/>
-                <w:bCs w:val="false"/>
-                <w:i w:val="false"/>
-                <w:i w:val="false"/>
-                <w:iCs w:val="false"/>
-                <w:strike w:val="false"/>
-                <w:dstrike w:val="false"/>
-                <w:outline w:val="false"/>
-                <w:shadow w:val="false"/>
-                <w:color w:val="000000"/>
-                <w:sz w:val="24"/>
-                <w:szCs w:val="24"/>
-                <w:u w:val="none"/>
+              <w:rPr>
+                <w:rFonts w:ascii="Liberation Serif" w:hAnsi="Liberation Serif"/>
+                <w:color w:val="000000"/>
               </w:rPr>
             </w:pPr>
             <w:r>
               <w:rPr>
                 <w:rFonts w:ascii="Liberation Serif" w:hAnsi="Liberation Serif"/>
-                <w:b w:val="false"/>
-                <w:bCs w:val="false"/>
-                <w:i w:val="false"/>
-                <w:iCs w:val="false"/>
-                <w:strike w:val="false"/>
-                <w:dstrike w:val="false"/>
-                <w:outline w:val="false"/>
-                <w:shadow w:val="false"/>
-                <w:color w:val="000000"/>
-                <w:sz w:val="24"/>
-                <w:szCs w:val="24"/>
-                <w:u w:val="none"/>
+                <w:color w:val="000000"/>
               </w:rPr>
               <w:t>0.76</w:t>
             </w:r>
@@ -1574,7 +1727,6 @@
         </w:tc>
       </w:tr>
       <w:tr>
-        <w:trPr/>
         <w:tc>
           <w:tcPr>
             <w:tcW w:w="1872" w:type="dxa"/>
@@ -1585,39 +1737,15 @@
           <w:p>
             <w:pPr>
               <w:pStyle w:val="TableContents"/>
-              <w:jc w:val="left"/>
-              <w:rPr>
-                <w:rFonts w:ascii="Liberation Serif" w:hAnsi="Liberation Serif"/>
-                <w:b w:val="false"/>
-                <w:bCs w:val="false"/>
-                <w:i w:val="false"/>
-                <w:i w:val="false"/>
-                <w:iCs w:val="false"/>
-                <w:strike w:val="false"/>
-                <w:dstrike w:val="false"/>
-                <w:outline w:val="false"/>
-                <w:shadow w:val="false"/>
-                <w:color w:val="000000"/>
-                <w:sz w:val="24"/>
-                <w:szCs w:val="24"/>
-                <w:u w:val="none"/>
+              <w:rPr>
+                <w:rFonts w:ascii="Liberation Serif" w:hAnsi="Liberation Serif"/>
+                <w:color w:val="000000"/>
               </w:rPr>
             </w:pPr>
             <w:r>
               <w:rPr>
                 <w:rFonts w:ascii="Liberation Serif" w:hAnsi="Liberation Serif"/>
-                <w:b w:val="false"/>
-                <w:bCs w:val="false"/>
-                <w:i w:val="false"/>
-                <w:iCs w:val="false"/>
-                <w:strike w:val="false"/>
-                <w:dstrike w:val="false"/>
-                <w:outline w:val="false"/>
-                <w:shadow w:val="false"/>
-                <w:color w:val="000000"/>
-                <w:sz w:val="24"/>
-                <w:szCs w:val="24"/>
-                <w:u w:val="none"/>
+                <w:color w:val="000000"/>
               </w:rPr>
               <w:t>Mini-UNet</w:t>
             </w:r>
@@ -1633,39 +1761,15 @@
           <w:p>
             <w:pPr>
               <w:pStyle w:val="TableContents"/>
-              <w:jc w:val="left"/>
-              <w:rPr>
-                <w:rFonts w:ascii="Liberation Serif" w:hAnsi="Liberation Serif"/>
-                <w:b w:val="false"/>
-                <w:bCs w:val="false"/>
-                <w:i w:val="false"/>
-                <w:i w:val="false"/>
-                <w:iCs w:val="false"/>
-                <w:strike w:val="false"/>
-                <w:dstrike w:val="false"/>
-                <w:outline w:val="false"/>
-                <w:shadow w:val="false"/>
-                <w:color w:val="000000"/>
-                <w:sz w:val="24"/>
-                <w:szCs w:val="24"/>
-                <w:u w:val="none"/>
+              <w:rPr>
+                <w:rFonts w:ascii="Liberation Serif" w:hAnsi="Liberation Serif"/>
+                <w:color w:val="000000"/>
               </w:rPr>
             </w:pPr>
             <w:r>
               <w:rPr>
                 <w:rFonts w:ascii="Liberation Serif" w:hAnsi="Liberation Serif"/>
-                <w:b w:val="false"/>
-                <w:bCs w:val="false"/>
-                <w:i w:val="false"/>
-                <w:iCs w:val="false"/>
-                <w:strike w:val="false"/>
-                <w:dstrike w:val="false"/>
-                <w:outline w:val="false"/>
-                <w:shadow w:val="false"/>
-                <w:color w:val="000000"/>
-                <w:sz w:val="24"/>
-                <w:szCs w:val="24"/>
-                <w:u w:val="none"/>
+                <w:color w:val="000000"/>
               </w:rPr>
               <w:t>31m 15.9s</w:t>
             </w:r>
@@ -1681,39 +1785,15 @@
           <w:p>
             <w:pPr>
               <w:pStyle w:val="TableContents"/>
-              <w:jc w:val="left"/>
-              <w:rPr>
-                <w:rFonts w:ascii="Liberation Serif" w:hAnsi="Liberation Serif"/>
-                <w:b w:val="false"/>
-                <w:bCs w:val="false"/>
-                <w:i w:val="false"/>
-                <w:i w:val="false"/>
-                <w:iCs w:val="false"/>
-                <w:strike w:val="false"/>
-                <w:dstrike w:val="false"/>
-                <w:outline w:val="false"/>
-                <w:shadow w:val="false"/>
-                <w:color w:val="000000"/>
-                <w:sz w:val="24"/>
-                <w:szCs w:val="24"/>
-                <w:u w:val="none"/>
+              <w:rPr>
+                <w:rFonts w:ascii="Liberation Serif" w:hAnsi="Liberation Serif"/>
+                <w:color w:val="000000"/>
               </w:rPr>
             </w:pPr>
             <w:r>
               <w:rPr>
                 <w:rFonts w:ascii="Liberation Serif" w:hAnsi="Liberation Serif"/>
-                <w:b w:val="false"/>
-                <w:bCs w:val="false"/>
-                <w:i w:val="false"/>
-                <w:iCs w:val="false"/>
-                <w:strike w:val="false"/>
-                <w:dstrike w:val="false"/>
-                <w:outline w:val="false"/>
-                <w:shadow w:val="false"/>
-                <w:color w:val="000000"/>
-                <w:sz w:val="24"/>
-                <w:szCs w:val="24"/>
-                <w:u w:val="none"/>
+                <w:color w:val="000000"/>
               </w:rPr>
               <w:t>1m 3.8s</w:t>
             </w:r>
@@ -1729,39 +1809,15 @@
           <w:p>
             <w:pPr>
               <w:pStyle w:val="TableContents"/>
-              <w:jc w:val="left"/>
-              <w:rPr>
-                <w:rFonts w:ascii="Liberation Serif" w:hAnsi="Liberation Serif"/>
-                <w:b w:val="false"/>
-                <w:bCs w:val="false"/>
-                <w:i w:val="false"/>
-                <w:i w:val="false"/>
-                <w:iCs w:val="false"/>
-                <w:strike w:val="false"/>
-                <w:dstrike w:val="false"/>
-                <w:outline w:val="false"/>
-                <w:shadow w:val="false"/>
-                <w:color w:val="000000"/>
-                <w:sz w:val="24"/>
-                <w:szCs w:val="24"/>
-                <w:u w:val="none"/>
+              <w:rPr>
+                <w:rFonts w:ascii="Liberation Serif" w:hAnsi="Liberation Serif"/>
+                <w:color w:val="000000"/>
               </w:rPr>
             </w:pPr>
             <w:r>
               <w:rPr>
                 <w:rFonts w:ascii="Liberation Serif" w:hAnsi="Liberation Serif"/>
-                <w:b w:val="false"/>
-                <w:bCs w:val="false"/>
-                <w:i w:val="false"/>
-                <w:iCs w:val="false"/>
-                <w:strike w:val="false"/>
-                <w:dstrike w:val="false"/>
-                <w:outline w:val="false"/>
-                <w:shadow w:val="false"/>
-                <w:color w:val="000000"/>
-                <w:sz w:val="24"/>
-                <w:szCs w:val="24"/>
-                <w:u w:val="none"/>
+                <w:color w:val="000000"/>
               </w:rPr>
               <w:t>0.86</w:t>
             </w:r>
@@ -1777,39 +1833,15 @@
           <w:p>
             <w:pPr>
               <w:pStyle w:val="TableContents"/>
-              <w:jc w:val="left"/>
-              <w:rPr>
-                <w:rFonts w:ascii="Liberation Serif" w:hAnsi="Liberation Serif"/>
-                <w:b w:val="false"/>
-                <w:bCs w:val="false"/>
-                <w:i w:val="false"/>
-                <w:i w:val="false"/>
-                <w:iCs w:val="false"/>
-                <w:strike w:val="false"/>
-                <w:dstrike w:val="false"/>
-                <w:outline w:val="false"/>
-                <w:shadow w:val="false"/>
-                <w:color w:val="000000"/>
-                <w:sz w:val="24"/>
-                <w:szCs w:val="24"/>
-                <w:u w:val="none"/>
+              <w:rPr>
+                <w:rFonts w:ascii="Liberation Serif" w:hAnsi="Liberation Serif"/>
+                <w:color w:val="000000"/>
               </w:rPr>
             </w:pPr>
             <w:r>
               <w:rPr>
                 <w:rFonts w:ascii="Liberation Serif" w:hAnsi="Liberation Serif"/>
-                <w:b w:val="false"/>
-                <w:bCs w:val="false"/>
-                <w:i w:val="false"/>
-                <w:iCs w:val="false"/>
-                <w:strike w:val="false"/>
-                <w:dstrike w:val="false"/>
-                <w:outline w:val="false"/>
-                <w:shadow w:val="false"/>
-                <w:color w:val="000000"/>
-                <w:sz w:val="24"/>
-                <w:szCs w:val="24"/>
-                <w:u w:val="none"/>
+                <w:color w:val="000000"/>
               </w:rPr>
               <w:t>0.76</w:t>
             </w:r>
@@ -1819,567 +1851,885 @@
     </w:tbl>
     <w:p>
       <w:pPr>
-        <w:pStyle w:val="Normal"/>
-        <w:spacing w:lineRule="auto" w:line="480"/>
-        <w:ind w:firstLine="720"/>
-        <w:rPr/>
-      </w:pPr>
-      <w:r>
-        <w:rPr/>
-      </w:r>
-    </w:p>
-    <w:p>
-      <w:pPr>
-        <w:pStyle w:val="Normal"/>
-        <w:spacing w:lineRule="auto" w:line="480"/>
-        <w:ind w:firstLine="720"/>
-        <w:rPr/>
-      </w:pPr>
-      <w:r>
-        <w:rPr/>
-        <w:t>Example output from each model can been in figures N and N. As might be anticipated by their similar Dice Coefficient and mIoU their outputs are largely similar. Of note is the fact that both models missed the two large rocks in fifth row.</w:t>
-      </w:r>
-    </w:p>
-    <w:p>
-      <w:pPr>
-        <w:pStyle w:val="Normal"/>
-        <w:spacing w:lineRule="auto" w:line="480"/>
-        <w:ind w:firstLine="720"/>
-        <w:rPr/>
-      </w:pPr>
-      <w:r>
-        <w:rPr/>
+        <w:spacing w:line="480" w:lineRule="auto"/>
+        <w:ind w:firstLine="720"/>
+      </w:pPr>
+    </w:p>
+    <w:p>
+      <w:pPr>
+        <w:spacing w:line="480" w:lineRule="auto"/>
+        <w:ind w:firstLine="720"/>
+      </w:pPr>
+      <w:r>
+        <w:lastRenderedPageBreak/>
+        <w:t xml:space="preserve">Example output from each model can been in figures </w:t>
+      </w:r>
+      <w:r>
+        <w:t>4</w:t>
+      </w:r>
+      <w:r>
+        <w:t xml:space="preserve"> and </w:t>
+      </w:r>
+      <w:r>
+        <w:t>5</w:t>
+      </w:r>
+      <w:r>
+        <w:t>. As might be anticipated by their similar Dice Coefficient and mIoU their outputs are largely similar. Of note is the fact that both models missed the two large rocks in fifth row.</w:t>
+      </w:r>
+    </w:p>
+    <w:p>
+      <w:pPr>
+        <w:spacing w:line="480" w:lineRule="auto"/>
+        <w:ind w:firstLine="720"/>
+      </w:pPr>
+      <w:r>
         <w:t xml:space="preserve"> </w:t>
       </w:r>
     </w:p>
     <w:p>
       <w:pPr>
-        <w:pStyle w:val="Normal"/>
-        <w:spacing w:lineRule="auto" w:line="480"/>
-        <w:ind w:firstLine="720"/>
-        <w:rPr/>
-      </w:pPr>
-      <w:r>
-        <w:rPr/>
-        <w:t>&lt;</w:t>
-      </w:r>
-      <w:r>
-        <w:rPr/>
-        <w:t>UNET SEGMENTATION EXAMPLE&gt;</w:t>
-      </w:r>
-    </w:p>
-    <w:p>
-      <w:pPr>
-        <w:pStyle w:val="Normal"/>
-        <w:spacing w:lineRule="auto" w:line="480"/>
-        <w:ind w:firstLine="720"/>
-        <w:rPr/>
-      </w:pPr>
-      <w:r>
-        <w:rPr/>
-        <w:t>&lt;</w:t>
-      </w:r>
-      <w:r>
-        <w:rPr/>
-        <w:t>MINI-UNET SEGMENTATION EXAMPLE&gt;</w:t>
-      </w:r>
-    </w:p>
-    <w:p>
-      <w:pPr>
-        <w:pStyle w:val="Normal"/>
-        <w:spacing w:lineRule="auto" w:line="480"/>
-        <w:ind w:firstLine="720"/>
-        <w:rPr/>
-      </w:pPr>
-      <w:r>
-        <w:rPr/>
-      </w:r>
-    </w:p>
-    <w:p>
-      <w:pPr>
-        <w:pStyle w:val="Normal"/>
-        <w:spacing w:lineRule="auto" w:line="480"/>
-        <w:jc w:val="center"/>
-        <w:rPr>
-          <w:b/>
-        </w:rPr>
-      </w:pPr>
-      <w:r>
-        <w:rPr>
-          <w:b/>
-        </w:rPr>
-        <w:t>Limitations and Risk</w:t>
-      </w:r>
-    </w:p>
-    <w:p>
-      <w:pPr>
-        <w:pStyle w:val="Normal"/>
-        <w:spacing w:lineRule="auto" w:line="480"/>
-        <w:ind w:firstLine="720"/>
-        <w:rPr/>
-      </w:pPr>
-      <w:r>
-        <w:rPr/>
-        <w:t>T</w:t>
-      </w:r>
-      <w:r>
-        <w:rPr/>
-        <w:t>his paper looked into the effects of reducing the parameters on UNet model for solving a semantic segmentation task. While it turned out that on the available data, reducing the size of the network had no appreciable effect, we should keep the following points in mind:</w:t>
-      </w:r>
-    </w:p>
-    <w:p>
-      <w:pPr>
-        <w:pStyle w:val="Normal"/>
-        <w:spacing w:lineRule="auto" w:line="480"/>
-        <w:ind w:firstLine="720"/>
-        <w:rPr/>
-      </w:pPr>
-      <w:r>
-        <w:rPr/>
-        <w:t>We only trained the models on data from the Curiosity Rover. This means its limited to the small subsection of Mars that the Curiosity Rover has visited.</w:t>
-      </w:r>
-    </w:p>
-    <w:p>
-      <w:pPr>
-        <w:pStyle w:val="Normal"/>
-        <w:spacing w:lineRule="auto" w:line="480"/>
-        <w:ind w:firstLine="720"/>
-        <w:rPr/>
-      </w:pPr>
-      <w:r>
-        <w:rPr/>
-        <w:t>As mentioned in the previous section, both models missed the large rocks in the bottom row. Missing these rocks in a real-Mars scenario could’ve resulted in damage to the Rover.</w:t>
-      </w:r>
-    </w:p>
-    <w:p>
-      <w:pPr>
-        <w:pStyle w:val="Normal"/>
-        <w:spacing w:lineRule="auto" w:line="480"/>
-        <w:ind w:firstLine="720"/>
-        <w:rPr/>
-      </w:pPr>
-      <w:r>
-        <w:rPr/>
-        <w:t>While we’ve tested the model on data collected by the Rover, we’ve never tested the model in a real-time scenario. Its possible that once deployed to a real Rover that we’d see unexpected results that could put the Rover in danger.</w:t>
-      </w:r>
-    </w:p>
-    <w:p>
-      <w:pPr>
-        <w:pStyle w:val="Normal"/>
-        <w:spacing w:lineRule="auto" w:line="480"/>
-        <w:ind w:firstLine="720"/>
-        <w:rPr/>
-      </w:pPr>
-      <w:r>
-        <w:rPr/>
-      </w:r>
-    </w:p>
-    <w:p>
-      <w:pPr>
-        <w:pStyle w:val="Normal"/>
-        <w:spacing w:lineRule="auto" w:line="480"/>
-        <w:jc w:val="center"/>
-        <w:rPr>
-          <w:b/>
-        </w:rPr>
-      </w:pPr>
-      <w:r>
-        <w:rPr>
-          <w:b/>
-        </w:rPr>
-        <w:t>Ethical and Responsible Use</w:t>
-      </w:r>
-    </w:p>
-    <w:p>
-      <w:pPr>
-        <w:pStyle w:val="Normal"/>
-        <w:spacing w:lineRule="auto" w:line="480"/>
-        <w:ind w:firstLine="720"/>
-        <w:rPr/>
-      </w:pPr>
-      <w:r>
-        <w:rPr/>
-        <w:t>Given the cost of Mars missions, as well as the potential opportunity loss from a scientific point of view, use of this model without further refinement in a real-world Rover would be an unethical use of resources.</w:t>
-      </w:r>
-    </w:p>
-    <w:p>
-      <w:pPr>
-        <w:pStyle w:val="Normal"/>
-        <w:spacing w:lineRule="auto" w:line="480"/>
-        <w:ind w:firstLine="720"/>
-        <w:rPr/>
-      </w:pPr>
-      <w:r>
-        <w:rPr/>
-        <w:t>In addition, as mentioned in the section on risk, the training data is is heavily based not only to the small area of Mars that Curiosity was able to reach, but potentially to any artifacts / idiosyncrasies in the Curiosity Rover’s camera system itself. Its possible that if either of these models were used with data collected from a different camera setup we’d get unreliable results.</w:t>
-      </w:r>
-    </w:p>
-    <w:p>
-      <w:pPr>
-        <w:pStyle w:val="Normal"/>
-        <w:spacing w:lineRule="auto" w:line="480"/>
-        <w:ind w:firstLine="720"/>
-        <w:rPr/>
-      </w:pPr>
-      <w:r>
-        <w:rPr/>
-        <w:t>The results of misusing this model could be the catastrophic loss of multi-million dollar Rover. For example, if the Rover encountered the rocks shown in the final row of figure N, the model would completely miss it, possibly resulting in the Rover colliding with the rocks.</w:t>
-      </w:r>
-    </w:p>
-    <w:p>
-      <w:pPr>
-        <w:pStyle w:val="Normal"/>
-        <w:spacing w:lineRule="auto" w:line="480"/>
-        <w:ind w:firstLine="720"/>
-        <w:rPr/>
-      </w:pPr>
-      <w:r>
-        <w:rPr/>
-      </w:r>
-    </w:p>
-    <w:p>
-      <w:pPr>
-        <w:pStyle w:val="Normal"/>
-        <w:spacing w:lineRule="auto" w:line="480"/>
-        <w:jc w:val="center"/>
-        <w:rPr>
-          <w:b/>
-        </w:rPr>
-      </w:pPr>
-      <w:r>
-        <w:rPr>
-          <w:b/>
-        </w:rPr>
-        <w:t>Future Improvements</w:t>
-      </w:r>
-    </w:p>
-    <w:p>
-      <w:pPr>
-        <w:pStyle w:val="Normal"/>
-        <w:spacing w:lineRule="auto" w:line="480"/>
-        <w:ind w:firstLine="720"/>
-        <w:rPr/>
-      </w:pPr>
-      <w:r>
-        <w:rPr/>
-        <w:t>The next logical step for this work is to attempt reducing the size of the model even further in a bid to see how small the network can be made before we see a reduction in performance.  We could also look at the effects of data augmentation / feature engineering (such as enhancing images using traditional computer vision techniques before feeding them to the network) on performance.</w:t>
-      </w:r>
-    </w:p>
-    <w:p>
-      <w:pPr>
-        <w:pStyle w:val="Normal"/>
-        <w:spacing w:lineRule="auto" w:line="480"/>
-        <w:ind w:firstLine="720"/>
-        <w:rPr/>
-      </w:pPr>
-      <w:r>
-        <w:rPr/>
-        <w:t>Another step we can take is to integrate more data from the AI4Mars dataset. The AI4Mars dataset has data from Curiosity, Spirit, Opportunity, and Perseverance. This paper only made use of data from the Curiosity Rover. Perhaps wit</w:t>
-      </w:r>
-      <w:r>
-        <w:rPr/>
-        <w:t>h more diverse data we could improve the performance of the model further.</w:t>
-      </w:r>
-    </w:p>
-    <w:p>
-      <w:pPr>
-        <w:pStyle w:val="Normal"/>
-        <w:spacing w:lineRule="auto" w:line="480"/>
-        <w:ind w:firstLine="720"/>
-        <w:rPr/>
-      </w:pPr>
-      <w:r>
-        <w:rPr/>
-      </w:r>
-    </w:p>
-    <w:p>
-      <w:pPr>
-        <w:pStyle w:val="Normal"/>
-        <w:spacing w:lineRule="auto" w:line="480"/>
-        <w:ind w:firstLine="720"/>
-        <w:rPr/>
-      </w:pPr>
-      <w:r>
-        <w:rPr/>
-      </w:r>
-    </w:p>
-    <w:p>
-      <w:pPr>
-        <w:pStyle w:val="Normal"/>
-        <w:spacing w:lineRule="auto" w:line="480"/>
-        <w:ind w:firstLine="720"/>
-        <w:rPr/>
-      </w:pPr>
-      <w:r>
-        <w:rPr/>
-      </w:r>
-    </w:p>
-    <w:p>
-      <w:pPr>
-        <w:pStyle w:val="Normal"/>
-        <w:spacing w:lineRule="auto" w:line="480"/>
-        <w:ind w:firstLine="720"/>
-        <w:rPr/>
-      </w:pPr>
-      <w:r>
-        <w:rPr/>
-      </w:r>
-    </w:p>
-    <w:p>
-      <w:pPr>
-        <w:pStyle w:val="Normal"/>
-        <w:spacing w:lineRule="auto" w:line="480"/>
-        <w:ind w:firstLine="720"/>
-        <w:rPr/>
-      </w:pPr>
-      <w:r>
-        <w:rPr/>
-      </w:r>
-    </w:p>
-    <w:p>
-      <w:pPr>
-        <w:pStyle w:val="Normal"/>
-        <w:spacing w:lineRule="auto" w:line="480"/>
-        <w:ind w:firstLine="720"/>
-        <w:rPr/>
-      </w:pPr>
-      <w:r>
-        <w:rPr/>
-      </w:r>
-    </w:p>
-    <w:p>
-      <w:pPr>
-        <w:pStyle w:val="Normal"/>
-        <w:spacing w:lineRule="auto" w:line="480"/>
-        <w:jc w:val="center"/>
-        <w:rPr/>
-      </w:pPr>
-      <w:r>
-        <w:rPr/>
-      </w:r>
-    </w:p>
-    <w:p>
-      <w:pPr>
-        <w:pStyle w:val="Normal"/>
-        <w:spacing w:lineRule="auto" w:line="480"/>
-        <w:jc w:val="center"/>
-        <w:rPr/>
-      </w:pPr>
-      <w:r>
-        <w:rPr/>
-      </w:r>
-    </w:p>
-    <w:p>
-      <w:pPr>
-        <w:pStyle w:val="Normal"/>
-        <w:spacing w:lineRule="auto" w:line="480"/>
-        <w:jc w:val="center"/>
-        <w:rPr/>
-      </w:pPr>
-      <w:r>
-        <w:rPr/>
-      </w:r>
-    </w:p>
-    <w:p>
-      <w:pPr>
-        <w:pStyle w:val="Normal"/>
-        <w:spacing w:lineRule="auto" w:line="480"/>
-        <w:jc w:val="center"/>
-        <w:rPr/>
-      </w:pPr>
-      <w:r>
-        <w:rPr/>
-      </w:r>
-    </w:p>
-    <w:p>
-      <w:pPr>
-        <w:pStyle w:val="Normal"/>
-        <w:spacing w:lineRule="auto" w:line="480"/>
-        <w:jc w:val="center"/>
-        <w:rPr/>
-      </w:pPr>
-      <w:r>
-        <w:rPr/>
-      </w:r>
-    </w:p>
-    <w:p>
-      <w:pPr>
-        <w:pStyle w:val="Normal"/>
-        <w:spacing w:lineRule="auto" w:line="480"/>
-        <w:jc w:val="center"/>
-        <w:rPr/>
-      </w:pPr>
-      <w:r>
-        <w:rPr/>
-      </w:r>
-    </w:p>
-    <w:p>
-      <w:pPr>
-        <w:pStyle w:val="Normal"/>
-        <w:spacing w:lineRule="auto" w:line="480"/>
-        <w:jc w:val="center"/>
-        <w:rPr/>
-      </w:pPr>
-      <w:r>
-        <w:rPr/>
-      </w:r>
-    </w:p>
-    <w:p>
-      <w:pPr>
-        <w:pStyle w:val="Normal"/>
-        <w:spacing w:lineRule="auto" w:line="480"/>
-        <w:jc w:val="center"/>
-        <w:rPr/>
-      </w:pPr>
-      <w:r>
-        <w:rPr/>
-      </w:r>
-    </w:p>
-    <w:p>
-      <w:pPr>
-        <w:pStyle w:val="Normal"/>
-        <w:spacing w:lineRule="auto" w:line="480"/>
-        <w:jc w:val="center"/>
-        <w:rPr/>
-      </w:pPr>
-      <w:r>
-        <w:rPr/>
-      </w:r>
-    </w:p>
-    <w:p>
-      <w:pPr>
-        <w:pStyle w:val="Normal"/>
-        <w:spacing w:lineRule="auto" w:line="480"/>
-        <w:jc w:val="center"/>
-        <w:rPr/>
-      </w:pPr>
-      <w:r>
-        <w:rPr/>
-      </w:r>
-    </w:p>
-    <w:p>
-      <w:pPr>
-        <w:pStyle w:val="Normal"/>
-        <w:spacing w:lineRule="auto" w:line="480"/>
-        <w:jc w:val="center"/>
-        <w:rPr/>
-      </w:pPr>
-      <w:r>
-        <w:rPr/>
-      </w:r>
-    </w:p>
-    <w:p>
-      <w:pPr>
-        <w:pStyle w:val="Normal"/>
-        <w:spacing w:lineRule="auto" w:line="480"/>
-        <w:rPr/>
-      </w:pPr>
-      <w:r>
-        <w:rPr/>
-      </w:r>
-    </w:p>
-    <w:p>
-      <w:pPr>
-        <w:pStyle w:val="Normal"/>
-        <w:spacing w:lineRule="auto" w:line="480"/>
-        <w:jc w:val="center"/>
-        <w:rPr/>
-      </w:pPr>
-      <w:r>
-        <w:rPr/>
-      </w:r>
-      <w:r>
-        <w:br w:type="page"/>
-      </w:r>
-    </w:p>
-    <w:p>
-      <w:pPr>
-        <w:pStyle w:val="Normal"/>
-        <w:spacing w:lineRule="auto" w:line="480" w:before="0" w:after="0"/>
-        <w:jc w:val="center"/>
-        <w:rPr>
-          <w:b/>
-        </w:rPr>
-      </w:pPr>
-      <w:r>
-        <w:rPr>
-          <w:b/>
-        </w:rPr>
-        <w:t>References</w:t>
-      </w:r>
-    </w:p>
-    <w:p>
-      <w:pPr>
-        <w:pStyle w:val="Normal"/>
-        <w:spacing w:lineRule="auto" w:line="480"/>
-        <w:ind w:hanging="720" w:left="720"/>
-        <w:rPr/>
-      </w:pPr>
-      <w:r>
-        <w:rPr/>
-        <w:t>Input your references here. The hanging indent has already been created for you. Your references should be listed alphabetically by the author’s last name.</w:t>
-      </w:r>
-    </w:p>
-    <w:p>
-      <w:pPr>
-        <w:pStyle w:val="Normal"/>
-        <w:spacing w:lineRule="auto" w:line="480"/>
-        <w:ind w:hanging="720" w:left="720"/>
-        <w:rPr/>
-      </w:pPr>
-      <w:r>
-        <w:rPr/>
-        <w:t xml:space="preserve">See other </w:t>
-      </w:r>
-      <w:hyperlink r:id="rId2">
+        <w:pStyle w:val="Caption"/>
+        <w:keepNext/>
+        <w:jc w:val="center"/>
+      </w:pPr>
+      <w:r>
+        <w:t xml:space="preserve">Figure </w:t>
+      </w:r>
+      <w:fldSimple w:instr=" SEQ Figure \* ARABIC ">
         <w:r>
           <w:rPr>
-            <w:rStyle w:val="ListLabel1"/>
-            <w:color w:val="0000FF"/>
-            <w:u w:val="single"/>
+            <w:noProof/>
           </w:rPr>
-          <w:t>AUSB Writing Center resources</w:t>
+          <w:t>4</w:t>
+        </w:r>
+      </w:fldSimple>
+      <w:r>
+        <w:t xml:space="preserve"> UNet Segmentation Sample</w:t>
+      </w:r>
+    </w:p>
+    <w:p>
+      <w:pPr>
+        <w:spacing w:line="480" w:lineRule="auto"/>
+        <w:ind w:firstLine="720"/>
+        <w:jc w:val="center"/>
+      </w:pPr>
+      <w:r>
+        <w:rPr>
+          <w:noProof/>
+        </w:rPr>
+        <w:drawing>
+          <wp:inline distT="0" distB="0" distL="0" distR="0" wp14:anchorId="51B9FE7B" wp14:editId="059EF896">
+            <wp:extent cx="2167075" cy="3612719"/>
+            <wp:effectExtent l="0" t="0" r="0" b="0"/>
+            <wp:docPr id="1268154661" name="Picture 1"/>
+            <wp:cNvGraphicFramePr>
+              <a:graphicFrameLocks xmlns:a="http://schemas.openxmlformats.org/drawingml/2006/main" noChangeAspect="1"/>
+            </wp:cNvGraphicFramePr>
+            <a:graphic xmlns:a="http://schemas.openxmlformats.org/drawingml/2006/main">
+              <a:graphicData uri="http://schemas.openxmlformats.org/drawingml/2006/picture">
+                <pic:pic xmlns:pic="http://schemas.openxmlformats.org/drawingml/2006/picture">
+                  <pic:nvPicPr>
+                    <pic:cNvPr id="0" name="Picture 1"/>
+                    <pic:cNvPicPr>
+                      <a:picLocks noChangeAspect="1" noChangeArrowheads="1"/>
+                    </pic:cNvPicPr>
+                  </pic:nvPicPr>
+                  <pic:blipFill>
+                    <a:blip r:embed="rId11" cstate="print">
+                      <a:extLst>
+                        <a:ext uri="{28A0092B-C50C-407E-A947-70E740481C1C}">
+                          <a14:useLocalDpi xmlns:a14="http://schemas.microsoft.com/office/drawing/2010/main" val="0"/>
+                        </a:ext>
+                      </a:extLst>
+                    </a:blip>
+                    <a:srcRect/>
+                    <a:stretch>
+                      <a:fillRect/>
+                    </a:stretch>
+                  </pic:blipFill>
+                  <pic:spPr bwMode="auto">
+                    <a:xfrm>
+                      <a:off x="0" y="0"/>
+                      <a:ext cx="2187970" cy="3647554"/>
+                    </a:xfrm>
+                    <a:prstGeom prst="rect">
+                      <a:avLst/>
+                    </a:prstGeom>
+                    <a:noFill/>
+                    <a:ln>
+                      <a:noFill/>
+                    </a:ln>
+                  </pic:spPr>
+                </pic:pic>
+              </a:graphicData>
+            </a:graphic>
+          </wp:inline>
+        </w:drawing>
+      </w:r>
+    </w:p>
+    <w:p>
+      <w:pPr>
+        <w:pStyle w:val="Caption"/>
+        <w:keepNext/>
+        <w:jc w:val="center"/>
+      </w:pPr>
+      <w:r>
+        <w:lastRenderedPageBreak/>
+        <w:t xml:space="preserve">Figure </w:t>
+      </w:r>
+      <w:fldSimple w:instr=" SEQ Figure \* ARABIC ">
+        <w:r>
+          <w:rPr>
+            <w:noProof/>
+          </w:rPr>
+          <w:t>5</w:t>
+        </w:r>
+      </w:fldSimple>
+      <w:r>
+        <w:t xml:space="preserve"> Mini-UNet Segmentation Example</w:t>
+      </w:r>
+    </w:p>
+    <w:p>
+      <w:pPr>
+        <w:spacing w:line="480" w:lineRule="auto"/>
+        <w:ind w:firstLine="720"/>
+        <w:jc w:val="center"/>
+      </w:pPr>
+      <w:r>
+        <w:rPr>
+          <w:noProof/>
+        </w:rPr>
+        <w:drawing>
+          <wp:inline distT="0" distB="0" distL="0" distR="0" wp14:anchorId="45890567" wp14:editId="2EBF8D5D">
+            <wp:extent cx="2079857" cy="3467320"/>
+            <wp:effectExtent l="0" t="0" r="0" b="0"/>
+            <wp:docPr id="295549975" name="Picture 2"/>
+            <wp:cNvGraphicFramePr>
+              <a:graphicFrameLocks xmlns:a="http://schemas.openxmlformats.org/drawingml/2006/main" noChangeAspect="1"/>
+            </wp:cNvGraphicFramePr>
+            <a:graphic xmlns:a="http://schemas.openxmlformats.org/drawingml/2006/main">
+              <a:graphicData uri="http://schemas.openxmlformats.org/drawingml/2006/picture">
+                <pic:pic xmlns:pic="http://schemas.openxmlformats.org/drawingml/2006/picture">
+                  <pic:nvPicPr>
+                    <pic:cNvPr id="0" name="Picture 2"/>
+                    <pic:cNvPicPr>
+                      <a:picLocks noChangeAspect="1" noChangeArrowheads="1"/>
+                    </pic:cNvPicPr>
+                  </pic:nvPicPr>
+                  <pic:blipFill>
+                    <a:blip r:embed="rId12" cstate="print">
+                      <a:extLst>
+                        <a:ext uri="{28A0092B-C50C-407E-A947-70E740481C1C}">
+                          <a14:useLocalDpi xmlns:a14="http://schemas.microsoft.com/office/drawing/2010/main" val="0"/>
+                        </a:ext>
+                      </a:extLst>
+                    </a:blip>
+                    <a:srcRect/>
+                    <a:stretch>
+                      <a:fillRect/>
+                    </a:stretch>
+                  </pic:blipFill>
+                  <pic:spPr bwMode="auto">
+                    <a:xfrm>
+                      <a:off x="0" y="0"/>
+                      <a:ext cx="2082363" cy="3471498"/>
+                    </a:xfrm>
+                    <a:prstGeom prst="rect">
+                      <a:avLst/>
+                    </a:prstGeom>
+                    <a:noFill/>
+                    <a:ln>
+                      <a:noFill/>
+                    </a:ln>
+                  </pic:spPr>
+                </pic:pic>
+              </a:graphicData>
+            </a:graphic>
+          </wp:inline>
+        </w:drawing>
+      </w:r>
+    </w:p>
+    <w:p>
+      <w:pPr>
+        <w:spacing w:line="480" w:lineRule="auto"/>
+        <w:ind w:firstLine="720"/>
+        <w:jc w:val="center"/>
+      </w:pPr>
+    </w:p>
+    <w:p>
+      <w:pPr>
+        <w:spacing w:line="480" w:lineRule="auto"/>
+        <w:jc w:val="center"/>
+        <w:rPr>
+          <w:b/>
+        </w:rPr>
+      </w:pPr>
+      <w:r>
+        <w:rPr>
+          <w:b/>
+        </w:rPr>
+        <w:t>Limitations and Risk</w:t>
+      </w:r>
+    </w:p>
+    <w:p>
+      <w:pPr>
+        <w:spacing w:line="480" w:lineRule="auto"/>
+        <w:ind w:firstLine="720"/>
+      </w:pPr>
+      <w:r>
+        <w:t xml:space="preserve">This paper </w:t>
+      </w:r>
+      <w:r>
+        <w:t>investigated</w:t>
+      </w:r>
+      <w:r>
+        <w:t xml:space="preserve"> the effects of reducing the parameters on UNet model for solving a semantic segmentation task. While it turned out that on the available data, reducing the size of the network had no appreciable effect, we should keep the following points in mind:</w:t>
+      </w:r>
+    </w:p>
+    <w:p>
+      <w:pPr>
+        <w:spacing w:line="480" w:lineRule="auto"/>
+        <w:ind w:firstLine="720"/>
+      </w:pPr>
+      <w:r>
+        <w:t xml:space="preserve">We only trained the models on data from the Curiosity Rover. This means </w:t>
+      </w:r>
+      <w:r>
+        <w:t>it’s</w:t>
+      </w:r>
+      <w:r>
+        <w:t xml:space="preserve"> limited to the small subsection of Mars that the Curiosity Rover has visited.</w:t>
+      </w:r>
+    </w:p>
+    <w:p>
+      <w:pPr>
+        <w:spacing w:line="480" w:lineRule="auto"/>
+        <w:ind w:firstLine="720"/>
+      </w:pPr>
+      <w:r>
+        <w:t>As mentioned in the previous section, both models missed the large rocks in the bottom row. Missing these rocks in a real-Mars scenario could’ve resulted in damage to the Rover.</w:t>
+      </w:r>
+    </w:p>
+    <w:p>
+      <w:pPr>
+        <w:spacing w:line="480" w:lineRule="auto"/>
+        <w:ind w:firstLine="720"/>
+      </w:pPr>
+      <w:r>
+        <w:t xml:space="preserve">While we’ve tested the model on data collected by the Rover, we’ve never tested the model in a real-time scenario. </w:t>
+      </w:r>
+      <w:r>
+        <w:t>It’s</w:t>
+      </w:r>
+      <w:r>
+        <w:t xml:space="preserve"> possible that once deployed to a real Rover that we’d see unexpected results that could put the Rover in danger.</w:t>
+      </w:r>
+    </w:p>
+    <w:p>
+      <w:pPr>
+        <w:spacing w:line="480" w:lineRule="auto"/>
+        <w:ind w:firstLine="720"/>
+      </w:pPr>
+    </w:p>
+    <w:p>
+      <w:pPr>
+        <w:spacing w:line="480" w:lineRule="auto"/>
+        <w:jc w:val="center"/>
+        <w:rPr>
+          <w:b/>
+        </w:rPr>
+      </w:pPr>
+      <w:r>
+        <w:rPr>
+          <w:b/>
+        </w:rPr>
+        <w:t>Ethical and Responsible Use</w:t>
+      </w:r>
+    </w:p>
+    <w:p>
+      <w:pPr>
+        <w:spacing w:line="480" w:lineRule="auto"/>
+        <w:ind w:firstLine="720"/>
+      </w:pPr>
+      <w:r>
+        <w:t>Given the cost of Mars missions, as well as the potential opportunity loss from a scientific point of view, use of this model without further refinement in a real-world Rover would be an unethical use of resources.</w:t>
+      </w:r>
+    </w:p>
+    <w:p>
+      <w:pPr>
+        <w:spacing w:line="480" w:lineRule="auto"/>
+        <w:ind w:firstLine="720"/>
+      </w:pPr>
+      <w:r>
+        <w:t xml:space="preserve">In addition, as mentioned in the section on risk, the training </w:t>
+      </w:r>
+      <w:r>
+        <w:t>data</w:t>
+      </w:r>
+      <w:r>
+        <w:t xml:space="preserve"> is heavily based not only </w:t>
+      </w:r>
+      <w:r>
+        <w:t>on</w:t>
+      </w:r>
+      <w:r>
+        <w:t xml:space="preserve"> the small area of Mars that Curiosity was able to reach, but potentially to any artifacts / idiosyncrasies in the Curiosity Rover’s camera system itself. </w:t>
+      </w:r>
+      <w:r>
+        <w:t>It’s</w:t>
+      </w:r>
+      <w:r>
+        <w:t xml:space="preserve"> possible that if either of these models were used with data collected from a different camera </w:t>
+      </w:r>
+      <w:r>
+        <w:t>setup,</w:t>
+      </w:r>
+      <w:r>
+        <w:t xml:space="preserve"> we’d get unreliable results.</w:t>
+      </w:r>
+    </w:p>
+    <w:p>
+      <w:pPr>
+        <w:spacing w:line="480" w:lineRule="auto"/>
+        <w:ind w:firstLine="720"/>
+      </w:pPr>
+      <w:r>
+        <w:t>The results of misusing this model could be the catastrophic loss of multi-</w:t>
+      </w:r>
+      <w:r>
+        <w:t>million-dollar</w:t>
+      </w:r>
+      <w:r>
+        <w:t xml:space="preserve"> Rover. For example, if the Rover encountered the rocks shown in the final row of figure N, the model would completely miss it, possibly resulting in the Rover colliding with the rocks.</w:t>
+      </w:r>
+    </w:p>
+    <w:p>
+      <w:pPr>
+        <w:spacing w:line="480" w:lineRule="auto"/>
+        <w:ind w:firstLine="720"/>
+      </w:pPr>
+    </w:p>
+    <w:p>
+      <w:pPr>
+        <w:spacing w:line="480" w:lineRule="auto"/>
+        <w:jc w:val="center"/>
+        <w:rPr>
+          <w:b/>
+        </w:rPr>
+      </w:pPr>
+      <w:r>
+        <w:rPr>
+          <w:b/>
+        </w:rPr>
+        <w:t>Future Improvements</w:t>
+      </w:r>
+    </w:p>
+    <w:p>
+      <w:pPr>
+        <w:spacing w:line="480" w:lineRule="auto"/>
+        <w:ind w:firstLine="720"/>
+      </w:pPr>
+      <w:r>
+        <w:t xml:space="preserve">The next logical step for this work is to attempt </w:t>
+      </w:r>
+      <w:r>
+        <w:t>to reduce</w:t>
+      </w:r>
+      <w:r>
+        <w:t xml:space="preserve"> the size of the model even further in a bid to see how small the network can be made before we see a reduction in performance.  We could also look at the effects of data augmentation / feature engineering (such as enhancing images using traditional computer vision techniques before feeding them to the network) on performance.</w:t>
+      </w:r>
+    </w:p>
+    <w:p>
+      <w:pPr>
+        <w:spacing w:line="480" w:lineRule="auto"/>
+        <w:ind w:firstLine="720"/>
+      </w:pPr>
+      <w:r>
+        <w:t xml:space="preserve">Another step we can take is to integrate more data from the AI4Mars dataset. The AI4Mars dataset has data from Curiosity, Spirit, Opportunity, and Perseverance. This paper only made use of data from </w:t>
+      </w:r>
+      <w:r>
+        <w:t>Curiosity</w:t>
+      </w:r>
+      <w:r>
+        <w:t xml:space="preserve"> Rover. Perhaps with more diverse data we could improve the performance of the model further.</w:t>
+      </w:r>
+    </w:p>
+    <w:p>
+      <w:pPr>
+        <w:spacing w:line="480" w:lineRule="auto"/>
+        <w:ind w:firstLine="720"/>
+      </w:pPr>
+    </w:p>
+    <w:p>
+      <w:pPr>
+        <w:spacing w:line="480" w:lineRule="auto"/>
+        <w:ind w:firstLine="720"/>
+      </w:pPr>
+    </w:p>
+    <w:p>
+      <w:pPr>
+        <w:spacing w:line="480" w:lineRule="auto"/>
+        <w:ind w:firstLine="720"/>
+      </w:pPr>
+    </w:p>
+    <w:p>
+      <w:pPr>
+        <w:spacing w:line="480" w:lineRule="auto"/>
+        <w:ind w:firstLine="720"/>
+      </w:pPr>
+    </w:p>
+    <w:p>
+      <w:pPr>
+        <w:spacing w:line="480" w:lineRule="auto"/>
+        <w:ind w:firstLine="720"/>
+      </w:pPr>
+    </w:p>
+    <w:p>
+      <w:pPr>
+        <w:spacing w:line="480" w:lineRule="auto"/>
+        <w:ind w:firstLine="720"/>
+      </w:pPr>
+    </w:p>
+    <w:p>
+      <w:pPr>
+        <w:spacing w:line="480" w:lineRule="auto"/>
+        <w:jc w:val="center"/>
+      </w:pPr>
+    </w:p>
+    <w:p>
+      <w:pPr>
+        <w:spacing w:line="480" w:lineRule="auto"/>
+        <w:jc w:val="center"/>
+      </w:pPr>
+    </w:p>
+    <w:p>
+      <w:pPr>
+        <w:spacing w:line="480" w:lineRule="auto"/>
+        <w:jc w:val="center"/>
+      </w:pPr>
+    </w:p>
+    <w:p>
+      <w:pPr>
+        <w:spacing w:line="480" w:lineRule="auto"/>
+        <w:jc w:val="center"/>
+      </w:pPr>
+    </w:p>
+    <w:p>
+      <w:pPr>
+        <w:spacing w:line="480" w:lineRule="auto"/>
+        <w:jc w:val="center"/>
+      </w:pPr>
+    </w:p>
+    <w:p>
+      <w:pPr>
+        <w:spacing w:line="480" w:lineRule="auto"/>
+        <w:jc w:val="center"/>
+      </w:pPr>
+    </w:p>
+    <w:p>
+      <w:pPr>
+        <w:spacing w:line="480" w:lineRule="auto"/>
+        <w:jc w:val="center"/>
+      </w:pPr>
+    </w:p>
+    <w:p>
+      <w:pPr>
+        <w:spacing w:line="480" w:lineRule="auto"/>
+        <w:jc w:val="center"/>
+      </w:pPr>
+    </w:p>
+    <w:p>
+      <w:pPr>
+        <w:spacing w:line="480" w:lineRule="auto"/>
+        <w:jc w:val="center"/>
+      </w:pPr>
+    </w:p>
+    <w:p>
+      <w:pPr>
+        <w:spacing w:line="480" w:lineRule="auto"/>
+        <w:jc w:val="center"/>
+      </w:pPr>
+    </w:p>
+    <w:p>
+      <w:pPr>
+        <w:spacing w:line="480" w:lineRule="auto"/>
+        <w:jc w:val="center"/>
+      </w:pPr>
+    </w:p>
+    <w:p>
+      <w:pPr>
+        <w:spacing w:line="480" w:lineRule="auto"/>
+      </w:pPr>
+    </w:p>
+    <w:p>
+      <w:pPr>
+        <w:spacing w:line="480" w:lineRule="auto"/>
+        <w:jc w:val="center"/>
+      </w:pPr>
+      <w:r>
+        <w:br w:type="page"/>
+      </w:r>
+    </w:p>
+    <w:p>
+      <w:pPr>
+        <w:spacing w:line="480" w:lineRule="auto"/>
+        <w:jc w:val="center"/>
+        <w:rPr>
+          <w:b/>
+        </w:rPr>
+      </w:pPr>
+      <w:r>
+        <w:rPr>
+          <w:b/>
+        </w:rPr>
+        <w:lastRenderedPageBreak/>
+        <w:t>References</w:t>
+      </w:r>
+    </w:p>
+    <w:p>
+      <w:pPr>
+        <w:spacing w:line="480" w:lineRule="auto"/>
+        <w:ind w:left="720"/>
+        <w:rPr>
+          <w:lang w:val="en-CA"/>
+        </w:rPr>
+      </w:pPr>
+      <w:r>
+        <w:rPr>
+          <w:lang w:val="en-CA"/>
+        </w:rPr>
+        <w:t xml:space="preserve">Aquino-Brítez, S., García-Sánchez, P., Ortiz, A., &amp; Aquino-Brítez, D. (2025). Towards an energy consumption index for deep learning models: A comparative analysis of architectures, GPUs, and measurement tools. </w:t>
+      </w:r>
+      <w:r>
+        <w:rPr>
+          <w:i/>
+          <w:iCs/>
+          <w:lang w:val="en-CA"/>
+        </w:rPr>
+        <w:t>Sensors, 25</w:t>
+      </w:r>
+      <w:r>
+        <w:rPr>
+          <w:lang w:val="en-CA"/>
+        </w:rPr>
+        <w:t xml:space="preserve">(3), 846. </w:t>
+      </w:r>
+      <w:hyperlink r:id="rId13" w:tgtFrame="_blank" w:history="1">
+        <w:r>
+          <w:rPr>
+            <w:rStyle w:val="Hyperlink"/>
+            <w:lang w:val="en-CA"/>
+          </w:rPr>
+          <w:t>https://www.ncbi.nlm.nih.gov/pmc/articles/PMC11820128/</w:t>
         </w:r>
       </w:hyperlink>
-      <w:r>
-        <w:rPr/>
-        <w:t xml:space="preserve"> for tips on how to format each reference, depending on the type of source, e.g., book, journal article, video, etc.</w:t>
-      </w:r>
-    </w:p>
-    <w:p>
-      <w:pPr>
-        <w:pStyle w:val="Normal"/>
-        <w:spacing w:lineRule="auto" w:line="480"/>
-        <w:ind w:hanging="720" w:left="720"/>
-        <w:rPr/>
-      </w:pPr>
-      <w:r>
-        <w:rPr/>
-      </w:r>
+    </w:p>
+    <w:p>
+      <w:pPr>
+        <w:spacing w:line="480" w:lineRule="auto"/>
+        <w:rPr>
+          <w:lang w:val="en-CA"/>
+        </w:rPr>
+      </w:pPr>
+      <w:r>
+        <w:rPr>
+          <w:lang w:val="en-CA"/>
+        </w:rPr>
+        <w:tab/>
+      </w:r>
+    </w:p>
+    <w:p>
+      <w:pPr>
+        <w:spacing w:line="480" w:lineRule="auto"/>
+        <w:ind w:left="720"/>
+      </w:pPr>
+      <w:r>
+        <w:t>Dai, Y., Zheng, T., Xue, C., &amp; Zhou, L. (2022). SegMarsViT: Lightweight Mars Terrain Segmentation Network for Autonomous Driving in Planetary Exploration. </w:t>
+      </w:r>
+      <w:r>
+        <w:rPr>
+          <w:i/>
+          <w:iCs/>
+        </w:rPr>
+        <w:t>Remote Sensing</w:t>
+      </w:r>
+      <w:r>
+        <w:t>, </w:t>
+      </w:r>
+      <w:r>
+        <w:rPr>
+          <w:i/>
+          <w:iCs/>
+        </w:rPr>
+        <w:t>14</w:t>
+      </w:r>
+      <w:r>
+        <w:t>(24), 6297. https://doi.org/10.3390/rs14246297</w:t>
+      </w:r>
+    </w:p>
+    <w:p>
+      <w:pPr>
+        <w:spacing w:line="480" w:lineRule="auto"/>
+        <w:rPr>
+          <w:lang w:val="en-CA"/>
+        </w:rPr>
+      </w:pPr>
+    </w:p>
+    <w:p>
+      <w:pPr>
+        <w:spacing w:line="480" w:lineRule="auto"/>
+        <w:ind w:left="720"/>
+      </w:pPr>
+      <w:r>
+        <w:t xml:space="preserve">Long, J., Shelhamer, E., &amp; Darrell, T. (2015). Fully convolutional networks for semantic segmentation. </w:t>
+      </w:r>
+      <w:r>
+        <w:rPr>
+          <w:i/>
+          <w:iCs/>
+        </w:rPr>
+        <w:t>Proceedings of the IEEE Conference on Computer Vision and Pattern Recognition (CVPR)</w:t>
+      </w:r>
+      <w:r>
+        <w:t xml:space="preserve">, 3431–3440. </w:t>
+      </w:r>
+      <w:hyperlink w:tgtFrame="_blank" w:history="1">
+        <w:r>
+          <w:rPr>
+            <w:rStyle w:val="Hyperlink"/>
+          </w:rPr>
+          <w:t>https://doi.org/10.1109/CVPR.2015.7298965</w:t>
+        </w:r>
+      </w:hyperlink>
+      <w:r>
+        <w:t xml:space="preserve"> </w:t>
+      </w:r>
+    </w:p>
+    <w:p>
+      <w:pPr>
+        <w:spacing w:line="480" w:lineRule="auto"/>
+        <w:rPr>
+          <w:lang w:val="en-CA"/>
+        </w:rPr>
+      </w:pPr>
+    </w:p>
+    <w:p>
+      <w:pPr>
+        <w:spacing w:line="480" w:lineRule="auto"/>
+        <w:ind w:left="720"/>
+      </w:pPr>
+      <w:r>
+        <w:rPr>
+          <w:lang w:val="en-CA"/>
+        </w:rPr>
+        <w:t xml:space="preserve">Ronneberger, O., Fischer, P., &amp; Brox, T. (2015). U-Net: Convolutional networks for biomedical image segmentation. </w:t>
+      </w:r>
+      <w:r>
+        <w:rPr>
+          <w:i/>
+          <w:iCs/>
+          <w:lang w:val="en-CA"/>
+        </w:rPr>
+        <w:t>arXiv</w:t>
+      </w:r>
+      <w:r>
+        <w:rPr>
+          <w:lang w:val="en-CA"/>
+        </w:rPr>
+        <w:t xml:space="preserve">. </w:t>
+      </w:r>
+      <w:hyperlink r:id="rId14" w:tgtFrame="_blank" w:history="1">
+        <w:r>
+          <w:rPr>
+            <w:rStyle w:val="Hyperlink"/>
+            <w:lang w:val="en-CA"/>
+          </w:rPr>
+          <w:t>https://arxiv.org/abs/1505.04597</w:t>
+        </w:r>
+      </w:hyperlink>
+    </w:p>
+    <w:p>
+      <w:pPr>
+        <w:spacing w:line="480" w:lineRule="auto"/>
+        <w:ind w:left="720"/>
+      </w:pPr>
+    </w:p>
+    <w:p>
+      <w:pPr>
+        <w:spacing w:line="480" w:lineRule="auto"/>
+        <w:ind w:left="720"/>
+        <w:rPr>
+          <w:lang w:val="en-CA"/>
+        </w:rPr>
+      </w:pPr>
+      <w:r>
+        <w:rPr>
+          <w:lang w:val="en-CA"/>
+        </w:rPr>
+        <w:t xml:space="preserve">Swan, R. M., Kiri, L., Ono, M., Rothrock, B., &amp; Higa, M. (2021). AI4MARS: A dataset for terrain-aware autonomous driving on Mars. </w:t>
+      </w:r>
+      <w:r>
+        <w:rPr>
+          <w:i/>
+          <w:iCs/>
+          <w:lang w:val="en-CA"/>
+        </w:rPr>
+        <w:t>Proceedings of the IEEE/CVF Conference on Computer Vision and Pattern Recognition Workshops (CVPRW 2021)</w:t>
+      </w:r>
+      <w:r>
+        <w:rPr>
+          <w:lang w:val="en-CA"/>
+        </w:rPr>
+        <w:t xml:space="preserve">. </w:t>
+      </w:r>
+      <w:hyperlink r:id="rId15" w:tgtFrame="_blank" w:history="1">
+        <w:r>
+          <w:rPr>
+            <w:rStyle w:val="Hyperlink"/>
+            <w:lang w:val="en-CA"/>
+          </w:rPr>
+          <w:t>https://openaccess.thecvf.com/content/CVPR2021W/AI4Space/html/Swan_AI4MARS_A_Dataset_for_Terrain-Aware_Autonomous_Driving_on_Mars_CVPRW_2021_paper.html</w:t>
+        </w:r>
+      </w:hyperlink>
+    </w:p>
+    <w:p>
+      <w:pPr>
+        <w:spacing w:line="480" w:lineRule="auto"/>
+        <w:ind w:left="720"/>
+        <w:rPr>
+          <w:lang w:val="en-CA"/>
+        </w:rPr>
+      </w:pPr>
+    </w:p>
+    <w:p>
+      <w:pPr>
+        <w:spacing w:line="480" w:lineRule="auto"/>
+        <w:ind w:left="720"/>
+        <w:rPr>
+          <w:lang w:val="en-CA"/>
+        </w:rPr>
+      </w:pPr>
+      <w:r>
+        <w:rPr>
+          <w:lang w:val="en-CA"/>
+        </w:rPr>
+        <w:t xml:space="preserve">Yang, C., Wen, J., &amp; Liu, Y. (2023). Unveiling energy efficiency in deep learning: Measurement, prediction, and scoring across edge devices. </w:t>
+      </w:r>
+      <w:r>
+        <w:rPr>
+          <w:i/>
+          <w:iCs/>
+          <w:lang w:val="en-CA"/>
+        </w:rPr>
+        <w:t>arXiv</w:t>
+      </w:r>
+      <w:r>
+        <w:rPr>
+          <w:lang w:val="en-CA"/>
+        </w:rPr>
+        <w:t xml:space="preserve">. </w:t>
+      </w:r>
+      <w:hyperlink r:id="rId16" w:tgtFrame="_blank">
+        <w:r>
+          <w:rPr>
+            <w:rStyle w:val="Hyperlink"/>
+            <w:lang w:val="en-CA"/>
+          </w:rPr>
+          <w:t>https://arxiv.org/pdf/2310.18329</w:t>
+        </w:r>
+      </w:hyperlink>
+    </w:p>
+    <w:p>
+      <w:pPr>
+        <w:spacing w:line="480" w:lineRule="auto"/>
+        <w:ind w:left="720"/>
+        <w:rPr>
+          <w:lang w:val="en-CA"/>
+        </w:rPr>
+      </w:pPr>
+    </w:p>
+    <w:p>
+      <w:pPr>
+        <w:spacing w:line="480" w:lineRule="auto"/>
+        <w:ind w:left="720"/>
+        <w:rPr>
+          <w:lang w:val="en-CA"/>
+        </w:rPr>
+      </w:pPr>
+    </w:p>
+    <w:p>
+      <w:pPr>
+        <w:spacing w:line="480" w:lineRule="auto"/>
+        <w:ind w:left="720"/>
+        <w:rPr>
+          <w:lang w:val="en-CA"/>
+        </w:rPr>
+      </w:pPr>
+    </w:p>
+    <w:p>
+      <w:pPr>
+        <w:spacing w:line="480" w:lineRule="auto"/>
+        <w:ind w:left="720" w:hanging="720"/>
+      </w:pPr>
     </w:p>
     <w:sectPr>
-      <w:headerReference w:type="even" r:id="rId3"/>
-      <w:headerReference w:type="default" r:id="rId4"/>
-      <w:headerReference w:type="first" r:id="rId5"/>
-      <w:type w:val="nextPage"/>
+      <w:headerReference w:type="even" r:id="rId17"/>
+      <w:headerReference w:type="default" r:id="rId18"/>
+      <w:headerReference w:type="first" r:id="rId19"/>
       <w:pgSz w:w="12240" w:h="15840"/>
-      <w:pgMar w:left="1440" w:right="1440" w:gutter="0" w:header="720" w:top="1440" w:footer="0" w:bottom="1440"/>
-      <w:pgNumType w:start="1" w:fmt="decimal"/>
-      <w:formProt w:val="false"/>
-      <w:textDirection w:val="lrTb"/>
-      <w:docGrid w:type="default" w:linePitch="100" w:charSpace="0"/>
+      <w:pgMar w:top="1440" w:right="1440" w:bottom="1440" w:left="1440" w:header="720" w:footer="0" w:gutter="0"/>
+      <w:pgNumType w:start="1"/>
+      <w:cols w:space="720"/>
+      <w:formProt w:val="0"/>
+      <w:docGrid w:linePitch="100"/>
     </w:sectPr>
   </w:body>
 </w:document>
 </file>
 
+<file path=word/endnotes.xml><?xml version="1.0" encoding="utf-8"?>
+<w:endnotes xmlns:wpc="http://schemas.microsoft.com/office/word/2010/wordprocessingCanvas" xmlns:cx="http://schemas.microsoft.com/office/drawing/2014/chartex" xmlns:cx1="http://schemas.microsoft.com/office/drawing/2015/9/8/chartex" xmlns:cx2="http://schemas.microsoft.com/office/drawing/2015/10/21/chartex" xmlns:cx3="http://schemas.microsoft.com/office/drawing/2016/5/9/chartex" xmlns:cx4="http://schemas.microsoft.com/office/drawing/2016/5/10/chartex" xmlns:cx5="http://schemas.microsoft.com/office/drawing/2016/5/11/chartex" xmlns:cx6="http://schemas.microsoft.com/office/drawing/2016/5/12/chartex" xmlns:cx7="http://schemas.microsoft.com/office/drawing/2016/5/13/chartex" xmlns:cx8="http://schemas.microsoft.com/office/drawing/2016/5/14/chartex" xmlns:mc="http://schemas.openxmlformats.org/markup-compatibility/2006" xmlns:aink="http://schemas.microsoft.com/office/drawing/2016/ink" xmlns:am3d="http://schemas.microsoft.com/office/drawing/2017/model3d" xmlns:o="urn:schemas-microsoft-com:office:office" xmlns:oel="http://schemas.microsoft.com/office/2019/extlst" xmlns:r="http://schemas.openxmlformats.org/officeDocument/2006/relationships" xmlns:m="http://schemas.openxmlformats.org/officeDocument/2006/math" xmlns:v="urn:schemas-microsoft-com:vml" xmlns:wp14="http://schemas.microsoft.com/office/word/2010/wordprocessingDrawing" xmlns:wp="http://schemas.openxmlformats.org/drawingml/2006/wordprocessingDrawing" xmlns:w10="urn:schemas-microsoft-com:office:word" xmlns:w="http://schemas.openxmlformats.org/wordprocessingml/2006/main" xmlns:w14="http://schemas.microsoft.com/office/word/2010/wordml" xmlns:w15="http://schemas.microsoft.com/office/word/2012/wordml" xmlns:w16cex="http://schemas.microsoft.com/office/word/2018/wordml/cex" xmlns:w16cid="http://schemas.microsoft.com/office/word/2016/wordml/cid" xmlns:w16="http://schemas.microsoft.com/office/word/2018/wordml" xmlns:w16du="http://schemas.microsoft.com/office/word/2023/wordml/word16du" xmlns:w16sdtdh="http://schemas.microsoft.com/office/word/2020/wordml/sdtdatahash" xmlns:w16sdtfl="http://schemas.microsoft.com/office/word/2024/wordml/sdtformatlock" xmlns:w16se="http://schemas.microsoft.com/office/word/2015/wordml/symex" xmlns:wpg="http://schemas.microsoft.com/office/word/2010/wordprocessingGroup" xmlns:wpi="http://schemas.microsoft.com/office/word/2010/wordprocessingInk" xmlns:wne="http://schemas.microsoft.com/office/word/2006/wordml" xmlns:wps="http://schemas.microsoft.com/office/word/2010/wordprocessingShape" mc:Ignorable="w14 w15 w16se w16cid w16 w16cex w16sdtdh w16sdtfl w16du wp14">
+  <w:endnote w:type="separator" w:id="-1">
+    <w:p>
+      <w:r>
+        <w:separator/>
+      </w:r>
+    </w:p>
+  </w:endnote>
+  <w:endnote w:type="continuationSeparator" w:id="0">
+    <w:p>
+      <w:r>
+        <w:continuationSeparator/>
+      </w:r>
+    </w:p>
+  </w:endnote>
+</w:endnotes>
+</file>
+
+<file path=word/footnotes.xml><?xml version="1.0" encoding="utf-8"?>
+<w:footnotes xmlns:wpc="http://schemas.microsoft.com/office/word/2010/wordprocessingCanvas" xmlns:cx="http://schemas.microsoft.com/office/drawing/2014/chartex" xmlns:cx1="http://schemas.microsoft.com/office/drawing/2015/9/8/chartex" xmlns:cx2="http://schemas.microsoft.com/office/drawing/2015/10/21/chartex" xmlns:cx3="http://schemas.microsoft.com/office/drawing/2016/5/9/chartex" xmlns:cx4="http://schemas.microsoft.com/office/drawing/2016/5/10/chartex" xmlns:cx5="http://schemas.microsoft.com/office/drawing/2016/5/11/chartex" xmlns:cx6="http://schemas.microsoft.com/office/drawing/2016/5/12/chartex" xmlns:cx7="http://schemas.microsoft.com/office/drawing/2016/5/13/chartex" xmlns:cx8="http://schemas.microsoft.com/office/drawing/2016/5/14/chartex" xmlns:mc="http://schemas.openxmlformats.org/markup-compatibility/2006" xmlns:aink="http://schemas.microsoft.com/office/drawing/2016/ink" xmlns:am3d="http://schemas.microsoft.com/office/drawing/2017/model3d" xmlns:o="urn:schemas-microsoft-com:office:office" xmlns:oel="http://schemas.microsoft.com/office/2019/extlst" xmlns:r="http://schemas.openxmlformats.org/officeDocument/2006/relationships" xmlns:m="http://schemas.openxmlformats.org/officeDocument/2006/math" xmlns:v="urn:schemas-microsoft-com:vml" xmlns:wp14="http://schemas.microsoft.com/office/word/2010/wordprocessingDrawing" xmlns:wp="http://schemas.openxmlformats.org/drawingml/2006/wordprocessingDrawing" xmlns:w10="urn:schemas-microsoft-com:office:word" xmlns:w="http://schemas.openxmlformats.org/wordprocessingml/2006/main" xmlns:w14="http://schemas.microsoft.com/office/word/2010/wordml" xmlns:w15="http://schemas.microsoft.com/office/word/2012/wordml" xmlns:w16cex="http://schemas.microsoft.com/office/word/2018/wordml/cex" xmlns:w16cid="http://schemas.microsoft.com/office/word/2016/wordml/cid" xmlns:w16="http://schemas.microsoft.com/office/word/2018/wordml" xmlns:w16du="http://schemas.microsoft.com/office/word/2023/wordml/word16du" xmlns:w16sdtdh="http://schemas.microsoft.com/office/word/2020/wordml/sdtdatahash" xmlns:w16sdtfl="http://schemas.microsoft.com/office/word/2024/wordml/sdtformatlock" xmlns:w16se="http://schemas.microsoft.com/office/word/2015/wordml/symex" xmlns:wpg="http://schemas.microsoft.com/office/word/2010/wordprocessingGroup" xmlns:wpi="http://schemas.microsoft.com/office/word/2010/wordprocessingInk" xmlns:wne="http://schemas.microsoft.com/office/word/2006/wordml" xmlns:wps="http://schemas.microsoft.com/office/word/2010/wordprocessingShape" mc:Ignorable="w14 w15 w16se w16cid w16 w16cex w16sdtdh w16sdtfl w16du wp14">
+  <w:footnote w:type="separator" w:id="-1">
+    <w:p>
+      <w:r>
+        <w:separator/>
+      </w:r>
+    </w:p>
+  </w:footnote>
+  <w:footnote w:type="continuationSeparator" w:id="0">
+    <w:p>
+      <w:r>
+        <w:continuationSeparator/>
+      </w:r>
+    </w:p>
+  </w:footnote>
+</w:footnotes>
+</file>
+
 <file path=word/header1.xml><?xml version="1.0" encoding="utf-8"?>
-<w:hdr xmlns:o="urn:schemas-microsoft-com:office:office" xmlns:r="http://schemas.openxmlformats.org/officeDocument/2006/relationships" xmlns:v="urn:schemas-microsoft-com:vml" xmlns:w="http://schemas.openxmlformats.org/wordprocessingml/2006/main" xmlns:w10="urn:schemas-microsoft-com:office:word" xmlns:wp="http://schemas.openxmlformats.org/drawingml/2006/wordprocessingDrawing" xmlns:wps="http://schemas.microsoft.com/office/word/2010/wordprocessingShape" xmlns:wpg="http://schemas.microsoft.com/office/word/2010/wordprocessingGroup" xmlns:mc="http://schemas.openxmlformats.org/markup-compatibility/2006" xmlns:wp14="http://schemas.microsoft.com/office/word/2010/wordprocessingDrawing" xmlns:w14="http://schemas.microsoft.com/office/word/2010/wordml" xmlns:w15="http://schemas.microsoft.com/office/word/2012/wordml" mc:Ignorable="w14 wp14 w15">
+<w:hdr xmlns:wpc="http://schemas.microsoft.com/office/word/2010/wordprocessingCanvas" xmlns:cx="http://schemas.microsoft.com/office/drawing/2014/chartex" xmlns:cx1="http://schemas.microsoft.com/office/drawing/2015/9/8/chartex" xmlns:cx2="http://schemas.microsoft.com/office/drawing/2015/10/21/chartex" xmlns:cx3="http://schemas.microsoft.com/office/drawing/2016/5/9/chartex" xmlns:cx4="http://schemas.microsoft.com/office/drawing/2016/5/10/chartex" xmlns:cx5="http://schemas.microsoft.com/office/drawing/2016/5/11/chartex" xmlns:cx6="http://schemas.microsoft.com/office/drawing/2016/5/12/chartex" xmlns:cx7="http://schemas.microsoft.com/office/drawing/2016/5/13/chartex" xmlns:cx8="http://schemas.microsoft.com/office/drawing/2016/5/14/chartex" xmlns:mc="http://schemas.openxmlformats.org/markup-compatibility/2006" xmlns:aink="http://schemas.microsoft.com/office/drawing/2016/ink" xmlns:am3d="http://schemas.microsoft.com/office/drawing/2017/model3d" xmlns:o="urn:schemas-microsoft-com:office:office" xmlns:oel="http://schemas.microsoft.com/office/2019/extlst" xmlns:r="http://schemas.openxmlformats.org/officeDocument/2006/relationships" xmlns:m="http://schemas.openxmlformats.org/officeDocument/2006/math" xmlns:v="urn:schemas-microsoft-com:vml" xmlns:wp14="http://schemas.microsoft.com/office/word/2010/wordprocessingDrawing" xmlns:wp="http://schemas.openxmlformats.org/drawingml/2006/wordprocessingDrawing" xmlns:w10="urn:schemas-microsoft-com:office:word" xmlns:w="http://schemas.openxmlformats.org/wordprocessingml/2006/main" xmlns:w14="http://schemas.microsoft.com/office/word/2010/wordml" xmlns:w15="http://schemas.microsoft.com/office/word/2012/wordml" xmlns:w16cex="http://schemas.microsoft.com/office/word/2018/wordml/cex" xmlns:w16cid="http://schemas.microsoft.com/office/word/2016/wordml/cid" xmlns:w16="http://schemas.microsoft.com/office/word/2018/wordml" xmlns:w16du="http://schemas.microsoft.com/office/word/2023/wordml/word16du" xmlns:w16sdtdh="http://schemas.microsoft.com/office/word/2020/wordml/sdtdatahash" xmlns:w16sdtfl="http://schemas.microsoft.com/office/word/2024/wordml/sdtformatlock" xmlns:w16se="http://schemas.microsoft.com/office/word/2015/wordml/symex" xmlns:wpg="http://schemas.microsoft.com/office/word/2010/wordprocessingGroup" xmlns:wpi="http://schemas.microsoft.com/office/word/2010/wordprocessingInk" xmlns:wne="http://schemas.microsoft.com/office/word/2006/wordml" xmlns:wps="http://schemas.microsoft.com/office/word/2010/wordprocessingShape" mc:Ignorable="w14 w15 w16se w16cid w16 w16cex w16sdtdh w16sdtfl w16du wp14">
   <w:p>
     <w:pPr>
-      <w:pStyle w:val="Normal"/>
-      <w:pBdr/>
-      <w:spacing w:lineRule="auto" w:line="480"/>
+      <w:spacing w:line="480" w:lineRule="auto"/>
       <w:rPr>
         <w:color w:val="000000"/>
       </w:rPr>
@@ -2417,33 +2767,23 @@
   </w:p>
   <w:p>
     <w:pPr>
-      <w:pStyle w:val="Normal"/>
-      <w:pBdr/>
-      <w:spacing w:lineRule="auto" w:line="480"/>
+      <w:spacing w:line="480" w:lineRule="auto"/>
       <w:rPr>
         <w:color w:val="000000"/>
       </w:rPr>
     </w:pPr>
-    <w:r>
-      <w:rPr>
-        <w:color w:val="000000"/>
-      </w:rPr>
-    </w:r>
   </w:p>
 </w:hdr>
 </file>
 
 <file path=word/header2.xml><?xml version="1.0" encoding="utf-8"?>
-<w:hdr xmlns:o="urn:schemas-microsoft-com:office:office" xmlns:r="http://schemas.openxmlformats.org/officeDocument/2006/relationships" xmlns:v="urn:schemas-microsoft-com:vml" xmlns:w="http://schemas.openxmlformats.org/wordprocessingml/2006/main" xmlns:w10="urn:schemas-microsoft-com:office:word" xmlns:wp="http://schemas.openxmlformats.org/drawingml/2006/wordprocessingDrawing" xmlns:wps="http://schemas.microsoft.com/office/word/2010/wordprocessingShape" xmlns:wpg="http://schemas.microsoft.com/office/word/2010/wordprocessingGroup" xmlns:mc="http://schemas.openxmlformats.org/markup-compatibility/2006" xmlns:wp14="http://schemas.microsoft.com/office/word/2010/wordprocessingDrawing" xmlns:w14="http://schemas.microsoft.com/office/word/2010/wordml" xmlns:w15="http://schemas.microsoft.com/office/word/2012/wordml" mc:Ignorable="w14 wp14 w15">
+<w:hdr xmlns:wpc="http://schemas.microsoft.com/office/word/2010/wordprocessingCanvas" xmlns:cx="http://schemas.microsoft.com/office/drawing/2014/chartex" xmlns:cx1="http://schemas.microsoft.com/office/drawing/2015/9/8/chartex" xmlns:cx2="http://schemas.microsoft.com/office/drawing/2015/10/21/chartex" xmlns:cx3="http://schemas.microsoft.com/office/drawing/2016/5/9/chartex" xmlns:cx4="http://schemas.microsoft.com/office/drawing/2016/5/10/chartex" xmlns:cx5="http://schemas.microsoft.com/office/drawing/2016/5/11/chartex" xmlns:cx6="http://schemas.microsoft.com/office/drawing/2016/5/12/chartex" xmlns:cx7="http://schemas.microsoft.com/office/drawing/2016/5/13/chartex" xmlns:cx8="http://schemas.microsoft.com/office/drawing/2016/5/14/chartex" xmlns:mc="http://schemas.openxmlformats.org/markup-compatibility/2006" xmlns:aink="http://schemas.microsoft.com/office/drawing/2016/ink" xmlns:am3d="http://schemas.microsoft.com/office/drawing/2017/model3d" xmlns:o="urn:schemas-microsoft-com:office:office" xmlns:oel="http://schemas.microsoft.com/office/2019/extlst" xmlns:r="http://schemas.openxmlformats.org/officeDocument/2006/relationships" xmlns:m="http://schemas.openxmlformats.org/officeDocument/2006/math" xmlns:v="urn:schemas-microsoft-com:vml" xmlns:wp14="http://schemas.microsoft.com/office/word/2010/wordprocessingDrawing" xmlns:wp="http://schemas.openxmlformats.org/drawingml/2006/wordprocessingDrawing" xmlns:w10="urn:schemas-microsoft-com:office:word" xmlns:w="http://schemas.openxmlformats.org/wordprocessingml/2006/main" xmlns:w14="http://schemas.microsoft.com/office/word/2010/wordml" xmlns:w15="http://schemas.microsoft.com/office/word/2012/wordml" xmlns:w16cex="http://schemas.microsoft.com/office/word/2018/wordml/cex" xmlns:w16cid="http://schemas.microsoft.com/office/word/2016/wordml/cid" xmlns:w16="http://schemas.microsoft.com/office/word/2018/wordml" xmlns:w16du="http://schemas.microsoft.com/office/word/2023/wordml/word16du" xmlns:w16sdtdh="http://schemas.microsoft.com/office/word/2020/wordml/sdtdatahash" xmlns:w16sdtfl="http://schemas.microsoft.com/office/word/2024/wordml/sdtformatlock" xmlns:w16se="http://schemas.microsoft.com/office/word/2015/wordml/symex" xmlns:wpg="http://schemas.microsoft.com/office/word/2010/wordprocessingGroup" xmlns:wpi="http://schemas.microsoft.com/office/word/2010/wordprocessingInk" xmlns:wne="http://schemas.microsoft.com/office/word/2006/wordml" xmlns:wps="http://schemas.microsoft.com/office/word/2010/wordprocessingShape" mc:Ignorable="w14 w15 w16se w16cid w16 w16cex w16sdtdh w16sdtfl w16du wp14">
   <w:p>
     <w:pPr>
-      <w:pStyle w:val="Normal"/>
-      <w:pBdr/>
       <w:tabs>
-        <w:tab w:val="clear" w:pos="720"/>
-        <w:tab w:val="right" w:pos="9360" w:leader="none"/>
+        <w:tab w:val="right" w:pos="9360"/>
       </w:tabs>
-      <w:spacing w:lineRule="auto" w:line="480"/>
+      <w:spacing w:line="480" w:lineRule="auto"/>
       <w:rPr>
         <w:color w:val="000000"/>
       </w:rPr>
@@ -2489,16 +2829,13 @@
 </file>
 
 <file path=word/header3.xml><?xml version="1.0" encoding="utf-8"?>
-<w:hdr xmlns:o="urn:schemas-microsoft-com:office:office" xmlns:r="http://schemas.openxmlformats.org/officeDocument/2006/relationships" xmlns:v="urn:schemas-microsoft-com:vml" xmlns:w="http://schemas.openxmlformats.org/wordprocessingml/2006/main" xmlns:w10="urn:schemas-microsoft-com:office:word" xmlns:wp="http://schemas.openxmlformats.org/drawingml/2006/wordprocessingDrawing" xmlns:wps="http://schemas.microsoft.com/office/word/2010/wordprocessingShape" xmlns:wpg="http://schemas.microsoft.com/office/word/2010/wordprocessingGroup" xmlns:mc="http://schemas.openxmlformats.org/markup-compatibility/2006" xmlns:wp14="http://schemas.microsoft.com/office/word/2010/wordprocessingDrawing" xmlns:w14="http://schemas.microsoft.com/office/word/2010/wordml" xmlns:w15="http://schemas.microsoft.com/office/word/2012/wordml" mc:Ignorable="w14 wp14 w15">
+<w:hdr xmlns:wpc="http://schemas.microsoft.com/office/word/2010/wordprocessingCanvas" xmlns:cx="http://schemas.microsoft.com/office/drawing/2014/chartex" xmlns:cx1="http://schemas.microsoft.com/office/drawing/2015/9/8/chartex" xmlns:cx2="http://schemas.microsoft.com/office/drawing/2015/10/21/chartex" xmlns:cx3="http://schemas.microsoft.com/office/drawing/2016/5/9/chartex" xmlns:cx4="http://schemas.microsoft.com/office/drawing/2016/5/10/chartex" xmlns:cx5="http://schemas.microsoft.com/office/drawing/2016/5/11/chartex" xmlns:cx6="http://schemas.microsoft.com/office/drawing/2016/5/12/chartex" xmlns:cx7="http://schemas.microsoft.com/office/drawing/2016/5/13/chartex" xmlns:cx8="http://schemas.microsoft.com/office/drawing/2016/5/14/chartex" xmlns:mc="http://schemas.openxmlformats.org/markup-compatibility/2006" xmlns:aink="http://schemas.microsoft.com/office/drawing/2016/ink" xmlns:am3d="http://schemas.microsoft.com/office/drawing/2017/model3d" xmlns:o="urn:schemas-microsoft-com:office:office" xmlns:oel="http://schemas.microsoft.com/office/2019/extlst" xmlns:r="http://schemas.openxmlformats.org/officeDocument/2006/relationships" xmlns:m="http://schemas.openxmlformats.org/officeDocument/2006/math" xmlns:v="urn:schemas-microsoft-com:vml" xmlns:wp14="http://schemas.microsoft.com/office/word/2010/wordprocessingDrawing" xmlns:wp="http://schemas.openxmlformats.org/drawingml/2006/wordprocessingDrawing" xmlns:w10="urn:schemas-microsoft-com:office:word" xmlns:w="http://schemas.openxmlformats.org/wordprocessingml/2006/main" xmlns:w14="http://schemas.microsoft.com/office/word/2010/wordml" xmlns:w15="http://schemas.microsoft.com/office/word/2012/wordml" xmlns:w16cex="http://schemas.microsoft.com/office/word/2018/wordml/cex" xmlns:w16cid="http://schemas.microsoft.com/office/word/2016/wordml/cid" xmlns:w16="http://schemas.microsoft.com/office/word/2018/wordml" xmlns:w16du="http://schemas.microsoft.com/office/word/2023/wordml/word16du" xmlns:w16sdtdh="http://schemas.microsoft.com/office/word/2020/wordml/sdtdatahash" xmlns:w16sdtfl="http://schemas.microsoft.com/office/word/2024/wordml/sdtformatlock" xmlns:w16se="http://schemas.microsoft.com/office/word/2015/wordml/symex" xmlns:wpg="http://schemas.microsoft.com/office/word/2010/wordprocessingGroup" xmlns:wpi="http://schemas.microsoft.com/office/word/2010/wordprocessingInk" xmlns:wne="http://schemas.microsoft.com/office/word/2006/wordml" xmlns:wps="http://schemas.microsoft.com/office/word/2010/wordprocessingShape" mc:Ignorable="w14 w15 w16se w16cid w16 w16cex w16sdtdh w16sdtfl w16du wp14">
   <w:p>
     <w:pPr>
-      <w:pStyle w:val="Normal"/>
-      <w:pBdr/>
       <w:tabs>
-        <w:tab w:val="clear" w:pos="720"/>
-        <w:tab w:val="right" w:pos="9360" w:leader="none"/>
+        <w:tab w:val="right" w:pos="9360"/>
       </w:tabs>
-      <w:spacing w:lineRule="auto" w:line="480"/>
+      <w:spacing w:line="480" w:lineRule="auto"/>
       <w:rPr>
         <w:color w:val="000000"/>
       </w:rPr>
@@ -2544,8 +2881,11 @@
 </file>
 
 <file path=word/numbering.xml><?xml version="1.0" encoding="utf-8"?>
-<w:numbering xmlns:w="http://schemas.openxmlformats.org/wordprocessingml/2006/main" xmlns:o="urn:schemas-microsoft-com:office:office" xmlns:r="http://schemas.openxmlformats.org/officeDocument/2006/relationships" xmlns:v="urn:schemas-microsoft-com:vml" xmlns:mc="http://schemas.openxmlformats.org/markup-compatibility/2006" xmlns:w14="http://schemas.microsoft.com/office/word/2010/wordml" mc:Ignorable="w14">
-  <w:abstractNum w:abstractNumId="1">
+<w:numbering xmlns:wpc="http://schemas.microsoft.com/office/word/2010/wordprocessingCanvas" xmlns:cx="http://schemas.microsoft.com/office/drawing/2014/chartex" xmlns:cx1="http://schemas.microsoft.com/office/drawing/2015/9/8/chartex" xmlns:cx2="http://schemas.microsoft.com/office/drawing/2015/10/21/chartex" xmlns:cx3="http://schemas.microsoft.com/office/drawing/2016/5/9/chartex" xmlns:cx4="http://schemas.microsoft.com/office/drawing/2016/5/10/chartex" xmlns:cx5="http://schemas.microsoft.com/office/drawing/2016/5/11/chartex" xmlns:cx6="http://schemas.microsoft.com/office/drawing/2016/5/12/chartex" xmlns:cx7="http://schemas.microsoft.com/office/drawing/2016/5/13/chartex" xmlns:cx8="http://schemas.microsoft.com/office/drawing/2016/5/14/chartex" xmlns:mc="http://schemas.openxmlformats.org/markup-compatibility/2006" xmlns:aink="http://schemas.microsoft.com/office/drawing/2016/ink" xmlns:am3d="http://schemas.microsoft.com/office/drawing/2017/model3d" xmlns:o="urn:schemas-microsoft-com:office:office" xmlns:oel="http://schemas.microsoft.com/office/2019/extlst" xmlns:r="http://schemas.openxmlformats.org/officeDocument/2006/relationships" xmlns:m="http://schemas.openxmlformats.org/officeDocument/2006/math" xmlns:v="urn:schemas-microsoft-com:vml" xmlns:wp14="http://schemas.microsoft.com/office/word/2010/wordprocessingDrawing" xmlns:wp="http://schemas.openxmlformats.org/drawingml/2006/wordprocessingDrawing" xmlns:w10="urn:schemas-microsoft-com:office:word" xmlns:w="http://schemas.openxmlformats.org/wordprocessingml/2006/main" xmlns:w14="http://schemas.microsoft.com/office/word/2010/wordml" xmlns:w15="http://schemas.microsoft.com/office/word/2012/wordml" xmlns:w16cex="http://schemas.microsoft.com/office/word/2018/wordml/cex" xmlns:w16cid="http://schemas.microsoft.com/office/word/2016/wordml/cid" xmlns:w16="http://schemas.microsoft.com/office/word/2018/wordml" xmlns:w16du="http://schemas.microsoft.com/office/word/2023/wordml/word16du" xmlns:w16sdtdh="http://schemas.microsoft.com/office/word/2020/wordml/sdtdatahash" xmlns:w16sdtfl="http://schemas.microsoft.com/office/word/2024/wordml/sdtformatlock" xmlns:w16se="http://schemas.microsoft.com/office/word/2015/wordml/symex" xmlns:wpg="http://schemas.microsoft.com/office/word/2010/wordprocessingGroup" xmlns:wpi="http://schemas.microsoft.com/office/word/2010/wordprocessingInk" xmlns:wne="http://schemas.microsoft.com/office/word/2006/wordml" xmlns:wps="http://schemas.microsoft.com/office/word/2010/wordprocessingShape" mc:Ignorable="w14 w15 w16se w16cid w16 w16cex w16sdtdh w16sdtfl w16du wp14">
+  <w:abstractNum w:abstractNumId="0" w15:restartNumberingAfterBreak="0">
+    <w:nsid w:val="306E18F5"/>
+    <w:multiLevelType w:val="multilevel"/>
+    <w:tmpl w:val="68DEA162"/>
     <w:lvl w:ilvl="0">
       <w:start w:val="1"/>
       <w:numFmt w:val="bullet"/>
@@ -2682,7 +3022,10 @@
       </w:rPr>
     </w:lvl>
   </w:abstractNum>
-  <w:abstractNum w:abstractNumId="2">
+  <w:abstractNum w:abstractNumId="1" w15:restartNumberingAfterBreak="0">
+    <w:nsid w:val="377B279E"/>
+    <w:multiLevelType w:val="multilevel"/>
+    <w:tmpl w:val="B3EE2906"/>
     <w:lvl w:ilvl="0">
       <w:start w:val="1"/>
       <w:numFmt w:val="bullet"/>
@@ -2819,7 +3162,10 @@
       </w:rPr>
     </w:lvl>
   </w:abstractNum>
-  <w:abstractNum w:abstractNumId="3">
+  <w:abstractNum w:abstractNumId="2" w15:restartNumberingAfterBreak="0">
+    <w:nsid w:val="6D7B523C"/>
+    <w:multiLevelType w:val="multilevel"/>
+    <w:tmpl w:val="13F06100"/>
     <w:lvl w:ilvl="0">
       <w:start w:val="1"/>
       <w:numFmt w:val="none"/>
@@ -2830,7 +3176,7 @@
         <w:tabs>
           <w:tab w:val="num" w:pos="0"/>
         </w:tabs>
-        <w:ind w:left="0" w:hanging="0"/>
+        <w:ind w:left="0" w:firstLine="0"/>
       </w:pPr>
     </w:lvl>
     <w:lvl w:ilvl="1">
@@ -2843,7 +3189,7 @@
         <w:tabs>
           <w:tab w:val="num" w:pos="0"/>
         </w:tabs>
-        <w:ind w:left="0" w:hanging="0"/>
+        <w:ind w:left="0" w:firstLine="0"/>
       </w:pPr>
     </w:lvl>
     <w:lvl w:ilvl="2">
@@ -2856,7 +3202,7 @@
         <w:tabs>
           <w:tab w:val="num" w:pos="0"/>
         </w:tabs>
-        <w:ind w:left="0" w:hanging="0"/>
+        <w:ind w:left="0" w:firstLine="0"/>
       </w:pPr>
     </w:lvl>
     <w:lvl w:ilvl="3">
@@ -2869,7 +3215,7 @@
         <w:tabs>
           <w:tab w:val="num" w:pos="0"/>
         </w:tabs>
-        <w:ind w:left="0" w:hanging="0"/>
+        <w:ind w:left="0" w:firstLine="0"/>
       </w:pPr>
     </w:lvl>
     <w:lvl w:ilvl="4">
@@ -2882,7 +3228,7 @@
         <w:tabs>
           <w:tab w:val="num" w:pos="0"/>
         </w:tabs>
-        <w:ind w:left="0" w:hanging="0"/>
+        <w:ind w:left="0" w:firstLine="0"/>
       </w:pPr>
     </w:lvl>
     <w:lvl w:ilvl="5">
@@ -2895,7 +3241,7 @@
         <w:tabs>
           <w:tab w:val="num" w:pos="0"/>
         </w:tabs>
-        <w:ind w:left="0" w:hanging="0"/>
+        <w:ind w:left="0" w:firstLine="0"/>
       </w:pPr>
     </w:lvl>
     <w:lvl w:ilvl="6">
@@ -2908,7 +3254,7 @@
         <w:tabs>
           <w:tab w:val="num" w:pos="0"/>
         </w:tabs>
-        <w:ind w:left="0" w:hanging="0"/>
+        <w:ind w:left="0" w:firstLine="0"/>
       </w:pPr>
     </w:lvl>
     <w:lvl w:ilvl="7">
@@ -2921,7 +3267,7 @@
         <w:tabs>
           <w:tab w:val="num" w:pos="0"/>
         </w:tabs>
-        <w:ind w:left="0" w:hanging="0"/>
+        <w:ind w:left="0" w:firstLine="0"/>
       </w:pPr>
     </w:lvl>
     <w:lvl w:ilvl="8">
@@ -2934,28 +3280,28 @@
         <w:tabs>
           <w:tab w:val="num" w:pos="0"/>
         </w:tabs>
-        <w:ind w:left="0" w:hanging="0"/>
+        <w:ind w:left="0" w:firstLine="0"/>
       </w:pPr>
     </w:lvl>
   </w:abstractNum>
-  <w:num w:numId="1">
+  <w:num w:numId="1" w16cid:durableId="1437288606">
     <w:abstractNumId w:val="1"/>
   </w:num>
-  <w:num w:numId="2">
+  <w:num w:numId="2" w16cid:durableId="2066947555">
+    <w:abstractNumId w:val="0"/>
+  </w:num>
+  <w:num w:numId="3" w16cid:durableId="1073313594">
     <w:abstractNumId w:val="2"/>
-  </w:num>
-  <w:num w:numId="3">
-    <w:abstractNumId w:val="3"/>
   </w:num>
 </w:numbering>
 </file>
 
 <file path=word/styles.xml><?xml version="1.0" encoding="utf-8"?>
-<w:styles xmlns:w="http://schemas.openxmlformats.org/wordprocessingml/2006/main" xmlns:w14="http://schemas.microsoft.com/office/word/2010/wordml" xmlns:mc="http://schemas.openxmlformats.org/markup-compatibility/2006" mc:Ignorable="w14">
+<w:styles xmlns:mc="http://schemas.openxmlformats.org/markup-compatibility/2006" xmlns:r="http://schemas.openxmlformats.org/officeDocument/2006/relationships" xmlns:w="http://schemas.openxmlformats.org/wordprocessingml/2006/main" xmlns:w14="http://schemas.microsoft.com/office/word/2010/wordml" xmlns:w15="http://schemas.microsoft.com/office/word/2012/wordml" xmlns:w16cex="http://schemas.microsoft.com/office/word/2018/wordml/cex" xmlns:w16cid="http://schemas.microsoft.com/office/word/2016/wordml/cid" xmlns:w16="http://schemas.microsoft.com/office/word/2018/wordml" xmlns:w16du="http://schemas.microsoft.com/office/word/2023/wordml/word16du" xmlns:w16sdtdh="http://schemas.microsoft.com/office/word/2020/wordml/sdtdatahash" xmlns:w16sdtfl="http://schemas.microsoft.com/office/word/2024/wordml/sdtformatlock" xmlns:w16se="http://schemas.microsoft.com/office/word/2015/wordml/symex" mc:Ignorable="w14 w15 w16se w16cid w16 w16cex w16sdtdh w16sdtfl w16du">
   <w:docDefaults>
     <w:rPrDefault>
       <w:rPr>
-        <w:rFonts w:ascii="Times New Roman" w:hAnsi="Times New Roman" w:eastAsia="Times New Roman" w:cs="Times New Roman"/>
+        <w:rFonts w:ascii="Times New Roman" w:eastAsia="Times New Roman" w:hAnsi="Times New Roman" w:cs="Times New Roman"/>
         <w:sz w:val="24"/>
         <w:szCs w:val="24"/>
         <w:lang w:val="en-US" w:eastAsia="ja-JP" w:bidi="ar-SA"/>
@@ -2963,21 +3309,21 @@
     </w:rPrDefault>
     <w:pPrDefault>
       <w:pPr>
-        <w:suppressAutoHyphens w:val="true"/>
+        <w:suppressAutoHyphens/>
       </w:pPr>
     </w:pPrDefault>
   </w:docDefaults>
   <w:latentStyles w:defLockedState="0" w:defUIPriority="99" w:defSemiHidden="0" w:defUnhideWhenUsed="0" w:defQFormat="0" w:count="376">
     <w:lsdException w:name="Normal" w:uiPriority="0" w:qFormat="1"/>
     <w:lsdException w:name="heading 1" w:uiPriority="9" w:qFormat="1"/>
-    <w:lsdException w:name="heading 2" w:uiPriority="9" w:semiHidden="1" w:unhideWhenUsed="1" w:qFormat="1"/>
-    <w:lsdException w:name="heading 3" w:uiPriority="9" w:semiHidden="1" w:unhideWhenUsed="1" w:qFormat="1"/>
-    <w:lsdException w:name="heading 4" w:uiPriority="9" w:semiHidden="1" w:unhideWhenUsed="1" w:qFormat="1"/>
-    <w:lsdException w:name="heading 5" w:uiPriority="9" w:semiHidden="1" w:unhideWhenUsed="1" w:qFormat="1"/>
-    <w:lsdException w:name="heading 6" w:uiPriority="9" w:semiHidden="1" w:unhideWhenUsed="1" w:qFormat="1"/>
-    <w:lsdException w:name="heading 7" w:uiPriority="9" w:semiHidden="1" w:unhideWhenUsed="1" w:qFormat="1"/>
-    <w:lsdException w:name="heading 8" w:uiPriority="9" w:semiHidden="1" w:unhideWhenUsed="1" w:qFormat="1"/>
-    <w:lsdException w:name="heading 9" w:uiPriority="9" w:semiHidden="1" w:unhideWhenUsed="1" w:qFormat="1"/>
+    <w:lsdException w:name="heading 2" w:semiHidden="1" w:uiPriority="9" w:unhideWhenUsed="1" w:qFormat="1"/>
+    <w:lsdException w:name="heading 3" w:semiHidden="1" w:uiPriority="9" w:unhideWhenUsed="1" w:qFormat="1"/>
+    <w:lsdException w:name="heading 4" w:semiHidden="1" w:uiPriority="9" w:unhideWhenUsed="1" w:qFormat="1"/>
+    <w:lsdException w:name="heading 5" w:semiHidden="1" w:uiPriority="9" w:unhideWhenUsed="1" w:qFormat="1"/>
+    <w:lsdException w:name="heading 6" w:semiHidden="1" w:uiPriority="9" w:unhideWhenUsed="1" w:qFormat="1"/>
+    <w:lsdException w:name="heading 7" w:semiHidden="1" w:uiPriority="9" w:unhideWhenUsed="1" w:qFormat="1"/>
+    <w:lsdException w:name="heading 8" w:semiHidden="1" w:uiPriority="9" w:unhideWhenUsed="1" w:qFormat="1"/>
+    <w:lsdException w:name="heading 9" w:semiHidden="1" w:uiPriority="9" w:unhideWhenUsed="1" w:qFormat="1"/>
     <w:lsdException w:name="index 1" w:semiHidden="1" w:unhideWhenUsed="1"/>
     <w:lsdException w:name="index 2" w:semiHidden="1" w:unhideWhenUsed="1"/>
     <w:lsdException w:name="index 3" w:semiHidden="1" w:unhideWhenUsed="1"/>
@@ -2987,22 +3333,22 @@
     <w:lsdException w:name="index 7" w:semiHidden="1" w:unhideWhenUsed="1"/>
     <w:lsdException w:name="index 8" w:semiHidden="1" w:unhideWhenUsed="1"/>
     <w:lsdException w:name="index 9" w:semiHidden="1" w:unhideWhenUsed="1"/>
-    <w:lsdException w:name="toc 1" w:uiPriority="39" w:semiHidden="1" w:unhideWhenUsed="1"/>
-    <w:lsdException w:name="toc 2" w:uiPriority="39" w:semiHidden="1" w:unhideWhenUsed="1"/>
-    <w:lsdException w:name="toc 3" w:uiPriority="39" w:semiHidden="1" w:unhideWhenUsed="1"/>
-    <w:lsdException w:name="toc 4" w:uiPriority="39" w:semiHidden="1" w:unhideWhenUsed="1"/>
-    <w:lsdException w:name="toc 5" w:uiPriority="39" w:semiHidden="1" w:unhideWhenUsed="1"/>
-    <w:lsdException w:name="toc 6" w:uiPriority="39" w:semiHidden="1" w:unhideWhenUsed="1"/>
-    <w:lsdException w:name="toc 7" w:uiPriority="39" w:semiHidden="1" w:unhideWhenUsed="1"/>
-    <w:lsdException w:name="toc 8" w:uiPriority="39" w:semiHidden="1" w:unhideWhenUsed="1"/>
-    <w:lsdException w:name="toc 9" w:uiPriority="39" w:semiHidden="1" w:unhideWhenUsed="1"/>
+    <w:lsdException w:name="toc 1" w:semiHidden="1" w:uiPriority="39" w:unhideWhenUsed="1"/>
+    <w:lsdException w:name="toc 2" w:semiHidden="1" w:uiPriority="39" w:unhideWhenUsed="1"/>
+    <w:lsdException w:name="toc 3" w:semiHidden="1" w:uiPriority="39" w:unhideWhenUsed="1"/>
+    <w:lsdException w:name="toc 4" w:semiHidden="1" w:uiPriority="39" w:unhideWhenUsed="1"/>
+    <w:lsdException w:name="toc 5" w:semiHidden="1" w:uiPriority="39" w:unhideWhenUsed="1"/>
+    <w:lsdException w:name="toc 6" w:semiHidden="1" w:uiPriority="39" w:unhideWhenUsed="1"/>
+    <w:lsdException w:name="toc 7" w:semiHidden="1" w:uiPriority="39" w:unhideWhenUsed="1"/>
+    <w:lsdException w:name="toc 8" w:semiHidden="1" w:uiPriority="39" w:unhideWhenUsed="1"/>
+    <w:lsdException w:name="toc 9" w:semiHidden="1" w:uiPriority="39" w:unhideWhenUsed="1"/>
     <w:lsdException w:name="Normal Indent" w:semiHidden="1" w:unhideWhenUsed="1"/>
     <w:lsdException w:name="footnote text" w:semiHidden="1" w:unhideWhenUsed="1"/>
     <w:lsdException w:name="annotation text" w:semiHidden="1" w:unhideWhenUsed="1"/>
     <w:lsdException w:name="header" w:semiHidden="1" w:unhideWhenUsed="1"/>
     <w:lsdException w:name="footer" w:semiHidden="1" w:unhideWhenUsed="1"/>
     <w:lsdException w:name="index heading" w:semiHidden="1" w:unhideWhenUsed="1"/>
-    <w:lsdException w:name="caption" w:uiPriority="35" w:semiHidden="1" w:unhideWhenUsed="1" w:qFormat="1"/>
+    <w:lsdException w:name="caption" w:semiHidden="1" w:uiPriority="35" w:unhideWhenUsed="1" w:qFormat="1"/>
     <w:lsdException w:name="table of figures" w:semiHidden="1" w:unhideWhenUsed="1"/>
     <w:lsdException w:name="envelope address" w:semiHidden="1" w:unhideWhenUsed="1"/>
     <w:lsdException w:name="envelope return" w:semiHidden="1" w:unhideWhenUsed="1"/>
@@ -3033,7 +3379,7 @@
     <w:lsdException w:name="Title" w:uiPriority="10" w:qFormat="1"/>
     <w:lsdException w:name="Closing" w:semiHidden="1" w:unhideWhenUsed="1"/>
     <w:lsdException w:name="Signature" w:semiHidden="1" w:unhideWhenUsed="1"/>
-    <w:lsdException w:name="Default Paragraph Font" w:uiPriority="1" w:semiHidden="1" w:unhideWhenUsed="1"/>
+    <w:lsdException w:name="Default Paragraph Font" w:semiHidden="1" w:uiPriority="1" w:unhideWhenUsed="1"/>
     <w:lsdException w:name="Body Text" w:semiHidden="1" w:unhideWhenUsed="1"/>
     <w:lsdException w:name="Body Text Indent" w:semiHidden="1" w:unhideWhenUsed="1"/>
     <w:lsdException w:name="List Continue" w:semiHidden="1" w:unhideWhenUsed="1"/>
@@ -3233,8 +3579,8 @@
     <w:lsdException w:name="Subtle Reference" w:uiPriority="31" w:qFormat="1"/>
     <w:lsdException w:name="Intense Reference" w:uiPriority="32" w:qFormat="1"/>
     <w:lsdException w:name="Book Title" w:uiPriority="33" w:qFormat="1"/>
-    <w:lsdException w:name="Bibliography" w:uiPriority="37" w:semiHidden="1" w:unhideWhenUsed="1"/>
-    <w:lsdException w:name="TOC Heading" w:uiPriority="39" w:semiHidden="1" w:unhideWhenUsed="1" w:qFormat="1"/>
+    <w:lsdException w:name="Bibliography" w:semiHidden="1" w:uiPriority="37" w:unhideWhenUsed="1"/>
+    <w:lsdException w:name="TOC Heading" w:semiHidden="1" w:uiPriority="39" w:unhideWhenUsed="1" w:qFormat="1"/>
     <w:lsdException w:name="Plain Table 1" w:uiPriority="41"/>
     <w:lsdException w:name="Plain Table 2" w:uiPriority="42"/>
     <w:lsdException w:name="Plain Table 3" w:uiPriority="43"/>
@@ -3345,43 +3691,29 @@
     <w:lsdException w:name="Unresolved Mention" w:semiHidden="1" w:unhideWhenUsed="1"/>
     <w:lsdException w:name="Smart Link" w:semiHidden="1" w:unhideWhenUsed="1"/>
   </w:latentStyles>
-  <w:style w:type="paragraph" w:styleId="Normal" w:default="1">
+  <w:style w:type="paragraph" w:default="1" w:styleId="Normal">
     <w:name w:val="Normal"/>
     <w:qFormat/>
-    <w:pPr>
-      <w:widowControl/>
-      <w:bidi w:val="0"/>
-      <w:spacing w:before="0" w:after="0"/>
-      <w:jc w:val="left"/>
-    </w:pPr>
-    <w:rPr>
-      <w:rFonts w:ascii="Times New Roman" w:hAnsi="Times New Roman" w:eastAsia="Times New Roman" w:cs="Times New Roman"/>
-      <w:color w:val="auto"/>
-      <w:kern w:val="0"/>
-      <w:sz w:val="24"/>
-      <w:szCs w:val="24"/>
-      <w:lang w:val="en-US" w:eastAsia="ja-JP" w:bidi="ar-SA"/>
-    </w:rPr>
   </w:style>
   <w:style w:type="paragraph" w:styleId="Heading1">
-    <w:name w:val="Heading 1"/>
+    <w:name w:val="heading 1"/>
     <w:basedOn w:val="Normal"/>
     <w:next w:val="Normal"/>
     <w:uiPriority w:val="9"/>
     <w:qFormat/>
     <w:pPr>
-      <w:spacing w:before="0" w:after="167"/>
+      <w:spacing w:after="167"/>
       <w:outlineLvl w:val="0"/>
     </w:pPr>
     <w:rPr>
-      <w:rFonts w:ascii="Arial" w:hAnsi="Arial" w:eastAsia="Arial" w:cs="Arial"/>
+      <w:rFonts w:ascii="Arial" w:eastAsia="Arial" w:hAnsi="Arial" w:cs="Arial"/>
       <w:b/>
       <w:sz w:val="27"/>
       <w:szCs w:val="27"/>
     </w:rPr>
   </w:style>
   <w:style w:type="paragraph" w:styleId="Heading2">
-    <w:name w:val="Heading 2"/>
+    <w:name w:val="heading 2"/>
     <w:basedOn w:val="Normal"/>
     <w:next w:val="Normal"/>
     <w:uiPriority w:val="9"/>
@@ -3389,12 +3721,12 @@
     <w:unhideWhenUsed/>
     <w:qFormat/>
     <w:pPr>
-      <w:keepNext w:val="true"/>
+      <w:keepNext/>
       <w:spacing w:before="240" w:after="60"/>
       <w:outlineLvl w:val="1"/>
     </w:pPr>
     <w:rPr>
-      <w:rFonts w:ascii="Arial" w:hAnsi="Arial" w:eastAsia="Arial" w:cs="Arial"/>
+      <w:rFonts w:ascii="Arial" w:eastAsia="Arial" w:hAnsi="Arial" w:cs="Arial"/>
       <w:b/>
       <w:i/>
       <w:sz w:val="28"/>
@@ -3402,7 +3734,7 @@
     </w:rPr>
   </w:style>
   <w:style w:type="paragraph" w:styleId="Heading3">
-    <w:name w:val="Heading 3"/>
+    <w:name w:val="heading 3"/>
     <w:basedOn w:val="Normal"/>
     <w:next w:val="Normal"/>
     <w:uiPriority w:val="9"/>
@@ -3410,19 +3742,19 @@
     <w:unhideWhenUsed/>
     <w:qFormat/>
     <w:pPr>
-      <w:keepNext w:val="true"/>
+      <w:keepNext/>
       <w:spacing w:before="240" w:after="60"/>
       <w:outlineLvl w:val="2"/>
     </w:pPr>
     <w:rPr>
-      <w:rFonts w:ascii="Arial" w:hAnsi="Arial" w:eastAsia="Arial" w:cs="Arial"/>
+      <w:rFonts w:ascii="Arial" w:eastAsia="Arial" w:hAnsi="Arial" w:cs="Arial"/>
       <w:b/>
       <w:sz w:val="26"/>
       <w:szCs w:val="26"/>
     </w:rPr>
   </w:style>
   <w:style w:type="paragraph" w:styleId="Heading4">
-    <w:name w:val="Heading 4"/>
+    <w:name w:val="heading 4"/>
     <w:basedOn w:val="Normal"/>
     <w:next w:val="Normal"/>
     <w:uiPriority w:val="9"/>
@@ -3430,7 +3762,7 @@
     <w:unhideWhenUsed/>
     <w:qFormat/>
     <w:pPr>
-      <w:keepNext w:val="true"/>
+      <w:keepNext/>
       <w:keepLines/>
       <w:spacing w:before="240" w:after="40"/>
       <w:outlineLvl w:val="3"/>
@@ -3440,7 +3772,7 @@
     </w:rPr>
   </w:style>
   <w:style w:type="paragraph" w:styleId="Heading5">
-    <w:name w:val="Heading 5"/>
+    <w:name w:val="heading 5"/>
     <w:basedOn w:val="Normal"/>
     <w:next w:val="Normal"/>
     <w:uiPriority w:val="9"/>
@@ -3448,7 +3780,7 @@
     <w:unhideWhenUsed/>
     <w:qFormat/>
     <w:pPr>
-      <w:keepNext w:val="true"/>
+      <w:keepNext/>
       <w:keepLines/>
       <w:spacing w:before="220" w:after="40"/>
       <w:outlineLvl w:val="4"/>
@@ -3460,7 +3792,7 @@
     </w:rPr>
   </w:style>
   <w:style w:type="paragraph" w:styleId="Heading6">
-    <w:name w:val="Heading 6"/>
+    <w:name w:val="heading 6"/>
     <w:basedOn w:val="Normal"/>
     <w:next w:val="Normal"/>
     <w:uiPriority w:val="9"/>
@@ -3468,7 +3800,7 @@
     <w:unhideWhenUsed/>
     <w:qFormat/>
     <w:pPr>
-      <w:keepNext w:val="true"/>
+      <w:keepNext/>
       <w:keepLines/>
       <w:spacing w:before="200" w:after="40"/>
       <w:outlineLvl w:val="5"/>
@@ -3479,13 +3811,31 @@
       <w:szCs w:val="20"/>
     </w:rPr>
   </w:style>
-  <w:style w:type="character" w:styleId="DefaultParagraphFont" w:default="1">
+  <w:style w:type="character" w:default="1" w:styleId="DefaultParagraphFont">
     <w:name w:val="Default Paragraph Font"/>
     <w:uiPriority w:val="1"/>
+    <w:unhideWhenUsed/>
+  </w:style>
+  <w:style w:type="table" w:default="1" w:styleId="TableNormal">
+    <w:name w:val="Normal Table"/>
+    <w:uiPriority w:val="99"/>
     <w:semiHidden/>
     <w:unhideWhenUsed/>
-    <w:qFormat/>
-    <w:rPr/>
+    <w:tblPr>
+      <w:tblInd w:w="0" w:type="dxa"/>
+      <w:tblCellMar>
+        <w:top w:w="0" w:type="dxa"/>
+        <w:left w:w="108" w:type="dxa"/>
+        <w:bottom w:w="0" w:type="dxa"/>
+        <w:right w:w="108" w:type="dxa"/>
+      </w:tblCellMar>
+    </w:tblPr>
+  </w:style>
+  <w:style w:type="numbering" w:default="1" w:styleId="NoList">
+    <w:name w:val="No List"/>
+    <w:uiPriority w:val="99"/>
+    <w:semiHidden/>
+    <w:unhideWhenUsed/>
   </w:style>
   <w:style w:type="character" w:styleId="Hyperlink">
     <w:name w:val="Hyperlink"/>
@@ -3494,24 +3844,24 @@
       <w:u w:val="single"/>
     </w:rPr>
   </w:style>
-  <w:style w:type="character" w:styleId="Bullets">
+  <w:style w:type="character" w:customStyle="1" w:styleId="Bullets">
     <w:name w:val="Bullets"/>
     <w:qFormat/>
     <w:rPr>
-      <w:rFonts w:ascii="OpenSymbol" w:hAnsi="OpenSymbol" w:eastAsia="OpenSymbol" w:cs="OpenSymbol"/>
+      <w:rFonts w:ascii="OpenSymbol" w:eastAsia="OpenSymbol" w:hAnsi="OpenSymbol" w:cs="OpenSymbol"/>
     </w:rPr>
   </w:style>
-  <w:style w:type="paragraph" w:styleId="Heading">
+  <w:style w:type="paragraph" w:customStyle="1" w:styleId="Heading">
     <w:name w:val="Heading"/>
     <w:basedOn w:val="Normal"/>
     <w:next w:val="BodyText"/>
     <w:qFormat/>
     <w:pPr>
-      <w:keepNext w:val="true"/>
+      <w:keepNext/>
       <w:spacing w:before="240" w:after="120"/>
     </w:pPr>
     <w:rPr>
-      <w:rFonts w:ascii="Liberation Sans" w:hAnsi="Liberation Sans" w:eastAsia="Noto Sans CJK SC" w:cs="FreeSans"/>
+      <w:rFonts w:ascii="Liberation Sans" w:eastAsia="Noto Sans CJK SC" w:hAnsi="Liberation Sans" w:cs="FreeSans"/>
       <w:sz w:val="28"/>
       <w:szCs w:val="28"/>
     </w:rPr>
@@ -3520,20 +3870,18 @@
     <w:name w:val="Body Text"/>
     <w:basedOn w:val="Normal"/>
     <w:pPr>
-      <w:spacing w:lineRule="auto" w:line="276" w:before="0" w:after="140"/>
+      <w:spacing w:after="140" w:line="276" w:lineRule="auto"/>
     </w:pPr>
-    <w:rPr/>
   </w:style>
   <w:style w:type="paragraph" w:styleId="List">
     <w:name w:val="List"/>
     <w:basedOn w:val="BodyText"/>
-    <w:pPr/>
     <w:rPr>
       <w:rFonts w:cs="FreeSans"/>
     </w:rPr>
   </w:style>
   <w:style w:type="paragraph" w:styleId="Caption">
-    <w:name w:val="Caption"/>
+    <w:name w:val="caption"/>
     <w:basedOn w:val="Normal"/>
     <w:qFormat/>
     <w:pPr>
@@ -3544,11 +3892,9 @@
       <w:rFonts w:cs="FreeSans"/>
       <w:i/>
       <w:iCs/>
-      <w:sz w:val="24"/>
-      <w:szCs w:val="24"/>
     </w:rPr>
   </w:style>
-  <w:style w:type="paragraph" w:styleId="Index">
+  <w:style w:type="paragraph" w:customStyle="1" w:styleId="Index">
     <w:name w:val="Index"/>
     <w:basedOn w:val="Normal"/>
     <w:qFormat/>
@@ -3566,7 +3912,7 @@
     <w:uiPriority w:val="10"/>
     <w:qFormat/>
     <w:pPr>
-      <w:keepNext w:val="true"/>
+      <w:keepNext/>
       <w:keepLines/>
       <w:spacing w:before="480" w:after="120"/>
     </w:pPr>
@@ -3583,101 +3929,99 @@
     <w:uiPriority w:val="11"/>
     <w:qFormat/>
     <w:pPr>
-      <w:keepNext w:val="true"/>
+      <w:keepNext/>
       <w:keepLines/>
       <w:spacing w:before="360" w:after="80"/>
     </w:pPr>
     <w:rPr>
-      <w:rFonts w:ascii="Georgia" w:hAnsi="Georgia" w:eastAsia="Georgia" w:cs="Georgia"/>
+      <w:rFonts w:ascii="Georgia" w:eastAsia="Georgia" w:hAnsi="Georgia" w:cs="Georgia"/>
       <w:i/>
       <w:color w:val="666666"/>
       <w:sz w:val="48"/>
       <w:szCs w:val="48"/>
     </w:rPr>
   </w:style>
-  <w:style w:type="paragraph" w:styleId="HeaderandFooter">
+  <w:style w:type="paragraph" w:customStyle="1" w:styleId="HeaderandFooter">
     <w:name w:val="Header and Footer"/>
     <w:basedOn w:val="Normal"/>
     <w:qFormat/>
-    <w:pPr/>
-    <w:rPr/>
   </w:style>
   <w:style w:type="paragraph" w:styleId="Header">
-    <w:name w:val="Header"/>
+    <w:name w:val="header"/>
     <w:basedOn w:val="HeaderandFooter"/>
-    <w:pPr/>
-    <w:rPr/>
   </w:style>
-  <w:style w:type="paragraph" w:styleId="TableContents">
+  <w:style w:type="paragraph" w:customStyle="1" w:styleId="TableContents">
     <w:name w:val="Table Contents"/>
     <w:basedOn w:val="Normal"/>
     <w:qFormat/>
     <w:pPr>
-      <w:widowControl w:val="false"/>
+      <w:widowControl w:val="0"/>
       <w:suppressLineNumbers/>
     </w:pPr>
-    <w:rPr/>
   </w:style>
-  <w:style w:type="numbering" w:styleId="NoList" w:default="1">
-    <w:name w:val="No List"/>
+  <w:style w:type="character" w:styleId="UnresolvedMention">
+    <w:name w:val="Unresolved Mention"/>
+    <w:basedOn w:val="DefaultParagraphFont"/>
     <w:uiPriority w:val="99"/>
     <w:semiHidden/>
     <w:unhideWhenUsed/>
-    <w:qFormat/>
+    <w:rsid w:val="00FE6908"/>
+    <w:rPr>
+      <w:color w:val="605E5C"/>
+      <w:shd w:val="clear" w:color="auto" w:fill="E1DFDD"/>
+    </w:rPr>
   </w:style>
-  <w:style w:type="table" w:default="1" w:styleId="TableNormal">
-    <w:name w:val="Normal Table"/>
+  <w:style w:type="character" w:styleId="FollowedHyperlink">
+    <w:name w:val="FollowedHyperlink"/>
+    <w:basedOn w:val="DefaultParagraphFont"/>
     <w:uiPriority w:val="99"/>
     <w:semiHidden/>
     <w:unhideWhenUsed/>
-    <w:tblPr>
-      <w:tblCellMar>
-        <w:top w:w="0" w:type="dxa"/>
-        <w:left w:w="108" w:type="dxa"/>
-        <w:bottom w:w="0" w:type="dxa"/>
-        <w:right w:w="108" w:type="dxa"/>
-      </w:tblCellMar>
-    </w:tblPr>
+    <w:rsid w:val="00FE6908"/>
+    <w:rPr>
+      <w:color w:val="800080" w:themeColor="followedHyperlink"/>
+      <w:u w:val="single"/>
+    </w:rPr>
   </w:style>
 </w:styles>
 </file>
 
 <file path=word/theme/theme1.xml><?xml version="1.0" encoding="utf-8"?>
-<a:theme xmlns:a="http://schemas.openxmlformats.org/drawingml/2006/main" xmlns:r="http://schemas.openxmlformats.org/officeDocument/2006/relationships" name="Office Theme">
+<a:theme xmlns:a="http://schemas.openxmlformats.org/drawingml/2006/main" name="Office Theme">
   <a:themeElements>
     <a:clrScheme name="Office">
       <a:dk1>
         <a:srgbClr val="000000"/>
       </a:dk1>
       <a:lt1>
-        <a:srgbClr val="ffffff"/>
+        <a:srgbClr val="FFFFFF"/>
       </a:lt1>
       <a:dk2>
-        <a:srgbClr val="1f497d"/>
+        <a:srgbClr val="1F497D"/>
       </a:dk2>
       <a:lt2>
-        <a:srgbClr val="eeece1"/>
+        <a:srgbClr val="EEECE1"/>
       </a:lt2>
       <a:accent1>
-        <a:srgbClr val="4f81bd"/>
+        <a:srgbClr val="4F81BD"/>
       </a:accent1>
       <a:accent2>
-        <a:srgbClr val="c0504d"/>
+        <a:srgbClr val="C0504D"/>
       </a:accent2>
       <a:accent3>
-        <a:srgbClr val="9bbb59"/>
+        <a:srgbClr val="9BBB59"/>
       </a:accent3>
       <a:accent4>
-        <a:srgbClr val="8064a2"/>
+        <a:srgbClr val="8064A2"/>
       </a:accent4>
       <a:accent5>
-        <a:srgbClr val="4bacc6"/>
+        <a:srgbClr val="4BACC6"/>
       </a:accent5>
       <a:accent6>
-        <a:srgbClr val="f79646"/>
+        <a:srgbClr val="F79646"/>
       </a:accent6>
       <a:hlink>
-        <a:srgbClr val="0000ff"/>
+        <a:srgbClr val="0000FF"/>
       </a:hlink>
       <a:folHlink>
         <a:srgbClr val="800080"/>
@@ -3685,12 +4029,12 @@
     </a:clrScheme>
     <a:fontScheme name="Office">
       <a:majorFont>
-        <a:latin typeface="Calibri" pitchFamily="0" charset="1"/>
+        <a:latin typeface="Calibri"/>
         <a:ea typeface=""/>
         <a:cs typeface=""/>
       </a:majorFont>
       <a:minorFont>
-        <a:latin typeface="Cambria" pitchFamily="0" charset="1"/>
+        <a:latin typeface="Cambria"/>
         <a:ea typeface=""/>
         <a:cs typeface=""/>
       </a:minorFont>
@@ -3719,7 +4063,7 @@
             </a:gs>
           </a:gsLst>
           <a:lin ang="16200000" scaled="1"/>
-          <a:tileRect l="0" t="0" r="0" b="0"/>
+          <a:tileRect/>
         </a:gradFill>
         <a:gradFill>
           <a:gsLst>
@@ -3737,7 +4081,7 @@
             </a:gs>
           </a:gsLst>
           <a:lin ang="16200000" scaled="0"/>
-          <a:tileRect l="0" t="0" r="0" b="0"/>
+          <a:tileRect/>
         </a:gradFill>
       </a:fillStyleLst>
       <a:lnStyleLst>
@@ -3788,7 +4132,7 @@
           <a:path path="circle">
             <a:fillToRect l="50000" t="-80000" r="50000" b="180000"/>
           </a:path>
-          <a:tileRect l="0" t="0" r="0" b="0"/>
+          <a:tileRect/>
         </a:gradFill>
         <a:gradFill>
           <a:gsLst>
@@ -3806,10 +4150,12 @@
           <a:path path="circle">
             <a:fillToRect l="50000" t="50000" r="50000" b="50000"/>
           </a:path>
-          <a:tileRect l="0" t="0" r="0" b="0"/>
+          <a:tileRect/>
         </a:gradFill>
       </a:bgFillStyleLst>
     </a:fmtScheme>
   </a:themeElements>
+  <a:objectDefaults/>
+  <a:extraClrSchemeLst/>
 </a:theme>
 </file>
--- a/Deep_Learning_Systems_Analysis_Report.docx
+++ b/Deep_Learning_Systems_Analysis_Report.docx
@@ -93,7 +93,23 @@
         <w:ind w:firstLine="720"/>
       </w:pPr>
       <w:r>
-        <w:t>This project explores the effects of reducing the parameter size for a UNet model’s performance on semantic segmentation of Mars Rover Curiosity’s image data for the purposes of navigation. We will train two models, a full-sized UNet model and one with significantly reduced parameters. We’ll summarize the results, examine ethical and bias concerns before discussing possible future work.</w:t>
+        <w:t xml:space="preserve">This project explores the effects of reducing the parameter size for a </w:t>
+      </w:r>
+      <w:proofErr w:type="spellStart"/>
+      <w:r>
+        <w:t>UNet</w:t>
+      </w:r>
+      <w:proofErr w:type="spellEnd"/>
+      <w:r>
+        <w:t xml:space="preserve"> model’s performance on semantic segmentation of Mars Rover Curiosity’s image data for the purposes of navigation. We will train two models, a full-sized </w:t>
+      </w:r>
+      <w:proofErr w:type="spellStart"/>
+      <w:r>
+        <w:t>UNet</w:t>
+      </w:r>
+      <w:proofErr w:type="spellEnd"/>
+      <w:r>
+        <w:t xml:space="preserve"> model and one with significantly reduced parameters. We’ll summarize the results, examine ethical and bias concerns before discussing possible future work.</w:t>
       </w:r>
     </w:p>
     <w:p>
@@ -204,14 +220,24 @@
         <w:ind w:firstLine="720"/>
       </w:pPr>
       <w:r>
-        <w:t>Our task will be to look at the difference in performance in the UNet model (</w:t>
-      </w:r>
+        <w:t xml:space="preserve">Our task will be to look at the difference in performance in the </w:t>
+      </w:r>
+      <w:proofErr w:type="spellStart"/>
+      <w:r>
+        <w:t>UNet</w:t>
+      </w:r>
+      <w:proofErr w:type="spellEnd"/>
+      <w:r>
+        <w:t xml:space="preserve"> model (</w:t>
+      </w:r>
+      <w:proofErr w:type="spellStart"/>
       <w:r>
         <w:rPr>
           <w:lang w:val="en-CA"/>
         </w:rPr>
         <w:t>Ronneberger</w:t>
       </w:r>
+      <w:proofErr w:type="spellEnd"/>
       <w:r>
         <w:rPr>
           <w:lang w:val="en-CA"/>
@@ -229,13 +255,7 @@
         <w:rPr>
           <w:lang w:val="en-CA"/>
         </w:rPr>
-        <w:t>Yang</w:t>
-      </w:r>
-      <w:r>
-        <w:rPr>
-          <w:lang w:val="en-CA"/>
-        </w:rPr>
-        <w:t xml:space="preserve"> 2023</w:t>
+        <w:t>Yang 2023</w:t>
       </w:r>
       <w:r>
         <w:t xml:space="preserve">). To support this </w:t>
@@ -251,19 +271,7 @@
           <w:rPr>
             <w:rStyle w:val="Hyperlink"/>
           </w:rPr>
-          <w:t>AI4Mars d</w:t>
-        </w:r>
-        <w:r>
-          <w:rPr>
-            <w:rStyle w:val="Hyperlink"/>
-          </w:rPr>
-          <w:t>a</w:t>
-        </w:r>
-        <w:r>
-          <w:rPr>
-            <w:rStyle w:val="Hyperlink"/>
-          </w:rPr>
-          <w:t>taset</w:t>
+          <w:t>AI4Mars dataset</w:t>
         </w:r>
       </w:hyperlink>
       <w:r>
@@ -273,13 +281,7 @@
         <w:rPr>
           <w:lang w:val="en-CA"/>
         </w:rPr>
-        <w:t>Swan</w:t>
-      </w:r>
-      <w:r>
-        <w:rPr>
-          <w:lang w:val="en-CA"/>
-        </w:rPr>
-        <w:t xml:space="preserve"> 2021</w:t>
+        <w:t>Swan 2021</w:t>
       </w:r>
       <w:r>
         <w:t>). We extracted the images and ground truth labels related to the Navigation Mast on the Rover. The ground truth labels provided by the AI4Mars dataset come in four categories:</w:t>
@@ -428,7 +430,7 @@
           <w:noProof/>
         </w:rPr>
         <w:drawing>
-          <wp:inline distT="0" distB="0" distL="0" distR="0" wp14:anchorId="34293168" wp14:editId="2558C1AD">
+          <wp:inline distT="0" distB="0" distL="0" distR="0" wp14:anchorId="34293168" wp14:editId="383B7112">
             <wp:extent cx="5941060" cy="2769870"/>
             <wp:effectExtent l="0" t="0" r="0" b="0"/>
             <wp:docPr id="1622755224" name="Picture 4"/>
@@ -517,7 +519,15 @@
         </w:r>
       </w:fldSimple>
       <w:r>
-        <w:t xml:space="preserve"> UNet Architecture - Generated with AI Assistance</w:t>
+        <w:t xml:space="preserve"> </w:t>
+      </w:r>
+      <w:proofErr w:type="spellStart"/>
+      <w:r>
+        <w:t>UNet</w:t>
+      </w:r>
+      <w:proofErr w:type="spellEnd"/>
+      <w:r>
+        <w:t xml:space="preserve"> Architecture - Generated with AI Assistance</w:t>
       </w:r>
     </w:p>
     <w:p>
@@ -592,7 +602,23 @@
       </w:pPr>
       <w:r>
         <w:lastRenderedPageBreak/>
-        <w:t>The baseline model we built was based on UNet – a model originally intended for solving semantic segmentation problems in the medical industry. A diagram of this model can be seen in figure N. We deviated slightly from the original implementation by adding a BatchNorm operation to the convolution module.  This model had 15,329,473 parameters.</w:t>
+        <w:t xml:space="preserve">The baseline model we built was based on </w:t>
+      </w:r>
+      <w:proofErr w:type="spellStart"/>
+      <w:r>
+        <w:t>UNet</w:t>
+      </w:r>
+      <w:proofErr w:type="spellEnd"/>
+      <w:r>
+        <w:t xml:space="preserve"> – a model originally intended for solving semantic segmentation problems in the medical industry. A diagram of this model can be seen in figure N. We deviated slightly from the original implementation by adding a </w:t>
+      </w:r>
+      <w:proofErr w:type="spellStart"/>
+      <w:r>
+        <w:t>BatchNorm</w:t>
+      </w:r>
+      <w:proofErr w:type="spellEnd"/>
+      <w:r>
+        <w:t xml:space="preserve"> operation to the convolution module.  This model had 15,329,473 parameters.</w:t>
       </w:r>
     </w:p>
     <w:p>
@@ -600,14 +626,27 @@
         <w:spacing w:line="480" w:lineRule="auto"/>
         <w:ind w:firstLine="720"/>
       </w:pPr>
-      <w:r>
-        <w:t xml:space="preserve">UNet works by having two parallel encoders bridged by a convolution layer. Each encoder has a skip connection to the encoder of a similar size on the opposite end of the network. Encoders on the input side of the network effectively </w:t>
+      <w:proofErr w:type="spellStart"/>
+      <w:r>
+        <w:t>UNet</w:t>
+      </w:r>
+      <w:proofErr w:type="spellEnd"/>
+      <w:r>
+        <w:t xml:space="preserve"> works by having two parallel encoders bridged by a convolution layer. Each encoder has a skip connection to the encoder of a similar size on the opposite end of the network. Encoders on the input side of the network effectively </w:t>
       </w:r>
       <w:r>
         <w:t>down samples</w:t>
       </w:r>
       <w:r>
-        <w:t xml:space="preserve"> the image via MaxPool, with each step having an increasing number of filters. Each step on the output side of the network </w:t>
+        <w:t xml:space="preserve"> the image via </w:t>
+      </w:r>
+      <w:proofErr w:type="spellStart"/>
+      <w:r>
+        <w:t>MaxPool</w:t>
+      </w:r>
+      <w:proofErr w:type="spellEnd"/>
+      <w:r>
+        <w:t xml:space="preserve">, with each step having an increasing number of filters. Each step on the output side of the network </w:t>
       </w:r>
       <w:r>
         <w:t>Up samples</w:t>
@@ -622,7 +661,23 @@
         <w:ind w:firstLine="720"/>
       </w:pPr>
       <w:r>
-        <w:t>Our comparison model used the same architecture as the UNet architecture. The primary change for the comparison model, which we’ll refer to as Mini-UNet, is the reduction of the number of filters for each step in the convolution modules by 50%. This version of the model has 960,049 parameters.</w:t>
+        <w:t xml:space="preserve">Our comparison model used the same architecture as the </w:t>
+      </w:r>
+      <w:proofErr w:type="spellStart"/>
+      <w:r>
+        <w:t>UNet</w:t>
+      </w:r>
+      <w:proofErr w:type="spellEnd"/>
+      <w:r>
+        <w:t xml:space="preserve"> architecture. The primary change for the comparison model, which we’ll refer to as Mini-</w:t>
+      </w:r>
+      <w:proofErr w:type="spellStart"/>
+      <w:r>
+        <w:t>UNet</w:t>
+      </w:r>
+      <w:proofErr w:type="spellEnd"/>
+      <w:r>
+        <w:t>, is the reduction of the number of filters for each step in the convolution modules by 50%. This version of the model has 960,049 parameters.</w:t>
       </w:r>
     </w:p>
     <w:p>
@@ -658,7 +713,15 @@
         <w:t>We</w:t>
       </w:r>
       <w:r>
-        <w:t xml:space="preserve"> perform an experiment to see the effects of reducing the number of parameters in a UNet to see if the smaller version </w:t>
+        <w:t xml:space="preserve"> perform an experiment to see the effects of reducing the number of parameters in a </w:t>
+      </w:r>
+      <w:proofErr w:type="spellStart"/>
+      <w:r>
+        <w:t>UNet</w:t>
+      </w:r>
+      <w:proofErr w:type="spellEnd"/>
+      <w:r>
+        <w:t xml:space="preserve"> to see if the smaller version </w:t>
       </w:r>
       <w:r>
         <w:t>can</w:t>
@@ -698,7 +761,15 @@
       </w:pPr>
       <w:r>
         <w:lastRenderedPageBreak/>
-        <w:t xml:space="preserve">Reduce size to 512x512. Note that when resizing the training masks we used a Nearest </w:t>
+        <w:t xml:space="preserve">Reduce size to 512x512. Note that when resizing the training </w:t>
+      </w:r>
+      <w:proofErr w:type="gramStart"/>
+      <w:r>
+        <w:t>masks</w:t>
+      </w:r>
+      <w:proofErr w:type="gramEnd"/>
+      <w:r>
+        <w:t xml:space="preserve"> we used a Nearest </w:t>
       </w:r>
       <w:r>
         <w:t>Neighbor</w:t>
@@ -1067,7 +1138,15 @@
       </w:pPr>
       <w:r>
         <w:tab/>
-        <w:t>We further evaluated the results using the mean Intersection Over Union Metric (mIoU) (</w:t>
+        <w:t>We further evaluated the results using the mean Intersection Over Union Metric (</w:t>
+      </w:r>
+      <w:proofErr w:type="spellStart"/>
+      <w:r>
+        <w:t>mIoU</w:t>
+      </w:r>
+      <w:proofErr w:type="spellEnd"/>
+      <w:r>
+        <w:t>) (</w:t>
       </w:r>
       <w:r>
         <w:t>Long, J</w:t>
@@ -1437,7 +1516,23 @@
         <w:ind w:firstLine="720"/>
       </w:pPr>
       <w:r>
-        <w:t xml:space="preserve">As seen in the results table both models obtained similar results on the Dice Coefficient and mIoU metrics.  This suggests that the UNet was over-sized for the problem at hand. It </w:t>
+        <w:t xml:space="preserve">As seen in the results table both models obtained similar results on the Dice Coefficient and </w:t>
+      </w:r>
+      <w:proofErr w:type="spellStart"/>
+      <w:r>
+        <w:t>mIoU</w:t>
+      </w:r>
+      <w:proofErr w:type="spellEnd"/>
+      <w:r>
+        <w:t xml:space="preserve"> metrics.  This suggests that the </w:t>
+      </w:r>
+      <w:proofErr w:type="spellStart"/>
+      <w:r>
+        <w:t>UNet</w:t>
+      </w:r>
+      <w:proofErr w:type="spellEnd"/>
+      <w:r>
+        <w:t xml:space="preserve"> was over-sized for the problem at hand. It </w:t>
       </w:r>
       <w:r>
         <w:t>may be</w:t>
@@ -1452,7 +1547,17 @@
         <w:ind w:firstLine="720"/>
       </w:pPr>
       <w:r>
-        <w:t>It’s also worth noting (although perhaps expected) that the smaller model took considerably less time to train – reducing training time from ~588 minutes to ~31 minutes. Evaluation of the data was also much faster, reducing from 1m 30s to 1m3.8. Its possible at this point that the system was more limited by the time it took to load and preprocess the images than the network itself.</w:t>
+        <w:t xml:space="preserve">It’s also worth noting (although perhaps expected) that the smaller model took considerably less time to train – reducing training time from ~588 minutes to ~31 minutes. Evaluation of the data was also much faster, reducing from 1m 30s to 1m3.8. </w:t>
+      </w:r>
+      <w:proofErr w:type="spellStart"/>
+      <w:proofErr w:type="gramStart"/>
+      <w:r>
+        <w:t>Its</w:t>
+      </w:r>
+      <w:proofErr w:type="spellEnd"/>
+      <w:proofErr w:type="gramEnd"/>
+      <w:r>
+        <w:t xml:space="preserve"> possible at this point that the system was more limited by the time it took to load and preprocess the images than the network itself.</w:t>
       </w:r>
     </w:p>
     <w:tbl>
@@ -1607,6 +1712,7 @@
                 <w:color w:val="000000"/>
               </w:rPr>
             </w:pPr>
+            <w:proofErr w:type="spellStart"/>
             <w:r>
               <w:rPr>
                 <w:rFonts w:ascii="Liberation Serif" w:hAnsi="Liberation Serif"/>
@@ -1616,6 +1722,7 @@
               </w:rPr>
               <w:t>mIoU</w:t>
             </w:r>
+            <w:proofErr w:type="spellEnd"/>
           </w:p>
         </w:tc>
       </w:tr>
@@ -1632,6 +1739,7 @@
                 <w:color w:val="000000"/>
               </w:rPr>
             </w:pPr>
+            <w:proofErr w:type="spellStart"/>
             <w:r>
               <w:rPr>
                 <w:rFonts w:ascii="Liberation Serif" w:hAnsi="Liberation Serif"/>
@@ -1639,6 +1747,7 @@
               </w:rPr>
               <w:t>UNet</w:t>
             </w:r>
+            <w:proofErr w:type="spellEnd"/>
           </w:p>
         </w:tc>
         <w:tc>
@@ -1747,8 +1856,17 @@
                 <w:rFonts w:ascii="Liberation Serif" w:hAnsi="Liberation Serif"/>
                 <w:color w:val="000000"/>
               </w:rPr>
-              <w:t>Mini-UNet</w:t>
+              <w:t>Mini-</w:t>
             </w:r>
+            <w:proofErr w:type="spellStart"/>
+            <w:r>
+              <w:rPr>
+                <w:rFonts w:ascii="Liberation Serif" w:hAnsi="Liberation Serif"/>
+                <w:color w:val="000000"/>
+              </w:rPr>
+              <w:t>UNet</w:t>
+            </w:r>
+            <w:proofErr w:type="spellEnd"/>
           </w:p>
         </w:tc>
         <w:tc>
@@ -1874,7 +1992,15 @@
         <w:t>5</w:t>
       </w:r>
       <w:r>
-        <w:t>. As might be anticipated by their similar Dice Coefficient and mIoU their outputs are largely similar. Of note is the fact that both models missed the two large rocks in fifth row.</w:t>
+        <w:t xml:space="preserve">. As might be anticipated by their similar Dice Coefficient and </w:t>
+      </w:r>
+      <w:proofErr w:type="spellStart"/>
+      <w:r>
+        <w:t>mIoU</w:t>
+      </w:r>
+      <w:proofErr w:type="spellEnd"/>
+      <w:r>
+        <w:t xml:space="preserve"> their outputs are largely similar. Of note is the fact that both models missed the two large rocks in fifth row.</w:t>
       </w:r>
     </w:p>
     <w:p>
@@ -1904,7 +2030,15 @@
         </w:r>
       </w:fldSimple>
       <w:r>
-        <w:t xml:space="preserve"> UNet Segmentation Sample</w:t>
+        <w:t xml:space="preserve"> </w:t>
+      </w:r>
+      <w:proofErr w:type="spellStart"/>
+      <w:r>
+        <w:t>UNet</w:t>
+      </w:r>
+      <w:proofErr w:type="spellEnd"/>
+      <w:r>
+        <w:t xml:space="preserve"> Segmentation Sample</w:t>
       </w:r>
     </w:p>
     <w:p>
@@ -1986,7 +2120,15 @@
         </w:r>
       </w:fldSimple>
       <w:r>
-        <w:t xml:space="preserve"> Mini-UNet Segmentation Example</w:t>
+        <w:t xml:space="preserve"> Mini-</w:t>
+      </w:r>
+      <w:proofErr w:type="spellStart"/>
+      <w:r>
+        <w:t>UNet</w:t>
+      </w:r>
+      <w:proofErr w:type="spellEnd"/>
+      <w:r>
+        <w:t xml:space="preserve"> Segmentation Example</w:t>
       </w:r>
     </w:p>
     <w:p>
@@ -2083,7 +2225,15 @@
         <w:t>investigated</w:t>
       </w:r>
       <w:r>
-        <w:t xml:space="preserve"> the effects of reducing the parameters on UNet model for solving a semantic segmentation task. While it turned out that on the available data, reducing the size of the network had no appreciable effect, we should keep the following points in mind:</w:t>
+        <w:t xml:space="preserve"> the effects of reducing the parameters on </w:t>
+      </w:r>
+      <w:proofErr w:type="spellStart"/>
+      <w:r>
+        <w:t>UNet</w:t>
+      </w:r>
+      <w:proofErr w:type="spellEnd"/>
+      <w:r>
+        <w:t xml:space="preserve"> model for solving a semantic segmentation task. While it turned out that on the available data, reducing the size of the network had no appreciable effect, we should keep the following points in mind:</w:t>
       </w:r>
     </w:p>
     <w:p>
@@ -2173,7 +2323,15 @@
         <w:t>on</w:t>
       </w:r>
       <w:r>
-        <w:t xml:space="preserve"> the small area of Mars that Curiosity was able to reach, but potentially to any artifacts / idiosyncrasies in the Curiosity Rover’s camera system itself. </w:t>
+        <w:t xml:space="preserve"> the small area of Mars that Curiosity was able to reach, but potentially </w:t>
+      </w:r>
+      <w:proofErr w:type="gramStart"/>
+      <w:r>
+        <w:t>to</w:t>
+      </w:r>
+      <w:proofErr w:type="gramEnd"/>
+      <w:r>
+        <w:t xml:space="preserve"> any artifacts / idiosyncrasies in the Curiosity Rover’s camera system itself. </w:t>
       </w:r>
       <w:r>
         <w:t>It’s</w:t>
@@ -2200,7 +2358,19 @@
         <w:t>million-dollar</w:t>
       </w:r>
       <w:r>
-        <w:t xml:space="preserve"> Rover. For example, if the Rover encountered the rocks shown in the final row of figure N, the model would completely miss it, possibly resulting in the Rover colliding with the rocks.</w:t>
+        <w:t xml:space="preserve"> Rover. For example, if the Rover encountered the rocks shown in the final row of figure</w:t>
+      </w:r>
+      <w:r>
+        <w:t>s</w:t>
+      </w:r>
+      <w:r>
+        <w:t xml:space="preserve"> </w:t>
+      </w:r>
+      <w:r>
+        <w:t>4 &amp; 5</w:t>
+      </w:r>
+      <w:r>
+        <w:t>, the model would completely miss it, possibly resulting in the Rover colliding with the rocks.</w:t>
       </w:r>
     </w:p>
     <w:p>
@@ -2385,66 +2555,28 @@
         <w:lastRenderedPageBreak/>
         <w:t>References</w:t>
       </w:r>
+      <w:r>
+        <w:rPr>
+          <w:lang w:val="en-CA"/>
+        </w:rPr>
+        <w:tab/>
+      </w:r>
     </w:p>
     <w:p>
       <w:pPr>
         <w:spacing w:line="480" w:lineRule="auto"/>
         <w:ind w:left="720"/>
-        <w:rPr>
-          <w:lang w:val="en-CA"/>
-        </w:rPr>
-      </w:pPr>
-      <w:r>
-        <w:rPr>
-          <w:lang w:val="en-CA"/>
-        </w:rPr>
-        <w:t xml:space="preserve">Aquino-Brítez, S., García-Sánchez, P., Ortiz, A., &amp; Aquino-Brítez, D. (2025). Towards an energy consumption index for deep learning models: A comparative analysis of architectures, GPUs, and measurement tools. </w:t>
-      </w:r>
-      <w:r>
-        <w:rPr>
-          <w:i/>
-          <w:iCs/>
-          <w:lang w:val="en-CA"/>
-        </w:rPr>
-        <w:t>Sensors, 25</w:t>
-      </w:r>
-      <w:r>
-        <w:rPr>
-          <w:lang w:val="en-CA"/>
-        </w:rPr>
-        <w:t xml:space="preserve">(3), 846. </w:t>
-      </w:r>
-      <w:hyperlink r:id="rId13" w:tgtFrame="_blank" w:history="1">
-        <w:r>
-          <w:rPr>
-            <w:rStyle w:val="Hyperlink"/>
-            <w:lang w:val="en-CA"/>
-          </w:rPr>
-          <w:t>https://www.ncbi.nlm.nih.gov/pmc/articles/PMC11820128/</w:t>
-        </w:r>
-      </w:hyperlink>
-    </w:p>
-    <w:p>
-      <w:pPr>
-        <w:spacing w:line="480" w:lineRule="auto"/>
-        <w:rPr>
-          <w:lang w:val="en-CA"/>
-        </w:rPr>
-      </w:pPr>
-      <w:r>
-        <w:rPr>
-          <w:lang w:val="en-CA"/>
-        </w:rPr>
-        <w:tab/>
-      </w:r>
-    </w:p>
-    <w:p>
-      <w:pPr>
-        <w:spacing w:line="480" w:lineRule="auto"/>
-        <w:ind w:left="720"/>
-      </w:pPr>
-      <w:r>
-        <w:t>Dai, Y., Zheng, T., Xue, C., &amp; Zhou, L. (2022). SegMarsViT: Lightweight Mars Terrain Segmentation Network for Autonomous Driving in Planetary Exploration. </w:t>
+      </w:pPr>
+      <w:r>
+        <w:t xml:space="preserve">Dai, Y., Zheng, T., Xue, C., &amp; Zhou, L. (2022). </w:t>
+      </w:r>
+      <w:proofErr w:type="spellStart"/>
+      <w:r>
+        <w:t>SegMarsViT</w:t>
+      </w:r>
+      <w:proofErr w:type="spellEnd"/>
+      <w:r>
+        <w:t>: Lightweight Mars Terrain Segmentation Network for Autonomous Driving in Planetary Exploration. </w:t>
       </w:r>
       <w:r>
         <w:rPr>
@@ -2524,6 +2656,7 @@
         </w:rPr>
         <w:t xml:space="preserve">Ronneberger, O., Fischer, P., &amp; Brox, T. (2015). U-Net: Convolutional networks for biomedical image segmentation. </w:t>
       </w:r>
+      <w:proofErr w:type="spellStart"/>
       <w:r>
         <w:rPr>
           <w:i/>
@@ -2532,13 +2665,14 @@
         </w:rPr>
         <w:t>arXiv</w:t>
       </w:r>
+      <w:proofErr w:type="spellEnd"/>
       <w:r>
         <w:rPr>
           <w:lang w:val="en-CA"/>
         </w:rPr>
         <w:t xml:space="preserve">. </w:t>
       </w:r>
-      <w:hyperlink r:id="rId14" w:tgtFrame="_blank" w:history="1">
+      <w:hyperlink r:id="rId13" w:tgtFrame="_blank" w:history="1">
         <w:r>
           <w:rPr>
             <w:rStyle w:val="Hyperlink"/>
@@ -2582,7 +2716,7 @@
         </w:rPr>
         <w:t xml:space="preserve">. </w:t>
       </w:r>
-      <w:hyperlink r:id="rId15" w:tgtFrame="_blank" w:history="1">
+      <w:hyperlink r:id="rId14" w:tgtFrame="_blank" w:history="1">
         <w:r>
           <w:rPr>
             <w:rStyle w:val="Hyperlink"/>
@@ -2615,6 +2749,7 @@
         </w:rPr>
         <w:t xml:space="preserve">Yang, C., Wen, J., &amp; Liu, Y. (2023). Unveiling energy efficiency in deep learning: Measurement, prediction, and scoring across edge devices. </w:t>
       </w:r>
+      <w:proofErr w:type="spellStart"/>
       <w:r>
         <w:rPr>
           <w:i/>
@@ -2623,13 +2758,14 @@
         </w:rPr>
         <w:t>arXiv</w:t>
       </w:r>
+      <w:proofErr w:type="spellEnd"/>
       <w:r>
         <w:rPr>
           <w:lang w:val="en-CA"/>
         </w:rPr>
         <w:t xml:space="preserve">. </w:t>
       </w:r>
-      <w:hyperlink r:id="rId16" w:tgtFrame="_blank">
+      <w:hyperlink r:id="rId15" w:tgtFrame="_blank">
         <w:r>
           <w:rPr>
             <w:rStyle w:val="Hyperlink"/>
@@ -2673,9 +2809,9 @@
       </w:pPr>
     </w:p>
     <w:sectPr>
-      <w:headerReference w:type="even" r:id="rId17"/>
-      <w:headerReference w:type="default" r:id="rId18"/>
-      <w:headerReference w:type="first" r:id="rId19"/>
+      <w:headerReference w:type="even" r:id="rId16"/>
+      <w:headerReference w:type="default" r:id="rId17"/>
+      <w:headerReference w:type="first" r:id="rId18"/>
       <w:pgSz w:w="12240" w:h="15840"/>
       <w:pgMar w:top="1440" w:right="1440" w:bottom="1440" w:left="1440" w:header="720" w:footer="0" w:gutter="0"/>
       <w:pgNumType w:start="1"/>
@@ -3814,6 +3950,7 @@
   <w:style w:type="character" w:default="1" w:styleId="DefaultParagraphFont">
     <w:name w:val="Default Paragraph Font"/>
     <w:uiPriority w:val="1"/>
+    <w:semiHidden/>
     <w:unhideWhenUsed/>
   </w:style>
   <w:style w:type="table" w:default="1" w:styleId="TableNormal">
